--- a/apostila/Apostila Space For Men.docx
+++ b/apostila/Apostila Space For Men.docx
@@ -4174,6 +4174,7 @@
       </w:pPr>
       <w:r>
         <w:rPr>
+          <w:noProof/>
           <w:sz w:val="24"/>
           <w:szCs w:val="24"/>
         </w:rPr>
@@ -4215,6 +4216,7 @@
       </w:r>
       <w:r>
         <w:rPr>
+          <w:noProof/>
           <w:sz w:val="24"/>
           <w:szCs w:val="24"/>
         </w:rPr>
@@ -4434,6 +4436,7 @@
       </w:pPr>
       <w:r>
         <w:rPr>
+          <w:noProof/>
           <w:sz w:val="24"/>
           <w:szCs w:val="24"/>
         </w:rPr>
@@ -4533,6 +4536,7 @@
       </w:pPr>
       <w:r>
         <w:rPr>
+          <w:noProof/>
           <w:sz w:val="24"/>
           <w:szCs w:val="24"/>
         </w:rPr>
@@ -4574,6 +4578,7 @@
       </w:r>
       <w:r>
         <w:rPr>
+          <w:noProof/>
           <w:sz w:val="24"/>
           <w:szCs w:val="24"/>
         </w:rPr>
@@ -4713,6 +4718,7 @@
       </w:pPr>
       <w:r>
         <w:rPr>
+          <w:noProof/>
           <w:sz w:val="24"/>
           <w:szCs w:val="24"/>
         </w:rPr>
@@ -4834,6 +4840,7 @@
       </w:pPr>
       <w:r>
         <w:rPr>
+          <w:noProof/>
           <w:sz w:val="24"/>
           <w:szCs w:val="24"/>
         </w:rPr>
@@ -5082,9 +5089,9 @@
           <w:szCs w:val="24"/>
         </w:rPr>
       </w:pPr>
-      <w:bookmarkStart w:id="0" w:name="_GoBack"/>
-      <w:r>
-        <w:rPr>
+      <w:r>
+        <w:rPr>
+          <w:noProof/>
           <w:sz w:val="24"/>
           <w:szCs w:val="24"/>
         </w:rPr>
@@ -5124,26 +5131,1318 @@
           </wp:inline>
         </w:drawing>
       </w:r>
+      <w:r>
+        <w:rPr>
+          <w:sz w:val="24"/>
+          <w:szCs w:val="24"/>
+        </w:rPr>
+        <w:br w:type="page"/>
+      </w:r>
+    </w:p>
+    <w:p>
+      <w:pPr>
+        <w:pStyle w:val="PargrafodaLista"/>
+        <w:tabs>
+          <w:tab w:val="left" w:pos="1275"/>
+        </w:tabs>
+        <w:rPr>
+          <w:sz w:val="24"/>
+          <w:szCs w:val="24"/>
+        </w:rPr>
+      </w:pPr>
+      <w:r>
+        <w:rPr>
+          <w:sz w:val="24"/>
+          <w:szCs w:val="24"/>
+        </w:rPr>
+        <w:t xml:space="preserve">27 – Trabalhando com </w:t>
+      </w:r>
+      <w:proofErr w:type="spellStart"/>
+      <w:r>
+        <w:rPr>
+          <w:sz w:val="24"/>
+          <w:szCs w:val="24"/>
+        </w:rPr>
+        <w:t>Main</w:t>
+      </w:r>
+      <w:proofErr w:type="spellEnd"/>
+      <w:r>
+        <w:rPr>
+          <w:sz w:val="24"/>
+          <w:szCs w:val="24"/>
+        </w:rPr>
+        <w:t xml:space="preserve"> criamos uma lista não ordenada onde inserimos um subtítulo, imagem e parágrafos para cada item da lista conforme imagem:</w:t>
+      </w:r>
+    </w:p>
+    <w:p>
+      <w:pPr>
+        <w:pStyle w:val="PargrafodaLista"/>
+        <w:tabs>
+          <w:tab w:val="left" w:pos="1275"/>
+        </w:tabs>
+        <w:rPr>
+          <w:sz w:val="24"/>
+          <w:szCs w:val="24"/>
+        </w:rPr>
+      </w:pPr>
+    </w:p>
+    <w:p>
+      <w:pPr>
+        <w:pStyle w:val="PargrafodaLista"/>
+        <w:tabs>
+          <w:tab w:val="left" w:pos="1275"/>
+        </w:tabs>
+        <w:rPr>
+          <w:sz w:val="24"/>
+          <w:szCs w:val="24"/>
+        </w:rPr>
+      </w:pPr>
+      <w:r>
+        <w:rPr>
+          <w:sz w:val="24"/>
+          <w:szCs w:val="24"/>
+        </w:rPr>
+        <w:drawing>
+          <wp:inline distT="0" distB="0" distL="0" distR="0" wp14:anchorId="280D0720" wp14:editId="0BD9183F">
+            <wp:extent cx="5782482" cy="4486901"/>
+            <wp:effectExtent l="0" t="0" r="8890" b="9525"/>
+            <wp:docPr id="38" name="Imagem 38"/>
+            <wp:cNvGraphicFramePr>
+              <a:graphicFrameLocks xmlns:a="http://schemas.openxmlformats.org/drawingml/2006/main" noChangeAspect="1"/>
+            </wp:cNvGraphicFramePr>
+            <a:graphic xmlns:a="http://schemas.openxmlformats.org/drawingml/2006/main">
+              <a:graphicData uri="http://schemas.openxmlformats.org/drawingml/2006/picture">
+                <pic:pic xmlns:pic="http://schemas.openxmlformats.org/drawingml/2006/picture">
+                  <pic:nvPicPr>
+                    <pic:cNvPr id="1" name=""/>
+                    <pic:cNvPicPr/>
+                  </pic:nvPicPr>
+                  <pic:blipFill>
+                    <a:blip r:embed="rId45"/>
+                    <a:stretch>
+                      <a:fillRect/>
+                    </a:stretch>
+                  </pic:blipFill>
+                  <pic:spPr>
+                    <a:xfrm>
+                      <a:off x="0" y="0"/>
+                      <a:ext cx="5782482" cy="4486901"/>
+                    </a:xfrm>
+                    <a:prstGeom prst="rect">
+                      <a:avLst/>
+                    </a:prstGeom>
+                  </pic:spPr>
+                </pic:pic>
+              </a:graphicData>
+            </a:graphic>
+          </wp:inline>
+        </w:drawing>
+      </w:r>
+      <w:r>
+        <w:rPr>
+          <w:sz w:val="24"/>
+          <w:szCs w:val="24"/>
+        </w:rPr>
+        <w:t xml:space="preserve"> </w:t>
+      </w:r>
+    </w:p>
+    <w:p>
+      <w:pPr>
+        <w:pStyle w:val="PargrafodaLista"/>
+        <w:tabs>
+          <w:tab w:val="left" w:pos="1275"/>
+        </w:tabs>
+        <w:rPr>
+          <w:sz w:val="24"/>
+          <w:szCs w:val="24"/>
+        </w:rPr>
+      </w:pPr>
+    </w:p>
+    <w:p>
+      <w:pPr>
+        <w:pStyle w:val="PargrafodaLista"/>
+        <w:tabs>
+          <w:tab w:val="left" w:pos="1275"/>
+        </w:tabs>
+        <w:rPr>
+          <w:sz w:val="24"/>
+          <w:szCs w:val="24"/>
+        </w:rPr>
+      </w:pPr>
+      <w:r>
+        <w:rPr>
+          <w:noProof/>
+          <w:sz w:val="24"/>
+          <w:szCs w:val="24"/>
+        </w:rPr>
+        <mc:AlternateContent>
+          <mc:Choice Requires="wps">
+            <w:drawing>
+              <wp:anchor distT="0" distB="0" distL="114300" distR="114300" simplePos="0" relativeHeight="251665408" behindDoc="0" locked="0" layoutInCell="1" allowOverlap="1">
+                <wp:simplePos x="0" y="0"/>
+                <wp:positionH relativeFrom="column">
+                  <wp:posOffset>2252127</wp:posOffset>
+                </wp:positionH>
+                <wp:positionV relativeFrom="paragraph">
+                  <wp:posOffset>191097</wp:posOffset>
+                </wp:positionV>
+                <wp:extent cx="3487003" cy="689212"/>
+                <wp:effectExtent l="38100" t="0" r="18415" b="73025"/>
+                <wp:wrapNone/>
+                <wp:docPr id="40" name="Conector de Seta Reta 40"/>
+                <wp:cNvGraphicFramePr/>
+                <a:graphic xmlns:a="http://schemas.openxmlformats.org/drawingml/2006/main">
+                  <a:graphicData uri="http://schemas.microsoft.com/office/word/2010/wordprocessingShape">
+                    <wps:wsp>
+                      <wps:cNvCnPr/>
+                      <wps:spPr>
+                        <a:xfrm flipH="1">
+                          <a:off x="0" y="0"/>
+                          <a:ext cx="3487003" cy="689212"/>
+                        </a:xfrm>
+                        <a:prstGeom prst="straightConnector1">
+                          <a:avLst/>
+                        </a:prstGeom>
+                        <a:ln>
+                          <a:tailEnd type="triangle"/>
+                        </a:ln>
+                      </wps:spPr>
+                      <wps:style>
+                        <a:lnRef idx="1">
+                          <a:schemeClr val="accent1"/>
+                        </a:lnRef>
+                        <a:fillRef idx="0">
+                          <a:schemeClr val="accent1"/>
+                        </a:fillRef>
+                        <a:effectRef idx="0">
+                          <a:schemeClr val="accent1"/>
+                        </a:effectRef>
+                        <a:fontRef idx="minor">
+                          <a:schemeClr val="tx1"/>
+                        </a:fontRef>
+                      </wps:style>
+                      <wps:bodyPr/>
+                    </wps:wsp>
+                  </a:graphicData>
+                </a:graphic>
+              </wp:anchor>
+            </w:drawing>
+          </mc:Choice>
+          <mc:Fallback>
+            <w:pict>
+              <v:shapetype w14:anchorId="2D95EA6A" id="_x0000_t32" coordsize="21600,21600" o:spt="32" o:oned="t" path="m,l21600,21600e" filled="f">
+                <v:path arrowok="t" fillok="f" o:connecttype="none"/>
+                <o:lock v:ext="edit" shapetype="t"/>
+              </v:shapetype>
+              <v:shape id="Conector de Seta Reta 40" o:spid="_x0000_s1026" type="#_x0000_t32" style="position:absolute;margin-left:177.35pt;margin-top:15.05pt;width:274.55pt;height:54.25pt;flip:x;z-index:251665408;visibility:visible;mso-wrap-style:square;mso-wrap-distance-left:9pt;mso-wrap-distance-top:0;mso-wrap-distance-right:9pt;mso-wrap-distance-bottom:0;mso-position-horizontal:absolute;mso-position-horizontal-relative:text;mso-position-vertical:absolute;mso-position-vertical-relative:text" o:gfxdata="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" strokecolor="#4472c4 [3204]" strokeweight=".5pt">
+                <v:stroke endarrow="block" joinstyle="miter"/>
+              </v:shape>
+            </w:pict>
+          </mc:Fallback>
+        </mc:AlternateContent>
+      </w:r>
+      <w:r>
+        <w:rPr>
+          <w:sz w:val="24"/>
+          <w:szCs w:val="24"/>
+        </w:rPr>
+        <w:t>28 – Para colocar cada item da lista um ao lado do outro</w:t>
+      </w:r>
+      <w:r>
+        <w:rPr>
+          <w:sz w:val="24"/>
+          <w:szCs w:val="24"/>
+        </w:rPr>
+        <w:t xml:space="preserve"> inserimos uma classe na lista(</w:t>
+      </w:r>
+      <w:proofErr w:type="spellStart"/>
+      <w:r>
+        <w:rPr>
+          <w:sz w:val="24"/>
+          <w:szCs w:val="24"/>
+        </w:rPr>
+        <w:t>html</w:t>
+      </w:r>
+      <w:proofErr w:type="spellEnd"/>
+      <w:r>
+        <w:rPr>
+          <w:sz w:val="24"/>
+          <w:szCs w:val="24"/>
+        </w:rPr>
+        <w:t xml:space="preserve">) e no </w:t>
+      </w:r>
+      <w:proofErr w:type="spellStart"/>
+      <w:r>
+        <w:rPr>
+          <w:sz w:val="24"/>
+          <w:szCs w:val="24"/>
+        </w:rPr>
+        <w:t>css</w:t>
+      </w:r>
+      <w:proofErr w:type="spellEnd"/>
+      <w:r>
+        <w:rPr>
+          <w:sz w:val="24"/>
+          <w:szCs w:val="24"/>
+        </w:rPr>
+        <w:t xml:space="preserve"> </w:t>
+      </w:r>
+      <w:r>
+        <w:rPr>
+          <w:sz w:val="24"/>
+          <w:szCs w:val="24"/>
+        </w:rPr>
+        <w:t>adicionamos o</w:t>
+      </w:r>
+    </w:p>
+    <w:p>
+      <w:pPr>
+        <w:pStyle w:val="PargrafodaLista"/>
+        <w:tabs>
+          <w:tab w:val="left" w:pos="1275"/>
+        </w:tabs>
+        <w:rPr>
+          <w:sz w:val="24"/>
+          <w:szCs w:val="24"/>
+        </w:rPr>
+      </w:pPr>
+      <w:r>
+        <w:rPr>
+          <w:sz w:val="24"/>
+          <w:szCs w:val="24"/>
+        </w:rPr>
+        <w:t xml:space="preserve">Display: </w:t>
+      </w:r>
+      <w:proofErr w:type="spellStart"/>
+      <w:r>
+        <w:rPr>
+          <w:sz w:val="24"/>
+          <w:szCs w:val="24"/>
+        </w:rPr>
+        <w:t>inline-block</w:t>
+      </w:r>
+      <w:proofErr w:type="spellEnd"/>
+    </w:p>
+    <w:p>
+      <w:pPr>
+        <w:pStyle w:val="PargrafodaLista"/>
+        <w:tabs>
+          <w:tab w:val="left" w:pos="1275"/>
+        </w:tabs>
+        <w:rPr>
+          <w:sz w:val="24"/>
+          <w:szCs w:val="24"/>
+        </w:rPr>
+      </w:pPr>
+    </w:p>
+    <w:p>
+      <w:pPr>
+        <w:pStyle w:val="PargrafodaLista"/>
+        <w:tabs>
+          <w:tab w:val="left" w:pos="1275"/>
+        </w:tabs>
+        <w:rPr>
+          <w:sz w:val="24"/>
+          <w:szCs w:val="24"/>
+        </w:rPr>
+      </w:pPr>
+      <w:r>
+        <w:rPr>
+          <w:sz w:val="24"/>
+          <w:szCs w:val="24"/>
+        </w:rPr>
+        <w:drawing>
+          <wp:inline distT="0" distB="0" distL="0" distR="0" wp14:anchorId="00349A2D" wp14:editId="50D81DB5">
+            <wp:extent cx="4136009" cy="2122653"/>
+            <wp:effectExtent l="0" t="0" r="0" b="0"/>
+            <wp:docPr id="39" name="Imagem 39"/>
+            <wp:cNvGraphicFramePr>
+              <a:graphicFrameLocks xmlns:a="http://schemas.openxmlformats.org/drawingml/2006/main" noChangeAspect="1"/>
+            </wp:cNvGraphicFramePr>
+            <a:graphic xmlns:a="http://schemas.openxmlformats.org/drawingml/2006/main">
+              <a:graphicData uri="http://schemas.openxmlformats.org/drawingml/2006/picture">
+                <pic:pic xmlns:pic="http://schemas.openxmlformats.org/drawingml/2006/picture">
+                  <pic:nvPicPr>
+                    <pic:cNvPr id="1" name=""/>
+                    <pic:cNvPicPr/>
+                  </pic:nvPicPr>
+                  <pic:blipFill>
+                    <a:blip r:embed="rId46"/>
+                    <a:stretch>
+                      <a:fillRect/>
+                    </a:stretch>
+                  </pic:blipFill>
+                  <pic:spPr>
+                    <a:xfrm>
+                      <a:off x="0" y="0"/>
+                      <a:ext cx="4206035" cy="2158591"/>
+                    </a:xfrm>
+                    <a:prstGeom prst="rect">
+                      <a:avLst/>
+                    </a:prstGeom>
+                  </pic:spPr>
+                </pic:pic>
+              </a:graphicData>
+            </a:graphic>
+          </wp:inline>
+        </w:drawing>
+      </w:r>
+      <w:r>
+        <w:rPr>
+          <w:sz w:val="24"/>
+          <w:szCs w:val="24"/>
+        </w:rPr>
+        <w:drawing>
+          <wp:inline distT="0" distB="0" distL="0" distR="0" wp14:anchorId="58DA0A50" wp14:editId="5798300D">
+            <wp:extent cx="2675064" cy="1029837"/>
+            <wp:effectExtent l="0" t="0" r="0" b="0"/>
+            <wp:docPr id="47" name="Imagem 47"/>
+            <wp:cNvGraphicFramePr>
+              <a:graphicFrameLocks xmlns:a="http://schemas.openxmlformats.org/drawingml/2006/main" noChangeAspect="1"/>
+            </wp:cNvGraphicFramePr>
+            <a:graphic xmlns:a="http://schemas.openxmlformats.org/drawingml/2006/main">
+              <a:graphicData uri="http://schemas.openxmlformats.org/drawingml/2006/picture">
+                <pic:pic xmlns:pic="http://schemas.openxmlformats.org/drawingml/2006/picture">
+                  <pic:nvPicPr>
+                    <pic:cNvPr id="1" name=""/>
+                    <pic:cNvPicPr/>
+                  </pic:nvPicPr>
+                  <pic:blipFill>
+                    <a:blip r:embed="rId47"/>
+                    <a:stretch>
+                      <a:fillRect/>
+                    </a:stretch>
+                  </pic:blipFill>
+                  <pic:spPr>
+                    <a:xfrm>
+                      <a:off x="0" y="0"/>
+                      <a:ext cx="2705054" cy="1041383"/>
+                    </a:xfrm>
+                    <a:prstGeom prst="rect">
+                      <a:avLst/>
+                    </a:prstGeom>
+                  </pic:spPr>
+                </pic:pic>
+              </a:graphicData>
+            </a:graphic>
+          </wp:inline>
+        </w:drawing>
+      </w:r>
+    </w:p>
+    <w:p>
+      <w:pPr>
+        <w:pStyle w:val="PargrafodaLista"/>
+        <w:tabs>
+          <w:tab w:val="left" w:pos="1275"/>
+        </w:tabs>
+        <w:rPr>
+          <w:sz w:val="24"/>
+          <w:szCs w:val="24"/>
+        </w:rPr>
+      </w:pPr>
+      <w:r>
+        <w:rPr>
+          <w:sz w:val="24"/>
+          <w:szCs w:val="24"/>
+        </w:rPr>
+        <w:drawing>
+          <wp:inline distT="0" distB="0" distL="0" distR="0" wp14:anchorId="51D7A32D" wp14:editId="589BE511">
+            <wp:extent cx="6528052" cy="2558102"/>
+            <wp:effectExtent l="0" t="0" r="6350" b="0"/>
+            <wp:docPr id="48" name="Imagem 48"/>
+            <wp:cNvGraphicFramePr>
+              <a:graphicFrameLocks xmlns:a="http://schemas.openxmlformats.org/drawingml/2006/main" noChangeAspect="1"/>
+            </wp:cNvGraphicFramePr>
+            <a:graphic xmlns:a="http://schemas.openxmlformats.org/drawingml/2006/main">
+              <a:graphicData uri="http://schemas.openxmlformats.org/drawingml/2006/picture">
+                <pic:pic xmlns:pic="http://schemas.openxmlformats.org/drawingml/2006/picture">
+                  <pic:nvPicPr>
+                    <pic:cNvPr id="1" name=""/>
+                    <pic:cNvPicPr/>
+                  </pic:nvPicPr>
+                  <pic:blipFill>
+                    <a:blip r:embed="rId48"/>
+                    <a:stretch>
+                      <a:fillRect/>
+                    </a:stretch>
+                  </pic:blipFill>
+                  <pic:spPr>
+                    <a:xfrm>
+                      <a:off x="0" y="0"/>
+                      <a:ext cx="6564380" cy="2572338"/>
+                    </a:xfrm>
+                    <a:prstGeom prst="rect">
+                      <a:avLst/>
+                    </a:prstGeom>
+                  </pic:spPr>
+                </pic:pic>
+              </a:graphicData>
+            </a:graphic>
+          </wp:inline>
+        </w:drawing>
+      </w:r>
+    </w:p>
+    <w:p>
+      <w:pPr>
+        <w:pStyle w:val="PargrafodaLista"/>
+        <w:tabs>
+          <w:tab w:val="left" w:pos="1275"/>
+        </w:tabs>
+        <w:rPr>
+          <w:sz w:val="24"/>
+          <w:szCs w:val="24"/>
+        </w:rPr>
+      </w:pPr>
+    </w:p>
+    <w:p>
+      <w:pPr>
+        <w:pStyle w:val="PargrafodaLista"/>
+        <w:tabs>
+          <w:tab w:val="left" w:pos="1275"/>
+        </w:tabs>
+        <w:rPr>
+          <w:sz w:val="24"/>
+          <w:szCs w:val="24"/>
+        </w:rPr>
+      </w:pPr>
+      <w:r>
+        <w:rPr>
+          <w:sz w:val="24"/>
+          <w:szCs w:val="24"/>
+        </w:rPr>
+        <w:t xml:space="preserve">29 </w:t>
+      </w:r>
+      <w:r>
+        <w:rPr>
+          <w:sz w:val="24"/>
+          <w:szCs w:val="24"/>
+        </w:rPr>
+        <w:t>–</w:t>
+      </w:r>
+      <w:r>
+        <w:rPr>
+          <w:sz w:val="24"/>
+          <w:szCs w:val="24"/>
+        </w:rPr>
+        <w:t xml:space="preserve"> </w:t>
+      </w:r>
+      <w:r>
+        <w:rPr>
+          <w:sz w:val="24"/>
+          <w:szCs w:val="24"/>
+        </w:rPr>
+        <w:t xml:space="preserve">Para centralizar a lista demos uma largura e utilizamos o </w:t>
+      </w:r>
+      <w:proofErr w:type="spellStart"/>
+      <w:r>
+        <w:rPr>
+          <w:sz w:val="24"/>
+          <w:szCs w:val="24"/>
+        </w:rPr>
+        <w:t>margin</w:t>
+      </w:r>
+      <w:proofErr w:type="spellEnd"/>
+      <w:r>
+        <w:rPr>
+          <w:sz w:val="24"/>
+          <w:szCs w:val="24"/>
+        </w:rPr>
+        <w:t>: 0 auto</w:t>
+      </w:r>
+      <w:r>
+        <w:rPr>
+          <w:sz w:val="24"/>
+          <w:szCs w:val="24"/>
+        </w:rPr>
+        <w:t xml:space="preserve">, e aumentamos o espaço interno com o </w:t>
+      </w:r>
+      <w:proofErr w:type="spellStart"/>
+      <w:r>
+        <w:rPr>
+          <w:sz w:val="24"/>
+          <w:szCs w:val="24"/>
+        </w:rPr>
+        <w:t>padding</w:t>
+      </w:r>
+      <w:proofErr w:type="spellEnd"/>
+      <w:r>
+        <w:rPr>
+          <w:sz w:val="24"/>
+          <w:szCs w:val="24"/>
+        </w:rPr>
+        <w:t>.</w:t>
+      </w:r>
+    </w:p>
+    <w:p>
+      <w:pPr>
+        <w:pStyle w:val="PargrafodaLista"/>
+        <w:tabs>
+          <w:tab w:val="left" w:pos="1275"/>
+        </w:tabs>
+        <w:rPr>
+          <w:sz w:val="24"/>
+          <w:szCs w:val="24"/>
+        </w:rPr>
+      </w:pPr>
+    </w:p>
+    <w:p>
+      <w:pPr>
+        <w:pStyle w:val="PargrafodaLista"/>
+        <w:tabs>
+          <w:tab w:val="left" w:pos="1275"/>
+        </w:tabs>
+        <w:rPr>
+          <w:sz w:val="24"/>
+          <w:szCs w:val="24"/>
+        </w:rPr>
+      </w:pPr>
+      <w:r>
+        <w:rPr>
+          <w:sz w:val="24"/>
+          <w:szCs w:val="24"/>
+        </w:rPr>
+        <w:drawing>
+          <wp:inline distT="0" distB="0" distL="0" distR="0" wp14:anchorId="7057083D" wp14:editId="263CFA3F">
+            <wp:extent cx="3467584" cy="1771897"/>
+            <wp:effectExtent l="0" t="0" r="0" b="0"/>
+            <wp:docPr id="49" name="Imagem 49"/>
+            <wp:cNvGraphicFramePr>
+              <a:graphicFrameLocks xmlns:a="http://schemas.openxmlformats.org/drawingml/2006/main" noChangeAspect="1"/>
+            </wp:cNvGraphicFramePr>
+            <a:graphic xmlns:a="http://schemas.openxmlformats.org/drawingml/2006/main">
+              <a:graphicData uri="http://schemas.openxmlformats.org/drawingml/2006/picture">
+                <pic:pic xmlns:pic="http://schemas.openxmlformats.org/drawingml/2006/picture">
+                  <pic:nvPicPr>
+                    <pic:cNvPr id="1" name=""/>
+                    <pic:cNvPicPr/>
+                  </pic:nvPicPr>
+                  <pic:blipFill>
+                    <a:blip r:embed="rId49"/>
+                    <a:stretch>
+                      <a:fillRect/>
+                    </a:stretch>
+                  </pic:blipFill>
+                  <pic:spPr>
+                    <a:xfrm>
+                      <a:off x="0" y="0"/>
+                      <a:ext cx="3467584" cy="1771897"/>
+                    </a:xfrm>
+                    <a:prstGeom prst="rect">
+                      <a:avLst/>
+                    </a:prstGeom>
+                  </pic:spPr>
+                </pic:pic>
+              </a:graphicData>
+            </a:graphic>
+          </wp:inline>
+        </w:drawing>
+      </w:r>
+    </w:p>
+    <w:p>
+      <w:pPr>
+        <w:pStyle w:val="PargrafodaLista"/>
+        <w:tabs>
+          <w:tab w:val="left" w:pos="1275"/>
+        </w:tabs>
+        <w:rPr>
+          <w:sz w:val="24"/>
+          <w:szCs w:val="24"/>
+        </w:rPr>
+      </w:pPr>
+      <w:r>
+        <w:rPr>
+          <w:noProof/>
+          <w:sz w:val="24"/>
+          <w:szCs w:val="24"/>
+        </w:rPr>
+        <mc:AlternateContent>
+          <mc:Choice Requires="wps">
+            <w:drawing>
+              <wp:anchor distT="0" distB="0" distL="114300" distR="114300" simplePos="0" relativeHeight="251667456" behindDoc="0" locked="0" layoutInCell="1" allowOverlap="1">
+                <wp:simplePos x="0" y="0"/>
+                <wp:positionH relativeFrom="column">
+                  <wp:posOffset>2579673</wp:posOffset>
+                </wp:positionH>
+                <wp:positionV relativeFrom="paragraph">
+                  <wp:posOffset>175638</wp:posOffset>
+                </wp:positionV>
+                <wp:extent cx="3248167" cy="1337481"/>
+                <wp:effectExtent l="38100" t="0" r="28575" b="72390"/>
+                <wp:wrapNone/>
+                <wp:docPr id="52" name="Conector de Seta Reta 52"/>
+                <wp:cNvGraphicFramePr/>
+                <a:graphic xmlns:a="http://schemas.openxmlformats.org/drawingml/2006/main">
+                  <a:graphicData uri="http://schemas.microsoft.com/office/word/2010/wordprocessingShape">
+                    <wps:wsp>
+                      <wps:cNvCnPr/>
+                      <wps:spPr>
+                        <a:xfrm flipH="1">
+                          <a:off x="0" y="0"/>
+                          <a:ext cx="3248167" cy="1337481"/>
+                        </a:xfrm>
+                        <a:prstGeom prst="straightConnector1">
+                          <a:avLst/>
+                        </a:prstGeom>
+                        <a:ln>
+                          <a:tailEnd type="triangle"/>
+                        </a:ln>
+                      </wps:spPr>
+                      <wps:style>
+                        <a:lnRef idx="1">
+                          <a:schemeClr val="accent1"/>
+                        </a:lnRef>
+                        <a:fillRef idx="0">
+                          <a:schemeClr val="accent1"/>
+                        </a:fillRef>
+                        <a:effectRef idx="0">
+                          <a:schemeClr val="accent1"/>
+                        </a:effectRef>
+                        <a:fontRef idx="minor">
+                          <a:schemeClr val="tx1"/>
+                        </a:fontRef>
+                      </wps:style>
+                      <wps:bodyPr/>
+                    </wps:wsp>
+                  </a:graphicData>
+                </a:graphic>
+              </wp:anchor>
+            </w:drawing>
+          </mc:Choice>
+          <mc:Fallback>
+            <w:pict>
+              <v:shape w14:anchorId="14BC0347" id="Conector de Seta Reta 52" o:spid="_x0000_s1026" type="#_x0000_t32" style="position:absolute;margin-left:203.1pt;margin-top:13.85pt;width:255.75pt;height:105.3pt;flip:x;z-index:251667456;visibility:visible;mso-wrap-style:square;mso-wrap-distance-left:9pt;mso-wrap-distance-top:0;mso-wrap-distance-right:9pt;mso-wrap-distance-bottom:0;mso-position-horizontal:absolute;mso-position-horizontal-relative:text;mso-position-vertical:absolute;mso-position-vertical-relative:text" o:gfxdata="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" strokecolor="#4472c4 [3204]" strokeweight=".5pt">
+                <v:stroke endarrow="block" joinstyle="miter"/>
+              </v:shape>
+            </w:pict>
+          </mc:Fallback>
+        </mc:AlternateContent>
+      </w:r>
+      <w:r>
+        <w:rPr>
+          <w:noProof/>
+          <w:sz w:val="24"/>
+          <w:szCs w:val="24"/>
+        </w:rPr>
+        <mc:AlternateContent>
+          <mc:Choice Requires="wps">
+            <w:drawing>
+              <wp:anchor distT="0" distB="0" distL="114300" distR="114300" simplePos="0" relativeHeight="251666432" behindDoc="0" locked="0" layoutInCell="1" allowOverlap="1">
+                <wp:simplePos x="0" y="0"/>
+                <wp:positionH relativeFrom="column">
+                  <wp:posOffset>1289685</wp:posOffset>
+                </wp:positionH>
+                <wp:positionV relativeFrom="paragraph">
+                  <wp:posOffset>154940</wp:posOffset>
+                </wp:positionV>
+                <wp:extent cx="1282700" cy="1029335"/>
+                <wp:effectExtent l="0" t="0" r="69850" b="56515"/>
+                <wp:wrapNone/>
+                <wp:docPr id="51" name="Conector de Seta Reta 51"/>
+                <wp:cNvGraphicFramePr/>
+                <a:graphic xmlns:a="http://schemas.openxmlformats.org/drawingml/2006/main">
+                  <a:graphicData uri="http://schemas.microsoft.com/office/word/2010/wordprocessingShape">
+                    <wps:wsp>
+                      <wps:cNvCnPr/>
+                      <wps:spPr>
+                        <a:xfrm>
+                          <a:off x="0" y="0"/>
+                          <a:ext cx="1282700" cy="1029335"/>
+                        </a:xfrm>
+                        <a:prstGeom prst="straightConnector1">
+                          <a:avLst/>
+                        </a:prstGeom>
+                        <a:ln>
+                          <a:tailEnd type="triangle"/>
+                        </a:ln>
+                      </wps:spPr>
+                      <wps:style>
+                        <a:lnRef idx="1">
+                          <a:schemeClr val="accent1"/>
+                        </a:lnRef>
+                        <a:fillRef idx="0">
+                          <a:schemeClr val="accent1"/>
+                        </a:fillRef>
+                        <a:effectRef idx="0">
+                          <a:schemeClr val="accent1"/>
+                        </a:effectRef>
+                        <a:fontRef idx="minor">
+                          <a:schemeClr val="tx1"/>
+                        </a:fontRef>
+                      </wps:style>
+                      <wps:bodyPr/>
+                    </wps:wsp>
+                  </a:graphicData>
+                </a:graphic>
+                <wp14:sizeRelH relativeFrom="margin">
+                  <wp14:pctWidth>0</wp14:pctWidth>
+                </wp14:sizeRelH>
+                <wp14:sizeRelV relativeFrom="margin">
+                  <wp14:pctHeight>0</wp14:pctHeight>
+                </wp14:sizeRelV>
+              </wp:anchor>
+            </w:drawing>
+          </mc:Choice>
+          <mc:Fallback>
+            <w:pict>
+              <v:shape w14:anchorId="1BAA5ABF" id="Conector de Seta Reta 51" o:spid="_x0000_s1026" type="#_x0000_t32" style="position:absolute;margin-left:101.55pt;margin-top:12.2pt;width:101pt;height:81.05pt;z-index:251666432;visibility:visible;mso-wrap-style:square;mso-width-percent:0;mso-height-percent:0;mso-wrap-distance-left:9pt;mso-wrap-distance-top:0;mso-wrap-distance-right:9pt;mso-wrap-distance-bottom:0;mso-position-horizontal:absolute;mso-position-horizontal-relative:text;mso-position-vertical:absolute;mso-position-vertical-relative:text;mso-width-percent:0;mso-height-percent:0;mso-width-relative:margin;mso-height-relative:margin" o:gfxdata="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" strokecolor="#4472c4 [3204]" strokeweight=".5pt">
+                <v:stroke endarrow="block" joinstyle="miter"/>
+              </v:shape>
+            </w:pict>
+          </mc:Fallback>
+        </mc:AlternateContent>
+      </w:r>
+      <w:r>
+        <w:rPr>
+          <w:sz w:val="24"/>
+          <w:szCs w:val="24"/>
+        </w:rPr>
+        <w:t xml:space="preserve">30- </w:t>
+      </w:r>
+      <w:r>
+        <w:rPr>
+          <w:sz w:val="24"/>
+          <w:szCs w:val="24"/>
+        </w:rPr>
+        <w:t>Centralizamos o subtítulo d</w:t>
+      </w:r>
+      <w:r>
+        <w:rPr>
+          <w:sz w:val="24"/>
+          <w:szCs w:val="24"/>
+        </w:rPr>
+        <w:t>os</w:t>
+      </w:r>
+      <w:r>
+        <w:rPr>
+          <w:sz w:val="24"/>
+          <w:szCs w:val="24"/>
+        </w:rPr>
+        <w:t xml:space="preserve"> ite</w:t>
+      </w:r>
+      <w:r>
+        <w:rPr>
+          <w:sz w:val="24"/>
+          <w:szCs w:val="24"/>
+        </w:rPr>
+        <w:t>ns</w:t>
+      </w:r>
+      <w:r>
+        <w:rPr>
+          <w:sz w:val="24"/>
+          <w:szCs w:val="24"/>
+        </w:rPr>
+        <w:t xml:space="preserve"> da lista</w:t>
+      </w:r>
+      <w:r>
+        <w:rPr>
+          <w:sz w:val="24"/>
+          <w:szCs w:val="24"/>
+        </w:rPr>
+        <w:t>,</w:t>
+      </w:r>
+      <w:r>
+        <w:rPr>
+          <w:sz w:val="24"/>
+          <w:szCs w:val="24"/>
+        </w:rPr>
+        <w:t xml:space="preserve"> e definimos que cada item</w:t>
+      </w:r>
+      <w:r>
+        <w:rPr>
+          <w:sz w:val="24"/>
+          <w:szCs w:val="24"/>
+        </w:rPr>
+        <w:t>,</w:t>
+      </w:r>
+      <w:r>
+        <w:rPr>
+          <w:sz w:val="24"/>
+          <w:szCs w:val="24"/>
+        </w:rPr>
+        <w:t xml:space="preserve"> possuem 30% de largura.</w:t>
+      </w:r>
+    </w:p>
+    <w:p>
+      <w:pPr>
+        <w:pStyle w:val="PargrafodaLista"/>
+        <w:tabs>
+          <w:tab w:val="left" w:pos="1275"/>
+        </w:tabs>
+        <w:rPr>
+          <w:sz w:val="24"/>
+          <w:szCs w:val="24"/>
+        </w:rPr>
+      </w:pPr>
+    </w:p>
+    <w:p>
+      <w:pPr>
+        <w:pStyle w:val="PargrafodaLista"/>
+        <w:tabs>
+          <w:tab w:val="left" w:pos="1275"/>
+        </w:tabs>
+        <w:rPr>
+          <w:sz w:val="24"/>
+          <w:szCs w:val="24"/>
+        </w:rPr>
+      </w:pPr>
+      <w:r>
+        <w:rPr>
+          <w:sz w:val="24"/>
+          <w:szCs w:val="24"/>
+        </w:rPr>
+        <w:drawing>
+          <wp:inline distT="0" distB="0" distL="0" distR="0" wp14:anchorId="5E9B5891" wp14:editId="3A13E48E">
+            <wp:extent cx="4096322" cy="1752845"/>
+            <wp:effectExtent l="0" t="0" r="0" b="0"/>
+            <wp:docPr id="50" name="Imagem 50"/>
+            <wp:cNvGraphicFramePr>
+              <a:graphicFrameLocks xmlns:a="http://schemas.openxmlformats.org/drawingml/2006/main" noChangeAspect="1"/>
+            </wp:cNvGraphicFramePr>
+            <a:graphic xmlns:a="http://schemas.openxmlformats.org/drawingml/2006/main">
+              <a:graphicData uri="http://schemas.openxmlformats.org/drawingml/2006/picture">
+                <pic:pic xmlns:pic="http://schemas.openxmlformats.org/drawingml/2006/picture">
+                  <pic:nvPicPr>
+                    <pic:cNvPr id="1" name=""/>
+                    <pic:cNvPicPr/>
+                  </pic:nvPicPr>
+                  <pic:blipFill>
+                    <a:blip r:embed="rId50"/>
+                    <a:stretch>
+                      <a:fillRect/>
+                    </a:stretch>
+                  </pic:blipFill>
+                  <pic:spPr>
+                    <a:xfrm>
+                      <a:off x="0" y="0"/>
+                      <a:ext cx="4096322" cy="1752845"/>
+                    </a:xfrm>
+                    <a:prstGeom prst="rect">
+                      <a:avLst/>
+                    </a:prstGeom>
+                  </pic:spPr>
+                </pic:pic>
+              </a:graphicData>
+            </a:graphic>
+          </wp:inline>
+        </w:drawing>
+      </w:r>
+    </w:p>
+    <w:p>
+      <w:pPr>
+        <w:pStyle w:val="PargrafodaLista"/>
+        <w:tabs>
+          <w:tab w:val="left" w:pos="1275"/>
+        </w:tabs>
+        <w:rPr>
+          <w:sz w:val="24"/>
+          <w:szCs w:val="24"/>
+        </w:rPr>
+      </w:pPr>
+    </w:p>
+    <w:p>
+      <w:pPr>
+        <w:pStyle w:val="PargrafodaLista"/>
+        <w:tabs>
+          <w:tab w:val="left" w:pos="1275"/>
+        </w:tabs>
+        <w:rPr>
+          <w:sz w:val="24"/>
+          <w:szCs w:val="24"/>
+        </w:rPr>
+      </w:pPr>
+      <w:r>
+        <w:rPr>
+          <w:noProof/>
+          <w:sz w:val="24"/>
+          <w:szCs w:val="24"/>
+        </w:rPr>
+        <mc:AlternateContent>
+          <mc:Choice Requires="wps">
+            <w:drawing>
+              <wp:anchor distT="0" distB="0" distL="114300" distR="114300" simplePos="0" relativeHeight="251668480" behindDoc="0" locked="0" layoutInCell="1" allowOverlap="1">
+                <wp:simplePos x="0" y="0"/>
+                <wp:positionH relativeFrom="column">
+                  <wp:posOffset>3378067</wp:posOffset>
+                </wp:positionH>
+                <wp:positionV relativeFrom="paragraph">
+                  <wp:posOffset>170046</wp:posOffset>
+                </wp:positionV>
+                <wp:extent cx="1542197" cy="1433015"/>
+                <wp:effectExtent l="38100" t="0" r="20320" b="53340"/>
+                <wp:wrapNone/>
+                <wp:docPr id="54" name="Conector de Seta Reta 54"/>
+                <wp:cNvGraphicFramePr/>
+                <a:graphic xmlns:a="http://schemas.openxmlformats.org/drawingml/2006/main">
+                  <a:graphicData uri="http://schemas.microsoft.com/office/word/2010/wordprocessingShape">
+                    <wps:wsp>
+                      <wps:cNvCnPr/>
+                      <wps:spPr>
+                        <a:xfrm flipH="1">
+                          <a:off x="0" y="0"/>
+                          <a:ext cx="1542197" cy="1433015"/>
+                        </a:xfrm>
+                        <a:prstGeom prst="straightConnector1">
+                          <a:avLst/>
+                        </a:prstGeom>
+                        <a:ln>
+                          <a:tailEnd type="triangle"/>
+                        </a:ln>
+                      </wps:spPr>
+                      <wps:style>
+                        <a:lnRef idx="1">
+                          <a:schemeClr val="accent1"/>
+                        </a:lnRef>
+                        <a:fillRef idx="0">
+                          <a:schemeClr val="accent1"/>
+                        </a:fillRef>
+                        <a:effectRef idx="0">
+                          <a:schemeClr val="accent1"/>
+                        </a:effectRef>
+                        <a:fontRef idx="minor">
+                          <a:schemeClr val="tx1"/>
+                        </a:fontRef>
+                      </wps:style>
+                      <wps:bodyPr/>
+                    </wps:wsp>
+                  </a:graphicData>
+                </a:graphic>
+              </wp:anchor>
+            </w:drawing>
+          </mc:Choice>
+          <mc:Fallback>
+            <w:pict>
+              <v:shape w14:anchorId="3CD4913B" id="Conector de Seta Reta 54" o:spid="_x0000_s1026" type="#_x0000_t32" style="position:absolute;margin-left:266pt;margin-top:13.4pt;width:121.45pt;height:112.85pt;flip:x;z-index:251668480;visibility:visible;mso-wrap-style:square;mso-wrap-distance-left:9pt;mso-wrap-distance-top:0;mso-wrap-distance-right:9pt;mso-wrap-distance-bottom:0;mso-position-horizontal:absolute;mso-position-horizontal-relative:text;mso-position-vertical:absolute;mso-position-vertical-relative:text" o:gfxdata="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" strokecolor="#4472c4 [3204]" strokeweight=".5pt">
+                <v:stroke endarrow="block" joinstyle="miter"/>
+              </v:shape>
+            </w:pict>
+          </mc:Fallback>
+        </mc:AlternateContent>
+      </w:r>
+      <w:r>
+        <w:rPr>
+          <w:sz w:val="24"/>
+          <w:szCs w:val="24"/>
+        </w:rPr>
+        <w:t xml:space="preserve">31- Para alinhar o texto na parte superior utilizamos o </w:t>
+      </w:r>
+      <w:proofErr w:type="spellStart"/>
+      <w:r>
+        <w:rPr>
+          <w:sz w:val="24"/>
+          <w:szCs w:val="24"/>
+        </w:rPr>
+        <w:t>vertical</w:t>
+      </w:r>
+      <w:r>
+        <w:rPr>
+          <w:sz w:val="24"/>
+          <w:szCs w:val="24"/>
+        </w:rPr>
+        <w:t>-align:top</w:t>
+      </w:r>
+      <w:proofErr w:type="spellEnd"/>
+      <w:r>
+        <w:rPr>
+          <w:sz w:val="24"/>
+          <w:szCs w:val="24"/>
+        </w:rPr>
+        <w:t>;</w:t>
+      </w:r>
+    </w:p>
+    <w:p>
+      <w:pPr>
+        <w:pStyle w:val="PargrafodaLista"/>
+        <w:tabs>
+          <w:tab w:val="left" w:pos="1275"/>
+        </w:tabs>
+        <w:rPr>
+          <w:sz w:val="24"/>
+          <w:szCs w:val="24"/>
+        </w:rPr>
+      </w:pPr>
+    </w:p>
+    <w:p>
+      <w:pPr>
+        <w:pStyle w:val="PargrafodaLista"/>
+        <w:tabs>
+          <w:tab w:val="left" w:pos="1275"/>
+        </w:tabs>
+        <w:rPr>
+          <w:sz w:val="24"/>
+          <w:szCs w:val="24"/>
+        </w:rPr>
+      </w:pPr>
+      <w:r>
+        <w:rPr>
+          <w:noProof/>
+          <w:sz w:val="24"/>
+          <w:szCs w:val="24"/>
+        </w:rPr>
+        <mc:AlternateContent>
+          <mc:Choice Requires="wps">
+            <w:drawing>
+              <wp:anchor distT="0" distB="0" distL="114300" distR="114300" simplePos="0" relativeHeight="251669504" behindDoc="0" locked="0" layoutInCell="1" allowOverlap="1">
+                <wp:simplePos x="0" y="0"/>
+                <wp:positionH relativeFrom="column">
+                  <wp:posOffset>3405363</wp:posOffset>
+                </wp:positionH>
+                <wp:positionV relativeFrom="paragraph">
+                  <wp:posOffset>1008446</wp:posOffset>
+                </wp:positionV>
+                <wp:extent cx="1453486" cy="375314"/>
+                <wp:effectExtent l="0" t="57150" r="0" b="24765"/>
+                <wp:wrapNone/>
+                <wp:docPr id="56" name="Conector de Seta Reta 56"/>
+                <wp:cNvGraphicFramePr/>
+                <a:graphic xmlns:a="http://schemas.openxmlformats.org/drawingml/2006/main">
+                  <a:graphicData uri="http://schemas.microsoft.com/office/word/2010/wordprocessingShape">
+                    <wps:wsp>
+                      <wps:cNvCnPr/>
+                      <wps:spPr>
+                        <a:xfrm flipV="1">
+                          <a:off x="0" y="0"/>
+                          <a:ext cx="1453486" cy="375314"/>
+                        </a:xfrm>
+                        <a:prstGeom prst="straightConnector1">
+                          <a:avLst/>
+                        </a:prstGeom>
+                        <a:ln>
+                          <a:tailEnd type="triangle"/>
+                        </a:ln>
+                      </wps:spPr>
+                      <wps:style>
+                        <a:lnRef idx="1">
+                          <a:schemeClr val="accent1"/>
+                        </a:lnRef>
+                        <a:fillRef idx="0">
+                          <a:schemeClr val="accent1"/>
+                        </a:fillRef>
+                        <a:effectRef idx="0">
+                          <a:schemeClr val="accent1"/>
+                        </a:effectRef>
+                        <a:fontRef idx="minor">
+                          <a:schemeClr val="tx1"/>
+                        </a:fontRef>
+                      </wps:style>
+                      <wps:bodyPr/>
+                    </wps:wsp>
+                  </a:graphicData>
+                </a:graphic>
+              </wp:anchor>
+            </w:drawing>
+          </mc:Choice>
+          <mc:Fallback>
+            <w:pict>
+              <v:shape w14:anchorId="0ECE0A2B" id="Conector de Seta Reta 56" o:spid="_x0000_s1026" type="#_x0000_t32" style="position:absolute;margin-left:268.15pt;margin-top:79.4pt;width:114.45pt;height:29.55pt;flip:y;z-index:251669504;visibility:visible;mso-wrap-style:square;mso-wrap-distance-left:9pt;mso-wrap-distance-top:0;mso-wrap-distance-right:9pt;mso-wrap-distance-bottom:0;mso-position-horizontal:absolute;mso-position-horizontal-relative:text;mso-position-vertical:absolute;mso-position-vertical-relative:text" o:gfxdata="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" strokecolor="#4472c4 [3204]" strokeweight=".5pt">
+                <v:stroke endarrow="block" joinstyle="miter"/>
+              </v:shape>
+            </w:pict>
+          </mc:Fallback>
+        </mc:AlternateContent>
+      </w:r>
+      <w:r>
+        <w:rPr>
+          <w:sz w:val="24"/>
+          <w:szCs w:val="24"/>
+        </w:rPr>
+        <w:drawing>
+          <wp:inline distT="0" distB="0" distL="0" distR="0" wp14:anchorId="593CD1F4" wp14:editId="3C6AE6DA">
+            <wp:extent cx="3791479" cy="2076740"/>
+            <wp:effectExtent l="0" t="0" r="0" b="0"/>
+            <wp:docPr id="53" name="Imagem 53"/>
+            <wp:cNvGraphicFramePr>
+              <a:graphicFrameLocks xmlns:a="http://schemas.openxmlformats.org/drawingml/2006/main" noChangeAspect="1"/>
+            </wp:cNvGraphicFramePr>
+            <a:graphic xmlns:a="http://schemas.openxmlformats.org/drawingml/2006/main">
+              <a:graphicData uri="http://schemas.openxmlformats.org/drawingml/2006/picture">
+                <pic:pic xmlns:pic="http://schemas.openxmlformats.org/drawingml/2006/picture">
+                  <pic:nvPicPr>
+                    <pic:cNvPr id="1" name=""/>
+                    <pic:cNvPicPr/>
+                  </pic:nvPicPr>
+                  <pic:blipFill>
+                    <a:blip r:embed="rId51"/>
+                    <a:stretch>
+                      <a:fillRect/>
+                    </a:stretch>
+                  </pic:blipFill>
+                  <pic:spPr>
+                    <a:xfrm>
+                      <a:off x="0" y="0"/>
+                      <a:ext cx="3791479" cy="2076740"/>
+                    </a:xfrm>
+                    <a:prstGeom prst="rect">
+                      <a:avLst/>
+                    </a:prstGeom>
+                  </pic:spPr>
+                </pic:pic>
+              </a:graphicData>
+            </a:graphic>
+          </wp:inline>
+        </w:drawing>
+      </w:r>
+      <w:r>
+        <w:rPr>
+          <w:sz w:val="24"/>
+          <w:szCs w:val="24"/>
+        </w:rPr>
+        <w:drawing>
+          <wp:inline distT="0" distB="0" distL="0" distR="0" wp14:anchorId="1B283F2F" wp14:editId="720CA8F7">
+            <wp:extent cx="3396426" cy="1294851"/>
+            <wp:effectExtent l="0" t="0" r="0" b="635"/>
+            <wp:docPr id="55" name="Imagem 55"/>
+            <wp:cNvGraphicFramePr>
+              <a:graphicFrameLocks xmlns:a="http://schemas.openxmlformats.org/drawingml/2006/main" noChangeAspect="1"/>
+            </wp:cNvGraphicFramePr>
+            <a:graphic xmlns:a="http://schemas.openxmlformats.org/drawingml/2006/main">
+              <a:graphicData uri="http://schemas.openxmlformats.org/drawingml/2006/picture">
+                <pic:pic xmlns:pic="http://schemas.openxmlformats.org/drawingml/2006/picture">
+                  <pic:nvPicPr>
+                    <pic:cNvPr id="1" name=""/>
+                    <pic:cNvPicPr/>
+                  </pic:nvPicPr>
+                  <pic:blipFill>
+                    <a:blip r:embed="rId52"/>
+                    <a:stretch>
+                      <a:fillRect/>
+                    </a:stretch>
+                  </pic:blipFill>
+                  <pic:spPr>
+                    <a:xfrm>
+                      <a:off x="0" y="0"/>
+                      <a:ext cx="3445729" cy="1313647"/>
+                    </a:xfrm>
+                    <a:prstGeom prst="rect">
+                      <a:avLst/>
+                    </a:prstGeom>
+                  </pic:spPr>
+                </pic:pic>
+              </a:graphicData>
+            </a:graphic>
+          </wp:inline>
+        </w:drawing>
+      </w:r>
+    </w:p>
+    <w:p>
+      <w:pPr>
+        <w:pStyle w:val="PargrafodaLista"/>
+        <w:tabs>
+          <w:tab w:val="left" w:pos="1275"/>
+        </w:tabs>
+        <w:rPr>
+          <w:sz w:val="24"/>
+          <w:szCs w:val="24"/>
+        </w:rPr>
+      </w:pPr>
+      <w:r>
+        <w:rPr>
+          <w:sz w:val="24"/>
+          <w:szCs w:val="24"/>
+        </w:rPr>
+        <w:t xml:space="preserve"> </w:t>
+      </w:r>
+      <w:r>
+        <w:rPr>
+          <w:sz w:val="24"/>
+          <w:szCs w:val="24"/>
+        </w:rPr>
+        <w:tab/>
+      </w:r>
+    </w:p>
+    <w:p>
+      <w:pPr>
+        <w:pStyle w:val="PargrafodaLista"/>
+        <w:tabs>
+          <w:tab w:val="left" w:pos="1275"/>
+        </w:tabs>
+        <w:rPr>
+          <w:sz w:val="24"/>
+          <w:szCs w:val="24"/>
+        </w:rPr>
+      </w:pPr>
+      <w:r>
+        <w:rPr>
+          <w:sz w:val="24"/>
+          <w:szCs w:val="24"/>
+        </w:rPr>
+        <w:t xml:space="preserve">32 – </w:t>
+      </w:r>
+      <w:r>
+        <w:rPr>
+          <w:sz w:val="24"/>
+          <w:szCs w:val="24"/>
+        </w:rPr>
+        <w:t>Nos subtítulos</w:t>
+      </w:r>
+      <w:r>
+        <w:rPr>
+          <w:sz w:val="24"/>
+          <w:szCs w:val="24"/>
+        </w:rPr>
+        <w:t xml:space="preserve"> de cada item aumentamos o tamanho da fonte e deixamos ela mais encorpada </w:t>
+      </w:r>
+      <w:r>
+        <w:rPr>
+          <w:sz w:val="24"/>
+          <w:szCs w:val="24"/>
+        </w:rPr>
+        <w:t>e negrito.</w:t>
+      </w:r>
+    </w:p>
+    <w:p>
+      <w:pPr>
+        <w:pStyle w:val="PargrafodaLista"/>
+        <w:tabs>
+          <w:tab w:val="left" w:pos="1275"/>
+        </w:tabs>
+        <w:rPr>
+          <w:sz w:val="24"/>
+          <w:szCs w:val="24"/>
+        </w:rPr>
+      </w:pPr>
+      <w:r>
+        <w:rPr>
+          <w:sz w:val="24"/>
+          <w:szCs w:val="24"/>
+        </w:rPr>
+        <w:drawing>
+          <wp:inline distT="0" distB="0" distL="0" distR="0" wp14:anchorId="490389CD" wp14:editId="10C955AF">
+            <wp:extent cx="3400900" cy="1638529"/>
+            <wp:effectExtent l="0" t="0" r="9525" b="0"/>
+            <wp:docPr id="57" name="Imagem 57"/>
+            <wp:cNvGraphicFramePr>
+              <a:graphicFrameLocks xmlns:a="http://schemas.openxmlformats.org/drawingml/2006/main" noChangeAspect="1"/>
+            </wp:cNvGraphicFramePr>
+            <a:graphic xmlns:a="http://schemas.openxmlformats.org/drawingml/2006/main">
+              <a:graphicData uri="http://schemas.openxmlformats.org/drawingml/2006/picture">
+                <pic:pic xmlns:pic="http://schemas.openxmlformats.org/drawingml/2006/picture">
+                  <pic:nvPicPr>
+                    <pic:cNvPr id="1" name=""/>
+                    <pic:cNvPicPr/>
+                  </pic:nvPicPr>
+                  <pic:blipFill>
+                    <a:blip r:embed="rId53"/>
+                    <a:stretch>
+                      <a:fillRect/>
+                    </a:stretch>
+                  </pic:blipFill>
+                  <pic:spPr>
+                    <a:xfrm>
+                      <a:off x="0" y="0"/>
+                      <a:ext cx="3400900" cy="1638529"/>
+                    </a:xfrm>
+                    <a:prstGeom prst="rect">
+                      <a:avLst/>
+                    </a:prstGeom>
+                  </pic:spPr>
+                </pic:pic>
+              </a:graphicData>
+            </a:graphic>
+          </wp:inline>
+        </w:drawing>
+      </w:r>
+      <w:bookmarkStart w:id="0" w:name="_GoBack"/>
       <w:bookmarkEnd w:id="0"/>
-      <w:r>
-        <w:rPr>
-          <w:sz w:val="24"/>
-          <w:szCs w:val="24"/>
-        </w:rPr>
-        <w:br w:type="page"/>
-      </w:r>
-    </w:p>
-    <w:p>
-      <w:pPr>
-        <w:pStyle w:val="PargrafodaLista"/>
-        <w:tabs>
-          <w:tab w:val="left" w:pos="1275"/>
-        </w:tabs>
-        <w:rPr>
-          <w:sz w:val="24"/>
-          <w:szCs w:val="24"/>
-        </w:rPr>
-      </w:pPr>
     </w:p>
     <w:sectPr>
       <w:pgSz w:w="11906" w:h="16838"/>

--- a/apostila/Apostila Space For Men.docx
+++ b/apostila/Apostila Space For Men.docx
@@ -176,7 +176,7 @@
         </w:rPr>
         <w:t xml:space="preserve"> desejado  no caso foi(</w:t>
       </w:r>
-      <w:hyperlink r:id="rId5" w:history="1">
+      <w:hyperlink r:id="rId6" w:history="1">
         <w:r>
           <w:rPr>
             <w:rStyle w:val="Hyperlink"/>
@@ -350,7 +350,7 @@
                     <pic:cNvPicPr/>
                   </pic:nvPicPr>
                   <pic:blipFill>
-                    <a:blip r:embed="rId6"/>
+                    <a:blip r:embed="rId7"/>
                     <a:stretch>
                       <a:fillRect/>
                     </a:stretch>
@@ -432,119 +432,6 @@
             <wp:extent cx="6436429" cy="2376449"/>
             <wp:effectExtent l="0" t="0" r="2540" b="5080"/>
             <wp:docPr id="3" name="Imagem 3"/>
-            <wp:cNvGraphicFramePr>
-              <a:graphicFrameLocks xmlns:a="http://schemas.openxmlformats.org/drawingml/2006/main" noChangeAspect="1"/>
-            </wp:cNvGraphicFramePr>
-            <a:graphic xmlns:a="http://schemas.openxmlformats.org/drawingml/2006/main">
-              <a:graphicData uri="http://schemas.openxmlformats.org/drawingml/2006/picture">
-                <pic:pic xmlns:pic="http://schemas.openxmlformats.org/drawingml/2006/picture">
-                  <pic:nvPicPr>
-                    <pic:cNvPr id="1" name=""/>
-                    <pic:cNvPicPr/>
-                  </pic:nvPicPr>
-                  <pic:blipFill>
-                    <a:blip r:embed="rId7"/>
-                    <a:stretch>
-                      <a:fillRect/>
-                    </a:stretch>
-                  </pic:blipFill>
-                  <pic:spPr>
-                    <a:xfrm>
-                      <a:off x="0" y="0"/>
-                      <a:ext cx="6508939" cy="2403221"/>
-                    </a:xfrm>
-                    <a:prstGeom prst="rect">
-                      <a:avLst/>
-                    </a:prstGeom>
-                  </pic:spPr>
-                </pic:pic>
-              </a:graphicData>
-            </a:graphic>
-          </wp:inline>
-        </w:drawing>
-      </w:r>
-    </w:p>
-    <w:p>
-      <w:pPr>
-        <w:pStyle w:val="PargrafodaLista"/>
-        <w:tabs>
-          <w:tab w:val="left" w:pos="1275"/>
-        </w:tabs>
-        <w:rPr>
-          <w:sz w:val="24"/>
-          <w:szCs w:val="24"/>
-        </w:rPr>
-      </w:pPr>
-    </w:p>
-    <w:p>
-      <w:pPr>
-        <w:pStyle w:val="PargrafodaLista"/>
-        <w:tabs>
-          <w:tab w:val="left" w:pos="1275"/>
-        </w:tabs>
-        <w:rPr>
-          <w:sz w:val="24"/>
-          <w:szCs w:val="24"/>
-        </w:rPr>
-      </w:pPr>
-      <w:r>
-        <w:rPr>
-          <w:sz w:val="24"/>
-          <w:szCs w:val="24"/>
-        </w:rPr>
-        <w:t xml:space="preserve">2 </w:t>
-      </w:r>
-      <w:r>
-        <w:rPr>
-          <w:sz w:val="24"/>
-          <w:szCs w:val="24"/>
-        </w:rPr>
-        <w:t>–</w:t>
-      </w:r>
-      <w:r>
-        <w:rPr>
-          <w:sz w:val="24"/>
-          <w:szCs w:val="24"/>
-        </w:rPr>
-        <w:t xml:space="preserve"> </w:t>
-      </w:r>
-      <w:r>
-        <w:rPr>
-          <w:sz w:val="24"/>
-          <w:szCs w:val="24"/>
-        </w:rPr>
-        <w:t xml:space="preserve">Criamos dois arquivos index.htm e style.css </w:t>
-      </w:r>
-      <w:r>
-        <w:rPr>
-          <w:sz w:val="24"/>
-          <w:szCs w:val="24"/>
-        </w:rPr>
-        <w:t>para estrutura e trabalhar com nossa página web.</w:t>
-      </w:r>
-    </w:p>
-    <w:p>
-      <w:pPr>
-        <w:pStyle w:val="PargrafodaLista"/>
-        <w:tabs>
-          <w:tab w:val="left" w:pos="1275"/>
-        </w:tabs>
-        <w:rPr>
-          <w:sz w:val="24"/>
-          <w:szCs w:val="24"/>
-        </w:rPr>
-      </w:pPr>
-      <w:r>
-        <w:rPr>
-          <w:noProof/>
-          <w:sz w:val="24"/>
-          <w:szCs w:val="24"/>
-        </w:rPr>
-        <w:drawing>
-          <wp:inline distT="0" distB="0" distL="0" distR="0" wp14:anchorId="60B1FF74" wp14:editId="0B77CC61">
-            <wp:extent cx="2838846" cy="2972215"/>
-            <wp:effectExtent l="0" t="0" r="0" b="0"/>
-            <wp:docPr id="4" name="Imagem 4"/>
             <wp:cNvGraphicFramePr>
               <a:graphicFrameLocks xmlns:a="http://schemas.openxmlformats.org/drawingml/2006/main" noChangeAspect="1"/>
             </wp:cNvGraphicFramePr>
@@ -564,7 +451,7 @@
                   <pic:spPr>
                     <a:xfrm>
                       <a:off x="0" y="0"/>
-                      <a:ext cx="2838846" cy="2972215"/>
+                      <a:ext cx="6508939" cy="2403221"/>
                     </a:xfrm>
                     <a:prstGeom prst="rect">
                       <a:avLst/>
@@ -605,7 +492,7 @@
           <w:sz w:val="24"/>
           <w:szCs w:val="24"/>
         </w:rPr>
-        <w:t xml:space="preserve">3 </w:t>
+        <w:t xml:space="preserve">2 </w:t>
       </w:r>
       <w:r>
         <w:rPr>
@@ -626,62 +513,14 @@
           <w:sz w:val="24"/>
           <w:szCs w:val="24"/>
         </w:rPr>
-        <w:t xml:space="preserve">No Style.css utilizamos o </w:t>
-      </w:r>
-      <w:proofErr w:type="spellStart"/>
-      <w:r>
-        <w:rPr>
-          <w:sz w:val="24"/>
-          <w:szCs w:val="24"/>
-        </w:rPr>
-        <w:t>css</w:t>
-      </w:r>
-      <w:proofErr w:type="spellEnd"/>
-      <w:r>
-        <w:rPr>
-          <w:sz w:val="24"/>
-          <w:szCs w:val="24"/>
-        </w:rPr>
-        <w:t xml:space="preserve"> por </w:t>
-      </w:r>
-      <w:proofErr w:type="spellStart"/>
-      <w:r>
-        <w:rPr>
-          <w:sz w:val="24"/>
-          <w:szCs w:val="24"/>
-        </w:rPr>
-        <w:t>referencia</w:t>
-      </w:r>
-      <w:proofErr w:type="spellEnd"/>
-      <w:r>
-        <w:rPr>
-          <w:sz w:val="24"/>
-          <w:szCs w:val="24"/>
-        </w:rPr>
-        <w:t xml:space="preserve"> e utilizamos a regra </w:t>
-      </w:r>
-      <w:r>
-        <w:rPr>
-          <w:sz w:val="24"/>
-          <w:szCs w:val="24"/>
-        </w:rPr>
-        <w:t xml:space="preserve">da </w:t>
-      </w:r>
-      <w:proofErr w:type="spellStart"/>
-      <w:r>
-        <w:rPr>
-          <w:sz w:val="24"/>
-          <w:szCs w:val="24"/>
-        </w:rPr>
-        <w:t>tags</w:t>
-      </w:r>
-      <w:proofErr w:type="spellEnd"/>
-      <w:r>
-        <w:rPr>
-          <w:sz w:val="24"/>
-          <w:szCs w:val="24"/>
-        </w:rPr>
-        <w:t xml:space="preserve"> alinhada que a primeira que abre a ultima que fecha conforme imagem</w:t>
+        <w:t xml:space="preserve">Criamos dois arquivos index.htm e style.css </w:t>
+      </w:r>
+      <w:r>
+        <w:rPr>
+          <w:sz w:val="24"/>
+          <w:szCs w:val="24"/>
+        </w:rPr>
+        <w:t>para estrutura e trabalhar com nossa página web.</w:t>
       </w:r>
     </w:p>
     <w:p>
@@ -702,10 +541,10 @@
           <w:szCs w:val="24"/>
         </w:rPr>
         <w:drawing>
-          <wp:inline distT="0" distB="0" distL="0" distR="0" wp14:anchorId="2661ABB7" wp14:editId="4346CC68">
-            <wp:extent cx="8221917" cy="282432"/>
-            <wp:effectExtent l="0" t="0" r="0" b="3810"/>
-            <wp:docPr id="5" name="Imagem 5"/>
+          <wp:inline distT="0" distB="0" distL="0" distR="0" wp14:anchorId="60B1FF74" wp14:editId="0B77CC61">
+            <wp:extent cx="2838846" cy="2972215"/>
+            <wp:effectExtent l="0" t="0" r="0" b="0"/>
+            <wp:docPr id="4" name="Imagem 4"/>
             <wp:cNvGraphicFramePr>
               <a:graphicFrameLocks xmlns:a="http://schemas.openxmlformats.org/drawingml/2006/main" noChangeAspect="1"/>
             </wp:cNvGraphicFramePr>
@@ -725,7 +564,7 @@
                   <pic:spPr>
                     <a:xfrm>
                       <a:off x="0" y="0"/>
-                      <a:ext cx="9022733" cy="309941"/>
+                      <a:ext cx="2838846" cy="2972215"/>
                     </a:xfrm>
                     <a:prstGeom prst="rect">
                       <a:avLst/>
@@ -749,6 +588,113 @@
           <w:szCs w:val="24"/>
         </w:rPr>
       </w:pPr>
+    </w:p>
+    <w:p>
+      <w:pPr>
+        <w:pStyle w:val="PargrafodaLista"/>
+        <w:tabs>
+          <w:tab w:val="left" w:pos="1275"/>
+        </w:tabs>
+        <w:rPr>
+          <w:sz w:val="24"/>
+          <w:szCs w:val="24"/>
+        </w:rPr>
+      </w:pPr>
+      <w:r>
+        <w:rPr>
+          <w:sz w:val="24"/>
+          <w:szCs w:val="24"/>
+        </w:rPr>
+        <w:t xml:space="preserve">3 </w:t>
+      </w:r>
+      <w:r>
+        <w:rPr>
+          <w:sz w:val="24"/>
+          <w:szCs w:val="24"/>
+        </w:rPr>
+        <w:t>–</w:t>
+      </w:r>
+      <w:r>
+        <w:rPr>
+          <w:sz w:val="24"/>
+          <w:szCs w:val="24"/>
+        </w:rPr>
+        <w:t xml:space="preserve"> </w:t>
+      </w:r>
+      <w:r>
+        <w:rPr>
+          <w:sz w:val="24"/>
+          <w:szCs w:val="24"/>
+        </w:rPr>
+        <w:t xml:space="preserve">No Style.css utilizamos o </w:t>
+      </w:r>
+      <w:proofErr w:type="spellStart"/>
+      <w:r>
+        <w:rPr>
+          <w:sz w:val="24"/>
+          <w:szCs w:val="24"/>
+        </w:rPr>
+        <w:t>css</w:t>
+      </w:r>
+      <w:proofErr w:type="spellEnd"/>
+      <w:r>
+        <w:rPr>
+          <w:sz w:val="24"/>
+          <w:szCs w:val="24"/>
+        </w:rPr>
+        <w:t xml:space="preserve"> por </w:t>
+      </w:r>
+      <w:proofErr w:type="spellStart"/>
+      <w:r>
+        <w:rPr>
+          <w:sz w:val="24"/>
+          <w:szCs w:val="24"/>
+        </w:rPr>
+        <w:t>referencia</w:t>
+      </w:r>
+      <w:proofErr w:type="spellEnd"/>
+      <w:r>
+        <w:rPr>
+          <w:sz w:val="24"/>
+          <w:szCs w:val="24"/>
+        </w:rPr>
+        <w:t xml:space="preserve"> e utilizamos a regra </w:t>
+      </w:r>
+      <w:r>
+        <w:rPr>
+          <w:sz w:val="24"/>
+          <w:szCs w:val="24"/>
+        </w:rPr>
+        <w:t xml:space="preserve">da </w:t>
+      </w:r>
+      <w:proofErr w:type="spellStart"/>
+      <w:r>
+        <w:rPr>
+          <w:sz w:val="24"/>
+          <w:szCs w:val="24"/>
+        </w:rPr>
+        <w:t>tags</w:t>
+      </w:r>
+      <w:proofErr w:type="spellEnd"/>
+      <w:r>
+        <w:rPr>
+          <w:sz w:val="24"/>
+          <w:szCs w:val="24"/>
+        </w:rPr>
+        <w:t xml:space="preserve"> alinhada que a primeira que abre a ultima que fecha conforme imagem</w:t>
+      </w:r>
+    </w:p>
+    <w:p>
+      <w:pPr>
+        <w:pStyle w:val="PargrafodaLista"/>
+        <w:tabs>
+          <w:tab w:val="left" w:pos="1275"/>
+        </w:tabs>
+        <w:rPr>
+          <w:sz w:val="24"/>
+          <w:szCs w:val="24"/>
+        </w:rPr>
+      </w:pPr>
       <w:r>
         <w:rPr>
           <w:noProof/>
@@ -756,10 +702,10 @@
           <w:szCs w:val="24"/>
         </w:rPr>
         <w:drawing>
-          <wp:inline distT="0" distB="0" distL="0" distR="0" wp14:anchorId="5F85F320" wp14:editId="41E01429">
-            <wp:extent cx="2553056" cy="1238423"/>
-            <wp:effectExtent l="0" t="0" r="0" b="0"/>
-            <wp:docPr id="6" name="Imagem 6"/>
+          <wp:inline distT="0" distB="0" distL="0" distR="0" wp14:anchorId="2661ABB7" wp14:editId="4346CC68">
+            <wp:extent cx="8221917" cy="282432"/>
+            <wp:effectExtent l="0" t="0" r="0" b="3810"/>
+            <wp:docPr id="5" name="Imagem 5"/>
             <wp:cNvGraphicFramePr>
               <a:graphicFrameLocks xmlns:a="http://schemas.openxmlformats.org/drawingml/2006/main" noChangeAspect="1"/>
             </wp:cNvGraphicFramePr>
@@ -779,7 +725,7 @@
                   <pic:spPr>
                     <a:xfrm>
                       <a:off x="0" y="0"/>
-                      <a:ext cx="2553056" cy="1238423"/>
+                      <a:ext cx="9022733" cy="309941"/>
                     </a:xfrm>
                     <a:prstGeom prst="rect">
                       <a:avLst/>
@@ -803,32 +749,6 @@
           <w:szCs w:val="24"/>
         </w:rPr>
       </w:pPr>
-    </w:p>
-    <w:p>
-      <w:pPr>
-        <w:pStyle w:val="PargrafodaLista"/>
-        <w:tabs>
-          <w:tab w:val="left" w:pos="1275"/>
-        </w:tabs>
-        <w:rPr>
-          <w:sz w:val="24"/>
-          <w:szCs w:val="24"/>
-        </w:rPr>
-      </w:pPr>
-      <w:r>
-        <w:rPr>
-          <w:sz w:val="24"/>
-          <w:szCs w:val="24"/>
-        </w:rPr>
-        <w:t>4- Adicionamos a imagem banner ao nosso site utilizando o seguinte comando:</w:t>
-      </w:r>
-      <w:r>
-        <w:rPr>
-          <w:sz w:val="24"/>
-          <w:szCs w:val="24"/>
-        </w:rPr>
-        <w:br/>
-      </w:r>
       <w:r>
         <w:rPr>
           <w:noProof/>
@@ -836,10 +756,10 @@
           <w:szCs w:val="24"/>
         </w:rPr>
         <w:drawing>
-          <wp:inline distT="0" distB="0" distL="0" distR="0" wp14:anchorId="4F334D67" wp14:editId="27D840B9">
-            <wp:extent cx="5182323" cy="685896"/>
+          <wp:inline distT="0" distB="0" distL="0" distR="0" wp14:anchorId="5F85F320" wp14:editId="41E01429">
+            <wp:extent cx="2553056" cy="1238423"/>
             <wp:effectExtent l="0" t="0" r="0" b="0"/>
-            <wp:docPr id="7" name="Imagem 7"/>
+            <wp:docPr id="6" name="Imagem 6"/>
             <wp:cNvGraphicFramePr>
               <a:graphicFrameLocks xmlns:a="http://schemas.openxmlformats.org/drawingml/2006/main" noChangeAspect="1"/>
             </wp:cNvGraphicFramePr>
@@ -859,7 +779,7 @@
                   <pic:spPr>
                     <a:xfrm>
                       <a:off x="0" y="0"/>
-                      <a:ext cx="5182323" cy="685896"/>
+                      <a:ext cx="2553056" cy="1238423"/>
                     </a:xfrm>
                     <a:prstGeom prst="rect">
                       <a:avLst/>
@@ -895,56 +815,20 @@
           <w:szCs w:val="24"/>
         </w:rPr>
       </w:pPr>
-    </w:p>
-    <w:p>
-      <w:pPr>
-        <w:pStyle w:val="PargrafodaLista"/>
-        <w:tabs>
-          <w:tab w:val="left" w:pos="1275"/>
-        </w:tabs>
-        <w:rPr>
-          <w:sz w:val="24"/>
-          <w:szCs w:val="24"/>
-        </w:rPr>
-      </w:pPr>
-      <w:r>
-        <w:rPr>
-          <w:sz w:val="24"/>
-          <w:szCs w:val="24"/>
-        </w:rPr>
-        <w:t xml:space="preserve">5- </w:t>
-      </w:r>
-      <w:r>
-        <w:rPr>
-          <w:sz w:val="24"/>
-          <w:szCs w:val="24"/>
-        </w:rPr>
-        <w:t>Inserimos um id na imagem para que ela ocupe 100% de largura da nossa página.</w:t>
-      </w:r>
-    </w:p>
-    <w:p>
-      <w:pPr>
-        <w:pStyle w:val="PargrafodaLista"/>
-        <w:tabs>
-          <w:tab w:val="left" w:pos="1275"/>
-        </w:tabs>
-        <w:rPr>
-          <w:sz w:val="24"/>
-          <w:szCs w:val="24"/>
-        </w:rPr>
-      </w:pPr>
-    </w:p>
-    <w:p>
-      <w:pPr>
-        <w:pStyle w:val="PargrafodaLista"/>
-        <w:tabs>
-          <w:tab w:val="left" w:pos="1275"/>
-        </w:tabs>
-        <w:rPr>
-          <w:sz w:val="24"/>
-          <w:szCs w:val="24"/>
-        </w:rPr>
-      </w:pPr>
+      <w:r>
+        <w:rPr>
+          <w:sz w:val="24"/>
+          <w:szCs w:val="24"/>
+        </w:rPr>
+        <w:t>4- Adicionamos a imagem banner ao nosso site utilizando o seguinte comando:</w:t>
+      </w:r>
+      <w:r>
+        <w:rPr>
+          <w:sz w:val="24"/>
+          <w:szCs w:val="24"/>
+        </w:rPr>
+        <w:br/>
+      </w:r>
       <w:r>
         <w:rPr>
           <w:noProof/>
@@ -952,10 +836,10 @@
           <w:szCs w:val="24"/>
         </w:rPr>
         <w:drawing>
-          <wp:inline distT="0" distB="0" distL="0" distR="0" wp14:anchorId="7AAB3373" wp14:editId="352FBB47">
-            <wp:extent cx="5811061" cy="514422"/>
+          <wp:inline distT="0" distB="0" distL="0" distR="0" wp14:anchorId="4F334D67" wp14:editId="27D840B9">
+            <wp:extent cx="5182323" cy="685896"/>
             <wp:effectExtent l="0" t="0" r="0" b="0"/>
-            <wp:docPr id="8" name="Imagem 8"/>
+            <wp:docPr id="7" name="Imagem 7"/>
             <wp:cNvGraphicFramePr>
               <a:graphicFrameLocks xmlns:a="http://schemas.openxmlformats.org/drawingml/2006/main" noChangeAspect="1"/>
             </wp:cNvGraphicFramePr>
@@ -975,7 +859,7 @@
                   <pic:spPr>
                     <a:xfrm>
                       <a:off x="0" y="0"/>
-                      <a:ext cx="5811061" cy="514422"/>
+                      <a:ext cx="5182323" cy="685896"/>
                     </a:xfrm>
                     <a:prstGeom prst="rect">
                       <a:avLst/>
@@ -999,6 +883,68 @@
           <w:szCs w:val="24"/>
         </w:rPr>
       </w:pPr>
+    </w:p>
+    <w:p>
+      <w:pPr>
+        <w:pStyle w:val="PargrafodaLista"/>
+        <w:tabs>
+          <w:tab w:val="left" w:pos="1275"/>
+        </w:tabs>
+        <w:rPr>
+          <w:sz w:val="24"/>
+          <w:szCs w:val="24"/>
+        </w:rPr>
+      </w:pPr>
+    </w:p>
+    <w:p>
+      <w:pPr>
+        <w:pStyle w:val="PargrafodaLista"/>
+        <w:tabs>
+          <w:tab w:val="left" w:pos="1275"/>
+        </w:tabs>
+        <w:rPr>
+          <w:sz w:val="24"/>
+          <w:szCs w:val="24"/>
+        </w:rPr>
+      </w:pPr>
+      <w:r>
+        <w:rPr>
+          <w:sz w:val="24"/>
+          <w:szCs w:val="24"/>
+        </w:rPr>
+        <w:t xml:space="preserve">5- </w:t>
+      </w:r>
+      <w:r>
+        <w:rPr>
+          <w:sz w:val="24"/>
+          <w:szCs w:val="24"/>
+        </w:rPr>
+        <w:t>Inserimos um id na imagem para que ela ocupe 100% de largura da nossa página.</w:t>
+      </w:r>
+    </w:p>
+    <w:p>
+      <w:pPr>
+        <w:pStyle w:val="PargrafodaLista"/>
+        <w:tabs>
+          <w:tab w:val="left" w:pos="1275"/>
+        </w:tabs>
+        <w:rPr>
+          <w:sz w:val="24"/>
+          <w:szCs w:val="24"/>
+        </w:rPr>
+      </w:pPr>
+    </w:p>
+    <w:p>
+      <w:pPr>
+        <w:pStyle w:val="PargrafodaLista"/>
+        <w:tabs>
+          <w:tab w:val="left" w:pos="1275"/>
+        </w:tabs>
+        <w:rPr>
+          <w:sz w:val="24"/>
+          <w:szCs w:val="24"/>
+        </w:rPr>
+      </w:pPr>
       <w:r>
         <w:rPr>
           <w:noProof/>
@@ -1006,10 +952,10 @@
           <w:szCs w:val="24"/>
         </w:rPr>
         <w:drawing>
-          <wp:inline distT="0" distB="0" distL="0" distR="0" wp14:anchorId="6245F465" wp14:editId="0F4F8FEA">
-            <wp:extent cx="2648320" cy="1114581"/>
-            <wp:effectExtent l="0" t="0" r="0" b="9525"/>
-            <wp:docPr id="9" name="Imagem 9"/>
+          <wp:inline distT="0" distB="0" distL="0" distR="0" wp14:anchorId="7AAB3373" wp14:editId="352FBB47">
+            <wp:extent cx="5811061" cy="514422"/>
+            <wp:effectExtent l="0" t="0" r="0" b="0"/>
+            <wp:docPr id="8" name="Imagem 8"/>
             <wp:cNvGraphicFramePr>
               <a:graphicFrameLocks xmlns:a="http://schemas.openxmlformats.org/drawingml/2006/main" noChangeAspect="1"/>
             </wp:cNvGraphicFramePr>
@@ -1029,7 +975,7 @@
                   <pic:spPr>
                     <a:xfrm>
                       <a:off x="0" y="0"/>
-                      <a:ext cx="2648320" cy="1114581"/>
+                      <a:ext cx="5811061" cy="514422"/>
                     </a:xfrm>
                     <a:prstGeom prst="rect">
                       <a:avLst/>
@@ -1053,37 +999,6 @@
           <w:szCs w:val="24"/>
         </w:rPr>
       </w:pPr>
-    </w:p>
-    <w:p>
-      <w:pPr>
-        <w:pStyle w:val="PargrafodaLista"/>
-        <w:tabs>
-          <w:tab w:val="left" w:pos="1275"/>
-        </w:tabs>
-        <w:rPr>
-          <w:sz w:val="24"/>
-          <w:szCs w:val="24"/>
-        </w:rPr>
-      </w:pPr>
-      <w:r>
-        <w:rPr>
-          <w:sz w:val="24"/>
-          <w:szCs w:val="24"/>
-        </w:rPr>
-        <w:t>6- Centralizamos o titulo principal da nossa página!</w:t>
-      </w:r>
-    </w:p>
-    <w:p>
-      <w:pPr>
-        <w:pStyle w:val="PargrafodaLista"/>
-        <w:tabs>
-          <w:tab w:val="left" w:pos="1275"/>
-        </w:tabs>
-        <w:rPr>
-          <w:sz w:val="24"/>
-          <w:szCs w:val="24"/>
-        </w:rPr>
-      </w:pPr>
       <w:r>
         <w:rPr>
           <w:noProof/>
@@ -1091,10 +1006,10 @@
           <w:szCs w:val="24"/>
         </w:rPr>
         <w:drawing>
-          <wp:inline distT="0" distB="0" distL="0" distR="0" wp14:anchorId="002AADE6" wp14:editId="6D983927">
-            <wp:extent cx="2962688" cy="1114581"/>
+          <wp:inline distT="0" distB="0" distL="0" distR="0" wp14:anchorId="6245F465" wp14:editId="0F4F8FEA">
+            <wp:extent cx="2648320" cy="1114581"/>
             <wp:effectExtent l="0" t="0" r="0" b="9525"/>
-            <wp:docPr id="10" name="Imagem 10"/>
+            <wp:docPr id="9" name="Imagem 9"/>
             <wp:cNvGraphicFramePr>
               <a:graphicFrameLocks xmlns:a="http://schemas.openxmlformats.org/drawingml/2006/main" noChangeAspect="1"/>
             </wp:cNvGraphicFramePr>
@@ -1114,7 +1029,7 @@
                   <pic:spPr>
                     <a:xfrm>
                       <a:off x="0" y="0"/>
-                      <a:ext cx="2962688" cy="1114581"/>
+                      <a:ext cx="2648320" cy="1114581"/>
                     </a:xfrm>
                     <a:prstGeom prst="rect">
                       <a:avLst/>
@@ -1155,30 +1070,7 @@
           <w:sz w:val="24"/>
           <w:szCs w:val="24"/>
         </w:rPr>
-        <w:t xml:space="preserve">7- No paragrafo da Missão inserimos uma </w:t>
-      </w:r>
-      <w:proofErr w:type="spellStart"/>
-      <w:r>
-        <w:rPr>
-          <w:sz w:val="24"/>
-          <w:szCs w:val="24"/>
-        </w:rPr>
-        <w:t>class</w:t>
-      </w:r>
-      <w:proofErr w:type="spellEnd"/>
-      <w:r>
-        <w:rPr>
-          <w:sz w:val="24"/>
-          <w:szCs w:val="24"/>
-        </w:rPr>
-        <w:t xml:space="preserve"> </w:t>
-      </w:r>
-      <w:r>
-        <w:rPr>
-          <w:sz w:val="24"/>
-          <w:szCs w:val="24"/>
-        </w:rPr>
-        <w:t>e aumentamos o tamanho da fonte.</w:t>
+        <w:t>6- Centralizamos o titulo principal da nossa página!</w:t>
       </w:r>
     </w:p>
     <w:p>
@@ -1199,10 +1091,10 @@
           <w:szCs w:val="24"/>
         </w:rPr>
         <w:drawing>
-          <wp:inline distT="0" distB="0" distL="0" distR="0" wp14:anchorId="6711401B" wp14:editId="534D4AB1">
-            <wp:extent cx="8058539" cy="444609"/>
-            <wp:effectExtent l="0" t="0" r="0" b="0"/>
-            <wp:docPr id="11" name="Imagem 11"/>
+          <wp:inline distT="0" distB="0" distL="0" distR="0" wp14:anchorId="002AADE6" wp14:editId="6D983927">
+            <wp:extent cx="2962688" cy="1114581"/>
+            <wp:effectExtent l="0" t="0" r="0" b="9525"/>
+            <wp:docPr id="10" name="Imagem 10"/>
             <wp:cNvGraphicFramePr>
               <a:graphicFrameLocks xmlns:a="http://schemas.openxmlformats.org/drawingml/2006/main" noChangeAspect="1"/>
             </wp:cNvGraphicFramePr>
@@ -1222,7 +1114,7 @@
                   <pic:spPr>
                     <a:xfrm>
                       <a:off x="0" y="0"/>
-                      <a:ext cx="8272086" cy="456391"/>
+                      <a:ext cx="2962688" cy="1114581"/>
                     </a:xfrm>
                     <a:prstGeom prst="rect">
                       <a:avLst/>
@@ -1246,6 +1138,60 @@
           <w:szCs w:val="24"/>
         </w:rPr>
       </w:pPr>
+    </w:p>
+    <w:p>
+      <w:pPr>
+        <w:pStyle w:val="PargrafodaLista"/>
+        <w:tabs>
+          <w:tab w:val="left" w:pos="1275"/>
+        </w:tabs>
+        <w:rPr>
+          <w:sz w:val="24"/>
+          <w:szCs w:val="24"/>
+        </w:rPr>
+      </w:pPr>
+      <w:r>
+        <w:rPr>
+          <w:sz w:val="24"/>
+          <w:szCs w:val="24"/>
+        </w:rPr>
+        <w:t xml:space="preserve">7- No paragrafo da Missão inserimos uma </w:t>
+      </w:r>
+      <w:proofErr w:type="spellStart"/>
+      <w:r>
+        <w:rPr>
+          <w:sz w:val="24"/>
+          <w:szCs w:val="24"/>
+        </w:rPr>
+        <w:t>class</w:t>
+      </w:r>
+      <w:proofErr w:type="spellEnd"/>
+      <w:r>
+        <w:rPr>
+          <w:sz w:val="24"/>
+          <w:szCs w:val="24"/>
+        </w:rPr>
+        <w:t xml:space="preserve"> </w:t>
+      </w:r>
+      <w:r>
+        <w:rPr>
+          <w:sz w:val="24"/>
+          <w:szCs w:val="24"/>
+        </w:rPr>
+        <w:t>e aumentamos o tamanho da fonte.</w:t>
+      </w:r>
+    </w:p>
+    <w:p>
+      <w:pPr>
+        <w:pStyle w:val="PargrafodaLista"/>
+        <w:tabs>
+          <w:tab w:val="left" w:pos="1275"/>
+        </w:tabs>
+        <w:rPr>
+          <w:sz w:val="24"/>
+          <w:szCs w:val="24"/>
+        </w:rPr>
+      </w:pPr>
       <w:r>
         <w:rPr>
           <w:noProof/>
@@ -1253,10 +1199,10 @@
           <w:szCs w:val="24"/>
         </w:rPr>
         <w:drawing>
-          <wp:inline distT="0" distB="0" distL="0" distR="0" wp14:anchorId="43BB52EF" wp14:editId="59BC5150">
-            <wp:extent cx="1848108" cy="800212"/>
+          <wp:inline distT="0" distB="0" distL="0" distR="0" wp14:anchorId="6711401B" wp14:editId="534D4AB1">
+            <wp:extent cx="8058539" cy="444609"/>
             <wp:effectExtent l="0" t="0" r="0" b="0"/>
-            <wp:docPr id="12" name="Imagem 12"/>
+            <wp:docPr id="11" name="Imagem 11"/>
             <wp:cNvGraphicFramePr>
               <a:graphicFrameLocks xmlns:a="http://schemas.openxmlformats.org/drawingml/2006/main" noChangeAspect="1"/>
             </wp:cNvGraphicFramePr>
@@ -1276,7 +1222,7 @@
                   <pic:spPr>
                     <a:xfrm>
                       <a:off x="0" y="0"/>
-                      <a:ext cx="1848108" cy="800212"/>
+                      <a:ext cx="8272086" cy="456391"/>
                     </a:xfrm>
                     <a:prstGeom prst="rect">
                       <a:avLst/>
@@ -1300,82 +1246,6 @@
           <w:szCs w:val="24"/>
         </w:rPr>
       </w:pPr>
-    </w:p>
-    <w:p>
-      <w:pPr>
-        <w:pStyle w:val="PargrafodaLista"/>
-        <w:tabs>
-          <w:tab w:val="left" w:pos="1275"/>
-        </w:tabs>
-        <w:rPr>
-          <w:sz w:val="24"/>
-          <w:szCs w:val="24"/>
-        </w:rPr>
-      </w:pPr>
-    </w:p>
-    <w:p>
-      <w:pPr>
-        <w:pStyle w:val="PargrafodaLista"/>
-        <w:tabs>
-          <w:tab w:val="left" w:pos="1275"/>
-        </w:tabs>
-        <w:rPr>
-          <w:sz w:val="24"/>
-          <w:szCs w:val="24"/>
-        </w:rPr>
-      </w:pPr>
-      <w:r>
-        <w:rPr>
-          <w:sz w:val="24"/>
-          <w:szCs w:val="24"/>
-        </w:rPr>
-        <w:t xml:space="preserve">8 </w:t>
-      </w:r>
-      <w:r>
-        <w:rPr>
-          <w:sz w:val="24"/>
-          <w:szCs w:val="24"/>
-        </w:rPr>
-        <w:t>–</w:t>
-      </w:r>
-      <w:r>
-        <w:rPr>
-          <w:sz w:val="24"/>
-          <w:szCs w:val="24"/>
-        </w:rPr>
-        <w:t xml:space="preserve"> </w:t>
-      </w:r>
-      <w:r>
-        <w:rPr>
-          <w:sz w:val="24"/>
-          <w:szCs w:val="24"/>
-        </w:rPr>
-        <w:t>Adicionamos ao site um subtítulo h2 e criamos uma lista não ordenada</w:t>
-      </w:r>
-    </w:p>
-    <w:p>
-      <w:pPr>
-        <w:pStyle w:val="PargrafodaLista"/>
-        <w:tabs>
-          <w:tab w:val="left" w:pos="1275"/>
-        </w:tabs>
-        <w:rPr>
-          <w:sz w:val="24"/>
-          <w:szCs w:val="24"/>
-        </w:rPr>
-      </w:pPr>
-    </w:p>
-    <w:p>
-      <w:pPr>
-        <w:pStyle w:val="PargrafodaLista"/>
-        <w:tabs>
-          <w:tab w:val="left" w:pos="1275"/>
-        </w:tabs>
-        <w:rPr>
-          <w:sz w:val="24"/>
-          <w:szCs w:val="24"/>
-        </w:rPr>
-      </w:pPr>
       <w:r>
         <w:rPr>
           <w:noProof/>
@@ -1383,10 +1253,10 @@
           <w:szCs w:val="24"/>
         </w:rPr>
         <w:drawing>
-          <wp:inline distT="0" distB="0" distL="0" distR="0" wp14:anchorId="1CBBF734" wp14:editId="34135E47">
-            <wp:extent cx="5315692" cy="3057952"/>
-            <wp:effectExtent l="0" t="0" r="0" b="9525"/>
-            <wp:docPr id="13" name="Imagem 13"/>
+          <wp:inline distT="0" distB="0" distL="0" distR="0" wp14:anchorId="43BB52EF" wp14:editId="59BC5150">
+            <wp:extent cx="1848108" cy="800212"/>
+            <wp:effectExtent l="0" t="0" r="0" b="0"/>
+            <wp:docPr id="12" name="Imagem 12"/>
             <wp:cNvGraphicFramePr>
               <a:graphicFrameLocks xmlns:a="http://schemas.openxmlformats.org/drawingml/2006/main" noChangeAspect="1"/>
             </wp:cNvGraphicFramePr>
@@ -1406,7 +1276,7 @@
                   <pic:spPr>
                     <a:xfrm>
                       <a:off x="0" y="0"/>
-                      <a:ext cx="5315692" cy="3057952"/>
+                      <a:ext cx="1848108" cy="800212"/>
                     </a:xfrm>
                     <a:prstGeom prst="rect">
                       <a:avLst/>
@@ -1442,12 +1312,24 @@
           <w:szCs w:val="24"/>
         </w:rPr>
       </w:pPr>
-      <w:r>
-        <w:rPr>
-          <w:sz w:val="24"/>
-          <w:szCs w:val="24"/>
-        </w:rPr>
-        <w:t xml:space="preserve">9 </w:t>
+    </w:p>
+    <w:p>
+      <w:pPr>
+        <w:pStyle w:val="PargrafodaLista"/>
+        <w:tabs>
+          <w:tab w:val="left" w:pos="1275"/>
+        </w:tabs>
+        <w:rPr>
+          <w:sz w:val="24"/>
+          <w:szCs w:val="24"/>
+        </w:rPr>
+      </w:pPr>
+      <w:r>
+        <w:rPr>
+          <w:sz w:val="24"/>
+          <w:szCs w:val="24"/>
+        </w:rPr>
+        <w:t xml:space="preserve">8 </w:t>
       </w:r>
       <w:r>
         <w:rPr>
@@ -1468,68 +1350,20 @@
           <w:sz w:val="24"/>
           <w:szCs w:val="24"/>
         </w:rPr>
-        <w:t xml:space="preserve">Na nossa lista não ordenada colocamos a mesma </w:t>
-      </w:r>
-      <w:proofErr w:type="spellStart"/>
-      <w:r>
-        <w:rPr>
-          <w:sz w:val="24"/>
-          <w:szCs w:val="24"/>
-        </w:rPr>
-        <w:t>class</w:t>
-      </w:r>
-      <w:proofErr w:type="spellEnd"/>
-      <w:r>
-        <w:rPr>
-          <w:sz w:val="24"/>
-          <w:szCs w:val="24"/>
-        </w:rPr>
-        <w:t xml:space="preserve"> para todos os itens para que assim </w:t>
-      </w:r>
-      <w:r>
-        <w:rPr>
-          <w:sz w:val="24"/>
-          <w:szCs w:val="24"/>
-        </w:rPr>
-        <w:t>os itens da lista possam</w:t>
-      </w:r>
-      <w:r>
-        <w:rPr>
-          <w:sz w:val="24"/>
-          <w:szCs w:val="24"/>
-        </w:rPr>
-        <w:t xml:space="preserve"> ter o mesmo comportamento ou seja de</w:t>
-      </w:r>
-      <w:r>
-        <w:rPr>
-          <w:sz w:val="24"/>
-          <w:szCs w:val="24"/>
-        </w:rPr>
-        <w:t>ixamos</w:t>
-      </w:r>
-      <w:r>
-        <w:rPr>
-          <w:sz w:val="24"/>
-          <w:szCs w:val="24"/>
-        </w:rPr>
-        <w:t xml:space="preserve"> todos em </w:t>
-      </w:r>
-      <w:proofErr w:type="spellStart"/>
-      <w:r>
-        <w:rPr>
-          <w:sz w:val="24"/>
-          <w:szCs w:val="24"/>
-        </w:rPr>
-        <w:t>italic</w:t>
-      </w:r>
-      <w:proofErr w:type="spellEnd"/>
-      <w:r>
-        <w:rPr>
-          <w:sz w:val="24"/>
-          <w:szCs w:val="24"/>
-        </w:rPr>
-        <w:t>.</w:t>
-      </w:r>
+        <w:t>Adicionamos ao site um subtítulo h2 e criamos uma lista não ordenada</w:t>
+      </w:r>
+    </w:p>
+    <w:p>
+      <w:pPr>
+        <w:pStyle w:val="PargrafodaLista"/>
+        <w:tabs>
+          <w:tab w:val="left" w:pos="1275"/>
+        </w:tabs>
+        <w:rPr>
+          <w:sz w:val="24"/>
+          <w:szCs w:val="24"/>
+        </w:rPr>
+      </w:pPr>
     </w:p>
     <w:p>
       <w:pPr>
@@ -1549,10 +1383,10 @@
           <w:szCs w:val="24"/>
         </w:rPr>
         <w:drawing>
-          <wp:inline distT="0" distB="0" distL="0" distR="0" wp14:anchorId="3BFC3D55" wp14:editId="20A96559">
-            <wp:extent cx="6163535" cy="2152950"/>
-            <wp:effectExtent l="0" t="0" r="8890" b="0"/>
-            <wp:docPr id="14" name="Imagem 14"/>
+          <wp:inline distT="0" distB="0" distL="0" distR="0" wp14:anchorId="1CBBF734" wp14:editId="34135E47">
+            <wp:extent cx="5315692" cy="3057952"/>
+            <wp:effectExtent l="0" t="0" r="0" b="9525"/>
+            <wp:docPr id="13" name="Imagem 13"/>
             <wp:cNvGraphicFramePr>
               <a:graphicFrameLocks xmlns:a="http://schemas.openxmlformats.org/drawingml/2006/main" noChangeAspect="1"/>
             </wp:cNvGraphicFramePr>
@@ -1572,6 +1406,172 @@
                   <pic:spPr>
                     <a:xfrm>
                       <a:off x="0" y="0"/>
+                      <a:ext cx="5315692" cy="3057952"/>
+                    </a:xfrm>
+                    <a:prstGeom prst="rect">
+                      <a:avLst/>
+                    </a:prstGeom>
+                  </pic:spPr>
+                </pic:pic>
+              </a:graphicData>
+            </a:graphic>
+          </wp:inline>
+        </w:drawing>
+      </w:r>
+    </w:p>
+    <w:p>
+      <w:pPr>
+        <w:pStyle w:val="PargrafodaLista"/>
+        <w:tabs>
+          <w:tab w:val="left" w:pos="1275"/>
+        </w:tabs>
+        <w:rPr>
+          <w:sz w:val="24"/>
+          <w:szCs w:val="24"/>
+        </w:rPr>
+      </w:pPr>
+    </w:p>
+    <w:p>
+      <w:pPr>
+        <w:pStyle w:val="PargrafodaLista"/>
+        <w:tabs>
+          <w:tab w:val="left" w:pos="1275"/>
+        </w:tabs>
+        <w:rPr>
+          <w:sz w:val="24"/>
+          <w:szCs w:val="24"/>
+        </w:rPr>
+      </w:pPr>
+      <w:r>
+        <w:rPr>
+          <w:sz w:val="24"/>
+          <w:szCs w:val="24"/>
+        </w:rPr>
+        <w:t xml:space="preserve">9 </w:t>
+      </w:r>
+      <w:r>
+        <w:rPr>
+          <w:sz w:val="24"/>
+          <w:szCs w:val="24"/>
+        </w:rPr>
+        <w:t>–</w:t>
+      </w:r>
+      <w:r>
+        <w:rPr>
+          <w:sz w:val="24"/>
+          <w:szCs w:val="24"/>
+        </w:rPr>
+        <w:t xml:space="preserve"> </w:t>
+      </w:r>
+      <w:r>
+        <w:rPr>
+          <w:sz w:val="24"/>
+          <w:szCs w:val="24"/>
+        </w:rPr>
+        <w:t xml:space="preserve">Na nossa lista não ordenada colocamos a mesma </w:t>
+      </w:r>
+      <w:proofErr w:type="spellStart"/>
+      <w:r>
+        <w:rPr>
+          <w:sz w:val="24"/>
+          <w:szCs w:val="24"/>
+        </w:rPr>
+        <w:t>class</w:t>
+      </w:r>
+      <w:proofErr w:type="spellEnd"/>
+      <w:r>
+        <w:rPr>
+          <w:sz w:val="24"/>
+          <w:szCs w:val="24"/>
+        </w:rPr>
+        <w:t xml:space="preserve"> para todos os itens para que assim </w:t>
+      </w:r>
+      <w:r>
+        <w:rPr>
+          <w:sz w:val="24"/>
+          <w:szCs w:val="24"/>
+        </w:rPr>
+        <w:t>os itens da lista possam</w:t>
+      </w:r>
+      <w:r>
+        <w:rPr>
+          <w:sz w:val="24"/>
+          <w:szCs w:val="24"/>
+        </w:rPr>
+        <w:t xml:space="preserve"> ter o mesmo comportamento ou seja de</w:t>
+      </w:r>
+      <w:r>
+        <w:rPr>
+          <w:sz w:val="24"/>
+          <w:szCs w:val="24"/>
+        </w:rPr>
+        <w:t>ixamos</w:t>
+      </w:r>
+      <w:r>
+        <w:rPr>
+          <w:sz w:val="24"/>
+          <w:szCs w:val="24"/>
+        </w:rPr>
+        <w:t xml:space="preserve"> todos em </w:t>
+      </w:r>
+      <w:proofErr w:type="spellStart"/>
+      <w:r>
+        <w:rPr>
+          <w:sz w:val="24"/>
+          <w:szCs w:val="24"/>
+        </w:rPr>
+        <w:t>italic</w:t>
+      </w:r>
+      <w:proofErr w:type="spellEnd"/>
+      <w:r>
+        <w:rPr>
+          <w:sz w:val="24"/>
+          <w:szCs w:val="24"/>
+        </w:rPr>
+        <w:t>.</w:t>
+      </w:r>
+    </w:p>
+    <w:p>
+      <w:pPr>
+        <w:pStyle w:val="PargrafodaLista"/>
+        <w:tabs>
+          <w:tab w:val="left" w:pos="1275"/>
+        </w:tabs>
+        <w:rPr>
+          <w:sz w:val="24"/>
+          <w:szCs w:val="24"/>
+        </w:rPr>
+      </w:pPr>
+      <w:r>
+        <w:rPr>
+          <w:noProof/>
+          <w:sz w:val="24"/>
+          <w:szCs w:val="24"/>
+        </w:rPr>
+        <w:drawing>
+          <wp:inline distT="0" distB="0" distL="0" distR="0" wp14:anchorId="3BFC3D55" wp14:editId="20A96559">
+            <wp:extent cx="6163535" cy="2152950"/>
+            <wp:effectExtent l="0" t="0" r="8890" b="0"/>
+            <wp:docPr id="14" name="Imagem 14"/>
+            <wp:cNvGraphicFramePr>
+              <a:graphicFrameLocks xmlns:a="http://schemas.openxmlformats.org/drawingml/2006/main" noChangeAspect="1"/>
+            </wp:cNvGraphicFramePr>
+            <a:graphic xmlns:a="http://schemas.openxmlformats.org/drawingml/2006/main">
+              <a:graphicData uri="http://schemas.openxmlformats.org/drawingml/2006/picture">
+                <pic:pic xmlns:pic="http://schemas.openxmlformats.org/drawingml/2006/picture">
+                  <pic:nvPicPr>
+                    <pic:cNvPr id="1" name=""/>
+                    <pic:cNvPicPr/>
+                  </pic:nvPicPr>
+                  <pic:blipFill>
+                    <a:blip r:embed="rId19"/>
+                    <a:stretch>
+                      <a:fillRect/>
+                    </a:stretch>
+                  </pic:blipFill>
+                  <pic:spPr>
+                    <a:xfrm>
+                      <a:off x="0" y="0"/>
                       <a:ext cx="6163535" cy="2152950"/>
                     </a:xfrm>
                     <a:prstGeom prst="rect">
@@ -1618,7 +1618,7 @@
                     <pic:cNvPicPr/>
                   </pic:nvPicPr>
                   <pic:blipFill>
-                    <a:blip r:embed="rId19"/>
+                    <a:blip r:embed="rId20"/>
                     <a:stretch>
                       <a:fillRect/>
                     </a:stretch>
@@ -1796,7 +1796,7 @@
                     <pic:cNvPicPr/>
                   </pic:nvPicPr>
                   <pic:blipFill>
-                    <a:blip r:embed="rId20"/>
+                    <a:blip r:embed="rId21"/>
                     <a:stretch>
                       <a:fillRect/>
                     </a:stretch>
@@ -1928,48 +1928,6 @@
             <wp:extent cx="1887026" cy="771519"/>
             <wp:effectExtent l="0" t="0" r="0" b="0"/>
             <wp:docPr id="18" name="Imagem 18"/>
-            <wp:cNvGraphicFramePr>
-              <a:graphicFrameLocks xmlns:a="http://schemas.openxmlformats.org/drawingml/2006/main" noChangeAspect="1"/>
-            </wp:cNvGraphicFramePr>
-            <a:graphic xmlns:a="http://schemas.openxmlformats.org/drawingml/2006/main">
-              <a:graphicData uri="http://schemas.openxmlformats.org/drawingml/2006/picture">
-                <pic:pic xmlns:pic="http://schemas.openxmlformats.org/drawingml/2006/picture">
-                  <pic:nvPicPr>
-                    <pic:cNvPr id="1" name=""/>
-                    <pic:cNvPicPr/>
-                  </pic:nvPicPr>
-                  <pic:blipFill>
-                    <a:blip r:embed="rId21"/>
-                    <a:stretch>
-                      <a:fillRect/>
-                    </a:stretch>
-                  </pic:blipFill>
-                  <pic:spPr>
-                    <a:xfrm>
-                      <a:off x="0" y="0"/>
-                      <a:ext cx="1945248" cy="795323"/>
-                    </a:xfrm>
-                    <a:prstGeom prst="rect">
-                      <a:avLst/>
-                    </a:prstGeom>
-                  </pic:spPr>
-                </pic:pic>
-              </a:graphicData>
-            </a:graphic>
-          </wp:inline>
-        </w:drawing>
-      </w:r>
-      <w:r>
-        <w:rPr>
-          <w:noProof/>
-          <w:sz w:val="24"/>
-          <w:szCs w:val="24"/>
-        </w:rPr>
-        <w:drawing>
-          <wp:inline distT="0" distB="0" distL="0" distR="0" wp14:anchorId="25E113F8" wp14:editId="7BA425FD">
-            <wp:extent cx="4880941" cy="2705100"/>
-            <wp:effectExtent l="0" t="0" r="0" b="0"/>
-            <wp:docPr id="19" name="Imagem 19"/>
             <wp:cNvGraphicFramePr>
               <a:graphicFrameLocks xmlns:a="http://schemas.openxmlformats.org/drawingml/2006/main" noChangeAspect="1"/>
             </wp:cNvGraphicFramePr>
@@ -1989,7 +1947,7 @@
                   <pic:spPr>
                     <a:xfrm>
                       <a:off x="0" y="0"/>
-                      <a:ext cx="4894005" cy="2712340"/>
+                      <a:ext cx="1945248" cy="795323"/>
                     </a:xfrm>
                     <a:prstGeom prst="rect">
                       <a:avLst/>
@@ -2001,117 +1959,6 @@
           </wp:inline>
         </w:drawing>
       </w:r>
-    </w:p>
-    <w:p>
-      <w:pPr>
-        <w:pStyle w:val="PargrafodaLista"/>
-        <w:tabs>
-          <w:tab w:val="left" w:pos="1275"/>
-        </w:tabs>
-        <w:rPr>
-          <w:sz w:val="24"/>
-          <w:szCs w:val="24"/>
-        </w:rPr>
-      </w:pPr>
-    </w:p>
-    <w:p>
-      <w:pPr>
-        <w:pStyle w:val="PargrafodaLista"/>
-        <w:tabs>
-          <w:tab w:val="left" w:pos="1275"/>
-        </w:tabs>
-        <w:rPr>
-          <w:sz w:val="24"/>
-          <w:szCs w:val="24"/>
-        </w:rPr>
-      </w:pPr>
-    </w:p>
-    <w:p>
-      <w:pPr>
-        <w:pStyle w:val="PargrafodaLista"/>
-        <w:tabs>
-          <w:tab w:val="left" w:pos="1275"/>
-        </w:tabs>
-        <w:rPr>
-          <w:sz w:val="24"/>
-          <w:szCs w:val="24"/>
-        </w:rPr>
-      </w:pPr>
-      <w:r>
-        <w:rPr>
-          <w:sz w:val="24"/>
-          <w:szCs w:val="24"/>
-        </w:rPr>
-        <w:t xml:space="preserve">12- </w:t>
-      </w:r>
-      <w:r>
-        <w:rPr>
-          <w:sz w:val="24"/>
-          <w:szCs w:val="24"/>
-        </w:rPr>
-        <w:t>Para colocar uma distancia entre a list</w:t>
-      </w:r>
-      <w:r>
-        <w:rPr>
-          <w:sz w:val="24"/>
-          <w:szCs w:val="24"/>
-        </w:rPr>
-        <w:t>a</w:t>
-      </w:r>
-      <w:r>
-        <w:rPr>
-          <w:sz w:val="24"/>
-          <w:szCs w:val="24"/>
-        </w:rPr>
-        <w:t xml:space="preserve"> e a imagem definimos um tamanho  (ela vai ocup</w:t>
-      </w:r>
-      <w:r>
-        <w:rPr>
-          <w:sz w:val="24"/>
-          <w:szCs w:val="24"/>
-        </w:rPr>
-        <w:t>ar</w:t>
-      </w:r>
-      <w:r>
-        <w:rPr>
-          <w:sz w:val="24"/>
-          <w:szCs w:val="24"/>
-        </w:rPr>
-        <w:t xml:space="preserve"> 20% de largura) e</w:t>
-      </w:r>
-      <w:r>
-        <w:rPr>
-          <w:sz w:val="24"/>
-          <w:szCs w:val="24"/>
-        </w:rPr>
-        <w:t xml:space="preserve"> um espaço externo de </w:t>
-      </w:r>
-      <w:r>
-        <w:rPr>
-          <w:sz w:val="24"/>
-          <w:szCs w:val="24"/>
-        </w:rPr>
-        <w:t xml:space="preserve"> </w:t>
-      </w:r>
-      <w:r>
-        <w:rPr>
-          <w:sz w:val="24"/>
-          <w:szCs w:val="24"/>
-        </w:rPr>
-        <w:t>15% do lado direito conforme imagem do código.</w:t>
-      </w:r>
-    </w:p>
-    <w:p>
-      <w:pPr>
-        <w:pStyle w:val="PargrafodaLista"/>
-        <w:tabs>
-          <w:tab w:val="left" w:pos="1275"/>
-        </w:tabs>
-        <w:rPr>
-          <w:sz w:val="24"/>
-          <w:szCs w:val="24"/>
-        </w:rPr>
-      </w:pPr>
       <w:r>
         <w:rPr>
           <w:noProof/>
@@ -2119,10 +1966,10 @@
           <w:szCs w:val="24"/>
         </w:rPr>
         <w:drawing>
-          <wp:inline distT="0" distB="0" distL="0" distR="0" wp14:anchorId="0C38E37A" wp14:editId="1DE88312">
-            <wp:extent cx="4239217" cy="1933845"/>
-            <wp:effectExtent l="0" t="0" r="9525" b="9525"/>
-            <wp:docPr id="20" name="Imagem 20"/>
+          <wp:inline distT="0" distB="0" distL="0" distR="0" wp14:anchorId="25E113F8" wp14:editId="7BA425FD">
+            <wp:extent cx="4880941" cy="2705100"/>
+            <wp:effectExtent l="0" t="0" r="0" b="0"/>
+            <wp:docPr id="19" name="Imagem 19"/>
             <wp:cNvGraphicFramePr>
               <a:graphicFrameLocks xmlns:a="http://schemas.openxmlformats.org/drawingml/2006/main" noChangeAspect="1"/>
             </wp:cNvGraphicFramePr>
@@ -2142,7 +1989,7 @@
                   <pic:spPr>
                     <a:xfrm>
                       <a:off x="0" y="0"/>
-                      <a:ext cx="4239217" cy="1933845"/>
+                      <a:ext cx="4894005" cy="2712340"/>
                     </a:xfrm>
                     <a:prstGeom prst="rect">
                       <a:avLst/>
@@ -2166,6 +2013,105 @@
           <w:szCs w:val="24"/>
         </w:rPr>
       </w:pPr>
+    </w:p>
+    <w:p>
+      <w:pPr>
+        <w:pStyle w:val="PargrafodaLista"/>
+        <w:tabs>
+          <w:tab w:val="left" w:pos="1275"/>
+        </w:tabs>
+        <w:rPr>
+          <w:sz w:val="24"/>
+          <w:szCs w:val="24"/>
+        </w:rPr>
+      </w:pPr>
+    </w:p>
+    <w:p>
+      <w:pPr>
+        <w:pStyle w:val="PargrafodaLista"/>
+        <w:tabs>
+          <w:tab w:val="left" w:pos="1275"/>
+        </w:tabs>
+        <w:rPr>
+          <w:sz w:val="24"/>
+          <w:szCs w:val="24"/>
+        </w:rPr>
+      </w:pPr>
+      <w:r>
+        <w:rPr>
+          <w:sz w:val="24"/>
+          <w:szCs w:val="24"/>
+        </w:rPr>
+        <w:t xml:space="preserve">12- </w:t>
+      </w:r>
+      <w:r>
+        <w:rPr>
+          <w:sz w:val="24"/>
+          <w:szCs w:val="24"/>
+        </w:rPr>
+        <w:t>Para colocar uma distancia entre a list</w:t>
+      </w:r>
+      <w:r>
+        <w:rPr>
+          <w:sz w:val="24"/>
+          <w:szCs w:val="24"/>
+        </w:rPr>
+        <w:t>a</w:t>
+      </w:r>
+      <w:r>
+        <w:rPr>
+          <w:sz w:val="24"/>
+          <w:szCs w:val="24"/>
+        </w:rPr>
+        <w:t xml:space="preserve"> e a imagem definimos um tamanho  (ela vai ocup</w:t>
+      </w:r>
+      <w:r>
+        <w:rPr>
+          <w:sz w:val="24"/>
+          <w:szCs w:val="24"/>
+        </w:rPr>
+        <w:t>ar</w:t>
+      </w:r>
+      <w:r>
+        <w:rPr>
+          <w:sz w:val="24"/>
+          <w:szCs w:val="24"/>
+        </w:rPr>
+        <w:t xml:space="preserve"> 20% de largura) e</w:t>
+      </w:r>
+      <w:r>
+        <w:rPr>
+          <w:sz w:val="24"/>
+          <w:szCs w:val="24"/>
+        </w:rPr>
+        <w:t xml:space="preserve"> um espaço externo de </w:t>
+      </w:r>
+      <w:r>
+        <w:rPr>
+          <w:sz w:val="24"/>
+          <w:szCs w:val="24"/>
+        </w:rPr>
+        <w:t xml:space="preserve"> </w:t>
+      </w:r>
+      <w:r>
+        <w:rPr>
+          <w:sz w:val="24"/>
+          <w:szCs w:val="24"/>
+        </w:rPr>
+        <w:t>15% do lado direito conforme imagem do código.</w:t>
+      </w:r>
+    </w:p>
+    <w:p>
+      <w:pPr>
+        <w:pStyle w:val="PargrafodaLista"/>
+        <w:tabs>
+          <w:tab w:val="left" w:pos="1275"/>
+        </w:tabs>
+        <w:rPr>
+          <w:sz w:val="24"/>
+          <w:szCs w:val="24"/>
+        </w:rPr>
+      </w:pPr>
       <w:r>
         <w:rPr>
           <w:noProof/>
@@ -2173,10 +2119,10 @@
           <w:szCs w:val="24"/>
         </w:rPr>
         <w:drawing>
-          <wp:inline distT="0" distB="0" distL="0" distR="0" wp14:anchorId="43883715" wp14:editId="2A98B38E">
-            <wp:extent cx="5066876" cy="2155825"/>
-            <wp:effectExtent l="0" t="0" r="635" b="0"/>
-            <wp:docPr id="21" name="Imagem 21"/>
+          <wp:inline distT="0" distB="0" distL="0" distR="0" wp14:anchorId="0C38E37A" wp14:editId="1DE88312">
+            <wp:extent cx="4239217" cy="1933845"/>
+            <wp:effectExtent l="0" t="0" r="9525" b="9525"/>
+            <wp:docPr id="20" name="Imagem 20"/>
             <wp:cNvGraphicFramePr>
               <a:graphicFrameLocks xmlns:a="http://schemas.openxmlformats.org/drawingml/2006/main" noChangeAspect="1"/>
             </wp:cNvGraphicFramePr>
@@ -2196,7 +2142,7 @@
                   <pic:spPr>
                     <a:xfrm>
                       <a:off x="0" y="0"/>
-                      <a:ext cx="5102872" cy="2171141"/>
+                      <a:ext cx="4239217" cy="1933845"/>
                     </a:xfrm>
                     <a:prstGeom prst="rect">
                       <a:avLst/>
@@ -2220,72 +2166,6 @@
           <w:szCs w:val="24"/>
         </w:rPr>
       </w:pPr>
-    </w:p>
-    <w:p>
-      <w:pPr>
-        <w:pStyle w:val="PargrafodaLista"/>
-        <w:tabs>
-          <w:tab w:val="left" w:pos="1275"/>
-        </w:tabs>
-        <w:rPr>
-          <w:sz w:val="24"/>
-          <w:szCs w:val="24"/>
-        </w:rPr>
-      </w:pPr>
-      <w:r>
-        <w:rPr>
-          <w:sz w:val="24"/>
-          <w:szCs w:val="24"/>
-        </w:rPr>
-        <w:t xml:space="preserve">13- </w:t>
-      </w:r>
-      <w:r>
-        <w:rPr>
-          <w:sz w:val="24"/>
-          <w:szCs w:val="24"/>
-        </w:rPr>
-        <w:t xml:space="preserve">Em nosso site criamos duas </w:t>
-      </w:r>
-      <w:proofErr w:type="spellStart"/>
-      <w:r>
-        <w:rPr>
-          <w:sz w:val="24"/>
-          <w:szCs w:val="24"/>
-        </w:rPr>
-        <w:t>div</w:t>
-      </w:r>
-      <w:proofErr w:type="spellEnd"/>
-      <w:r>
-        <w:rPr>
-          <w:sz w:val="24"/>
-          <w:szCs w:val="24"/>
-        </w:rPr>
-        <w:t xml:space="preserve"> uma para parte principal e a outra para parte dos benefícios.</w:t>
-      </w:r>
-    </w:p>
-    <w:p>
-      <w:pPr>
-        <w:pStyle w:val="PargrafodaLista"/>
-        <w:tabs>
-          <w:tab w:val="left" w:pos="1275"/>
-        </w:tabs>
-        <w:rPr>
-          <w:sz w:val="24"/>
-          <w:szCs w:val="24"/>
-        </w:rPr>
-      </w:pPr>
-    </w:p>
-    <w:p>
-      <w:pPr>
-        <w:pStyle w:val="PargrafodaLista"/>
-        <w:tabs>
-          <w:tab w:val="left" w:pos="1275"/>
-        </w:tabs>
-        <w:rPr>
-          <w:sz w:val="24"/>
-          <w:szCs w:val="24"/>
-        </w:rPr>
-      </w:pPr>
       <w:r>
         <w:rPr>
           <w:noProof/>
@@ -2293,10 +2173,10 @@
           <w:szCs w:val="24"/>
         </w:rPr>
         <w:drawing>
-          <wp:inline distT="0" distB="0" distL="0" distR="0" wp14:anchorId="0E249081" wp14:editId="01CC254E">
-            <wp:extent cx="6344535" cy="5534797"/>
-            <wp:effectExtent l="0" t="0" r="0" b="8890"/>
-            <wp:docPr id="22" name="Imagem 22"/>
+          <wp:inline distT="0" distB="0" distL="0" distR="0" wp14:anchorId="43883715" wp14:editId="2A98B38E">
+            <wp:extent cx="5066876" cy="2155825"/>
+            <wp:effectExtent l="0" t="0" r="635" b="0"/>
+            <wp:docPr id="21" name="Imagem 21"/>
             <wp:cNvGraphicFramePr>
               <a:graphicFrameLocks xmlns:a="http://schemas.openxmlformats.org/drawingml/2006/main" noChangeAspect="1"/>
             </wp:cNvGraphicFramePr>
@@ -2316,7 +2196,7 @@
                   <pic:spPr>
                     <a:xfrm>
                       <a:off x="0" y="0"/>
-                      <a:ext cx="6344535" cy="5534797"/>
+                      <a:ext cx="5102872" cy="2171141"/>
                     </a:xfrm>
                     <a:prstGeom prst="rect">
                       <a:avLst/>
@@ -2357,7 +2237,14 @@
           <w:sz w:val="24"/>
           <w:szCs w:val="24"/>
         </w:rPr>
-        <w:t xml:space="preserve">14 – Na </w:t>
+        <w:t xml:space="preserve">13- </w:t>
+      </w:r>
+      <w:r>
+        <w:rPr>
+          <w:sz w:val="24"/>
+          <w:szCs w:val="24"/>
+        </w:rPr>
+        <w:t xml:space="preserve">Em nosso site criamos duas </w:t>
       </w:r>
       <w:proofErr w:type="spellStart"/>
       <w:r>
@@ -2373,15 +2260,20 @@
           <w:sz w:val="24"/>
           <w:szCs w:val="24"/>
         </w:rPr>
-        <w:t xml:space="preserve"> principal colocamos um espaço interno para todos os lados e deixamos uma cor de fundo conforme imagem do código  a baixo </w:t>
-      </w:r>
-      <w:r>
-        <w:rPr>
-          <w:sz w:val="24"/>
-          <w:szCs w:val="24"/>
-        </w:rPr>
-        <w:t>.</w:t>
-      </w:r>
+        <w:t xml:space="preserve"> uma para parte principal e a outra para parte dos benefícios.</w:t>
+      </w:r>
+    </w:p>
+    <w:p>
+      <w:pPr>
+        <w:pStyle w:val="PargrafodaLista"/>
+        <w:tabs>
+          <w:tab w:val="left" w:pos="1275"/>
+        </w:tabs>
+        <w:rPr>
+          <w:sz w:val="24"/>
+          <w:szCs w:val="24"/>
+        </w:rPr>
+      </w:pPr>
     </w:p>
     <w:p>
       <w:pPr>
@@ -2401,10 +2293,10 @@
           <w:szCs w:val="24"/>
         </w:rPr>
         <w:drawing>
-          <wp:inline distT="0" distB="0" distL="0" distR="0" wp14:anchorId="3443BFF9" wp14:editId="5F4CB6B5">
-            <wp:extent cx="4467849" cy="1533739"/>
-            <wp:effectExtent l="0" t="0" r="9525" b="9525"/>
-            <wp:docPr id="23" name="Imagem 23"/>
+          <wp:inline distT="0" distB="0" distL="0" distR="0" wp14:anchorId="0E249081" wp14:editId="01CC254E">
+            <wp:extent cx="6344535" cy="5534797"/>
+            <wp:effectExtent l="0" t="0" r="0" b="8890"/>
+            <wp:docPr id="22" name="Imagem 22"/>
             <wp:cNvGraphicFramePr>
               <a:graphicFrameLocks xmlns:a="http://schemas.openxmlformats.org/drawingml/2006/main" noChangeAspect="1"/>
             </wp:cNvGraphicFramePr>
@@ -2424,7 +2316,7 @@
                   <pic:spPr>
                     <a:xfrm>
                       <a:off x="0" y="0"/>
-                      <a:ext cx="4467849" cy="1533739"/>
+                      <a:ext cx="6344535" cy="5534797"/>
                     </a:xfrm>
                     <a:prstGeom prst="rect">
                       <a:avLst/>
@@ -2465,7 +2357,7 @@
           <w:sz w:val="24"/>
           <w:szCs w:val="24"/>
         </w:rPr>
-        <w:t xml:space="preserve">15 – Na </w:t>
+        <w:t xml:space="preserve">14 – Na </w:t>
       </w:r>
       <w:proofErr w:type="spellStart"/>
       <w:r>
@@ -2481,14 +2373,14 @@
           <w:sz w:val="24"/>
           <w:szCs w:val="24"/>
         </w:rPr>
-        <w:t xml:space="preserve"> benefícios colocamos um espaço interno de </w:t>
-      </w:r>
-      <w:r>
-        <w:rPr>
-          <w:sz w:val="24"/>
-          <w:szCs w:val="24"/>
-        </w:rPr>
-        <w:t>20px</w:t>
+        <w:t xml:space="preserve"> principal colocamos um espaço interno para todos os lados e deixamos uma cor de fundo conforme imagem do código  a baixo </w:t>
+      </w:r>
+      <w:r>
+        <w:rPr>
+          <w:sz w:val="24"/>
+          <w:szCs w:val="24"/>
+        </w:rPr>
+        <w:t>.</w:t>
       </w:r>
     </w:p>
     <w:p>
@@ -2509,10 +2401,10 @@
           <w:szCs w:val="24"/>
         </w:rPr>
         <w:drawing>
-          <wp:inline distT="0" distB="0" distL="0" distR="0" wp14:anchorId="165A4C43" wp14:editId="3DCEF4FA">
-            <wp:extent cx="2915057" cy="1228896"/>
-            <wp:effectExtent l="0" t="0" r="0" b="0"/>
-            <wp:docPr id="24" name="Imagem 24"/>
+          <wp:inline distT="0" distB="0" distL="0" distR="0" wp14:anchorId="3443BFF9" wp14:editId="5F4CB6B5">
+            <wp:extent cx="4467849" cy="1533739"/>
+            <wp:effectExtent l="0" t="0" r="9525" b="9525"/>
+            <wp:docPr id="23" name="Imagem 23"/>
             <wp:cNvGraphicFramePr>
               <a:graphicFrameLocks xmlns:a="http://schemas.openxmlformats.org/drawingml/2006/main" noChangeAspect="1"/>
             </wp:cNvGraphicFramePr>
@@ -2532,7 +2424,7 @@
                   <pic:spPr>
                     <a:xfrm>
                       <a:off x="0" y="0"/>
-                      <a:ext cx="2915057" cy="1228896"/>
+                      <a:ext cx="4467849" cy="1533739"/>
                     </a:xfrm>
                     <a:prstGeom prst="rect">
                       <a:avLst/>
@@ -2573,41 +2465,31 @@
           <w:sz w:val="24"/>
           <w:szCs w:val="24"/>
         </w:rPr>
-        <w:t xml:space="preserve">16- </w:t>
-      </w:r>
-      <w:r>
-        <w:rPr>
-          <w:sz w:val="24"/>
-          <w:szCs w:val="24"/>
-        </w:rPr>
-        <w:t>Centralizamos</w:t>
-      </w:r>
-      <w:r>
-        <w:rPr>
-          <w:sz w:val="24"/>
-          <w:szCs w:val="24"/>
-        </w:rPr>
-        <w:t xml:space="preserve"> o subtítulo </w:t>
-      </w:r>
-      <w:r>
-        <w:rPr>
-          <w:sz w:val="24"/>
-          <w:szCs w:val="24"/>
-        </w:rPr>
-        <w:t>h2</w:t>
-      </w:r>
-    </w:p>
-    <w:p>
-      <w:pPr>
-        <w:pStyle w:val="PargrafodaLista"/>
-        <w:tabs>
-          <w:tab w:val="left" w:pos="1275"/>
-        </w:tabs>
-        <w:rPr>
-          <w:sz w:val="24"/>
-          <w:szCs w:val="24"/>
-        </w:rPr>
-      </w:pPr>
+        <w:t xml:space="preserve">15 – Na </w:t>
+      </w:r>
+      <w:proofErr w:type="spellStart"/>
+      <w:r>
+        <w:rPr>
+          <w:sz w:val="24"/>
+          <w:szCs w:val="24"/>
+        </w:rPr>
+        <w:t>div</w:t>
+      </w:r>
+      <w:proofErr w:type="spellEnd"/>
+      <w:r>
+        <w:rPr>
+          <w:sz w:val="24"/>
+          <w:szCs w:val="24"/>
+        </w:rPr>
+        <w:t xml:space="preserve"> benefícios colocamos um espaço interno de </w:t>
+      </w:r>
+      <w:r>
+        <w:rPr>
+          <w:sz w:val="24"/>
+          <w:szCs w:val="24"/>
+        </w:rPr>
+        <w:t>20px</w:t>
+      </w:r>
     </w:p>
     <w:p>
       <w:pPr>
@@ -2627,10 +2509,10 @@
           <w:szCs w:val="24"/>
         </w:rPr>
         <w:drawing>
-          <wp:inline distT="0" distB="0" distL="0" distR="0" wp14:anchorId="2250A179" wp14:editId="36DB3B43">
-            <wp:extent cx="3801005" cy="1562318"/>
-            <wp:effectExtent l="0" t="0" r="9525" b="0"/>
-            <wp:docPr id="25" name="Imagem 25"/>
+          <wp:inline distT="0" distB="0" distL="0" distR="0" wp14:anchorId="165A4C43" wp14:editId="3DCEF4FA">
+            <wp:extent cx="2915057" cy="1228896"/>
+            <wp:effectExtent l="0" t="0" r="0" b="0"/>
+            <wp:docPr id="24" name="Imagem 24"/>
             <wp:cNvGraphicFramePr>
               <a:graphicFrameLocks xmlns:a="http://schemas.openxmlformats.org/drawingml/2006/main" noChangeAspect="1"/>
             </wp:cNvGraphicFramePr>
@@ -2650,7 +2532,7 @@
                   <pic:spPr>
                     <a:xfrm>
                       <a:off x="0" y="0"/>
-                      <a:ext cx="3801005" cy="1562318"/>
+                      <a:ext cx="2915057" cy="1228896"/>
                     </a:xfrm>
                     <a:prstGeom prst="rect">
                       <a:avLst/>
@@ -2691,29 +2573,41 @@
           <w:sz w:val="24"/>
           <w:szCs w:val="24"/>
         </w:rPr>
-        <w:t xml:space="preserve">17 </w:t>
-      </w:r>
-      <w:r>
-        <w:rPr>
-          <w:sz w:val="24"/>
-          <w:szCs w:val="24"/>
-        </w:rPr>
-        <w:t>–</w:t>
-      </w:r>
-      <w:r>
-        <w:rPr>
-          <w:sz w:val="24"/>
-          <w:szCs w:val="24"/>
-        </w:rPr>
-        <w:t xml:space="preserve"> </w:t>
-      </w:r>
-      <w:r>
-        <w:rPr>
-          <w:sz w:val="24"/>
-          <w:szCs w:val="24"/>
-        </w:rPr>
-        <w:t>Criamos os arquivos produtos.html e o produtos.css dentro da pasta do projeto.</w:t>
-      </w:r>
+        <w:t xml:space="preserve">16- </w:t>
+      </w:r>
+      <w:r>
+        <w:rPr>
+          <w:sz w:val="24"/>
+          <w:szCs w:val="24"/>
+        </w:rPr>
+        <w:t>Centralizamos</w:t>
+      </w:r>
+      <w:r>
+        <w:rPr>
+          <w:sz w:val="24"/>
+          <w:szCs w:val="24"/>
+        </w:rPr>
+        <w:t xml:space="preserve"> o subtítulo </w:t>
+      </w:r>
+      <w:r>
+        <w:rPr>
+          <w:sz w:val="24"/>
+          <w:szCs w:val="24"/>
+        </w:rPr>
+        <w:t>h2</w:t>
+      </w:r>
+    </w:p>
+    <w:p>
+      <w:pPr>
+        <w:pStyle w:val="PargrafodaLista"/>
+        <w:tabs>
+          <w:tab w:val="left" w:pos="1275"/>
+        </w:tabs>
+        <w:rPr>
+          <w:sz w:val="24"/>
+          <w:szCs w:val="24"/>
+        </w:rPr>
+      </w:pPr>
     </w:p>
     <w:p>
       <w:pPr>
@@ -2733,10 +2627,10 @@
           <w:szCs w:val="24"/>
         </w:rPr>
         <w:drawing>
-          <wp:inline distT="0" distB="0" distL="0" distR="0" wp14:anchorId="449C3AD7" wp14:editId="02F88A99">
-            <wp:extent cx="2467319" cy="3343742"/>
-            <wp:effectExtent l="0" t="0" r="0" b="9525"/>
-            <wp:docPr id="26" name="Imagem 26"/>
+          <wp:inline distT="0" distB="0" distL="0" distR="0" wp14:anchorId="2250A179" wp14:editId="36DB3B43">
+            <wp:extent cx="3801005" cy="1562318"/>
+            <wp:effectExtent l="0" t="0" r="9525" b="0"/>
+            <wp:docPr id="25" name="Imagem 25"/>
             <wp:cNvGraphicFramePr>
               <a:graphicFrameLocks xmlns:a="http://schemas.openxmlformats.org/drawingml/2006/main" noChangeAspect="1"/>
             </wp:cNvGraphicFramePr>
@@ -2756,7 +2650,7 @@
                   <pic:spPr>
                     <a:xfrm>
                       <a:off x="0" y="0"/>
-                      <a:ext cx="2467319" cy="3343742"/>
+                      <a:ext cx="3801005" cy="1562318"/>
                     </a:xfrm>
                     <a:prstGeom prst="rect">
                       <a:avLst/>
@@ -2797,81 +2691,29 @@
           <w:sz w:val="24"/>
           <w:szCs w:val="24"/>
         </w:rPr>
-        <w:t xml:space="preserve">18- </w:t>
-      </w:r>
-      <w:r>
-        <w:rPr>
-          <w:sz w:val="24"/>
-          <w:szCs w:val="24"/>
-        </w:rPr>
-        <w:t xml:space="preserve">No Header inserimos a </w:t>
-      </w:r>
-      <w:proofErr w:type="spellStart"/>
-      <w:r>
-        <w:rPr>
-          <w:sz w:val="24"/>
-          <w:szCs w:val="24"/>
-        </w:rPr>
-        <w:t>tag</w:t>
-      </w:r>
-      <w:proofErr w:type="spellEnd"/>
-      <w:r>
-        <w:rPr>
-          <w:sz w:val="24"/>
-          <w:szCs w:val="24"/>
-        </w:rPr>
-        <w:t xml:space="preserve"> h1 com a imagem do logo e abaixo fizemos uma lista não ordenada </w:t>
-      </w:r>
-      <w:r>
-        <w:rPr>
-          <w:sz w:val="24"/>
-          <w:szCs w:val="24"/>
-        </w:rPr>
-        <w:t xml:space="preserve">com os itens que posterior será o menu da pagina onde colocamos a </w:t>
-      </w:r>
-      <w:proofErr w:type="spellStart"/>
-      <w:r>
-        <w:rPr>
-          <w:sz w:val="24"/>
-          <w:szCs w:val="24"/>
-        </w:rPr>
-        <w:t>tag</w:t>
-      </w:r>
-      <w:proofErr w:type="spellEnd"/>
-      <w:r>
-        <w:rPr>
-          <w:sz w:val="24"/>
-          <w:szCs w:val="24"/>
-        </w:rPr>
-        <w:t xml:space="preserve">  </w:t>
-      </w:r>
-      <w:r>
-        <w:rPr>
-          <w:b/>
-          <w:sz w:val="24"/>
-          <w:szCs w:val="24"/>
-        </w:rPr>
-        <w:t>a</w:t>
-      </w:r>
-      <w:r>
-        <w:rPr>
-          <w:sz w:val="24"/>
-          <w:szCs w:val="24"/>
-        </w:rPr>
-        <w:t xml:space="preserve"> ancora para link com as paginas do projeto conforme imagem.</w:t>
-      </w:r>
-    </w:p>
-    <w:p>
-      <w:pPr>
-        <w:pStyle w:val="PargrafodaLista"/>
-        <w:tabs>
-          <w:tab w:val="left" w:pos="1275"/>
-        </w:tabs>
-        <w:rPr>
-          <w:sz w:val="24"/>
-          <w:szCs w:val="24"/>
-        </w:rPr>
-      </w:pPr>
+        <w:t xml:space="preserve">17 </w:t>
+      </w:r>
+      <w:r>
+        <w:rPr>
+          <w:sz w:val="24"/>
+          <w:szCs w:val="24"/>
+        </w:rPr>
+        <w:t>–</w:t>
+      </w:r>
+      <w:r>
+        <w:rPr>
+          <w:sz w:val="24"/>
+          <w:szCs w:val="24"/>
+        </w:rPr>
+        <w:t xml:space="preserve"> </w:t>
+      </w:r>
+      <w:r>
+        <w:rPr>
+          <w:sz w:val="24"/>
+          <w:szCs w:val="24"/>
+        </w:rPr>
+        <w:t>Criamos os arquivos produtos.html e o produtos.css dentro da pasta do projeto.</w:t>
+      </w:r>
     </w:p>
     <w:p>
       <w:pPr>
@@ -2891,10 +2733,10 @@
           <w:szCs w:val="24"/>
         </w:rPr>
         <w:drawing>
-          <wp:inline distT="0" distB="0" distL="0" distR="0" wp14:anchorId="498233E3" wp14:editId="136F54AF">
-            <wp:extent cx="6792273" cy="2353003"/>
-            <wp:effectExtent l="0" t="0" r="8890" b="9525"/>
-            <wp:docPr id="27" name="Imagem 27"/>
+          <wp:inline distT="0" distB="0" distL="0" distR="0" wp14:anchorId="449C3AD7" wp14:editId="02F88A99">
+            <wp:extent cx="2467319" cy="3343742"/>
+            <wp:effectExtent l="0" t="0" r="0" b="9525"/>
+            <wp:docPr id="26" name="Imagem 26"/>
             <wp:cNvGraphicFramePr>
               <a:graphicFrameLocks xmlns:a="http://schemas.openxmlformats.org/drawingml/2006/main" noChangeAspect="1"/>
             </wp:cNvGraphicFramePr>
@@ -2914,6 +2756,164 @@
                   <pic:spPr>
                     <a:xfrm>
                       <a:off x="0" y="0"/>
+                      <a:ext cx="2467319" cy="3343742"/>
+                    </a:xfrm>
+                    <a:prstGeom prst="rect">
+                      <a:avLst/>
+                    </a:prstGeom>
+                  </pic:spPr>
+                </pic:pic>
+              </a:graphicData>
+            </a:graphic>
+          </wp:inline>
+        </w:drawing>
+      </w:r>
+    </w:p>
+    <w:p>
+      <w:pPr>
+        <w:pStyle w:val="PargrafodaLista"/>
+        <w:tabs>
+          <w:tab w:val="left" w:pos="1275"/>
+        </w:tabs>
+        <w:rPr>
+          <w:sz w:val="24"/>
+          <w:szCs w:val="24"/>
+        </w:rPr>
+      </w:pPr>
+    </w:p>
+    <w:p>
+      <w:pPr>
+        <w:pStyle w:val="PargrafodaLista"/>
+        <w:tabs>
+          <w:tab w:val="left" w:pos="1275"/>
+        </w:tabs>
+        <w:rPr>
+          <w:sz w:val="24"/>
+          <w:szCs w:val="24"/>
+        </w:rPr>
+      </w:pPr>
+      <w:r>
+        <w:rPr>
+          <w:sz w:val="24"/>
+          <w:szCs w:val="24"/>
+        </w:rPr>
+        <w:t xml:space="preserve">18- </w:t>
+      </w:r>
+      <w:r>
+        <w:rPr>
+          <w:sz w:val="24"/>
+          <w:szCs w:val="24"/>
+        </w:rPr>
+        <w:t xml:space="preserve">No Header inserimos a </w:t>
+      </w:r>
+      <w:proofErr w:type="spellStart"/>
+      <w:r>
+        <w:rPr>
+          <w:sz w:val="24"/>
+          <w:szCs w:val="24"/>
+        </w:rPr>
+        <w:t>tag</w:t>
+      </w:r>
+      <w:proofErr w:type="spellEnd"/>
+      <w:r>
+        <w:rPr>
+          <w:sz w:val="24"/>
+          <w:szCs w:val="24"/>
+        </w:rPr>
+        <w:t xml:space="preserve"> h1 com a imagem do logo e abaixo fizemos uma lista não ordenada </w:t>
+      </w:r>
+      <w:r>
+        <w:rPr>
+          <w:sz w:val="24"/>
+          <w:szCs w:val="24"/>
+        </w:rPr>
+        <w:t xml:space="preserve">com os itens que posterior será o menu da pagina onde colocamos a </w:t>
+      </w:r>
+      <w:proofErr w:type="spellStart"/>
+      <w:r>
+        <w:rPr>
+          <w:sz w:val="24"/>
+          <w:szCs w:val="24"/>
+        </w:rPr>
+        <w:t>tag</w:t>
+      </w:r>
+      <w:proofErr w:type="spellEnd"/>
+      <w:r>
+        <w:rPr>
+          <w:sz w:val="24"/>
+          <w:szCs w:val="24"/>
+        </w:rPr>
+        <w:t xml:space="preserve">  </w:t>
+      </w:r>
+      <w:r>
+        <w:rPr>
+          <w:b/>
+          <w:sz w:val="24"/>
+          <w:szCs w:val="24"/>
+        </w:rPr>
+        <w:t>a</w:t>
+      </w:r>
+      <w:r>
+        <w:rPr>
+          <w:sz w:val="24"/>
+          <w:szCs w:val="24"/>
+        </w:rPr>
+        <w:t xml:space="preserve"> ancora para link com as paginas do projeto conforme imagem.</w:t>
+      </w:r>
+    </w:p>
+    <w:p>
+      <w:pPr>
+        <w:pStyle w:val="PargrafodaLista"/>
+        <w:tabs>
+          <w:tab w:val="left" w:pos="1275"/>
+        </w:tabs>
+        <w:rPr>
+          <w:sz w:val="24"/>
+          <w:szCs w:val="24"/>
+        </w:rPr>
+      </w:pPr>
+    </w:p>
+    <w:p>
+      <w:pPr>
+        <w:pStyle w:val="PargrafodaLista"/>
+        <w:tabs>
+          <w:tab w:val="left" w:pos="1275"/>
+        </w:tabs>
+        <w:rPr>
+          <w:sz w:val="24"/>
+          <w:szCs w:val="24"/>
+        </w:rPr>
+      </w:pPr>
+      <w:r>
+        <w:rPr>
+          <w:noProof/>
+          <w:sz w:val="24"/>
+          <w:szCs w:val="24"/>
+        </w:rPr>
+        <w:drawing>
+          <wp:inline distT="0" distB="0" distL="0" distR="0" wp14:anchorId="498233E3" wp14:editId="136F54AF">
+            <wp:extent cx="6792273" cy="2353003"/>
+            <wp:effectExtent l="0" t="0" r="8890" b="9525"/>
+            <wp:docPr id="27" name="Imagem 27"/>
+            <wp:cNvGraphicFramePr>
+              <a:graphicFrameLocks xmlns:a="http://schemas.openxmlformats.org/drawingml/2006/main" noChangeAspect="1"/>
+            </wp:cNvGraphicFramePr>
+            <a:graphic xmlns:a="http://schemas.openxmlformats.org/drawingml/2006/main">
+              <a:graphicData uri="http://schemas.openxmlformats.org/drawingml/2006/picture">
+                <pic:pic xmlns:pic="http://schemas.openxmlformats.org/drawingml/2006/picture">
+                  <pic:nvPicPr>
+                    <pic:cNvPr id="1" name=""/>
+                    <pic:cNvPicPr/>
+                  </pic:nvPicPr>
+                  <pic:blipFill>
+                    <a:blip r:embed="rId31"/>
+                    <a:stretch>
+                      <a:fillRect/>
+                    </a:stretch>
+                  </pic:blipFill>
+                  <pic:spPr>
+                    <a:xfrm>
+                      <a:off x="0" y="0"/>
                       <a:ext cx="6792273" cy="2353003"/>
                     </a:xfrm>
                     <a:prstGeom prst="rect">
@@ -3003,7 +3003,7 @@
                     <pic:cNvPicPr/>
                   </pic:nvPicPr>
                   <pic:blipFill>
-                    <a:blip r:embed="rId31"/>
+                    <a:blip r:embed="rId32"/>
                     <a:stretch>
                       <a:fillRect/>
                     </a:stretch>
@@ -3225,7 +3225,7 @@
                     <pic:cNvPicPr/>
                   </pic:nvPicPr>
                   <pic:blipFill>
-                    <a:blip r:embed="rId32"/>
+                    <a:blip r:embed="rId33"/>
                     <a:stretch>
                       <a:fillRect/>
                     </a:stretch>
@@ -3506,7 +3506,7 @@
                     <pic:cNvPicPr/>
                   </pic:nvPicPr>
                   <pic:blipFill>
-                    <a:blip r:embed="rId33"/>
+                    <a:blip r:embed="rId34"/>
                     <a:stretch>
                       <a:fillRect/>
                     </a:stretch>
@@ -3572,7 +3572,7 @@
                     <pic:cNvPicPr/>
                   </pic:nvPicPr>
                   <pic:blipFill>
-                    <a:blip r:embed="rId34"/>
+                    <a:blip r:embed="rId35"/>
                     <a:stretch>
                       <a:fillRect/>
                     </a:stretch>
@@ -3733,7 +3733,7 @@
                     <pic:cNvPicPr/>
                   </pic:nvPicPr>
                   <pic:blipFill>
-                    <a:blip r:embed="rId35">
+                    <a:blip r:embed="rId36">
                       <a:extLst>
                         <a:ext uri="{28A0092B-C50C-407E-A947-70E740481C1C}">
                           <a14:useLocalDpi xmlns:a14="http://schemas.microsoft.com/office/drawing/2010/main" val="0"/>
@@ -4194,7 +4194,7 @@
                     <pic:cNvPicPr/>
                   </pic:nvPicPr>
                   <pic:blipFill>
-                    <a:blip r:embed="rId36"/>
+                    <a:blip r:embed="rId37"/>
                     <a:stretch>
                       <a:fillRect/>
                     </a:stretch>
@@ -4236,7 +4236,7 @@
                     <pic:cNvPicPr/>
                   </pic:nvPicPr>
                   <pic:blipFill>
-                    <a:blip r:embed="rId37"/>
+                    <a:blip r:embed="rId38"/>
                     <a:stretch>
                       <a:fillRect/>
                     </a:stretch>
@@ -4382,7 +4382,7 @@
         </w:rPr>
         <w:t>Acessar a página do reset.css(</w:t>
       </w:r>
-      <w:hyperlink r:id="rId38" w:history="1">
+      <w:hyperlink r:id="rId39" w:history="1">
         <w:r>
           <w:rPr>
             <w:rStyle w:val="Hyperlink"/>
@@ -4445,106 +4445,6 @@
             <wp:extent cx="3343742" cy="4105848"/>
             <wp:effectExtent l="0" t="0" r="9525" b="9525"/>
             <wp:docPr id="41" name="Imagem 41"/>
-            <wp:cNvGraphicFramePr>
-              <a:graphicFrameLocks xmlns:a="http://schemas.openxmlformats.org/drawingml/2006/main" noChangeAspect="1"/>
-            </wp:cNvGraphicFramePr>
-            <a:graphic xmlns:a="http://schemas.openxmlformats.org/drawingml/2006/main">
-              <a:graphicData uri="http://schemas.openxmlformats.org/drawingml/2006/picture">
-                <pic:pic xmlns:pic="http://schemas.openxmlformats.org/drawingml/2006/picture">
-                  <pic:nvPicPr>
-                    <pic:cNvPr id="1" name=""/>
-                    <pic:cNvPicPr/>
-                  </pic:nvPicPr>
-                  <pic:blipFill>
-                    <a:blip r:embed="rId39"/>
-                    <a:stretch>
-                      <a:fillRect/>
-                    </a:stretch>
-                  </pic:blipFill>
-                  <pic:spPr>
-                    <a:xfrm>
-                      <a:off x="0" y="0"/>
-                      <a:ext cx="3343742" cy="4105848"/>
-                    </a:xfrm>
-                    <a:prstGeom prst="rect">
-                      <a:avLst/>
-                    </a:prstGeom>
-                  </pic:spPr>
-                </pic:pic>
-              </a:graphicData>
-            </a:graphic>
-          </wp:inline>
-        </w:drawing>
-      </w:r>
-    </w:p>
-    <w:p>
-      <w:pPr>
-        <w:pStyle w:val="PargrafodaLista"/>
-        <w:numPr>
-          <w:ilvl w:val="0"/>
-          <w:numId w:val="4"/>
-        </w:numPr>
-        <w:tabs>
-          <w:tab w:val="left" w:pos="1275"/>
-        </w:tabs>
-        <w:rPr>
-          <w:sz w:val="24"/>
-          <w:szCs w:val="24"/>
-        </w:rPr>
-      </w:pPr>
-      <w:r>
-        <w:rPr>
-          <w:sz w:val="24"/>
-          <w:szCs w:val="24"/>
-        </w:rPr>
-        <w:t xml:space="preserve">No </w:t>
-      </w:r>
-      <w:proofErr w:type="spellStart"/>
-      <w:r>
-        <w:rPr>
-          <w:sz w:val="24"/>
-          <w:szCs w:val="24"/>
-        </w:rPr>
-        <w:t>vcode</w:t>
-      </w:r>
-      <w:proofErr w:type="spellEnd"/>
-      <w:r>
-        <w:rPr>
-          <w:sz w:val="24"/>
-          <w:szCs w:val="24"/>
-        </w:rPr>
-        <w:t xml:space="preserve"> criar uma página </w:t>
-      </w:r>
-      <w:r>
-        <w:rPr>
-          <w:sz w:val="24"/>
-          <w:szCs w:val="24"/>
-        </w:rPr>
-        <w:t>reset.css e colar o conteúdo</w:t>
-      </w:r>
-    </w:p>
-    <w:p>
-      <w:pPr>
-        <w:pStyle w:val="PargrafodaLista"/>
-        <w:tabs>
-          <w:tab w:val="left" w:pos="1275"/>
-        </w:tabs>
-        <w:rPr>
-          <w:sz w:val="24"/>
-          <w:szCs w:val="24"/>
-        </w:rPr>
-      </w:pPr>
-      <w:r>
-        <w:rPr>
-          <w:noProof/>
-          <w:sz w:val="24"/>
-          <w:szCs w:val="24"/>
-        </w:rPr>
-        <w:drawing>
-          <wp:inline distT="0" distB="0" distL="0" distR="0" wp14:anchorId="1B5C6C31" wp14:editId="383CAA39">
-            <wp:extent cx="3486637" cy="3296110"/>
-            <wp:effectExtent l="0" t="0" r="0" b="0"/>
-            <wp:docPr id="42" name="Imagem 42"/>
             <wp:cNvGraphicFramePr>
               <a:graphicFrameLocks xmlns:a="http://schemas.openxmlformats.org/drawingml/2006/main" noChangeAspect="1"/>
             </wp:cNvGraphicFramePr>
@@ -4564,7 +4464,7 @@
                   <pic:spPr>
                     <a:xfrm>
                       <a:off x="0" y="0"/>
-                      <a:ext cx="3486637" cy="3296110"/>
+                      <a:ext cx="3343742" cy="4105848"/>
                     </a:xfrm>
                     <a:prstGeom prst="rect">
                       <a:avLst/>
@@ -4576,6 +4476,64 @@
           </wp:inline>
         </w:drawing>
       </w:r>
+    </w:p>
+    <w:p>
+      <w:pPr>
+        <w:pStyle w:val="PargrafodaLista"/>
+        <w:numPr>
+          <w:ilvl w:val="0"/>
+          <w:numId w:val="4"/>
+        </w:numPr>
+        <w:tabs>
+          <w:tab w:val="left" w:pos="1275"/>
+        </w:tabs>
+        <w:rPr>
+          <w:sz w:val="24"/>
+          <w:szCs w:val="24"/>
+        </w:rPr>
+      </w:pPr>
+      <w:r>
+        <w:rPr>
+          <w:sz w:val="24"/>
+          <w:szCs w:val="24"/>
+        </w:rPr>
+        <w:t xml:space="preserve">No </w:t>
+      </w:r>
+      <w:proofErr w:type="spellStart"/>
+      <w:r>
+        <w:rPr>
+          <w:sz w:val="24"/>
+          <w:szCs w:val="24"/>
+        </w:rPr>
+        <w:t>vcode</w:t>
+      </w:r>
+      <w:proofErr w:type="spellEnd"/>
+      <w:r>
+        <w:rPr>
+          <w:sz w:val="24"/>
+          <w:szCs w:val="24"/>
+        </w:rPr>
+        <w:t xml:space="preserve"> criar uma página </w:t>
+      </w:r>
+      <w:r>
+        <w:rPr>
+          <w:sz w:val="24"/>
+          <w:szCs w:val="24"/>
+        </w:rPr>
+        <w:t>reset.css e colar o conteúdo</w:t>
+      </w:r>
+    </w:p>
+    <w:p>
+      <w:pPr>
+        <w:pStyle w:val="PargrafodaLista"/>
+        <w:tabs>
+          <w:tab w:val="left" w:pos="1275"/>
+        </w:tabs>
+        <w:rPr>
+          <w:sz w:val="24"/>
+          <w:szCs w:val="24"/>
+        </w:rPr>
+      </w:pPr>
       <w:r>
         <w:rPr>
           <w:noProof/>
@@ -4583,10 +4541,10 @@
           <w:szCs w:val="24"/>
         </w:rPr>
         <w:drawing>
-          <wp:inline distT="0" distB="0" distL="0" distR="0" wp14:anchorId="2C1D9E1F" wp14:editId="0747E421">
-            <wp:extent cx="3063923" cy="2646298"/>
-            <wp:effectExtent l="0" t="0" r="3175" b="1905"/>
-            <wp:docPr id="43" name="Imagem 43"/>
+          <wp:inline distT="0" distB="0" distL="0" distR="0" wp14:anchorId="1B5C6C31" wp14:editId="383CAA39">
+            <wp:extent cx="3486637" cy="3296110"/>
+            <wp:effectExtent l="0" t="0" r="0" b="0"/>
+            <wp:docPr id="42" name="Imagem 42"/>
             <wp:cNvGraphicFramePr>
               <a:graphicFrameLocks xmlns:a="http://schemas.openxmlformats.org/drawingml/2006/main" noChangeAspect="1"/>
             </wp:cNvGraphicFramePr>
@@ -4606,7 +4564,7 @@
                   <pic:spPr>
                     <a:xfrm>
                       <a:off x="0" y="0"/>
-                      <a:ext cx="3141408" cy="2713221"/>
+                      <a:ext cx="3486637" cy="3296110"/>
                     </a:xfrm>
                     <a:prstGeom prst="rect">
                       <a:avLst/>
@@ -4618,104 +4576,6 @@
           </wp:inline>
         </w:drawing>
       </w:r>
-    </w:p>
-    <w:p>
-      <w:pPr>
-        <w:pStyle w:val="PargrafodaLista"/>
-        <w:tabs>
-          <w:tab w:val="left" w:pos="1275"/>
-        </w:tabs>
-        <w:rPr>
-          <w:sz w:val="24"/>
-          <w:szCs w:val="24"/>
-        </w:rPr>
-      </w:pPr>
-      <w:r>
-        <w:rPr>
-          <w:sz w:val="24"/>
-          <w:szCs w:val="24"/>
-        </w:rPr>
-        <w:br/>
-      </w:r>
-      <w:r>
-        <w:rPr>
-          <w:sz w:val="24"/>
-          <w:szCs w:val="24"/>
-        </w:rPr>
-        <w:t xml:space="preserve">No </w:t>
-      </w:r>
-      <w:proofErr w:type="spellStart"/>
-      <w:r>
-        <w:rPr>
-          <w:sz w:val="24"/>
-          <w:szCs w:val="24"/>
-        </w:rPr>
-        <w:t>html</w:t>
-      </w:r>
-      <w:proofErr w:type="spellEnd"/>
-      <w:r>
-        <w:rPr>
-          <w:sz w:val="24"/>
-          <w:szCs w:val="24"/>
-        </w:rPr>
-        <w:t xml:space="preserve"> ligar(</w:t>
-      </w:r>
-      <w:proofErr w:type="spellStart"/>
-      <w:r>
-        <w:rPr>
-          <w:sz w:val="24"/>
-          <w:szCs w:val="24"/>
-        </w:rPr>
-        <w:t>obs</w:t>
-      </w:r>
-      <w:proofErr w:type="spellEnd"/>
-      <w:r>
-        <w:rPr>
-          <w:sz w:val="24"/>
-          <w:szCs w:val="24"/>
-        </w:rPr>
-        <w:t xml:space="preserve">: não pode ficar na parte de cima do </w:t>
-      </w:r>
-      <w:proofErr w:type="spellStart"/>
-      <w:r>
-        <w:rPr>
-          <w:sz w:val="24"/>
-          <w:szCs w:val="24"/>
-        </w:rPr>
-        <w:t>css</w:t>
-      </w:r>
-      <w:proofErr w:type="spellEnd"/>
-      <w:r>
-        <w:rPr>
-          <w:sz w:val="24"/>
-          <w:szCs w:val="24"/>
-        </w:rPr>
-        <w:t xml:space="preserve"> da página)</w:t>
-      </w:r>
-    </w:p>
-    <w:p>
-      <w:pPr>
-        <w:pStyle w:val="PargrafodaLista"/>
-        <w:tabs>
-          <w:tab w:val="left" w:pos="1275"/>
-        </w:tabs>
-        <w:rPr>
-          <w:sz w:val="24"/>
-          <w:szCs w:val="24"/>
-        </w:rPr>
-      </w:pPr>
-    </w:p>
-    <w:p>
-      <w:pPr>
-        <w:pStyle w:val="PargrafodaLista"/>
-        <w:tabs>
-          <w:tab w:val="left" w:pos="1275"/>
-        </w:tabs>
-        <w:rPr>
-          <w:sz w:val="24"/>
-          <w:szCs w:val="24"/>
-        </w:rPr>
-      </w:pPr>
       <w:r>
         <w:rPr>
           <w:noProof/>
@@ -4723,10 +4583,10 @@
           <w:szCs w:val="24"/>
         </w:rPr>
         <w:drawing>
-          <wp:inline distT="0" distB="0" distL="0" distR="0" wp14:anchorId="38B82FAB" wp14:editId="581B8319">
-            <wp:extent cx="6356580" cy="1808470"/>
-            <wp:effectExtent l="0" t="0" r="6350" b="1905"/>
-            <wp:docPr id="44" name="Imagem 44"/>
+          <wp:inline distT="0" distB="0" distL="0" distR="0" wp14:anchorId="2C1D9E1F" wp14:editId="0747E421">
+            <wp:extent cx="3063923" cy="2646298"/>
+            <wp:effectExtent l="0" t="0" r="3175" b="1905"/>
+            <wp:docPr id="43" name="Imagem 43"/>
             <wp:cNvGraphicFramePr>
               <a:graphicFrameLocks xmlns:a="http://schemas.openxmlformats.org/drawingml/2006/main" noChangeAspect="1"/>
             </wp:cNvGraphicFramePr>
@@ -4746,7 +4606,7 @@
                   <pic:spPr>
                     <a:xfrm>
                       <a:off x="0" y="0"/>
-                      <a:ext cx="6421783" cy="1827020"/>
+                      <a:ext cx="3141408" cy="2713221"/>
                     </a:xfrm>
                     <a:prstGeom prst="rect">
                       <a:avLst/>
@@ -4775,28 +4635,14 @@
           <w:sz w:val="24"/>
           <w:szCs w:val="24"/>
         </w:rPr>
-        <w:t xml:space="preserve">25 </w:t>
-      </w:r>
-      <w:r>
-        <w:rPr>
-          <w:sz w:val="24"/>
-          <w:szCs w:val="24"/>
-        </w:rPr>
-        <w:t>–</w:t>
-      </w:r>
-      <w:r>
-        <w:rPr>
-          <w:sz w:val="24"/>
-          <w:szCs w:val="24"/>
-        </w:rPr>
-        <w:t xml:space="preserve"> </w:t>
-      </w:r>
-      <w:r>
-        <w:rPr>
-          <w:sz w:val="24"/>
-          <w:szCs w:val="24"/>
-        </w:rPr>
-        <w:t xml:space="preserve">Para centralizar o logo e menu dentro do header utilizamos uma </w:t>
+        <w:br/>
+      </w:r>
+      <w:r>
+        <w:rPr>
+          <w:sz w:val="24"/>
+          <w:szCs w:val="24"/>
+        </w:rPr>
+        <w:t xml:space="preserve">No </w:t>
       </w:r>
       <w:proofErr w:type="spellStart"/>
       <w:r>
@@ -4804,7 +4650,7 @@
           <w:sz w:val="24"/>
           <w:szCs w:val="24"/>
         </w:rPr>
-        <w:t>div</w:t>
+        <w:t>html</w:t>
       </w:r>
       <w:proofErr w:type="spellEnd"/>
       <w:r>
@@ -4812,7 +4658,39 @@
           <w:sz w:val="24"/>
           <w:szCs w:val="24"/>
         </w:rPr>
-        <w:t xml:space="preserve"> chamada caixa.</w:t>
+        <w:t xml:space="preserve"> ligar(</w:t>
+      </w:r>
+      <w:proofErr w:type="spellStart"/>
+      <w:r>
+        <w:rPr>
+          <w:sz w:val="24"/>
+          <w:szCs w:val="24"/>
+        </w:rPr>
+        <w:t>obs</w:t>
+      </w:r>
+      <w:proofErr w:type="spellEnd"/>
+      <w:r>
+        <w:rPr>
+          <w:sz w:val="24"/>
+          <w:szCs w:val="24"/>
+        </w:rPr>
+        <w:t xml:space="preserve">: não pode ficar na parte de cima do </w:t>
+      </w:r>
+      <w:proofErr w:type="spellStart"/>
+      <w:r>
+        <w:rPr>
+          <w:sz w:val="24"/>
+          <w:szCs w:val="24"/>
+        </w:rPr>
+        <w:t>css</w:t>
+      </w:r>
+      <w:proofErr w:type="spellEnd"/>
+      <w:r>
+        <w:rPr>
+          <w:sz w:val="24"/>
+          <w:szCs w:val="24"/>
+        </w:rPr>
+        <w:t xml:space="preserve"> da página)</w:t>
       </w:r>
     </w:p>
     <w:p>
@@ -4845,10 +4723,10 @@
           <w:szCs w:val="24"/>
         </w:rPr>
         <w:drawing>
-          <wp:inline distT="0" distB="0" distL="0" distR="0" wp14:anchorId="2A16E8D1" wp14:editId="12949DA4">
-            <wp:extent cx="6649378" cy="3181794"/>
-            <wp:effectExtent l="0" t="0" r="0" b="0"/>
-            <wp:docPr id="45" name="Imagem 45"/>
+          <wp:inline distT="0" distB="0" distL="0" distR="0" wp14:anchorId="38B82FAB" wp14:editId="581B8319">
+            <wp:extent cx="6356580" cy="1808470"/>
+            <wp:effectExtent l="0" t="0" r="6350" b="1905"/>
+            <wp:docPr id="44" name="Imagem 44"/>
             <wp:cNvGraphicFramePr>
               <a:graphicFrameLocks xmlns:a="http://schemas.openxmlformats.org/drawingml/2006/main" noChangeAspect="1"/>
             </wp:cNvGraphicFramePr>
@@ -4868,7 +4746,7 @@
                   <pic:spPr>
                     <a:xfrm>
                       <a:off x="0" y="0"/>
-                      <a:ext cx="6649378" cy="3181794"/>
+                      <a:ext cx="6421783" cy="1827020"/>
                     </a:xfrm>
                     <a:prstGeom prst="rect">
                       <a:avLst/>
@@ -4892,31 +4770,33 @@
           <w:szCs w:val="24"/>
         </w:rPr>
       </w:pPr>
-    </w:p>
-    <w:p>
-      <w:pPr>
-        <w:pStyle w:val="PargrafodaLista"/>
-        <w:tabs>
-          <w:tab w:val="left" w:pos="1275"/>
-        </w:tabs>
-        <w:rPr>
-          <w:sz w:val="24"/>
-          <w:szCs w:val="24"/>
-        </w:rPr>
-      </w:pPr>
-      <w:r>
-        <w:rPr>
-          <w:sz w:val="24"/>
-          <w:szCs w:val="24"/>
-        </w:rPr>
-        <w:t xml:space="preserve">26- </w:t>
-      </w:r>
-      <w:r>
-        <w:rPr>
-          <w:sz w:val="24"/>
-          <w:szCs w:val="24"/>
-        </w:rPr>
-        <w:t xml:space="preserve">No </w:t>
+      <w:r>
+        <w:rPr>
+          <w:sz w:val="24"/>
+          <w:szCs w:val="24"/>
+        </w:rPr>
+        <w:t xml:space="preserve">25 </w:t>
+      </w:r>
+      <w:r>
+        <w:rPr>
+          <w:sz w:val="24"/>
+          <w:szCs w:val="24"/>
+        </w:rPr>
+        <w:t>–</w:t>
+      </w:r>
+      <w:r>
+        <w:rPr>
+          <w:sz w:val="24"/>
+          <w:szCs w:val="24"/>
+        </w:rPr>
+        <w:t xml:space="preserve"> </w:t>
+      </w:r>
+      <w:r>
+        <w:rPr>
+          <w:sz w:val="24"/>
+          <w:szCs w:val="24"/>
+        </w:rPr>
+        <w:t xml:space="preserve">Para centralizar o logo e menu dentro do header utilizamos uma </w:t>
       </w:r>
       <w:proofErr w:type="spellStart"/>
       <w:r>
@@ -4924,7 +4804,7 @@
           <w:sz w:val="24"/>
           <w:szCs w:val="24"/>
         </w:rPr>
-        <w:t>Css</w:t>
+        <w:t>div</w:t>
       </w:r>
       <w:proofErr w:type="spellEnd"/>
       <w:r>
@@ -4932,158 +4812,27 @@
           <w:sz w:val="24"/>
           <w:szCs w:val="24"/>
         </w:rPr>
-        <w:t xml:space="preserve"> na </w:t>
-      </w:r>
-      <w:proofErr w:type="spellStart"/>
-      <w:r>
-        <w:rPr>
-          <w:sz w:val="24"/>
-          <w:szCs w:val="24"/>
-        </w:rPr>
-        <w:t>div</w:t>
-      </w:r>
-      <w:proofErr w:type="spellEnd"/>
-      <w:r>
-        <w:rPr>
-          <w:sz w:val="24"/>
-          <w:szCs w:val="24"/>
-        </w:rPr>
-        <w:t xml:space="preserve"> .caixa utilizamos:</w:t>
-      </w:r>
-    </w:p>
-    <w:p>
-      <w:pPr>
-        <w:pStyle w:val="PargrafodaLista"/>
-        <w:numPr>
-          <w:ilvl w:val="0"/>
-          <w:numId w:val="4"/>
-        </w:numPr>
-        <w:tabs>
-          <w:tab w:val="left" w:pos="1275"/>
-        </w:tabs>
-        <w:rPr>
-          <w:sz w:val="24"/>
-          <w:szCs w:val="24"/>
-        </w:rPr>
-      </w:pPr>
-      <w:r>
-        <w:rPr>
-          <w:sz w:val="24"/>
-          <w:szCs w:val="24"/>
-        </w:rPr>
-        <w:t xml:space="preserve">Definimos uma largura para </w:t>
-      </w:r>
-      <w:proofErr w:type="spellStart"/>
-      <w:r>
-        <w:rPr>
-          <w:sz w:val="24"/>
-          <w:szCs w:val="24"/>
-        </w:rPr>
-        <w:t>div</w:t>
-      </w:r>
-      <w:proofErr w:type="spellEnd"/>
-      <w:r>
-        <w:rPr>
-          <w:sz w:val="24"/>
-          <w:szCs w:val="24"/>
-        </w:rPr>
-        <w:t xml:space="preserve"> 940</w:t>
-      </w:r>
-      <w:r>
-        <w:rPr>
-          <w:sz w:val="24"/>
-          <w:szCs w:val="24"/>
-        </w:rPr>
-        <w:t>px</w:t>
-      </w:r>
-    </w:p>
-    <w:p>
-      <w:pPr>
-        <w:pStyle w:val="PargrafodaLista"/>
-        <w:numPr>
-          <w:ilvl w:val="0"/>
-          <w:numId w:val="4"/>
-        </w:numPr>
-        <w:tabs>
-          <w:tab w:val="left" w:pos="1275"/>
-        </w:tabs>
-        <w:rPr>
-          <w:sz w:val="24"/>
-          <w:szCs w:val="24"/>
-        </w:rPr>
-      </w:pPr>
-      <w:r>
-        <w:rPr>
-          <w:sz w:val="24"/>
-          <w:szCs w:val="24"/>
-        </w:rPr>
-        <w:t xml:space="preserve">Utilizamos </w:t>
-      </w:r>
-      <w:proofErr w:type="spellStart"/>
-      <w:r>
-        <w:rPr>
-          <w:sz w:val="24"/>
-          <w:szCs w:val="24"/>
-        </w:rPr>
-        <w:t>margin</w:t>
-      </w:r>
-      <w:proofErr w:type="spellEnd"/>
-      <w:r>
-        <w:rPr>
-          <w:sz w:val="24"/>
-          <w:szCs w:val="24"/>
-        </w:rPr>
-        <w:t>: 0 auto para deixar tanto o logo como o menu</w:t>
-      </w:r>
-      <w:r>
-        <w:rPr>
-          <w:sz w:val="24"/>
-          <w:szCs w:val="24"/>
-        </w:rPr>
-        <w:t xml:space="preserve"> de forma centralizadas </w:t>
-      </w:r>
-    </w:p>
-    <w:p>
-      <w:pPr>
-        <w:pStyle w:val="PargrafodaLista"/>
-        <w:numPr>
-          <w:ilvl w:val="0"/>
-          <w:numId w:val="4"/>
-        </w:numPr>
-        <w:tabs>
-          <w:tab w:val="left" w:pos="1275"/>
-        </w:tabs>
-        <w:rPr>
-          <w:sz w:val="24"/>
-          <w:szCs w:val="24"/>
-        </w:rPr>
-      </w:pPr>
-      <w:r>
-        <w:rPr>
-          <w:sz w:val="24"/>
-          <w:szCs w:val="24"/>
-        </w:rPr>
-        <w:t xml:space="preserve">E position </w:t>
-      </w:r>
-      <w:proofErr w:type="spellStart"/>
-      <w:r>
-        <w:rPr>
-          <w:sz w:val="24"/>
-          <w:szCs w:val="24"/>
-        </w:rPr>
-        <w:t>relative</w:t>
-      </w:r>
-      <w:proofErr w:type="spellEnd"/>
-      <w:r>
-        <w:rPr>
-          <w:sz w:val="24"/>
-          <w:szCs w:val="24"/>
-        </w:rPr>
-        <w:t xml:space="preserve"> para o menu andar conforme sua posição</w:t>
-      </w:r>
-    </w:p>
-    <w:p>
-      <w:pPr>
+        <w:t xml:space="preserve"> chamada caixa.</w:t>
+      </w:r>
+    </w:p>
+    <w:p>
+      <w:pPr>
+        <w:pStyle w:val="PargrafodaLista"/>
+        <w:tabs>
+          <w:tab w:val="left" w:pos="1275"/>
+        </w:tabs>
+        <w:rPr>
+          <w:sz w:val="24"/>
+          <w:szCs w:val="24"/>
+        </w:rPr>
+      </w:pPr>
+    </w:p>
+    <w:p>
+      <w:pPr>
+        <w:pStyle w:val="PargrafodaLista"/>
+        <w:tabs>
+          <w:tab w:val="left" w:pos="1275"/>
+        </w:tabs>
         <w:rPr>
           <w:sz w:val="24"/>
           <w:szCs w:val="24"/>
@@ -5096,10 +4845,10 @@
           <w:szCs w:val="24"/>
         </w:rPr>
         <w:drawing>
-          <wp:inline distT="0" distB="0" distL="0" distR="0" wp14:anchorId="775F7A87" wp14:editId="24EC8CF3">
-            <wp:extent cx="3439005" cy="1905266"/>
-            <wp:effectExtent l="0" t="0" r="9525" b="0"/>
-            <wp:docPr id="46" name="Imagem 46"/>
+          <wp:inline distT="0" distB="0" distL="0" distR="0" wp14:anchorId="2A16E8D1" wp14:editId="12949DA4">
+            <wp:extent cx="6649378" cy="3181794"/>
+            <wp:effectExtent l="0" t="0" r="0" b="0"/>
+            <wp:docPr id="45" name="Imagem 45"/>
             <wp:cNvGraphicFramePr>
               <a:graphicFrameLocks xmlns:a="http://schemas.openxmlformats.org/drawingml/2006/main" noChangeAspect="1"/>
             </wp:cNvGraphicFramePr>
@@ -5119,6 +4868,257 @@
                   <pic:spPr>
                     <a:xfrm>
                       <a:off x="0" y="0"/>
+                      <a:ext cx="6649378" cy="3181794"/>
+                    </a:xfrm>
+                    <a:prstGeom prst="rect">
+                      <a:avLst/>
+                    </a:prstGeom>
+                  </pic:spPr>
+                </pic:pic>
+              </a:graphicData>
+            </a:graphic>
+          </wp:inline>
+        </w:drawing>
+      </w:r>
+    </w:p>
+    <w:p>
+      <w:pPr>
+        <w:pStyle w:val="PargrafodaLista"/>
+        <w:tabs>
+          <w:tab w:val="left" w:pos="1275"/>
+        </w:tabs>
+        <w:rPr>
+          <w:sz w:val="24"/>
+          <w:szCs w:val="24"/>
+        </w:rPr>
+      </w:pPr>
+    </w:p>
+    <w:p>
+      <w:pPr>
+        <w:pStyle w:val="PargrafodaLista"/>
+        <w:tabs>
+          <w:tab w:val="left" w:pos="1275"/>
+        </w:tabs>
+        <w:rPr>
+          <w:sz w:val="24"/>
+          <w:szCs w:val="24"/>
+        </w:rPr>
+      </w:pPr>
+      <w:r>
+        <w:rPr>
+          <w:sz w:val="24"/>
+          <w:szCs w:val="24"/>
+        </w:rPr>
+        <w:t xml:space="preserve">26- </w:t>
+      </w:r>
+      <w:r>
+        <w:rPr>
+          <w:sz w:val="24"/>
+          <w:szCs w:val="24"/>
+        </w:rPr>
+        <w:t xml:space="preserve">No </w:t>
+      </w:r>
+      <w:proofErr w:type="spellStart"/>
+      <w:r>
+        <w:rPr>
+          <w:sz w:val="24"/>
+          <w:szCs w:val="24"/>
+        </w:rPr>
+        <w:t>Css</w:t>
+      </w:r>
+      <w:proofErr w:type="spellEnd"/>
+      <w:r>
+        <w:rPr>
+          <w:sz w:val="24"/>
+          <w:szCs w:val="24"/>
+        </w:rPr>
+        <w:t xml:space="preserve"> na </w:t>
+      </w:r>
+      <w:proofErr w:type="spellStart"/>
+      <w:r>
+        <w:rPr>
+          <w:sz w:val="24"/>
+          <w:szCs w:val="24"/>
+        </w:rPr>
+        <w:t>div</w:t>
+      </w:r>
+      <w:proofErr w:type="spellEnd"/>
+      <w:r>
+        <w:rPr>
+          <w:sz w:val="24"/>
+          <w:szCs w:val="24"/>
+        </w:rPr>
+        <w:t xml:space="preserve"> .caixa utilizamos:</w:t>
+      </w:r>
+    </w:p>
+    <w:p>
+      <w:pPr>
+        <w:pStyle w:val="PargrafodaLista"/>
+        <w:numPr>
+          <w:ilvl w:val="0"/>
+          <w:numId w:val="4"/>
+        </w:numPr>
+        <w:tabs>
+          <w:tab w:val="left" w:pos="1275"/>
+        </w:tabs>
+        <w:rPr>
+          <w:sz w:val="24"/>
+          <w:szCs w:val="24"/>
+        </w:rPr>
+      </w:pPr>
+      <w:r>
+        <w:rPr>
+          <w:sz w:val="24"/>
+          <w:szCs w:val="24"/>
+        </w:rPr>
+        <w:t xml:space="preserve">Definimos uma largura para </w:t>
+      </w:r>
+      <w:proofErr w:type="spellStart"/>
+      <w:r>
+        <w:rPr>
+          <w:sz w:val="24"/>
+          <w:szCs w:val="24"/>
+        </w:rPr>
+        <w:t>div</w:t>
+      </w:r>
+      <w:proofErr w:type="spellEnd"/>
+      <w:r>
+        <w:rPr>
+          <w:sz w:val="24"/>
+          <w:szCs w:val="24"/>
+        </w:rPr>
+        <w:t xml:space="preserve"> 940</w:t>
+      </w:r>
+      <w:r>
+        <w:rPr>
+          <w:sz w:val="24"/>
+          <w:szCs w:val="24"/>
+        </w:rPr>
+        <w:t>px</w:t>
+      </w:r>
+    </w:p>
+    <w:p>
+      <w:pPr>
+        <w:pStyle w:val="PargrafodaLista"/>
+        <w:numPr>
+          <w:ilvl w:val="0"/>
+          <w:numId w:val="4"/>
+        </w:numPr>
+        <w:tabs>
+          <w:tab w:val="left" w:pos="1275"/>
+        </w:tabs>
+        <w:rPr>
+          <w:sz w:val="24"/>
+          <w:szCs w:val="24"/>
+        </w:rPr>
+      </w:pPr>
+      <w:r>
+        <w:rPr>
+          <w:sz w:val="24"/>
+          <w:szCs w:val="24"/>
+        </w:rPr>
+        <w:t xml:space="preserve">Utilizamos </w:t>
+      </w:r>
+      <w:proofErr w:type="spellStart"/>
+      <w:r>
+        <w:rPr>
+          <w:sz w:val="24"/>
+          <w:szCs w:val="24"/>
+        </w:rPr>
+        <w:t>margin</w:t>
+      </w:r>
+      <w:proofErr w:type="spellEnd"/>
+      <w:r>
+        <w:rPr>
+          <w:sz w:val="24"/>
+          <w:szCs w:val="24"/>
+        </w:rPr>
+        <w:t>: 0 auto para deixar tanto o logo como o menu</w:t>
+      </w:r>
+      <w:r>
+        <w:rPr>
+          <w:sz w:val="24"/>
+          <w:szCs w:val="24"/>
+        </w:rPr>
+        <w:t xml:space="preserve"> de forma centralizadas </w:t>
+      </w:r>
+    </w:p>
+    <w:p>
+      <w:pPr>
+        <w:pStyle w:val="PargrafodaLista"/>
+        <w:numPr>
+          <w:ilvl w:val="0"/>
+          <w:numId w:val="4"/>
+        </w:numPr>
+        <w:tabs>
+          <w:tab w:val="left" w:pos="1275"/>
+        </w:tabs>
+        <w:rPr>
+          <w:sz w:val="24"/>
+          <w:szCs w:val="24"/>
+        </w:rPr>
+      </w:pPr>
+      <w:r>
+        <w:rPr>
+          <w:sz w:val="24"/>
+          <w:szCs w:val="24"/>
+        </w:rPr>
+        <w:t xml:space="preserve">E position </w:t>
+      </w:r>
+      <w:proofErr w:type="spellStart"/>
+      <w:r>
+        <w:rPr>
+          <w:sz w:val="24"/>
+          <w:szCs w:val="24"/>
+        </w:rPr>
+        <w:t>relative</w:t>
+      </w:r>
+      <w:proofErr w:type="spellEnd"/>
+      <w:r>
+        <w:rPr>
+          <w:sz w:val="24"/>
+          <w:szCs w:val="24"/>
+        </w:rPr>
+        <w:t xml:space="preserve"> para o menu andar conforme sua posição</w:t>
+      </w:r>
+    </w:p>
+    <w:p>
+      <w:pPr>
+        <w:rPr>
+          <w:sz w:val="24"/>
+          <w:szCs w:val="24"/>
+        </w:rPr>
+      </w:pPr>
+      <w:r>
+        <w:rPr>
+          <w:noProof/>
+          <w:sz w:val="24"/>
+          <w:szCs w:val="24"/>
+        </w:rPr>
+        <w:drawing>
+          <wp:inline distT="0" distB="0" distL="0" distR="0" wp14:anchorId="775F7A87" wp14:editId="24EC8CF3">
+            <wp:extent cx="3439005" cy="1905266"/>
+            <wp:effectExtent l="0" t="0" r="9525" b="0"/>
+            <wp:docPr id="46" name="Imagem 46"/>
+            <wp:cNvGraphicFramePr>
+              <a:graphicFrameLocks xmlns:a="http://schemas.openxmlformats.org/drawingml/2006/main" noChangeAspect="1"/>
+            </wp:cNvGraphicFramePr>
+            <a:graphic xmlns:a="http://schemas.openxmlformats.org/drawingml/2006/main">
+              <a:graphicData uri="http://schemas.openxmlformats.org/drawingml/2006/picture">
+                <pic:pic xmlns:pic="http://schemas.openxmlformats.org/drawingml/2006/picture">
+                  <pic:nvPicPr>
+                    <pic:cNvPr id="1" name=""/>
+                    <pic:cNvPicPr/>
+                  </pic:nvPicPr>
+                  <pic:blipFill>
+                    <a:blip r:embed="rId45"/>
+                    <a:stretch>
+                      <a:fillRect/>
+                    </a:stretch>
+                  </pic:blipFill>
+                  <pic:spPr>
+                    <a:xfrm>
+                      <a:off x="0" y="0"/>
                       <a:ext cx="3439005" cy="1905266"/>
                     </a:xfrm>
                     <a:prstGeom prst="rect">
@@ -5199,6 +5199,7 @@
       </w:pPr>
       <w:r>
         <w:rPr>
+          <w:noProof/>
           <w:sz w:val="24"/>
           <w:szCs w:val="24"/>
         </w:rPr>
@@ -5218,7 +5219,7 @@
                     <pic:cNvPicPr/>
                   </pic:nvPicPr>
                   <pic:blipFill>
-                    <a:blip r:embed="rId45"/>
+                    <a:blip r:embed="rId46"/>
                     <a:stretch>
                       <a:fillRect/>
                     </a:stretch>
@@ -5448,6 +5449,7 @@
       </w:pPr>
       <w:r>
         <w:rPr>
+          <w:noProof/>
           <w:sz w:val="24"/>
           <w:szCs w:val="24"/>
         </w:rPr>
@@ -5456,47 +5458,6 @@
             <wp:extent cx="4136009" cy="2122653"/>
             <wp:effectExtent l="0" t="0" r="0" b="0"/>
             <wp:docPr id="39" name="Imagem 39"/>
-            <wp:cNvGraphicFramePr>
-              <a:graphicFrameLocks xmlns:a="http://schemas.openxmlformats.org/drawingml/2006/main" noChangeAspect="1"/>
-            </wp:cNvGraphicFramePr>
-            <a:graphic xmlns:a="http://schemas.openxmlformats.org/drawingml/2006/main">
-              <a:graphicData uri="http://schemas.openxmlformats.org/drawingml/2006/picture">
-                <pic:pic xmlns:pic="http://schemas.openxmlformats.org/drawingml/2006/picture">
-                  <pic:nvPicPr>
-                    <pic:cNvPr id="1" name=""/>
-                    <pic:cNvPicPr/>
-                  </pic:nvPicPr>
-                  <pic:blipFill>
-                    <a:blip r:embed="rId46"/>
-                    <a:stretch>
-                      <a:fillRect/>
-                    </a:stretch>
-                  </pic:blipFill>
-                  <pic:spPr>
-                    <a:xfrm>
-                      <a:off x="0" y="0"/>
-                      <a:ext cx="4206035" cy="2158591"/>
-                    </a:xfrm>
-                    <a:prstGeom prst="rect">
-                      <a:avLst/>
-                    </a:prstGeom>
-                  </pic:spPr>
-                </pic:pic>
-              </a:graphicData>
-            </a:graphic>
-          </wp:inline>
-        </w:drawing>
-      </w:r>
-      <w:r>
-        <w:rPr>
-          <w:sz w:val="24"/>
-          <w:szCs w:val="24"/>
-        </w:rPr>
-        <w:drawing>
-          <wp:inline distT="0" distB="0" distL="0" distR="0" wp14:anchorId="58DA0A50" wp14:editId="5798300D">
-            <wp:extent cx="2675064" cy="1029837"/>
-            <wp:effectExtent l="0" t="0" r="0" b="0"/>
-            <wp:docPr id="47" name="Imagem 47"/>
             <wp:cNvGraphicFramePr>
               <a:graphicFrameLocks xmlns:a="http://schemas.openxmlformats.org/drawingml/2006/main" noChangeAspect="1"/>
             </wp:cNvGraphicFramePr>
@@ -5516,7 +5477,7 @@
                   <pic:spPr>
                     <a:xfrm>
                       <a:off x="0" y="0"/>
-                      <a:ext cx="2705054" cy="1041383"/>
+                      <a:ext cx="4206035" cy="2158591"/>
                     </a:xfrm>
                     <a:prstGeom prst="rect">
                       <a:avLst/>
@@ -5528,28 +5489,17 @@
           </wp:inline>
         </w:drawing>
       </w:r>
-    </w:p>
-    <w:p>
-      <w:pPr>
-        <w:pStyle w:val="PargrafodaLista"/>
-        <w:tabs>
-          <w:tab w:val="left" w:pos="1275"/>
-        </w:tabs>
-        <w:rPr>
-          <w:sz w:val="24"/>
-          <w:szCs w:val="24"/>
-        </w:rPr>
-      </w:pPr>
-      <w:r>
-        <w:rPr>
+      <w:r>
+        <w:rPr>
+          <w:noProof/>
           <w:sz w:val="24"/>
           <w:szCs w:val="24"/>
         </w:rPr>
         <w:drawing>
-          <wp:inline distT="0" distB="0" distL="0" distR="0" wp14:anchorId="51D7A32D" wp14:editId="589BE511">
-            <wp:extent cx="6528052" cy="2558102"/>
-            <wp:effectExtent l="0" t="0" r="6350" b="0"/>
-            <wp:docPr id="48" name="Imagem 48"/>
+          <wp:inline distT="0" distB="0" distL="0" distR="0" wp14:anchorId="58DA0A50" wp14:editId="5798300D">
+            <wp:extent cx="2675064" cy="1029837"/>
+            <wp:effectExtent l="0" t="0" r="0" b="0"/>
+            <wp:docPr id="47" name="Imagem 47"/>
             <wp:cNvGraphicFramePr>
               <a:graphicFrameLocks xmlns:a="http://schemas.openxmlformats.org/drawingml/2006/main" noChangeAspect="1"/>
             </wp:cNvGraphicFramePr>
@@ -5569,6 +5519,60 @@
                   <pic:spPr>
                     <a:xfrm>
                       <a:off x="0" y="0"/>
+                      <a:ext cx="2705054" cy="1041383"/>
+                    </a:xfrm>
+                    <a:prstGeom prst="rect">
+                      <a:avLst/>
+                    </a:prstGeom>
+                  </pic:spPr>
+                </pic:pic>
+              </a:graphicData>
+            </a:graphic>
+          </wp:inline>
+        </w:drawing>
+      </w:r>
+    </w:p>
+    <w:p>
+      <w:pPr>
+        <w:pStyle w:val="PargrafodaLista"/>
+        <w:tabs>
+          <w:tab w:val="left" w:pos="1275"/>
+        </w:tabs>
+        <w:rPr>
+          <w:sz w:val="24"/>
+          <w:szCs w:val="24"/>
+        </w:rPr>
+      </w:pPr>
+      <w:r>
+        <w:rPr>
+          <w:noProof/>
+          <w:sz w:val="24"/>
+          <w:szCs w:val="24"/>
+        </w:rPr>
+        <w:drawing>
+          <wp:inline distT="0" distB="0" distL="0" distR="0" wp14:anchorId="51D7A32D" wp14:editId="589BE511">
+            <wp:extent cx="6528052" cy="2558102"/>
+            <wp:effectExtent l="0" t="0" r="6350" b="0"/>
+            <wp:docPr id="48" name="Imagem 48"/>
+            <wp:cNvGraphicFramePr>
+              <a:graphicFrameLocks xmlns:a="http://schemas.openxmlformats.org/drawingml/2006/main" noChangeAspect="1"/>
+            </wp:cNvGraphicFramePr>
+            <a:graphic xmlns:a="http://schemas.openxmlformats.org/drawingml/2006/main">
+              <a:graphicData uri="http://schemas.openxmlformats.org/drawingml/2006/picture">
+                <pic:pic xmlns:pic="http://schemas.openxmlformats.org/drawingml/2006/picture">
+                  <pic:nvPicPr>
+                    <pic:cNvPr id="1" name=""/>
+                    <pic:cNvPicPr/>
+                  </pic:nvPicPr>
+                  <pic:blipFill>
+                    <a:blip r:embed="rId49"/>
+                    <a:stretch>
+                      <a:fillRect/>
+                    </a:stretch>
+                  </pic:blipFill>
+                  <pic:spPr>
+                    <a:xfrm>
+                      <a:off x="0" y="0"/>
                       <a:ext cx="6564380" cy="2572338"/>
                     </a:xfrm>
                     <a:prstGeom prst="rect">
@@ -5698,6 +5702,7 @@
       </w:pPr>
       <w:r>
         <w:rPr>
+          <w:noProof/>
           <w:sz w:val="24"/>
           <w:szCs w:val="24"/>
         </w:rPr>
@@ -5717,7 +5722,7 @@
                     <pic:cNvPicPr/>
                   </pic:nvPicPr>
                   <pic:blipFill>
-                    <a:blip r:embed="rId49"/>
+                    <a:blip r:embed="rId50"/>
                     <a:stretch>
                       <a:fillRect/>
                     </a:stretch>
@@ -5987,6 +5992,7 @@
       </w:pPr>
       <w:r>
         <w:rPr>
+          <w:noProof/>
           <w:sz w:val="24"/>
           <w:szCs w:val="24"/>
         </w:rPr>
@@ -6006,7 +6012,7 @@
                     <pic:cNvPicPr/>
                   </pic:nvPicPr>
                   <pic:blipFill>
-                    <a:blip r:embed="rId50"/>
+                    <a:blip r:embed="rId51"/>
                     <a:stretch>
                       <a:fillRect/>
                     </a:stretch>
@@ -6242,6 +6248,7 @@
       </w:r>
       <w:r>
         <w:rPr>
+          <w:noProof/>
           <w:sz w:val="24"/>
           <w:szCs w:val="24"/>
         </w:rPr>
@@ -6250,47 +6257,6 @@
             <wp:extent cx="3791479" cy="2076740"/>
             <wp:effectExtent l="0" t="0" r="0" b="0"/>
             <wp:docPr id="53" name="Imagem 53"/>
-            <wp:cNvGraphicFramePr>
-              <a:graphicFrameLocks xmlns:a="http://schemas.openxmlformats.org/drawingml/2006/main" noChangeAspect="1"/>
-            </wp:cNvGraphicFramePr>
-            <a:graphic xmlns:a="http://schemas.openxmlformats.org/drawingml/2006/main">
-              <a:graphicData uri="http://schemas.openxmlformats.org/drawingml/2006/picture">
-                <pic:pic xmlns:pic="http://schemas.openxmlformats.org/drawingml/2006/picture">
-                  <pic:nvPicPr>
-                    <pic:cNvPr id="1" name=""/>
-                    <pic:cNvPicPr/>
-                  </pic:nvPicPr>
-                  <pic:blipFill>
-                    <a:blip r:embed="rId51"/>
-                    <a:stretch>
-                      <a:fillRect/>
-                    </a:stretch>
-                  </pic:blipFill>
-                  <pic:spPr>
-                    <a:xfrm>
-                      <a:off x="0" y="0"/>
-                      <a:ext cx="3791479" cy="2076740"/>
-                    </a:xfrm>
-                    <a:prstGeom prst="rect">
-                      <a:avLst/>
-                    </a:prstGeom>
-                  </pic:spPr>
-                </pic:pic>
-              </a:graphicData>
-            </a:graphic>
-          </wp:inline>
-        </w:drawing>
-      </w:r>
-      <w:r>
-        <w:rPr>
-          <w:sz w:val="24"/>
-          <w:szCs w:val="24"/>
-        </w:rPr>
-        <w:drawing>
-          <wp:inline distT="0" distB="0" distL="0" distR="0" wp14:anchorId="1B283F2F" wp14:editId="720CA8F7">
-            <wp:extent cx="3396426" cy="1294851"/>
-            <wp:effectExtent l="0" t="0" r="0" b="635"/>
-            <wp:docPr id="55" name="Imagem 55"/>
             <wp:cNvGraphicFramePr>
               <a:graphicFrameLocks xmlns:a="http://schemas.openxmlformats.org/drawingml/2006/main" noChangeAspect="1"/>
             </wp:cNvGraphicFramePr>
@@ -6310,7 +6276,7 @@
                   <pic:spPr>
                     <a:xfrm>
                       <a:off x="0" y="0"/>
-                      <a:ext cx="3445729" cy="1313647"/>
+                      <a:ext cx="3791479" cy="2076740"/>
                     </a:xfrm>
                     <a:prstGeom prst="rect">
                       <a:avLst/>
@@ -6322,94 +6288,17 @@
           </wp:inline>
         </w:drawing>
       </w:r>
-    </w:p>
-    <w:p>
-      <w:pPr>
-        <w:pStyle w:val="PargrafodaLista"/>
-        <w:tabs>
-          <w:tab w:val="left" w:pos="1275"/>
-        </w:tabs>
-        <w:rPr>
-          <w:sz w:val="24"/>
-          <w:szCs w:val="24"/>
-        </w:rPr>
-      </w:pPr>
-      <w:r>
-        <w:rPr>
-          <w:sz w:val="24"/>
-          <w:szCs w:val="24"/>
-        </w:rPr>
-        <w:t xml:space="preserve"> </w:t>
-      </w:r>
-      <w:r>
-        <w:rPr>
-          <w:sz w:val="24"/>
-          <w:szCs w:val="24"/>
-        </w:rPr>
-        <w:tab/>
-      </w:r>
-    </w:p>
-    <w:p>
-      <w:pPr>
-        <w:pStyle w:val="PargrafodaLista"/>
-        <w:tabs>
-          <w:tab w:val="left" w:pos="1275"/>
-        </w:tabs>
-        <w:rPr>
-          <w:sz w:val="24"/>
-          <w:szCs w:val="24"/>
-        </w:rPr>
-      </w:pPr>
-      <w:r>
-        <w:rPr>
-          <w:sz w:val="24"/>
-          <w:szCs w:val="24"/>
-        </w:rPr>
-        <w:t xml:space="preserve">32 – </w:t>
-      </w:r>
-      <w:r>
-        <w:rPr>
-          <w:sz w:val="24"/>
-          <w:szCs w:val="24"/>
-        </w:rPr>
-        <w:t>Nos subtítulos</w:t>
-      </w:r>
-      <w:r>
-        <w:rPr>
-          <w:sz w:val="24"/>
-          <w:szCs w:val="24"/>
-        </w:rPr>
-        <w:t xml:space="preserve"> de cada item aumentamos o tamanho da fonte e deixamos ela mais encorpada </w:t>
-      </w:r>
-      <w:r>
-        <w:rPr>
-          <w:sz w:val="24"/>
-          <w:szCs w:val="24"/>
-        </w:rPr>
-        <w:t>e negrito.</w:t>
-      </w:r>
-    </w:p>
-    <w:p>
-      <w:pPr>
-        <w:pStyle w:val="PargrafodaLista"/>
-        <w:tabs>
-          <w:tab w:val="left" w:pos="1275"/>
-        </w:tabs>
-        <w:rPr>
-          <w:sz w:val="24"/>
-          <w:szCs w:val="24"/>
-        </w:rPr>
-      </w:pPr>
-      <w:r>
-        <w:rPr>
+      <w:r>
+        <w:rPr>
+          <w:noProof/>
           <w:sz w:val="24"/>
           <w:szCs w:val="24"/>
         </w:rPr>
         <w:drawing>
-          <wp:inline distT="0" distB="0" distL="0" distR="0" wp14:anchorId="490389CD" wp14:editId="10C955AF">
-            <wp:extent cx="3400900" cy="1638529"/>
-            <wp:effectExtent l="0" t="0" r="9525" b="0"/>
-            <wp:docPr id="57" name="Imagem 57"/>
+          <wp:inline distT="0" distB="0" distL="0" distR="0" wp14:anchorId="1B283F2F" wp14:editId="720CA8F7">
+            <wp:extent cx="3396426" cy="1294851"/>
+            <wp:effectExtent l="0" t="0" r="0" b="635"/>
+            <wp:docPr id="55" name="Imagem 55"/>
             <wp:cNvGraphicFramePr>
               <a:graphicFrameLocks xmlns:a="http://schemas.openxmlformats.org/drawingml/2006/main" noChangeAspect="1"/>
             </wp:cNvGraphicFramePr>
@@ -6429,6 +6318,126 @@
                   <pic:spPr>
                     <a:xfrm>
                       <a:off x="0" y="0"/>
+                      <a:ext cx="3445729" cy="1313647"/>
+                    </a:xfrm>
+                    <a:prstGeom prst="rect">
+                      <a:avLst/>
+                    </a:prstGeom>
+                  </pic:spPr>
+                </pic:pic>
+              </a:graphicData>
+            </a:graphic>
+          </wp:inline>
+        </w:drawing>
+      </w:r>
+    </w:p>
+    <w:p>
+      <w:pPr>
+        <w:pStyle w:val="PargrafodaLista"/>
+        <w:tabs>
+          <w:tab w:val="left" w:pos="1275"/>
+        </w:tabs>
+        <w:rPr>
+          <w:sz w:val="24"/>
+          <w:szCs w:val="24"/>
+        </w:rPr>
+      </w:pPr>
+      <w:r>
+        <w:rPr>
+          <w:sz w:val="24"/>
+          <w:szCs w:val="24"/>
+        </w:rPr>
+        <w:t xml:space="preserve"> </w:t>
+      </w:r>
+      <w:r>
+        <w:rPr>
+          <w:sz w:val="24"/>
+          <w:szCs w:val="24"/>
+        </w:rPr>
+        <w:tab/>
+      </w:r>
+    </w:p>
+    <w:p>
+      <w:pPr>
+        <w:pStyle w:val="PargrafodaLista"/>
+        <w:tabs>
+          <w:tab w:val="left" w:pos="1275"/>
+        </w:tabs>
+        <w:rPr>
+          <w:sz w:val="24"/>
+          <w:szCs w:val="24"/>
+        </w:rPr>
+      </w:pPr>
+      <w:r>
+        <w:rPr>
+          <w:sz w:val="24"/>
+          <w:szCs w:val="24"/>
+        </w:rPr>
+        <w:t xml:space="preserve">32 – </w:t>
+      </w:r>
+      <w:r>
+        <w:rPr>
+          <w:sz w:val="24"/>
+          <w:szCs w:val="24"/>
+        </w:rPr>
+        <w:t>Nos subtítulos</w:t>
+      </w:r>
+      <w:r>
+        <w:rPr>
+          <w:sz w:val="24"/>
+          <w:szCs w:val="24"/>
+        </w:rPr>
+        <w:t xml:space="preserve"> de cada item aumentamos o tamanho da fonte e deixamos ela mais encorpada </w:t>
+      </w:r>
+      <w:r>
+        <w:rPr>
+          <w:sz w:val="24"/>
+          <w:szCs w:val="24"/>
+        </w:rPr>
+        <w:t>e negrito.</w:t>
+      </w:r>
+    </w:p>
+    <w:p>
+      <w:pPr>
+        <w:pStyle w:val="PargrafodaLista"/>
+        <w:tabs>
+          <w:tab w:val="left" w:pos="1275"/>
+        </w:tabs>
+        <w:rPr>
+          <w:sz w:val="24"/>
+          <w:szCs w:val="24"/>
+        </w:rPr>
+      </w:pPr>
+      <w:r>
+        <w:rPr>
+          <w:noProof/>
+          <w:sz w:val="24"/>
+          <w:szCs w:val="24"/>
+        </w:rPr>
+        <w:drawing>
+          <wp:inline distT="0" distB="0" distL="0" distR="0" wp14:anchorId="490389CD" wp14:editId="10C955AF">
+            <wp:extent cx="3400900" cy="1638529"/>
+            <wp:effectExtent l="0" t="0" r="9525" b="0"/>
+            <wp:docPr id="57" name="Imagem 57"/>
+            <wp:cNvGraphicFramePr>
+              <a:graphicFrameLocks xmlns:a="http://schemas.openxmlformats.org/drawingml/2006/main" noChangeAspect="1"/>
+            </wp:cNvGraphicFramePr>
+            <a:graphic xmlns:a="http://schemas.openxmlformats.org/drawingml/2006/main">
+              <a:graphicData uri="http://schemas.openxmlformats.org/drawingml/2006/picture">
+                <pic:pic xmlns:pic="http://schemas.openxmlformats.org/drawingml/2006/picture">
+                  <pic:nvPicPr>
+                    <pic:cNvPr id="1" name=""/>
+                    <pic:cNvPicPr/>
+                  </pic:nvPicPr>
+                  <pic:blipFill>
+                    <a:blip r:embed="rId54"/>
+                    <a:stretch>
+                      <a:fillRect/>
+                    </a:stretch>
+                  </pic:blipFill>
+                  <pic:spPr>
+                    <a:xfrm>
+                      <a:off x="0" y="0"/>
                       <a:ext cx="3400900" cy="1638529"/>
                     </a:xfrm>
                     <a:prstGeom prst="rect">
@@ -6441,8 +6450,1693 @@
           </wp:inline>
         </w:drawing>
       </w:r>
+    </w:p>
+    <w:p>
+      <w:pPr>
+        <w:pStyle w:val="PargrafodaLista"/>
+        <w:tabs>
+          <w:tab w:val="left" w:pos="1275"/>
+        </w:tabs>
+        <w:rPr>
+          <w:sz w:val="24"/>
+          <w:szCs w:val="24"/>
+        </w:rPr>
+      </w:pPr>
+    </w:p>
+    <w:p>
+      <w:pPr>
+        <w:pStyle w:val="PargrafodaLista"/>
+        <w:tabs>
+          <w:tab w:val="left" w:pos="1275"/>
+        </w:tabs>
+        <w:rPr>
+          <w:sz w:val="24"/>
+          <w:szCs w:val="24"/>
+        </w:rPr>
+      </w:pPr>
+    </w:p>
+    <w:p>
+      <w:pPr>
+        <w:pStyle w:val="PargrafodaLista"/>
+        <w:tabs>
+          <w:tab w:val="left" w:pos="1275"/>
+        </w:tabs>
+        <w:rPr>
+          <w:sz w:val="24"/>
+          <w:szCs w:val="24"/>
+        </w:rPr>
+      </w:pPr>
+      <w:r>
+        <w:rPr>
+          <w:sz w:val="24"/>
+          <w:szCs w:val="24"/>
+        </w:rPr>
+        <w:t xml:space="preserve">33-  Adicionamos uma </w:t>
+      </w:r>
+      <w:proofErr w:type="spellStart"/>
+      <w:r>
+        <w:rPr>
+          <w:sz w:val="24"/>
+          <w:szCs w:val="24"/>
+        </w:rPr>
+        <w:t>class</w:t>
+      </w:r>
+      <w:proofErr w:type="spellEnd"/>
+      <w:r>
+        <w:rPr>
+          <w:sz w:val="24"/>
+          <w:szCs w:val="24"/>
+        </w:rPr>
+        <w:t xml:space="preserve"> tanto na descrição dos itens com</w:t>
+      </w:r>
+      <w:r>
+        <w:rPr>
+          <w:sz w:val="24"/>
+          <w:szCs w:val="24"/>
+        </w:rPr>
+        <w:t xml:space="preserve">o nos preços e no </w:t>
+      </w:r>
+      <w:proofErr w:type="spellStart"/>
+      <w:r>
+        <w:rPr>
+          <w:sz w:val="24"/>
+          <w:szCs w:val="24"/>
+        </w:rPr>
+        <w:t>css</w:t>
+      </w:r>
+      <w:proofErr w:type="spellEnd"/>
+      <w:r>
+        <w:rPr>
+          <w:sz w:val="24"/>
+          <w:szCs w:val="24"/>
+        </w:rPr>
+        <w:t xml:space="preserve"> aumentamos o tamanho da fonte e deixamos o preço mais encorpado (</w:t>
+      </w:r>
+      <w:proofErr w:type="spellStart"/>
+      <w:r>
+        <w:rPr>
+          <w:sz w:val="24"/>
+          <w:szCs w:val="24"/>
+        </w:rPr>
+        <w:t>bold</w:t>
+      </w:r>
+      <w:proofErr w:type="spellEnd"/>
+      <w:r>
+        <w:rPr>
+          <w:sz w:val="24"/>
+          <w:szCs w:val="24"/>
+        </w:rPr>
+        <w:t>)</w:t>
+      </w:r>
+    </w:p>
+    <w:p>
+      <w:pPr>
+        <w:pStyle w:val="PargrafodaLista"/>
+        <w:tabs>
+          <w:tab w:val="left" w:pos="1275"/>
+        </w:tabs>
+        <w:rPr>
+          <w:sz w:val="24"/>
+          <w:szCs w:val="24"/>
+        </w:rPr>
+      </w:pPr>
+      <w:r>
+        <w:rPr>
+          <w:sz w:val="24"/>
+          <w:szCs w:val="24"/>
+        </w:rPr>
+        <w:drawing>
+          <wp:inline distT="0" distB="0" distL="0" distR="0" wp14:anchorId="69077D7C" wp14:editId="5F65DFFA">
+            <wp:extent cx="2700020" cy="1767019"/>
+            <wp:effectExtent l="0" t="0" r="5080" b="5080"/>
+            <wp:docPr id="58" name="Imagem 58"/>
+            <wp:cNvGraphicFramePr>
+              <a:graphicFrameLocks xmlns:a="http://schemas.openxmlformats.org/drawingml/2006/main" noChangeAspect="1"/>
+            </wp:cNvGraphicFramePr>
+            <a:graphic xmlns:a="http://schemas.openxmlformats.org/drawingml/2006/main">
+              <a:graphicData uri="http://schemas.openxmlformats.org/drawingml/2006/picture">
+                <pic:pic xmlns:pic="http://schemas.openxmlformats.org/drawingml/2006/picture">
+                  <pic:nvPicPr>
+                    <pic:cNvPr id="1" name=""/>
+                    <pic:cNvPicPr/>
+                  </pic:nvPicPr>
+                  <pic:blipFill>
+                    <a:blip r:embed="rId55"/>
+                    <a:stretch>
+                      <a:fillRect/>
+                    </a:stretch>
+                  </pic:blipFill>
+                  <pic:spPr>
+                    <a:xfrm>
+                      <a:off x="0" y="0"/>
+                      <a:ext cx="2732665" cy="1788383"/>
+                    </a:xfrm>
+                    <a:prstGeom prst="rect">
+                      <a:avLst/>
+                    </a:prstGeom>
+                  </pic:spPr>
+                </pic:pic>
+              </a:graphicData>
+            </a:graphic>
+          </wp:inline>
+        </w:drawing>
+      </w:r>
+      <w:r>
+        <w:rPr>
+          <w:sz w:val="24"/>
+          <w:szCs w:val="24"/>
+        </w:rPr>
+        <w:drawing>
+          <wp:inline distT="0" distB="0" distL="0" distR="0" wp14:anchorId="46D6843D" wp14:editId="00AD8347">
+            <wp:extent cx="4778279" cy="2636292"/>
+            <wp:effectExtent l="0" t="0" r="3810" b="0"/>
+            <wp:docPr id="59" name="Imagem 59"/>
+            <wp:cNvGraphicFramePr>
+              <a:graphicFrameLocks xmlns:a="http://schemas.openxmlformats.org/drawingml/2006/main" noChangeAspect="1"/>
+            </wp:cNvGraphicFramePr>
+            <a:graphic xmlns:a="http://schemas.openxmlformats.org/drawingml/2006/main">
+              <a:graphicData uri="http://schemas.openxmlformats.org/drawingml/2006/picture">
+                <pic:pic xmlns:pic="http://schemas.openxmlformats.org/drawingml/2006/picture">
+                  <pic:nvPicPr>
+                    <pic:cNvPr id="1" name=""/>
+                    <pic:cNvPicPr/>
+                  </pic:nvPicPr>
+                  <pic:blipFill>
+                    <a:blip r:embed="rId56"/>
+                    <a:stretch>
+                      <a:fillRect/>
+                    </a:stretch>
+                  </pic:blipFill>
+                  <pic:spPr>
+                    <a:xfrm>
+                      <a:off x="0" y="0"/>
+                      <a:ext cx="4806932" cy="2652100"/>
+                    </a:xfrm>
+                    <a:prstGeom prst="rect">
+                      <a:avLst/>
+                    </a:prstGeom>
+                  </pic:spPr>
+                </pic:pic>
+              </a:graphicData>
+            </a:graphic>
+          </wp:inline>
+        </w:drawing>
+      </w:r>
+    </w:p>
+    <w:p>
+      <w:pPr>
+        <w:pStyle w:val="PargrafodaLista"/>
+        <w:tabs>
+          <w:tab w:val="left" w:pos="1275"/>
+        </w:tabs>
+        <w:rPr>
+          <w:sz w:val="24"/>
+          <w:szCs w:val="24"/>
+        </w:rPr>
+      </w:pPr>
+    </w:p>
+    <w:p>
+      <w:pPr>
+        <w:pStyle w:val="PargrafodaLista"/>
+        <w:tabs>
+          <w:tab w:val="left" w:pos="1275"/>
+        </w:tabs>
+        <w:rPr>
+          <w:sz w:val="24"/>
+          <w:szCs w:val="24"/>
+        </w:rPr>
+      </w:pPr>
+      <w:r>
+        <w:rPr>
+          <w:sz w:val="24"/>
+          <w:szCs w:val="24"/>
+        </w:rPr>
+        <w:t xml:space="preserve">34- </w:t>
+      </w:r>
+      <w:r>
+        <w:rPr>
+          <w:sz w:val="24"/>
+          <w:szCs w:val="24"/>
+        </w:rPr>
+        <w:t xml:space="preserve">Adicionamos </w:t>
+      </w:r>
+      <w:r>
+        <w:rPr>
+          <w:sz w:val="24"/>
+          <w:szCs w:val="24"/>
+        </w:rPr>
+        <w:t>uma cor</w:t>
+      </w:r>
+      <w:r>
+        <w:rPr>
+          <w:sz w:val="24"/>
+          <w:szCs w:val="24"/>
+        </w:rPr>
+        <w:t xml:space="preserve"> de fundo para termos uma melhor visualização </w:t>
+      </w:r>
+      <w:r>
+        <w:rPr>
+          <w:sz w:val="24"/>
+          <w:szCs w:val="24"/>
+        </w:rPr>
+        <w:t>dos itens</w:t>
+      </w:r>
+      <w:r>
+        <w:rPr>
+          <w:sz w:val="24"/>
+          <w:szCs w:val="24"/>
+        </w:rPr>
+        <w:t xml:space="preserve"> e demos um espaço entre eles de 1.5</w:t>
+      </w:r>
+      <w:r>
+        <w:rPr>
+          <w:sz w:val="24"/>
+          <w:szCs w:val="24"/>
+        </w:rPr>
+        <w:t>% tanto do lado direito como esquerdo.</w:t>
+      </w:r>
+    </w:p>
+    <w:p>
+      <w:pPr>
+        <w:pStyle w:val="PargrafodaLista"/>
+        <w:tabs>
+          <w:tab w:val="left" w:pos="1275"/>
+        </w:tabs>
+        <w:rPr>
+          <w:sz w:val="24"/>
+          <w:szCs w:val="24"/>
+        </w:rPr>
+      </w:pPr>
+      <w:r>
+        <w:rPr>
+          <w:noProof/>
+          <w:sz w:val="24"/>
+          <w:szCs w:val="24"/>
+        </w:rPr>
+        <mc:AlternateContent>
+          <mc:Choice Requires="wps">
+            <w:drawing>
+              <wp:anchor distT="0" distB="0" distL="114300" distR="114300" simplePos="0" relativeHeight="251671552" behindDoc="0" locked="0" layoutInCell="1" allowOverlap="1">
+                <wp:simplePos x="0" y="0"/>
+                <wp:positionH relativeFrom="column">
+                  <wp:posOffset>2415900</wp:posOffset>
+                </wp:positionH>
+                <wp:positionV relativeFrom="paragraph">
+                  <wp:posOffset>1400090</wp:posOffset>
+                </wp:positionV>
+                <wp:extent cx="1787857" cy="327195"/>
+                <wp:effectExtent l="19050" t="0" r="22225" b="73025"/>
+                <wp:wrapNone/>
+                <wp:docPr id="62" name="Conector de Seta Reta 62"/>
+                <wp:cNvGraphicFramePr/>
+                <a:graphic xmlns:a="http://schemas.openxmlformats.org/drawingml/2006/main">
+                  <a:graphicData uri="http://schemas.microsoft.com/office/word/2010/wordprocessingShape">
+                    <wps:wsp>
+                      <wps:cNvCnPr/>
+                      <wps:spPr>
+                        <a:xfrm flipH="1">
+                          <a:off x="0" y="0"/>
+                          <a:ext cx="1787857" cy="327195"/>
+                        </a:xfrm>
+                        <a:prstGeom prst="straightConnector1">
+                          <a:avLst/>
+                        </a:prstGeom>
+                        <a:ln>
+                          <a:tailEnd type="triangle"/>
+                        </a:ln>
+                      </wps:spPr>
+                      <wps:style>
+                        <a:lnRef idx="1">
+                          <a:schemeClr val="accent1"/>
+                        </a:lnRef>
+                        <a:fillRef idx="0">
+                          <a:schemeClr val="accent1"/>
+                        </a:fillRef>
+                        <a:effectRef idx="0">
+                          <a:schemeClr val="accent1"/>
+                        </a:effectRef>
+                        <a:fontRef idx="minor">
+                          <a:schemeClr val="tx1"/>
+                        </a:fontRef>
+                      </wps:style>
+                      <wps:bodyPr/>
+                    </wps:wsp>
+                  </a:graphicData>
+                </a:graphic>
+                <wp14:sizeRelH relativeFrom="margin">
+                  <wp14:pctWidth>0</wp14:pctWidth>
+                </wp14:sizeRelH>
+                <wp14:sizeRelV relativeFrom="margin">
+                  <wp14:pctHeight>0</wp14:pctHeight>
+                </wp14:sizeRelV>
+              </wp:anchor>
+            </w:drawing>
+          </mc:Choice>
+          <mc:Fallback>
+            <w:pict>
+              <v:shapetype w14:anchorId="079B9290" id="_x0000_t32" coordsize="21600,21600" o:spt="32" o:oned="t" path="m,l21600,21600e" filled="f">
+                <v:path arrowok="t" fillok="f" o:connecttype="none"/>
+                <o:lock v:ext="edit" shapetype="t"/>
+              </v:shapetype>
+              <v:shape id="Conector de Seta Reta 62" o:spid="_x0000_s1026" type="#_x0000_t32" style="position:absolute;margin-left:190.25pt;margin-top:110.25pt;width:140.8pt;height:25.75pt;flip:x;z-index:251671552;visibility:visible;mso-wrap-style:square;mso-width-percent:0;mso-height-percent:0;mso-wrap-distance-left:9pt;mso-wrap-distance-top:0;mso-wrap-distance-right:9pt;mso-wrap-distance-bottom:0;mso-position-horizontal:absolute;mso-position-horizontal-relative:text;mso-position-vertical:absolute;mso-position-vertical-relative:text;mso-width-percent:0;mso-height-percent:0;mso-width-relative:margin;mso-height-relative:margin" o:gfxdata="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" strokecolor="#4472c4 [3204]" strokeweight=".5pt">
+                <v:stroke endarrow="block" joinstyle="miter"/>
+              </v:shape>
+            </w:pict>
+          </mc:Fallback>
+        </mc:AlternateContent>
+      </w:r>
+      <w:r>
+        <w:rPr>
+          <w:noProof/>
+          <w:sz w:val="24"/>
+          <w:szCs w:val="24"/>
+        </w:rPr>
+        <mc:AlternateContent>
+          <mc:Choice Requires="wps">
+            <w:drawing>
+              <wp:anchor distT="0" distB="0" distL="114300" distR="114300" simplePos="0" relativeHeight="251670528" behindDoc="0" locked="0" layoutInCell="1" allowOverlap="1">
+                <wp:simplePos x="0" y="0"/>
+                <wp:positionH relativeFrom="column">
+                  <wp:posOffset>3554730</wp:posOffset>
+                </wp:positionH>
+                <wp:positionV relativeFrom="paragraph">
+                  <wp:posOffset>1078865</wp:posOffset>
+                </wp:positionV>
+                <wp:extent cx="729615" cy="306705"/>
+                <wp:effectExtent l="38100" t="0" r="13335" b="55245"/>
+                <wp:wrapNone/>
+                <wp:docPr id="61" name="Conector de Seta Reta 61"/>
+                <wp:cNvGraphicFramePr/>
+                <a:graphic xmlns:a="http://schemas.openxmlformats.org/drawingml/2006/main">
+                  <a:graphicData uri="http://schemas.microsoft.com/office/word/2010/wordprocessingShape">
+                    <wps:wsp>
+                      <wps:cNvCnPr/>
+                      <wps:spPr>
+                        <a:xfrm flipH="1">
+                          <a:off x="0" y="0"/>
+                          <a:ext cx="729615" cy="306705"/>
+                        </a:xfrm>
+                        <a:prstGeom prst="straightConnector1">
+                          <a:avLst/>
+                        </a:prstGeom>
+                        <a:ln>
+                          <a:tailEnd type="triangle"/>
+                        </a:ln>
+                      </wps:spPr>
+                      <wps:style>
+                        <a:lnRef idx="1">
+                          <a:schemeClr val="accent1"/>
+                        </a:lnRef>
+                        <a:fillRef idx="0">
+                          <a:schemeClr val="accent1"/>
+                        </a:fillRef>
+                        <a:effectRef idx="0">
+                          <a:schemeClr val="accent1"/>
+                        </a:effectRef>
+                        <a:fontRef idx="minor">
+                          <a:schemeClr val="tx1"/>
+                        </a:fontRef>
+                      </wps:style>
+                      <wps:bodyPr/>
+                    </wps:wsp>
+                  </a:graphicData>
+                </a:graphic>
+              </wp:anchor>
+            </w:drawing>
+          </mc:Choice>
+          <mc:Fallback>
+            <w:pict>
+              <v:shape w14:anchorId="320C4FF7" id="Conector de Seta Reta 61" o:spid="_x0000_s1026" type="#_x0000_t32" style="position:absolute;margin-left:279.9pt;margin-top:84.95pt;width:57.45pt;height:24.15pt;flip:x;z-index:251670528;visibility:visible;mso-wrap-style:square;mso-wrap-distance-left:9pt;mso-wrap-distance-top:0;mso-wrap-distance-right:9pt;mso-wrap-distance-bottom:0;mso-position-horizontal:absolute;mso-position-horizontal-relative:text;mso-position-vertical:absolute;mso-position-vertical-relative:text" o:gfxdata="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" strokecolor="#4472c4 [3204]" strokeweight=".5pt">
+                <v:stroke endarrow="block" joinstyle="miter"/>
+              </v:shape>
+            </w:pict>
+          </mc:Fallback>
+        </mc:AlternateContent>
+      </w:r>
+      <w:r>
+        <w:rPr>
+          <w:sz w:val="24"/>
+          <w:szCs w:val="24"/>
+        </w:rPr>
+        <w:drawing>
+          <wp:inline distT="0" distB="0" distL="0" distR="0" wp14:anchorId="7622DC76" wp14:editId="140059B6">
+            <wp:extent cx="3764462" cy="2064650"/>
+            <wp:effectExtent l="0" t="0" r="7620" b="0"/>
+            <wp:docPr id="60" name="Imagem 60"/>
+            <wp:cNvGraphicFramePr>
+              <a:graphicFrameLocks xmlns:a="http://schemas.openxmlformats.org/drawingml/2006/main" noChangeAspect="1"/>
+            </wp:cNvGraphicFramePr>
+            <a:graphic xmlns:a="http://schemas.openxmlformats.org/drawingml/2006/main">
+              <a:graphicData uri="http://schemas.openxmlformats.org/drawingml/2006/picture">
+                <pic:pic xmlns:pic="http://schemas.openxmlformats.org/drawingml/2006/picture">
+                  <pic:nvPicPr>
+                    <pic:cNvPr id="1" name=""/>
+                    <pic:cNvPicPr/>
+                  </pic:nvPicPr>
+                  <pic:blipFill>
+                    <a:blip r:embed="rId57"/>
+                    <a:stretch>
+                      <a:fillRect/>
+                    </a:stretch>
+                  </pic:blipFill>
+                  <pic:spPr>
+                    <a:xfrm>
+                      <a:off x="0" y="0"/>
+                      <a:ext cx="3791631" cy="2079551"/>
+                    </a:xfrm>
+                    <a:prstGeom prst="rect">
+                      <a:avLst/>
+                    </a:prstGeom>
+                  </pic:spPr>
+                </pic:pic>
+              </a:graphicData>
+            </a:graphic>
+          </wp:inline>
+        </w:drawing>
+      </w:r>
+      <w:r>
+        <w:rPr>
+          <w:sz w:val="24"/>
+          <w:szCs w:val="24"/>
+        </w:rPr>
+        <w:drawing>
+          <wp:inline distT="0" distB="0" distL="0" distR="0" wp14:anchorId="1456B577" wp14:editId="5D7C5698">
+            <wp:extent cx="3264495" cy="1319388"/>
+            <wp:effectExtent l="0" t="0" r="0" b="0"/>
+            <wp:docPr id="63" name="Imagem 63"/>
+            <wp:cNvGraphicFramePr>
+              <a:graphicFrameLocks xmlns:a="http://schemas.openxmlformats.org/drawingml/2006/main" noChangeAspect="1"/>
+            </wp:cNvGraphicFramePr>
+            <a:graphic xmlns:a="http://schemas.openxmlformats.org/drawingml/2006/main">
+              <a:graphicData uri="http://schemas.openxmlformats.org/drawingml/2006/picture">
+                <pic:pic xmlns:pic="http://schemas.openxmlformats.org/drawingml/2006/picture">
+                  <pic:nvPicPr>
+                    <pic:cNvPr id="1" name=""/>
+                    <pic:cNvPicPr/>
+                  </pic:nvPicPr>
+                  <pic:blipFill>
+                    <a:blip r:embed="rId58"/>
+                    <a:stretch>
+                      <a:fillRect/>
+                    </a:stretch>
+                  </pic:blipFill>
+                  <pic:spPr>
+                    <a:xfrm>
+                      <a:off x="0" y="0"/>
+                      <a:ext cx="3304338" cy="1335491"/>
+                    </a:xfrm>
+                    <a:prstGeom prst="rect">
+                      <a:avLst/>
+                    </a:prstGeom>
+                  </pic:spPr>
+                </pic:pic>
+              </a:graphicData>
+            </a:graphic>
+          </wp:inline>
+        </w:drawing>
+      </w:r>
+    </w:p>
+    <w:p>
+      <w:pPr>
+        <w:pStyle w:val="PargrafodaLista"/>
+        <w:tabs>
+          <w:tab w:val="left" w:pos="1275"/>
+        </w:tabs>
+        <w:rPr>
+          <w:sz w:val="24"/>
+          <w:szCs w:val="24"/>
+        </w:rPr>
+      </w:pPr>
+    </w:p>
+    <w:p>
+      <w:pPr>
+        <w:pStyle w:val="PargrafodaLista"/>
+        <w:tabs>
+          <w:tab w:val="left" w:pos="1275"/>
+        </w:tabs>
+        <w:rPr>
+          <w:sz w:val="24"/>
+          <w:szCs w:val="24"/>
+        </w:rPr>
+      </w:pPr>
+    </w:p>
+    <w:p>
+      <w:pPr>
+        <w:pStyle w:val="PargrafodaLista"/>
+        <w:tabs>
+          <w:tab w:val="left" w:pos="1275"/>
+        </w:tabs>
+        <w:rPr>
+          <w:sz w:val="24"/>
+          <w:szCs w:val="24"/>
+        </w:rPr>
+      </w:pPr>
+    </w:p>
+    <w:p>
+      <w:pPr>
+        <w:pStyle w:val="PargrafodaLista"/>
+        <w:tabs>
+          <w:tab w:val="left" w:pos="1275"/>
+        </w:tabs>
+        <w:rPr>
+          <w:sz w:val="24"/>
+          <w:szCs w:val="24"/>
+        </w:rPr>
+      </w:pPr>
+      <w:r>
+        <w:rPr>
+          <w:sz w:val="24"/>
+          <w:szCs w:val="24"/>
+        </w:rPr>
+        <w:t xml:space="preserve">35 </w:t>
+      </w:r>
+      <w:r>
+        <w:rPr>
+          <w:sz w:val="24"/>
+          <w:szCs w:val="24"/>
+        </w:rPr>
+        <w:t xml:space="preserve">– </w:t>
+      </w:r>
+      <w:proofErr w:type="gramStart"/>
+      <w:r>
+        <w:rPr>
+          <w:sz w:val="24"/>
+          <w:szCs w:val="24"/>
+        </w:rPr>
+        <w:t>No produtos</w:t>
+      </w:r>
+      <w:proofErr w:type="gramEnd"/>
+      <w:r>
+        <w:rPr>
+          <w:sz w:val="24"/>
+          <w:szCs w:val="24"/>
+        </w:rPr>
+        <w:t xml:space="preserve"> li ao trabalhamos com </w:t>
+      </w:r>
+      <w:proofErr w:type="spellStart"/>
+      <w:r>
+        <w:rPr>
+          <w:sz w:val="24"/>
+          <w:szCs w:val="24"/>
+        </w:rPr>
+        <w:t>width</w:t>
+      </w:r>
+      <w:proofErr w:type="spellEnd"/>
+      <w:r>
+        <w:rPr>
+          <w:sz w:val="24"/>
+          <w:szCs w:val="24"/>
+        </w:rPr>
+        <w:t xml:space="preserve"> 30% </w:t>
+      </w:r>
+      <w:r>
+        <w:rPr>
+          <w:sz w:val="24"/>
+          <w:szCs w:val="24"/>
+        </w:rPr>
+        <w:t xml:space="preserve">e </w:t>
+      </w:r>
+      <w:proofErr w:type="spellStart"/>
+      <w:r>
+        <w:rPr>
+          <w:sz w:val="24"/>
+          <w:szCs w:val="24"/>
+        </w:rPr>
+        <w:t>margin</w:t>
+      </w:r>
+      <w:proofErr w:type="spellEnd"/>
+      <w:r>
+        <w:rPr>
+          <w:sz w:val="24"/>
+          <w:szCs w:val="24"/>
+        </w:rPr>
+        <w:t xml:space="preserve"> :0 1.5% estamos utilizando 99% da largura que definimos </w:t>
+      </w:r>
+    </w:p>
+    <w:p>
+      <w:pPr>
+        <w:pStyle w:val="PargrafodaLista"/>
+        <w:tabs>
+          <w:tab w:val="left" w:pos="1275"/>
+        </w:tabs>
+        <w:rPr>
+          <w:sz w:val="24"/>
+          <w:szCs w:val="24"/>
+        </w:rPr>
+      </w:pPr>
+      <w:r>
+        <w:rPr>
+          <w:sz w:val="24"/>
+          <w:szCs w:val="24"/>
+        </w:rPr>
+        <w:t xml:space="preserve">Ao adicionar </w:t>
+      </w:r>
+      <w:proofErr w:type="spellStart"/>
+      <w:r>
+        <w:rPr>
+          <w:sz w:val="24"/>
+          <w:szCs w:val="24"/>
+        </w:rPr>
+        <w:t>padding</w:t>
+      </w:r>
+      <w:proofErr w:type="spellEnd"/>
+      <w:r>
+        <w:rPr>
+          <w:sz w:val="24"/>
+          <w:szCs w:val="24"/>
+        </w:rPr>
+        <w:t>: 30px 20px  vimos que quebrou o código por que ultrapassou o limite com os 20</w:t>
+      </w:r>
+      <w:r>
+        <w:rPr>
+          <w:sz w:val="24"/>
+          <w:szCs w:val="24"/>
+        </w:rPr>
+        <w:t xml:space="preserve">px e ao adicionar o </w:t>
+      </w:r>
+      <w:proofErr w:type="spellStart"/>
+      <w:r>
+        <w:rPr>
+          <w:sz w:val="24"/>
+          <w:szCs w:val="24"/>
+        </w:rPr>
+        <w:t>box-sizing:border-box</w:t>
+      </w:r>
+      <w:proofErr w:type="spellEnd"/>
+      <w:r>
+        <w:rPr>
+          <w:sz w:val="24"/>
+          <w:szCs w:val="24"/>
+        </w:rPr>
+        <w:t xml:space="preserve"> ela automaticamente ajustou o tamanho principalmente quando estamos utilizando por</w:t>
+      </w:r>
+      <w:r>
+        <w:rPr>
+          <w:sz w:val="24"/>
+          <w:szCs w:val="24"/>
+        </w:rPr>
+        <w:t>centagem.</w:t>
+      </w:r>
+    </w:p>
+    <w:p>
+      <w:pPr>
+        <w:pStyle w:val="PargrafodaLista"/>
+        <w:tabs>
+          <w:tab w:val="left" w:pos="1275"/>
+        </w:tabs>
+        <w:rPr>
+          <w:sz w:val="24"/>
+          <w:szCs w:val="24"/>
+        </w:rPr>
+      </w:pPr>
+      <w:r>
+        <w:rPr>
+          <w:noProof/>
+          <w:sz w:val="24"/>
+          <w:szCs w:val="24"/>
+        </w:rPr>
+        <mc:AlternateContent>
+          <mc:Choice Requires="wps">
+            <w:drawing>
+              <wp:anchor distT="0" distB="0" distL="114300" distR="114300" simplePos="0" relativeHeight="251673600" behindDoc="0" locked="0" layoutInCell="1" allowOverlap="1">
+                <wp:simplePos x="0" y="0"/>
+                <wp:positionH relativeFrom="column">
+                  <wp:posOffset>2886075</wp:posOffset>
+                </wp:positionH>
+                <wp:positionV relativeFrom="paragraph">
+                  <wp:posOffset>1684655</wp:posOffset>
+                </wp:positionV>
+                <wp:extent cx="887095" cy="102235"/>
+                <wp:effectExtent l="38100" t="0" r="27305" b="88265"/>
+                <wp:wrapNone/>
+                <wp:docPr id="66" name="Conector de Seta Reta 66"/>
+                <wp:cNvGraphicFramePr/>
+                <a:graphic xmlns:a="http://schemas.openxmlformats.org/drawingml/2006/main">
+                  <a:graphicData uri="http://schemas.microsoft.com/office/word/2010/wordprocessingShape">
+                    <wps:wsp>
+                      <wps:cNvCnPr/>
+                      <wps:spPr>
+                        <a:xfrm flipH="1">
+                          <a:off x="0" y="0"/>
+                          <a:ext cx="887095" cy="102235"/>
+                        </a:xfrm>
+                        <a:prstGeom prst="straightConnector1">
+                          <a:avLst/>
+                        </a:prstGeom>
+                        <a:ln>
+                          <a:tailEnd type="triangle"/>
+                        </a:ln>
+                      </wps:spPr>
+                      <wps:style>
+                        <a:lnRef idx="1">
+                          <a:schemeClr val="accent1"/>
+                        </a:lnRef>
+                        <a:fillRef idx="0">
+                          <a:schemeClr val="accent1"/>
+                        </a:fillRef>
+                        <a:effectRef idx="0">
+                          <a:schemeClr val="accent1"/>
+                        </a:effectRef>
+                        <a:fontRef idx="minor">
+                          <a:schemeClr val="tx1"/>
+                        </a:fontRef>
+                      </wps:style>
+                      <wps:bodyPr/>
+                    </wps:wsp>
+                  </a:graphicData>
+                </a:graphic>
+              </wp:anchor>
+            </w:drawing>
+          </mc:Choice>
+          <mc:Fallback>
+            <w:pict>
+              <v:shape w14:anchorId="0CB3CA7B" id="Conector de Seta Reta 66" o:spid="_x0000_s1026" type="#_x0000_t32" style="position:absolute;margin-left:227.25pt;margin-top:132.65pt;width:69.85pt;height:8.05pt;flip:x;z-index:251673600;visibility:visible;mso-wrap-style:square;mso-wrap-distance-left:9pt;mso-wrap-distance-top:0;mso-wrap-distance-right:9pt;mso-wrap-distance-bottom:0;mso-position-horizontal:absolute;mso-position-horizontal-relative:text;mso-position-vertical:absolute;mso-position-vertical-relative:text" o:gfxdata="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" strokecolor="#4472c4 [3204]" strokeweight=".5pt">
+                <v:stroke endarrow="block" joinstyle="miter"/>
+              </v:shape>
+            </w:pict>
+          </mc:Fallback>
+        </mc:AlternateContent>
+      </w:r>
+      <w:r>
+        <w:rPr>
+          <w:noProof/>
+          <w:sz w:val="24"/>
+          <w:szCs w:val="24"/>
+        </w:rPr>
+        <mc:AlternateContent>
+          <mc:Choice Requires="wps">
+            <w:drawing>
+              <wp:anchor distT="0" distB="0" distL="114300" distR="114300" simplePos="0" relativeHeight="251672576" behindDoc="0" locked="0" layoutInCell="1" allowOverlap="1">
+                <wp:simplePos x="0" y="0"/>
+                <wp:positionH relativeFrom="column">
+                  <wp:posOffset>2578735</wp:posOffset>
+                </wp:positionH>
+                <wp:positionV relativeFrom="paragraph">
+                  <wp:posOffset>1458595</wp:posOffset>
+                </wp:positionV>
+                <wp:extent cx="1139190" cy="115570"/>
+                <wp:effectExtent l="38100" t="0" r="22860" b="93980"/>
+                <wp:wrapNone/>
+                <wp:docPr id="65" name="Conector de Seta Reta 65"/>
+                <wp:cNvGraphicFramePr/>
+                <a:graphic xmlns:a="http://schemas.openxmlformats.org/drawingml/2006/main">
+                  <a:graphicData uri="http://schemas.microsoft.com/office/word/2010/wordprocessingShape">
+                    <wps:wsp>
+                      <wps:cNvCnPr/>
+                      <wps:spPr>
+                        <a:xfrm flipH="1">
+                          <a:off x="0" y="0"/>
+                          <a:ext cx="1139190" cy="115570"/>
+                        </a:xfrm>
+                        <a:prstGeom prst="straightConnector1">
+                          <a:avLst/>
+                        </a:prstGeom>
+                        <a:ln>
+                          <a:tailEnd type="triangle"/>
+                        </a:ln>
+                      </wps:spPr>
+                      <wps:style>
+                        <a:lnRef idx="1">
+                          <a:schemeClr val="accent1"/>
+                        </a:lnRef>
+                        <a:fillRef idx="0">
+                          <a:schemeClr val="accent1"/>
+                        </a:fillRef>
+                        <a:effectRef idx="0">
+                          <a:schemeClr val="accent1"/>
+                        </a:effectRef>
+                        <a:fontRef idx="minor">
+                          <a:schemeClr val="tx1"/>
+                        </a:fontRef>
+                      </wps:style>
+                      <wps:bodyPr/>
+                    </wps:wsp>
+                  </a:graphicData>
+                </a:graphic>
+              </wp:anchor>
+            </w:drawing>
+          </mc:Choice>
+          <mc:Fallback>
+            <w:pict>
+              <v:shape w14:anchorId="53506907" id="Conector de Seta Reta 65" o:spid="_x0000_s1026" type="#_x0000_t32" style="position:absolute;margin-left:203.05pt;margin-top:114.85pt;width:89.7pt;height:9.1pt;flip:x;z-index:251672576;visibility:visible;mso-wrap-style:square;mso-wrap-distance-left:9pt;mso-wrap-distance-top:0;mso-wrap-distance-right:9pt;mso-wrap-distance-bottom:0;mso-position-horizontal:absolute;mso-position-horizontal-relative:text;mso-position-vertical:absolute;mso-position-vertical-relative:text" o:gfxdata="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" strokecolor="#4472c4 [3204]" strokeweight=".5pt">
+                <v:stroke endarrow="block" joinstyle="miter"/>
+              </v:shape>
+            </w:pict>
+          </mc:Fallback>
+        </mc:AlternateContent>
+      </w:r>
+      <w:r>
+        <w:rPr>
+          <w:sz w:val="24"/>
+          <w:szCs w:val="24"/>
+        </w:rPr>
+        <w:drawing>
+          <wp:inline distT="0" distB="0" distL="0" distR="0" wp14:anchorId="0E3337CA" wp14:editId="4473E753">
+            <wp:extent cx="3116898" cy="2259569"/>
+            <wp:effectExtent l="0" t="0" r="7620" b="7620"/>
+            <wp:docPr id="64" name="Imagem 64"/>
+            <wp:cNvGraphicFramePr>
+              <a:graphicFrameLocks xmlns:a="http://schemas.openxmlformats.org/drawingml/2006/main" noChangeAspect="1"/>
+            </wp:cNvGraphicFramePr>
+            <a:graphic xmlns:a="http://schemas.openxmlformats.org/drawingml/2006/main">
+              <a:graphicData uri="http://schemas.openxmlformats.org/drawingml/2006/picture">
+                <pic:pic xmlns:pic="http://schemas.openxmlformats.org/drawingml/2006/picture">
+                  <pic:nvPicPr>
+                    <pic:cNvPr id="1" name=""/>
+                    <pic:cNvPicPr/>
+                  </pic:nvPicPr>
+                  <pic:blipFill>
+                    <a:blip r:embed="rId59"/>
+                    <a:stretch>
+                      <a:fillRect/>
+                    </a:stretch>
+                  </pic:blipFill>
+                  <pic:spPr>
+                    <a:xfrm>
+                      <a:off x="0" y="0"/>
+                      <a:ext cx="3146317" cy="2280896"/>
+                    </a:xfrm>
+                    <a:prstGeom prst="rect">
+                      <a:avLst/>
+                    </a:prstGeom>
+                  </pic:spPr>
+                </pic:pic>
+              </a:graphicData>
+            </a:graphic>
+          </wp:inline>
+        </w:drawing>
+      </w:r>
+      <w:r>
+        <w:rPr>
+          <w:sz w:val="24"/>
+          <w:szCs w:val="24"/>
+        </w:rPr>
+        <w:drawing>
+          <wp:inline distT="0" distB="0" distL="0" distR="0" wp14:anchorId="57F4C170" wp14:editId="63ADDC99">
+            <wp:extent cx="3899835" cy="1739116"/>
+            <wp:effectExtent l="0" t="0" r="5715" b="0"/>
+            <wp:docPr id="67" name="Imagem 67"/>
+            <wp:cNvGraphicFramePr>
+              <a:graphicFrameLocks xmlns:a="http://schemas.openxmlformats.org/drawingml/2006/main" noChangeAspect="1"/>
+            </wp:cNvGraphicFramePr>
+            <a:graphic xmlns:a="http://schemas.openxmlformats.org/drawingml/2006/main">
+              <a:graphicData uri="http://schemas.openxmlformats.org/drawingml/2006/picture">
+                <pic:pic xmlns:pic="http://schemas.openxmlformats.org/drawingml/2006/picture">
+                  <pic:nvPicPr>
+                    <pic:cNvPr id="1" name=""/>
+                    <pic:cNvPicPr/>
+                  </pic:nvPicPr>
+                  <pic:blipFill>
+                    <a:blip r:embed="rId60"/>
+                    <a:stretch>
+                      <a:fillRect/>
+                    </a:stretch>
+                  </pic:blipFill>
+                  <pic:spPr>
+                    <a:xfrm>
+                      <a:off x="0" y="0"/>
+                      <a:ext cx="3932615" cy="1753734"/>
+                    </a:xfrm>
+                    <a:prstGeom prst="rect">
+                      <a:avLst/>
+                    </a:prstGeom>
+                  </pic:spPr>
+                </pic:pic>
+              </a:graphicData>
+            </a:graphic>
+          </wp:inline>
+        </w:drawing>
+      </w:r>
+    </w:p>
+    <w:p>
+      <w:pPr>
+        <w:pStyle w:val="PargrafodaLista"/>
+        <w:tabs>
+          <w:tab w:val="left" w:pos="1275"/>
+        </w:tabs>
+        <w:rPr>
+          <w:sz w:val="24"/>
+          <w:szCs w:val="24"/>
+        </w:rPr>
+      </w:pPr>
+    </w:p>
+    <w:p>
+      <w:pPr>
+        <w:pStyle w:val="PargrafodaLista"/>
+        <w:tabs>
+          <w:tab w:val="left" w:pos="1275"/>
+        </w:tabs>
+        <w:rPr>
+          <w:sz w:val="24"/>
+          <w:szCs w:val="24"/>
+        </w:rPr>
+      </w:pPr>
+    </w:p>
+    <w:p>
+      <w:pPr>
+        <w:pStyle w:val="PargrafodaLista"/>
+        <w:tabs>
+          <w:tab w:val="left" w:pos="1275"/>
+        </w:tabs>
+        <w:rPr>
+          <w:sz w:val="24"/>
+          <w:szCs w:val="24"/>
+        </w:rPr>
+      </w:pPr>
+      <w:r>
+        <w:rPr>
+          <w:sz w:val="24"/>
+          <w:szCs w:val="24"/>
+        </w:rPr>
+        <w:t xml:space="preserve">36-  Em cada item do produto </w:t>
+      </w:r>
+      <w:r>
+        <w:rPr>
+          <w:sz w:val="24"/>
+          <w:szCs w:val="24"/>
+        </w:rPr>
+        <w:t xml:space="preserve">adicionamos uma borda e arredondamos os cantos e trabalhos com </w:t>
+      </w:r>
+      <w:proofErr w:type="spellStart"/>
+      <w:r>
+        <w:rPr>
+          <w:sz w:val="24"/>
+          <w:szCs w:val="24"/>
+        </w:rPr>
+        <w:t>hover</w:t>
+      </w:r>
+      <w:proofErr w:type="spellEnd"/>
+      <w:r>
+        <w:rPr>
+          <w:sz w:val="24"/>
+          <w:szCs w:val="24"/>
+        </w:rPr>
+        <w:t xml:space="preserve"> e </w:t>
+      </w:r>
+      <w:proofErr w:type="spellStart"/>
+      <w:r>
+        <w:rPr>
+          <w:sz w:val="24"/>
+          <w:szCs w:val="24"/>
+        </w:rPr>
+        <w:t>active</w:t>
+      </w:r>
+      <w:proofErr w:type="spellEnd"/>
+      <w:r>
+        <w:rPr>
+          <w:sz w:val="24"/>
+          <w:szCs w:val="24"/>
+        </w:rPr>
+        <w:t xml:space="preserve"> que ao passar o mouse ele executa uma ação e ao clicar sobre a borda executa outra ação.</w:t>
+      </w:r>
+    </w:p>
+    <w:p>
+      <w:pPr>
+        <w:pStyle w:val="PargrafodaLista"/>
+        <w:tabs>
+          <w:tab w:val="left" w:pos="1275"/>
+        </w:tabs>
+        <w:rPr>
+          <w:sz w:val="24"/>
+          <w:szCs w:val="24"/>
+        </w:rPr>
+      </w:pPr>
+    </w:p>
+    <w:p>
+      <w:pPr>
+        <w:pStyle w:val="PargrafodaLista"/>
+        <w:tabs>
+          <w:tab w:val="left" w:pos="1275"/>
+        </w:tabs>
+        <w:rPr>
+          <w:sz w:val="24"/>
+          <w:szCs w:val="24"/>
+        </w:rPr>
+      </w:pPr>
+      <w:r>
+        <w:rPr>
+          <w:noProof/>
+          <w:sz w:val="24"/>
+          <w:szCs w:val="24"/>
+        </w:rPr>
+        <mc:AlternateContent>
+          <mc:Choice Requires="wps">
+            <w:drawing>
+              <wp:anchor distT="0" distB="0" distL="114300" distR="114300" simplePos="0" relativeHeight="251676672" behindDoc="0" locked="0" layoutInCell="1" allowOverlap="1">
+                <wp:simplePos x="0" y="0"/>
+                <wp:positionH relativeFrom="column">
+                  <wp:posOffset>2578100</wp:posOffset>
+                </wp:positionH>
+                <wp:positionV relativeFrom="paragraph">
+                  <wp:posOffset>3270885</wp:posOffset>
+                </wp:positionV>
+                <wp:extent cx="1111885" cy="327025"/>
+                <wp:effectExtent l="19050" t="0" r="31115" b="73025"/>
+                <wp:wrapNone/>
+                <wp:docPr id="73" name="Conector de Seta Reta 73"/>
+                <wp:cNvGraphicFramePr/>
+                <a:graphic xmlns:a="http://schemas.openxmlformats.org/drawingml/2006/main">
+                  <a:graphicData uri="http://schemas.microsoft.com/office/word/2010/wordprocessingShape">
+                    <wps:wsp>
+                      <wps:cNvCnPr/>
+                      <wps:spPr>
+                        <a:xfrm flipH="1">
+                          <a:off x="0" y="0"/>
+                          <a:ext cx="1111885" cy="327025"/>
+                        </a:xfrm>
+                        <a:prstGeom prst="straightConnector1">
+                          <a:avLst/>
+                        </a:prstGeom>
+                        <a:ln>
+                          <a:tailEnd type="triangle"/>
+                        </a:ln>
+                      </wps:spPr>
+                      <wps:style>
+                        <a:lnRef idx="1">
+                          <a:schemeClr val="accent1"/>
+                        </a:lnRef>
+                        <a:fillRef idx="0">
+                          <a:schemeClr val="accent1"/>
+                        </a:fillRef>
+                        <a:effectRef idx="0">
+                          <a:schemeClr val="accent1"/>
+                        </a:effectRef>
+                        <a:fontRef idx="minor">
+                          <a:schemeClr val="tx1"/>
+                        </a:fontRef>
+                      </wps:style>
+                      <wps:bodyPr/>
+                    </wps:wsp>
+                  </a:graphicData>
+                </a:graphic>
+              </wp:anchor>
+            </w:drawing>
+          </mc:Choice>
+          <mc:Fallback>
+            <w:pict>
+              <v:shape w14:anchorId="36DD6E9C" id="Conector de Seta Reta 73" o:spid="_x0000_s1026" type="#_x0000_t32" style="position:absolute;margin-left:203pt;margin-top:257.55pt;width:87.55pt;height:25.75pt;flip:x;z-index:251676672;visibility:visible;mso-wrap-style:square;mso-wrap-distance-left:9pt;mso-wrap-distance-top:0;mso-wrap-distance-right:9pt;mso-wrap-distance-bottom:0;mso-position-horizontal:absolute;mso-position-horizontal-relative:text;mso-position-vertical:absolute;mso-position-vertical-relative:text" o:gfxdata="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" strokecolor="#4472c4 [3204]" strokeweight=".5pt">
+                <v:stroke endarrow="block" joinstyle="miter"/>
+              </v:shape>
+            </w:pict>
+          </mc:Fallback>
+        </mc:AlternateContent>
+      </w:r>
+      <w:r>
+        <w:rPr>
+          <w:noProof/>
+          <w:sz w:val="24"/>
+          <w:szCs w:val="24"/>
+        </w:rPr>
+        <mc:AlternateContent>
+          <mc:Choice Requires="wps">
+            <w:drawing>
+              <wp:anchor distT="0" distB="0" distL="114300" distR="114300" simplePos="0" relativeHeight="251677696" behindDoc="0" locked="0" layoutInCell="1" allowOverlap="1">
+                <wp:simplePos x="0" y="0"/>
+                <wp:positionH relativeFrom="column">
+                  <wp:posOffset>2933700</wp:posOffset>
+                </wp:positionH>
+                <wp:positionV relativeFrom="paragraph">
+                  <wp:posOffset>2399030</wp:posOffset>
+                </wp:positionV>
+                <wp:extent cx="532130" cy="224790"/>
+                <wp:effectExtent l="38100" t="0" r="20320" b="60960"/>
+                <wp:wrapNone/>
+                <wp:docPr id="74" name="Conector de Seta Reta 74"/>
+                <wp:cNvGraphicFramePr/>
+                <a:graphic xmlns:a="http://schemas.openxmlformats.org/drawingml/2006/main">
+                  <a:graphicData uri="http://schemas.microsoft.com/office/word/2010/wordprocessingShape">
+                    <wps:wsp>
+                      <wps:cNvCnPr/>
+                      <wps:spPr>
+                        <a:xfrm flipH="1">
+                          <a:off x="0" y="0"/>
+                          <a:ext cx="532130" cy="224790"/>
+                        </a:xfrm>
+                        <a:prstGeom prst="straightConnector1">
+                          <a:avLst/>
+                        </a:prstGeom>
+                        <a:ln>
+                          <a:tailEnd type="triangle"/>
+                        </a:ln>
+                      </wps:spPr>
+                      <wps:style>
+                        <a:lnRef idx="1">
+                          <a:schemeClr val="accent1"/>
+                        </a:lnRef>
+                        <a:fillRef idx="0">
+                          <a:schemeClr val="accent1"/>
+                        </a:fillRef>
+                        <a:effectRef idx="0">
+                          <a:schemeClr val="accent1"/>
+                        </a:effectRef>
+                        <a:fontRef idx="minor">
+                          <a:schemeClr val="tx1"/>
+                        </a:fontRef>
+                      </wps:style>
+                      <wps:bodyPr/>
+                    </wps:wsp>
+                  </a:graphicData>
+                </a:graphic>
+              </wp:anchor>
+            </w:drawing>
+          </mc:Choice>
+          <mc:Fallback>
+            <w:pict>
+              <v:shape w14:anchorId="04F96878" id="Conector de Seta Reta 74" o:spid="_x0000_s1026" type="#_x0000_t32" style="position:absolute;margin-left:231pt;margin-top:188.9pt;width:41.9pt;height:17.7pt;flip:x;z-index:251677696;visibility:visible;mso-wrap-style:square;mso-wrap-distance-left:9pt;mso-wrap-distance-top:0;mso-wrap-distance-right:9pt;mso-wrap-distance-bottom:0;mso-position-horizontal:absolute;mso-position-horizontal-relative:text;mso-position-vertical:absolute;mso-position-vertical-relative:text" o:gfxdata="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" strokecolor="#4472c4 [3204]" strokeweight=".5pt">
+                <v:stroke endarrow="block" joinstyle="miter"/>
+              </v:shape>
+            </w:pict>
+          </mc:Fallback>
+        </mc:AlternateContent>
+      </w:r>
+      <w:r>
+        <w:rPr>
+          <w:noProof/>
+          <w:sz w:val="24"/>
+          <w:szCs w:val="24"/>
+        </w:rPr>
+        <mc:AlternateContent>
+          <mc:Choice Requires="wps">
+            <w:drawing>
+              <wp:anchor distT="0" distB="0" distL="114300" distR="114300" simplePos="0" relativeHeight="251675648" behindDoc="0" locked="0" layoutInCell="1" allowOverlap="1">
+                <wp:simplePos x="0" y="0"/>
+                <wp:positionH relativeFrom="column">
+                  <wp:posOffset>3002754</wp:posOffset>
+                </wp:positionH>
+                <wp:positionV relativeFrom="paragraph">
+                  <wp:posOffset>1962415</wp:posOffset>
+                </wp:positionV>
+                <wp:extent cx="771098" cy="122830"/>
+                <wp:effectExtent l="38100" t="0" r="29210" b="86995"/>
+                <wp:wrapNone/>
+                <wp:docPr id="72" name="Conector de Seta Reta 72"/>
+                <wp:cNvGraphicFramePr/>
+                <a:graphic xmlns:a="http://schemas.openxmlformats.org/drawingml/2006/main">
+                  <a:graphicData uri="http://schemas.microsoft.com/office/word/2010/wordprocessingShape">
+                    <wps:wsp>
+                      <wps:cNvCnPr/>
+                      <wps:spPr>
+                        <a:xfrm flipH="1">
+                          <a:off x="0" y="0"/>
+                          <a:ext cx="771098" cy="122830"/>
+                        </a:xfrm>
+                        <a:prstGeom prst="straightConnector1">
+                          <a:avLst/>
+                        </a:prstGeom>
+                        <a:ln>
+                          <a:tailEnd type="triangle"/>
+                        </a:ln>
+                      </wps:spPr>
+                      <wps:style>
+                        <a:lnRef idx="1">
+                          <a:schemeClr val="accent1"/>
+                        </a:lnRef>
+                        <a:fillRef idx="0">
+                          <a:schemeClr val="accent1"/>
+                        </a:fillRef>
+                        <a:effectRef idx="0">
+                          <a:schemeClr val="accent1"/>
+                        </a:effectRef>
+                        <a:fontRef idx="minor">
+                          <a:schemeClr val="tx1"/>
+                        </a:fontRef>
+                      </wps:style>
+                      <wps:bodyPr/>
+                    </wps:wsp>
+                  </a:graphicData>
+                </a:graphic>
+              </wp:anchor>
+            </w:drawing>
+          </mc:Choice>
+          <mc:Fallback>
+            <w:pict>
+              <v:shape w14:anchorId="26ACDA7B" id="Conector de Seta Reta 72" o:spid="_x0000_s1026" type="#_x0000_t32" style="position:absolute;margin-left:236.45pt;margin-top:154.5pt;width:60.7pt;height:9.65pt;flip:x;z-index:251675648;visibility:visible;mso-wrap-style:square;mso-wrap-distance-left:9pt;mso-wrap-distance-top:0;mso-wrap-distance-right:9pt;mso-wrap-distance-bottom:0;mso-position-horizontal:absolute;mso-position-horizontal-relative:text;mso-position-vertical:absolute;mso-position-vertical-relative:text" o:gfxdata="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" strokecolor="#4472c4 [3204]" strokeweight=".5pt">
+                <v:stroke endarrow="block" joinstyle="miter"/>
+              </v:shape>
+            </w:pict>
+          </mc:Fallback>
+        </mc:AlternateContent>
+      </w:r>
+      <w:r>
+        <w:rPr>
+          <w:noProof/>
+          <w:sz w:val="24"/>
+          <w:szCs w:val="24"/>
+        </w:rPr>
+        <mc:AlternateContent>
+          <mc:Choice Requires="wps">
+            <w:drawing>
+              <wp:anchor distT="0" distB="0" distL="114300" distR="114300" simplePos="0" relativeHeight="251674624" behindDoc="0" locked="0" layoutInCell="1" allowOverlap="1">
+                <wp:simplePos x="0" y="0"/>
+                <wp:positionH relativeFrom="column">
+                  <wp:posOffset>3180175</wp:posOffset>
+                </wp:positionH>
+                <wp:positionV relativeFrom="paragraph">
+                  <wp:posOffset>1580278</wp:posOffset>
+                </wp:positionV>
+                <wp:extent cx="614149" cy="136478"/>
+                <wp:effectExtent l="38100" t="0" r="14605" b="73660"/>
+                <wp:wrapNone/>
+                <wp:docPr id="71" name="Conector de Seta Reta 71"/>
+                <wp:cNvGraphicFramePr/>
+                <a:graphic xmlns:a="http://schemas.openxmlformats.org/drawingml/2006/main">
+                  <a:graphicData uri="http://schemas.microsoft.com/office/word/2010/wordprocessingShape">
+                    <wps:wsp>
+                      <wps:cNvCnPr/>
+                      <wps:spPr>
+                        <a:xfrm flipH="1">
+                          <a:off x="0" y="0"/>
+                          <a:ext cx="614149" cy="136478"/>
+                        </a:xfrm>
+                        <a:prstGeom prst="straightConnector1">
+                          <a:avLst/>
+                        </a:prstGeom>
+                        <a:ln>
+                          <a:tailEnd type="triangle"/>
+                        </a:ln>
+                      </wps:spPr>
+                      <wps:style>
+                        <a:lnRef idx="1">
+                          <a:schemeClr val="accent1"/>
+                        </a:lnRef>
+                        <a:fillRef idx="0">
+                          <a:schemeClr val="accent1"/>
+                        </a:fillRef>
+                        <a:effectRef idx="0">
+                          <a:schemeClr val="accent1"/>
+                        </a:effectRef>
+                        <a:fontRef idx="minor">
+                          <a:schemeClr val="tx1"/>
+                        </a:fontRef>
+                      </wps:style>
+                      <wps:bodyPr/>
+                    </wps:wsp>
+                  </a:graphicData>
+                </a:graphic>
+              </wp:anchor>
+            </w:drawing>
+          </mc:Choice>
+          <mc:Fallback>
+            <w:pict>
+              <v:shape w14:anchorId="3CF73311" id="Conector de Seta Reta 71" o:spid="_x0000_s1026" type="#_x0000_t32" style="position:absolute;margin-left:250.4pt;margin-top:124.45pt;width:48.35pt;height:10.75pt;flip:x;z-index:251674624;visibility:visible;mso-wrap-style:square;mso-wrap-distance-left:9pt;mso-wrap-distance-top:0;mso-wrap-distance-right:9pt;mso-wrap-distance-bottom:0;mso-position-horizontal:absolute;mso-position-horizontal-relative:text;mso-position-vertical:absolute;mso-position-vertical-relative:text" o:gfxdata="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" strokecolor="#4472c4 [3204]" strokeweight=".5pt">
+                <v:stroke endarrow="block" joinstyle="miter"/>
+              </v:shape>
+            </w:pict>
+          </mc:Fallback>
+        </mc:AlternateContent>
+      </w:r>
+      <w:r>
+        <w:rPr>
+          <w:sz w:val="24"/>
+          <w:szCs w:val="24"/>
+        </w:rPr>
+        <w:drawing>
+          <wp:inline distT="0" distB="0" distL="0" distR="0" wp14:anchorId="2711027B" wp14:editId="5298F4F6">
+            <wp:extent cx="3353268" cy="4163006"/>
+            <wp:effectExtent l="0" t="0" r="0" b="9525"/>
+            <wp:docPr id="70" name="Imagem 70"/>
+            <wp:cNvGraphicFramePr>
+              <a:graphicFrameLocks xmlns:a="http://schemas.openxmlformats.org/drawingml/2006/main" noChangeAspect="1"/>
+            </wp:cNvGraphicFramePr>
+            <a:graphic xmlns:a="http://schemas.openxmlformats.org/drawingml/2006/main">
+              <a:graphicData uri="http://schemas.openxmlformats.org/drawingml/2006/picture">
+                <pic:pic xmlns:pic="http://schemas.openxmlformats.org/drawingml/2006/picture">
+                  <pic:nvPicPr>
+                    <pic:cNvPr id="1" name=""/>
+                    <pic:cNvPicPr/>
+                  </pic:nvPicPr>
+                  <pic:blipFill>
+                    <a:blip r:embed="rId61"/>
+                    <a:stretch>
+                      <a:fillRect/>
+                    </a:stretch>
+                  </pic:blipFill>
+                  <pic:spPr>
+                    <a:xfrm>
+                      <a:off x="0" y="0"/>
+                      <a:ext cx="3353268" cy="4163006"/>
+                    </a:xfrm>
+                    <a:prstGeom prst="rect">
+                      <a:avLst/>
+                    </a:prstGeom>
+                  </pic:spPr>
+                </pic:pic>
+              </a:graphicData>
+            </a:graphic>
+          </wp:inline>
+        </w:drawing>
+      </w:r>
+      <w:r>
+        <w:rPr>
+          <w:sz w:val="24"/>
+          <w:szCs w:val="24"/>
+        </w:rPr>
+        <w:drawing>
+          <wp:inline distT="0" distB="0" distL="0" distR="0" wp14:anchorId="715AFC47" wp14:editId="2329D5F9">
+            <wp:extent cx="4135020" cy="1904070"/>
+            <wp:effectExtent l="0" t="0" r="0" b="1270"/>
+            <wp:docPr id="68" name="Imagem 68"/>
+            <wp:cNvGraphicFramePr>
+              <a:graphicFrameLocks xmlns:a="http://schemas.openxmlformats.org/drawingml/2006/main" noChangeAspect="1"/>
+            </wp:cNvGraphicFramePr>
+            <a:graphic xmlns:a="http://schemas.openxmlformats.org/drawingml/2006/main">
+              <a:graphicData uri="http://schemas.openxmlformats.org/drawingml/2006/picture">
+                <pic:pic xmlns:pic="http://schemas.openxmlformats.org/drawingml/2006/picture">
+                  <pic:nvPicPr>
+                    <pic:cNvPr id="1" name=""/>
+                    <pic:cNvPicPr/>
+                  </pic:nvPicPr>
+                  <pic:blipFill>
+                    <a:blip r:embed="rId62"/>
+                    <a:stretch>
+                      <a:fillRect/>
+                    </a:stretch>
+                  </pic:blipFill>
+                  <pic:spPr>
+                    <a:xfrm>
+                      <a:off x="0" y="0"/>
+                      <a:ext cx="4201676" cy="1934763"/>
+                    </a:xfrm>
+                    <a:prstGeom prst="rect">
+                      <a:avLst/>
+                    </a:prstGeom>
+                  </pic:spPr>
+                </pic:pic>
+              </a:graphicData>
+            </a:graphic>
+          </wp:inline>
+        </w:drawing>
+      </w:r>
+    </w:p>
+    <w:p>
+      <w:pPr>
+        <w:pStyle w:val="PargrafodaLista"/>
+        <w:tabs>
+          <w:tab w:val="left" w:pos="1275"/>
+        </w:tabs>
+        <w:rPr>
+          <w:sz w:val="24"/>
+          <w:szCs w:val="24"/>
+        </w:rPr>
+      </w:pPr>
+    </w:p>
+    <w:p>
+      <w:pPr>
+        <w:pStyle w:val="PargrafodaLista"/>
+        <w:tabs>
+          <w:tab w:val="left" w:pos="1275"/>
+        </w:tabs>
+        <w:rPr>
+          <w:sz w:val="24"/>
+          <w:szCs w:val="24"/>
+        </w:rPr>
+      </w:pPr>
+      <w:r>
+        <w:rPr>
+          <w:sz w:val="24"/>
+          <w:szCs w:val="24"/>
+        </w:rPr>
+        <w:t xml:space="preserve">37- </w:t>
+      </w:r>
+      <w:r>
+        <w:rPr>
+          <w:sz w:val="24"/>
+          <w:szCs w:val="24"/>
+        </w:rPr>
+        <w:t>Adicionamos um efeito no menu ao passar o mouse ele muda de cor e passa uma linha  de baixo d</w:t>
+      </w:r>
+      <w:r>
+        <w:rPr>
+          <w:sz w:val="24"/>
+          <w:szCs w:val="24"/>
+        </w:rPr>
+        <w:t>o título.</w:t>
+      </w:r>
+    </w:p>
+    <w:p>
+      <w:pPr>
+        <w:pStyle w:val="PargrafodaLista"/>
+        <w:tabs>
+          <w:tab w:val="left" w:pos="1275"/>
+        </w:tabs>
+        <w:rPr>
+          <w:sz w:val="24"/>
+          <w:szCs w:val="24"/>
+        </w:rPr>
+      </w:pPr>
+      <w:r>
+        <w:rPr>
+          <w:sz w:val="24"/>
+          <w:szCs w:val="24"/>
+        </w:rPr>
+        <w:drawing>
+          <wp:inline distT="0" distB="0" distL="0" distR="0" wp14:anchorId="70FA87D4" wp14:editId="02DEC721">
+            <wp:extent cx="6221626" cy="1320212"/>
+            <wp:effectExtent l="0" t="0" r="8255" b="0"/>
+            <wp:docPr id="75" name="Imagem 75"/>
+            <wp:cNvGraphicFramePr>
+              <a:graphicFrameLocks xmlns:a="http://schemas.openxmlformats.org/drawingml/2006/main" noChangeAspect="1"/>
+            </wp:cNvGraphicFramePr>
+            <a:graphic xmlns:a="http://schemas.openxmlformats.org/drawingml/2006/main">
+              <a:graphicData uri="http://schemas.openxmlformats.org/drawingml/2006/picture">
+                <pic:pic xmlns:pic="http://schemas.openxmlformats.org/drawingml/2006/picture">
+                  <pic:nvPicPr>
+                    <pic:cNvPr id="1" name=""/>
+                    <pic:cNvPicPr/>
+                  </pic:nvPicPr>
+                  <pic:blipFill>
+                    <a:blip r:embed="rId63"/>
+                    <a:stretch>
+                      <a:fillRect/>
+                    </a:stretch>
+                  </pic:blipFill>
+                  <pic:spPr>
+                    <a:xfrm>
+                      <a:off x="0" y="0"/>
+                      <a:ext cx="6424780" cy="1363321"/>
+                    </a:xfrm>
+                    <a:prstGeom prst="rect">
+                      <a:avLst/>
+                    </a:prstGeom>
+                  </pic:spPr>
+                </pic:pic>
+              </a:graphicData>
+            </a:graphic>
+          </wp:inline>
+        </w:drawing>
+      </w:r>
+    </w:p>
+    <w:p>
+      <w:pPr>
+        <w:pStyle w:val="PargrafodaLista"/>
+        <w:tabs>
+          <w:tab w:val="left" w:pos="1275"/>
+        </w:tabs>
+        <w:rPr>
+          <w:sz w:val="24"/>
+          <w:szCs w:val="24"/>
+        </w:rPr>
+      </w:pPr>
+      <w:r>
+        <w:rPr>
+          <w:sz w:val="24"/>
+          <w:szCs w:val="24"/>
+        </w:rPr>
+        <w:t xml:space="preserve"> </w:t>
+      </w:r>
+      <w:r>
+        <w:rPr>
+          <w:sz w:val="24"/>
+          <w:szCs w:val="24"/>
+        </w:rPr>
+        <w:drawing>
+          <wp:inline distT="0" distB="0" distL="0" distR="0" wp14:anchorId="5BD37C85" wp14:editId="5B5CECF5">
+            <wp:extent cx="4163006" cy="1629002"/>
+            <wp:effectExtent l="0" t="0" r="9525" b="9525"/>
+            <wp:docPr id="76" name="Imagem 76"/>
+            <wp:cNvGraphicFramePr>
+              <a:graphicFrameLocks xmlns:a="http://schemas.openxmlformats.org/drawingml/2006/main" noChangeAspect="1"/>
+            </wp:cNvGraphicFramePr>
+            <a:graphic xmlns:a="http://schemas.openxmlformats.org/drawingml/2006/main">
+              <a:graphicData uri="http://schemas.openxmlformats.org/drawingml/2006/picture">
+                <pic:pic xmlns:pic="http://schemas.openxmlformats.org/drawingml/2006/picture">
+                  <pic:nvPicPr>
+                    <pic:cNvPr id="1" name=""/>
+                    <pic:cNvPicPr/>
+                  </pic:nvPicPr>
+                  <pic:blipFill>
+                    <a:blip r:embed="rId64"/>
+                    <a:stretch>
+                      <a:fillRect/>
+                    </a:stretch>
+                  </pic:blipFill>
+                  <pic:spPr>
+                    <a:xfrm>
+                      <a:off x="0" y="0"/>
+                      <a:ext cx="4163006" cy="1629002"/>
+                    </a:xfrm>
+                    <a:prstGeom prst="rect">
+                      <a:avLst/>
+                    </a:prstGeom>
+                  </pic:spPr>
+                </pic:pic>
+              </a:graphicData>
+            </a:graphic>
+          </wp:inline>
+        </w:drawing>
+      </w:r>
+    </w:p>
+    <w:p>
+      <w:pPr>
+        <w:pStyle w:val="PargrafodaLista"/>
+        <w:tabs>
+          <w:tab w:val="left" w:pos="1275"/>
+        </w:tabs>
+        <w:rPr>
+          <w:sz w:val="24"/>
+          <w:szCs w:val="24"/>
+        </w:rPr>
+      </w:pPr>
+    </w:p>
+    <w:p>
+      <w:pPr>
+        <w:pStyle w:val="PargrafodaLista"/>
+        <w:tabs>
+          <w:tab w:val="left" w:pos="1275"/>
+        </w:tabs>
+        <w:rPr>
+          <w:sz w:val="24"/>
+          <w:szCs w:val="24"/>
+        </w:rPr>
+      </w:pPr>
+      <w:r>
+        <w:rPr>
+          <w:sz w:val="24"/>
+          <w:szCs w:val="24"/>
+        </w:rPr>
+        <w:t xml:space="preserve">38- Deixamos o nosso site mais interativo  utilizando o </w:t>
+      </w:r>
+      <w:proofErr w:type="spellStart"/>
+      <w:r>
+        <w:rPr>
+          <w:sz w:val="24"/>
+          <w:szCs w:val="24"/>
+        </w:rPr>
+        <w:t>hover</w:t>
+      </w:r>
+      <w:proofErr w:type="spellEnd"/>
+      <w:r>
+        <w:rPr>
+          <w:sz w:val="24"/>
+          <w:szCs w:val="24"/>
+        </w:rPr>
+        <w:t xml:space="preserve"> aumentando o subtítulo h2 passando uma impressão que a imagem </w:t>
+      </w:r>
+      <w:r>
+        <w:rPr>
+          <w:sz w:val="24"/>
+          <w:szCs w:val="24"/>
+        </w:rPr>
+        <w:t>está</w:t>
+      </w:r>
+      <w:r>
+        <w:rPr>
+          <w:sz w:val="24"/>
+          <w:szCs w:val="24"/>
+        </w:rPr>
+        <w:t xml:space="preserve"> se mexendo.</w:t>
+      </w:r>
+    </w:p>
+    <w:p>
+      <w:pPr>
+        <w:pStyle w:val="PargrafodaLista"/>
+        <w:tabs>
+          <w:tab w:val="left" w:pos="1275"/>
+        </w:tabs>
+        <w:rPr>
+          <w:sz w:val="24"/>
+          <w:szCs w:val="24"/>
+        </w:rPr>
+      </w:pPr>
+    </w:p>
+    <w:p>
+      <w:pPr>
+        <w:pStyle w:val="PargrafodaLista"/>
+        <w:tabs>
+          <w:tab w:val="left" w:pos="1275"/>
+        </w:tabs>
+        <w:rPr>
+          <w:sz w:val="24"/>
+          <w:szCs w:val="24"/>
+        </w:rPr>
+      </w:pPr>
+      <w:r>
+        <w:rPr>
+          <w:sz w:val="24"/>
+          <w:szCs w:val="24"/>
+        </w:rPr>
+        <w:drawing>
+          <wp:inline distT="0" distB="0" distL="0" distR="0" wp14:anchorId="0D2AFA01" wp14:editId="3D02C89F">
+            <wp:extent cx="3181794" cy="1629002"/>
+            <wp:effectExtent l="0" t="0" r="0" b="9525"/>
+            <wp:docPr id="77" name="Imagem 77"/>
+            <wp:cNvGraphicFramePr>
+              <a:graphicFrameLocks xmlns:a="http://schemas.openxmlformats.org/drawingml/2006/main" noChangeAspect="1"/>
+            </wp:cNvGraphicFramePr>
+            <a:graphic xmlns:a="http://schemas.openxmlformats.org/drawingml/2006/main">
+              <a:graphicData uri="http://schemas.openxmlformats.org/drawingml/2006/picture">
+                <pic:pic xmlns:pic="http://schemas.openxmlformats.org/drawingml/2006/picture">
+                  <pic:nvPicPr>
+                    <pic:cNvPr id="1" name=""/>
+                    <pic:cNvPicPr/>
+                  </pic:nvPicPr>
+                  <pic:blipFill>
+                    <a:blip r:embed="rId65"/>
+                    <a:stretch>
+                      <a:fillRect/>
+                    </a:stretch>
+                  </pic:blipFill>
+                  <pic:spPr>
+                    <a:xfrm>
+                      <a:off x="0" y="0"/>
+                      <a:ext cx="3181794" cy="1629002"/>
+                    </a:xfrm>
+                    <a:prstGeom prst="rect">
+                      <a:avLst/>
+                    </a:prstGeom>
+                  </pic:spPr>
+                </pic:pic>
+              </a:graphicData>
+            </a:graphic>
+          </wp:inline>
+        </w:drawing>
+      </w:r>
       <w:bookmarkStart w:id="0" w:name="_GoBack"/>
       <w:bookmarkEnd w:id="0"/>
+    </w:p>
+    <w:p>
+      <w:pPr>
+        <w:pStyle w:val="PargrafodaLista"/>
+        <w:tabs>
+          <w:tab w:val="left" w:pos="1275"/>
+        </w:tabs>
+        <w:rPr>
+          <w:sz w:val="24"/>
+          <w:szCs w:val="24"/>
+        </w:rPr>
+      </w:pPr>
+    </w:p>
+    <w:p>
+      <w:pPr>
+        <w:pStyle w:val="PargrafodaLista"/>
+        <w:tabs>
+          <w:tab w:val="left" w:pos="1275"/>
+        </w:tabs>
+        <w:rPr>
+          <w:sz w:val="24"/>
+          <w:szCs w:val="24"/>
+        </w:rPr>
+      </w:pPr>
     </w:p>
     <w:sectPr>
       <w:pgSz w:w="11906" w:h="16838"/>
@@ -7783,4 +9477,16 @@
     </a:ext>
   </a:extLst>
 </a:theme>
+</file>
+
+<file path=customXml/item1.xml><?xml version="1.0" encoding="utf-8"?>
+<b:Sources xmlns:b="http://schemas.openxmlformats.org/officeDocument/2006/bibliography" xmlns="http://schemas.openxmlformats.org/officeDocument/2006/bibliography" SelectedStyle="\APASixthEditionOfficeOnline.xsl" StyleName="APA" Version="6"/>
+</file>
+
+<file path=customXml/itemProps1.xml><?xml version="1.0" encoding="utf-8"?>
+<ds:datastoreItem xmlns:ds="http://schemas.openxmlformats.org/officeDocument/2006/customXml" ds:itemID="{862810EE-07A8-446E-A6D3-F8ABF3C39692}">
+  <ds:schemaRefs>
+    <ds:schemaRef ds:uri="http://schemas.openxmlformats.org/officeDocument/2006/bibliography"/>
+  </ds:schemaRefs>
+</ds:datastoreItem>
 </file>
--- a/apostila/Apostila Space For Men.docx
+++ b/apostila/Apostila Space For Men.docx
@@ -6562,6 +6562,7 @@
       </w:pPr>
       <w:r>
         <w:rPr>
+          <w:noProof/>
           <w:sz w:val="24"/>
           <w:szCs w:val="24"/>
         </w:rPr>
@@ -6603,6 +6604,7 @@
       </w:r>
       <w:r>
         <w:rPr>
+          <w:noProof/>
           <w:sz w:val="24"/>
           <w:szCs w:val="24"/>
         </w:rPr>
@@ -6875,6 +6877,7 @@
       </w:r>
       <w:r>
         <w:rPr>
+          <w:noProof/>
           <w:sz w:val="24"/>
           <w:szCs w:val="24"/>
         </w:rPr>
@@ -6916,6 +6919,7 @@
       </w:r>
       <w:r>
         <w:rPr>
+          <w:noProof/>
           <w:sz w:val="24"/>
           <w:szCs w:val="24"/>
         </w:rPr>
@@ -7287,6 +7291,7 @@
       </w:r>
       <w:r>
         <w:rPr>
+          <w:noProof/>
           <w:sz w:val="24"/>
           <w:szCs w:val="24"/>
         </w:rPr>
@@ -7328,6 +7333,7 @@
       </w:r>
       <w:r>
         <w:rPr>
+          <w:noProof/>
           <w:sz w:val="24"/>
           <w:szCs w:val="24"/>
         </w:rPr>
@@ -7747,6 +7753,7 @@
       </w:r>
       <w:r>
         <w:rPr>
+          <w:noProof/>
           <w:sz w:val="24"/>
           <w:szCs w:val="24"/>
         </w:rPr>
@@ -7788,6 +7795,7 @@
       </w:r>
       <w:r>
         <w:rPr>
+          <w:noProof/>
           <w:sz w:val="24"/>
           <w:szCs w:val="24"/>
         </w:rPr>
@@ -7886,6 +7894,7 @@
       </w:pPr>
       <w:r>
         <w:rPr>
+          <w:noProof/>
           <w:sz w:val="24"/>
           <w:szCs w:val="24"/>
         </w:rPr>
@@ -7946,6 +7955,7 @@
       </w:r>
       <w:r>
         <w:rPr>
+          <w:noProof/>
           <w:sz w:val="24"/>
           <w:szCs w:val="24"/>
         </w:rPr>
@@ -8072,6 +8082,7 @@
       </w:pPr>
       <w:r>
         <w:rPr>
+          <w:noProof/>
           <w:sz w:val="24"/>
           <w:szCs w:val="24"/>
         </w:rPr>
@@ -8111,32 +8122,1403 @@
           </wp:inline>
         </w:drawing>
       </w:r>
+    </w:p>
+    <w:p>
+      <w:pPr>
+        <w:pStyle w:val="PargrafodaLista"/>
+        <w:tabs>
+          <w:tab w:val="left" w:pos="1275"/>
+        </w:tabs>
+        <w:rPr>
+          <w:sz w:val="24"/>
+          <w:szCs w:val="24"/>
+        </w:rPr>
+      </w:pPr>
+    </w:p>
+    <w:p>
+      <w:pPr>
+        <w:pStyle w:val="PargrafodaLista"/>
+        <w:tabs>
+          <w:tab w:val="left" w:pos="1275"/>
+        </w:tabs>
+        <w:rPr>
+          <w:sz w:val="24"/>
+          <w:szCs w:val="24"/>
+        </w:rPr>
+      </w:pPr>
+    </w:p>
+    <w:p>
+      <w:pPr>
+        <w:pStyle w:val="PargrafodaLista"/>
+        <w:tabs>
+          <w:tab w:val="left" w:pos="1275"/>
+        </w:tabs>
+        <w:rPr>
+          <w:sz w:val="24"/>
+          <w:szCs w:val="24"/>
+        </w:rPr>
+      </w:pPr>
+      <w:r>
+        <w:rPr>
+          <w:sz w:val="24"/>
+          <w:szCs w:val="24"/>
+        </w:rPr>
+        <w:t xml:space="preserve">42- </w:t>
+      </w:r>
+      <w:r>
+        <w:rPr>
+          <w:sz w:val="24"/>
+          <w:szCs w:val="24"/>
+        </w:rPr>
+        <w:t xml:space="preserve"> </w:t>
+      </w:r>
+      <w:r>
+        <w:rPr>
+          <w:sz w:val="24"/>
+          <w:szCs w:val="24"/>
+        </w:rPr>
+        <w:t xml:space="preserve">Demos uma largura para </w:t>
+      </w:r>
+      <w:proofErr w:type="spellStart"/>
+      <w:r>
+        <w:rPr>
+          <w:sz w:val="24"/>
+          <w:szCs w:val="24"/>
+        </w:rPr>
+        <w:t>main</w:t>
+      </w:r>
+      <w:proofErr w:type="spellEnd"/>
+      <w:r>
+        <w:rPr>
+          <w:sz w:val="24"/>
+          <w:szCs w:val="24"/>
+        </w:rPr>
+        <w:t xml:space="preserve"> com isso para poder centralizar o formulário utilizando </w:t>
+      </w:r>
+      <w:proofErr w:type="spellStart"/>
+      <w:r>
+        <w:rPr>
+          <w:sz w:val="24"/>
+          <w:szCs w:val="24"/>
+        </w:rPr>
+        <w:t>margin</w:t>
+      </w:r>
+      <w:proofErr w:type="spellEnd"/>
+      <w:r>
+        <w:rPr>
+          <w:sz w:val="24"/>
+          <w:szCs w:val="24"/>
+        </w:rPr>
+        <w:t xml:space="preserve">: 0 auto  e no </w:t>
+      </w:r>
+      <w:proofErr w:type="spellStart"/>
+      <w:r>
+        <w:rPr>
+          <w:sz w:val="24"/>
+          <w:szCs w:val="24"/>
+        </w:rPr>
+        <w:t>form</w:t>
+      </w:r>
+      <w:proofErr w:type="spellEnd"/>
+      <w:r>
+        <w:rPr>
+          <w:sz w:val="24"/>
+          <w:szCs w:val="24"/>
+        </w:rPr>
+        <w:t xml:space="preserve"> aumentamos o tamanho tanto para cima como para baixo</w:t>
+      </w:r>
+      <w:r>
+        <w:rPr>
+          <w:sz w:val="24"/>
+          <w:szCs w:val="24"/>
+        </w:rPr>
+        <w:t xml:space="preserve"> usando o </w:t>
+      </w:r>
+      <w:proofErr w:type="spellStart"/>
+      <w:r>
+        <w:rPr>
+          <w:sz w:val="24"/>
+          <w:szCs w:val="24"/>
+        </w:rPr>
+        <w:t>margin</w:t>
+      </w:r>
+      <w:proofErr w:type="spellEnd"/>
+      <w:r>
+        <w:rPr>
+          <w:sz w:val="24"/>
+          <w:szCs w:val="24"/>
+        </w:rPr>
+        <w:t>:</w:t>
+      </w:r>
+      <w:r>
+        <w:rPr>
+          <w:sz w:val="24"/>
+          <w:szCs w:val="24"/>
+        </w:rPr>
+        <w:t xml:space="preserve"> 40px 0;</w:t>
+      </w:r>
+    </w:p>
+    <w:p>
+      <w:pPr>
+        <w:pStyle w:val="PargrafodaLista"/>
+        <w:tabs>
+          <w:tab w:val="left" w:pos="1275"/>
+        </w:tabs>
+        <w:rPr>
+          <w:sz w:val="24"/>
+          <w:szCs w:val="24"/>
+        </w:rPr>
+      </w:pPr>
+    </w:p>
+    <w:p>
+      <w:pPr>
+        <w:pStyle w:val="PargrafodaLista"/>
+        <w:tabs>
+          <w:tab w:val="left" w:pos="1275"/>
+        </w:tabs>
+        <w:rPr>
+          <w:sz w:val="24"/>
+          <w:szCs w:val="24"/>
+        </w:rPr>
+      </w:pPr>
+      <w:r>
+        <w:rPr>
+          <w:sz w:val="24"/>
+          <w:szCs w:val="24"/>
+        </w:rPr>
+        <w:drawing>
+          <wp:inline distT="0" distB="0" distL="0" distR="0" wp14:anchorId="424A5786" wp14:editId="4C44237A">
+            <wp:extent cx="4010585" cy="3324689"/>
+            <wp:effectExtent l="0" t="0" r="9525" b="9525"/>
+            <wp:docPr id="69" name="Imagem 69"/>
+            <wp:cNvGraphicFramePr>
+              <a:graphicFrameLocks xmlns:a="http://schemas.openxmlformats.org/drawingml/2006/main" noChangeAspect="1"/>
+            </wp:cNvGraphicFramePr>
+            <a:graphic xmlns:a="http://schemas.openxmlformats.org/drawingml/2006/main">
+              <a:graphicData uri="http://schemas.openxmlformats.org/drawingml/2006/picture">
+                <pic:pic xmlns:pic="http://schemas.openxmlformats.org/drawingml/2006/picture">
+                  <pic:nvPicPr>
+                    <pic:cNvPr id="1" name=""/>
+                    <pic:cNvPicPr/>
+                  </pic:nvPicPr>
+                  <pic:blipFill>
+                    <a:blip r:embed="rId66"/>
+                    <a:stretch>
+                      <a:fillRect/>
+                    </a:stretch>
+                  </pic:blipFill>
+                  <pic:spPr>
+                    <a:xfrm>
+                      <a:off x="0" y="0"/>
+                      <a:ext cx="4010585" cy="3324689"/>
+                    </a:xfrm>
+                    <a:prstGeom prst="rect">
+                      <a:avLst/>
+                    </a:prstGeom>
+                  </pic:spPr>
+                </pic:pic>
+              </a:graphicData>
+            </a:graphic>
+          </wp:inline>
+        </w:drawing>
+      </w:r>
+    </w:p>
+    <w:p>
+      <w:pPr>
+        <w:pStyle w:val="PargrafodaLista"/>
+        <w:tabs>
+          <w:tab w:val="left" w:pos="1275"/>
+        </w:tabs>
+        <w:rPr>
+          <w:sz w:val="24"/>
+          <w:szCs w:val="24"/>
+        </w:rPr>
+      </w:pPr>
+    </w:p>
+    <w:p>
+      <w:pPr>
+        <w:pStyle w:val="PargrafodaLista"/>
+        <w:tabs>
+          <w:tab w:val="left" w:pos="1275"/>
+        </w:tabs>
+        <w:rPr>
+          <w:sz w:val="24"/>
+          <w:szCs w:val="24"/>
+        </w:rPr>
+      </w:pPr>
+      <w:r>
+        <w:rPr>
+          <w:sz w:val="24"/>
+          <w:szCs w:val="24"/>
+        </w:rPr>
+        <w:t xml:space="preserve">43 </w:t>
+      </w:r>
+      <w:r>
+        <w:rPr>
+          <w:sz w:val="24"/>
+          <w:szCs w:val="24"/>
+        </w:rPr>
+        <w:t>–</w:t>
+      </w:r>
+      <w:r>
+        <w:rPr>
+          <w:sz w:val="24"/>
+          <w:szCs w:val="24"/>
+        </w:rPr>
+        <w:t xml:space="preserve"> </w:t>
+      </w:r>
+      <w:r>
+        <w:rPr>
+          <w:sz w:val="24"/>
+          <w:szCs w:val="24"/>
+        </w:rPr>
+        <w:t>Tra</w:t>
+      </w:r>
+      <w:r>
+        <w:rPr>
+          <w:sz w:val="24"/>
+          <w:szCs w:val="24"/>
+        </w:rPr>
+        <w:t>ba</w:t>
+      </w:r>
+      <w:r>
+        <w:rPr>
+          <w:sz w:val="24"/>
+          <w:szCs w:val="24"/>
+        </w:rPr>
+        <w:t xml:space="preserve">lhamos com a natureza da </w:t>
+      </w:r>
+      <w:proofErr w:type="spellStart"/>
+      <w:r>
+        <w:rPr>
+          <w:sz w:val="24"/>
+          <w:szCs w:val="24"/>
+        </w:rPr>
+        <w:t>label</w:t>
+      </w:r>
+      <w:proofErr w:type="spellEnd"/>
+      <w:r>
+        <w:rPr>
+          <w:sz w:val="24"/>
+          <w:szCs w:val="24"/>
+        </w:rPr>
+        <w:t xml:space="preserve"> e do</w:t>
+      </w:r>
+      <w:r>
+        <w:rPr>
+          <w:sz w:val="24"/>
+          <w:szCs w:val="24"/>
+        </w:rPr>
+        <w:t>s</w:t>
+      </w:r>
+      <w:r>
+        <w:rPr>
+          <w:sz w:val="24"/>
+          <w:szCs w:val="24"/>
+        </w:rPr>
+        <w:t xml:space="preserve"> inputs mudamos para </w:t>
+      </w:r>
+      <w:proofErr w:type="spellStart"/>
+      <w:r>
+        <w:rPr>
+          <w:sz w:val="24"/>
+          <w:szCs w:val="24"/>
+        </w:rPr>
+        <w:t>block</w:t>
+      </w:r>
+      <w:proofErr w:type="spellEnd"/>
+      <w:r>
+        <w:rPr>
+          <w:sz w:val="24"/>
+          <w:szCs w:val="24"/>
+        </w:rPr>
+        <w:t xml:space="preserve"> assim tanto a </w:t>
+      </w:r>
+      <w:proofErr w:type="spellStart"/>
+      <w:r>
+        <w:rPr>
+          <w:sz w:val="24"/>
+          <w:szCs w:val="24"/>
+        </w:rPr>
+        <w:t>label</w:t>
+      </w:r>
+      <w:proofErr w:type="spellEnd"/>
+      <w:r>
+        <w:rPr>
+          <w:sz w:val="24"/>
+          <w:szCs w:val="24"/>
+        </w:rPr>
+        <w:t xml:space="preserve"> como o</w:t>
+      </w:r>
+      <w:r>
+        <w:rPr>
+          <w:sz w:val="24"/>
+          <w:szCs w:val="24"/>
+        </w:rPr>
+        <w:t>s</w:t>
+      </w:r>
+      <w:r>
+        <w:rPr>
+          <w:sz w:val="24"/>
+          <w:szCs w:val="24"/>
+        </w:rPr>
+        <w:t xml:space="preserve"> inputs fica um acima do outro</w:t>
+      </w:r>
+      <w:r>
+        <w:rPr>
+          <w:sz w:val="24"/>
+          <w:szCs w:val="24"/>
+        </w:rPr>
+        <w:t xml:space="preserve"> e demos um espaço entre eles utilizando o </w:t>
+      </w:r>
+      <w:proofErr w:type="spellStart"/>
+      <w:r>
+        <w:rPr>
+          <w:sz w:val="24"/>
+          <w:szCs w:val="24"/>
+        </w:rPr>
+        <w:t>margin</w:t>
+      </w:r>
+      <w:proofErr w:type="spellEnd"/>
+      <w:r>
+        <w:rPr>
+          <w:sz w:val="24"/>
+          <w:szCs w:val="24"/>
+        </w:rPr>
+        <w:t xml:space="preserve"> |(espaço externo).</w:t>
+      </w:r>
+    </w:p>
+    <w:p>
+      <w:pPr>
+        <w:pStyle w:val="PargrafodaLista"/>
+        <w:tabs>
+          <w:tab w:val="left" w:pos="1275"/>
+        </w:tabs>
+        <w:rPr>
+          <w:sz w:val="24"/>
+          <w:szCs w:val="24"/>
+        </w:rPr>
+      </w:pPr>
+    </w:p>
+    <w:p>
+      <w:pPr>
+        <w:pStyle w:val="PargrafodaLista"/>
+        <w:tabs>
+          <w:tab w:val="left" w:pos="1275"/>
+        </w:tabs>
+        <w:rPr>
+          <w:sz w:val="24"/>
+          <w:szCs w:val="24"/>
+        </w:rPr>
+      </w:pPr>
+      <w:r>
+        <w:rPr>
+          <w:sz w:val="24"/>
+          <w:szCs w:val="24"/>
+        </w:rPr>
+        <w:drawing>
+          <wp:inline distT="0" distB="0" distL="0" distR="0" wp14:anchorId="4B9C8801" wp14:editId="5498CFA4">
+            <wp:extent cx="2310999" cy="1927684"/>
+            <wp:effectExtent l="0" t="0" r="0" b="0"/>
+            <wp:docPr id="78" name="Imagem 78"/>
+            <wp:cNvGraphicFramePr>
+              <a:graphicFrameLocks xmlns:a="http://schemas.openxmlformats.org/drawingml/2006/main" noChangeAspect="1"/>
+            </wp:cNvGraphicFramePr>
+            <a:graphic xmlns:a="http://schemas.openxmlformats.org/drawingml/2006/main">
+              <a:graphicData uri="http://schemas.openxmlformats.org/drawingml/2006/picture">
+                <pic:pic xmlns:pic="http://schemas.openxmlformats.org/drawingml/2006/picture">
+                  <pic:nvPicPr>
+                    <pic:cNvPr id="1" name=""/>
+                    <pic:cNvPicPr/>
+                  </pic:nvPicPr>
+                  <pic:blipFill>
+                    <a:blip r:embed="rId67"/>
+                    <a:stretch>
+                      <a:fillRect/>
+                    </a:stretch>
+                  </pic:blipFill>
+                  <pic:spPr>
+                    <a:xfrm>
+                      <a:off x="0" y="0"/>
+                      <a:ext cx="2345084" cy="1956116"/>
+                    </a:xfrm>
+                    <a:prstGeom prst="rect">
+                      <a:avLst/>
+                    </a:prstGeom>
+                  </pic:spPr>
+                </pic:pic>
+              </a:graphicData>
+            </a:graphic>
+          </wp:inline>
+        </w:drawing>
+      </w:r>
+      <w:r>
+        <w:rPr>
+          <w:sz w:val="24"/>
+          <w:szCs w:val="24"/>
+        </w:rPr>
+        <w:drawing>
+          <wp:inline distT="0" distB="0" distL="0" distR="0" wp14:anchorId="288A8389" wp14:editId="141B91CF">
+            <wp:extent cx="2280740" cy="1905658"/>
+            <wp:effectExtent l="0" t="0" r="5715" b="0"/>
+            <wp:docPr id="79" name="Imagem 79"/>
+            <wp:cNvGraphicFramePr>
+              <a:graphicFrameLocks xmlns:a="http://schemas.openxmlformats.org/drawingml/2006/main" noChangeAspect="1"/>
+            </wp:cNvGraphicFramePr>
+            <a:graphic xmlns:a="http://schemas.openxmlformats.org/drawingml/2006/main">
+              <a:graphicData uri="http://schemas.openxmlformats.org/drawingml/2006/picture">
+                <pic:pic xmlns:pic="http://schemas.openxmlformats.org/drawingml/2006/picture">
+                  <pic:nvPicPr>
+                    <pic:cNvPr id="1" name=""/>
+                    <pic:cNvPicPr/>
+                  </pic:nvPicPr>
+                  <pic:blipFill>
+                    <a:blip r:embed="rId68"/>
+                    <a:stretch>
+                      <a:fillRect/>
+                    </a:stretch>
+                  </pic:blipFill>
+                  <pic:spPr>
+                    <a:xfrm>
+                      <a:off x="0" y="0"/>
+                      <a:ext cx="2322606" cy="1940639"/>
+                    </a:xfrm>
+                    <a:prstGeom prst="rect">
+                      <a:avLst/>
+                    </a:prstGeom>
+                  </pic:spPr>
+                </pic:pic>
+              </a:graphicData>
+            </a:graphic>
+          </wp:inline>
+        </w:drawing>
+      </w:r>
+    </w:p>
+    <w:p>
+      <w:pPr>
+        <w:pStyle w:val="PargrafodaLista"/>
+        <w:tabs>
+          <w:tab w:val="left" w:pos="1275"/>
+        </w:tabs>
+        <w:rPr>
+          <w:sz w:val="24"/>
+          <w:szCs w:val="24"/>
+        </w:rPr>
+      </w:pPr>
+    </w:p>
+    <w:p>
+      <w:pPr>
+        <w:pStyle w:val="PargrafodaLista"/>
+        <w:tabs>
+          <w:tab w:val="left" w:pos="1275"/>
+        </w:tabs>
+        <w:rPr>
+          <w:sz w:val="24"/>
+          <w:szCs w:val="24"/>
+        </w:rPr>
+      </w:pPr>
+      <w:r>
+        <w:rPr>
+          <w:sz w:val="24"/>
+          <w:szCs w:val="24"/>
+        </w:rPr>
+        <w:t xml:space="preserve">44 </w:t>
+      </w:r>
+      <w:r>
+        <w:rPr>
+          <w:sz w:val="24"/>
+          <w:szCs w:val="24"/>
+        </w:rPr>
+        <w:t>–</w:t>
+      </w:r>
+      <w:r>
+        <w:rPr>
+          <w:sz w:val="24"/>
+          <w:szCs w:val="24"/>
+        </w:rPr>
+        <w:t xml:space="preserve"> </w:t>
+      </w:r>
+      <w:r>
+        <w:rPr>
+          <w:sz w:val="24"/>
+          <w:szCs w:val="24"/>
+        </w:rPr>
+        <w:t xml:space="preserve">Aumentamos o </w:t>
+      </w:r>
+      <w:r>
+        <w:rPr>
+          <w:sz w:val="24"/>
+          <w:szCs w:val="24"/>
+        </w:rPr>
+        <w:t xml:space="preserve">tamanho da </w:t>
+      </w:r>
+      <w:proofErr w:type="spellStart"/>
+      <w:r>
+        <w:rPr>
+          <w:sz w:val="24"/>
+          <w:szCs w:val="24"/>
+        </w:rPr>
+        <w:t>label</w:t>
+      </w:r>
+      <w:proofErr w:type="spellEnd"/>
+      <w:r>
+        <w:rPr>
+          <w:sz w:val="24"/>
+          <w:szCs w:val="24"/>
+        </w:rPr>
+        <w:t xml:space="preserve">  e também o espaço interno dos inputs e demos uma largura para ocupar </w:t>
+      </w:r>
+      <w:r>
+        <w:rPr>
+          <w:sz w:val="24"/>
+          <w:szCs w:val="24"/>
+        </w:rPr>
+        <w:t>de 50%</w:t>
+      </w:r>
+    </w:p>
+    <w:p>
+      <w:pPr>
+        <w:pStyle w:val="PargrafodaLista"/>
+        <w:tabs>
+          <w:tab w:val="left" w:pos="1275"/>
+        </w:tabs>
+        <w:rPr>
+          <w:sz w:val="24"/>
+          <w:szCs w:val="24"/>
+        </w:rPr>
+      </w:pPr>
+      <w:r>
+        <w:rPr>
+          <w:noProof/>
+          <w:sz w:val="24"/>
+          <w:szCs w:val="24"/>
+        </w:rPr>
+        <mc:AlternateContent>
+          <mc:Choice Requires="wps">
+            <w:drawing>
+              <wp:anchor distT="0" distB="0" distL="114300" distR="114300" simplePos="0" relativeHeight="251680768" behindDoc="0" locked="0" layoutInCell="1" allowOverlap="1">
+                <wp:simplePos x="0" y="0"/>
+                <wp:positionH relativeFrom="column">
+                  <wp:posOffset>2859452</wp:posOffset>
+                </wp:positionH>
+                <wp:positionV relativeFrom="paragraph">
+                  <wp:posOffset>3315013</wp:posOffset>
+                </wp:positionV>
+                <wp:extent cx="1269242" cy="13648"/>
+                <wp:effectExtent l="38100" t="76200" r="0" b="81915"/>
+                <wp:wrapNone/>
+                <wp:docPr id="83" name="Conector de Seta Reta 83"/>
+                <wp:cNvGraphicFramePr/>
+                <a:graphic xmlns:a="http://schemas.openxmlformats.org/drawingml/2006/main">
+                  <a:graphicData uri="http://schemas.microsoft.com/office/word/2010/wordprocessingShape">
+                    <wps:wsp>
+                      <wps:cNvCnPr/>
+                      <wps:spPr>
+                        <a:xfrm flipH="1" flipV="1">
+                          <a:off x="0" y="0"/>
+                          <a:ext cx="1269242" cy="13648"/>
+                        </a:xfrm>
+                        <a:prstGeom prst="straightConnector1">
+                          <a:avLst/>
+                        </a:prstGeom>
+                        <a:ln>
+                          <a:tailEnd type="triangle"/>
+                        </a:ln>
+                      </wps:spPr>
+                      <wps:style>
+                        <a:lnRef idx="1">
+                          <a:schemeClr val="accent1"/>
+                        </a:lnRef>
+                        <a:fillRef idx="0">
+                          <a:schemeClr val="accent1"/>
+                        </a:fillRef>
+                        <a:effectRef idx="0">
+                          <a:schemeClr val="accent1"/>
+                        </a:effectRef>
+                        <a:fontRef idx="minor">
+                          <a:schemeClr val="tx1"/>
+                        </a:fontRef>
+                      </wps:style>
+                      <wps:bodyPr/>
+                    </wps:wsp>
+                  </a:graphicData>
+                </a:graphic>
+              </wp:anchor>
+            </w:drawing>
+          </mc:Choice>
+          <mc:Fallback>
+            <w:pict>
+              <v:shapetype w14:anchorId="5908B9D4" id="_x0000_t32" coordsize="21600,21600" o:spt="32" o:oned="t" path="m,l21600,21600e" filled="f">
+                <v:path arrowok="t" fillok="f" o:connecttype="none"/>
+                <o:lock v:ext="edit" shapetype="t"/>
+              </v:shapetype>
+              <v:shape id="Conector de Seta Reta 83" o:spid="_x0000_s1026" type="#_x0000_t32" style="position:absolute;margin-left:225.15pt;margin-top:261pt;width:99.95pt;height:1.05pt;flip:x y;z-index:251680768;visibility:visible;mso-wrap-style:square;mso-wrap-distance-left:9pt;mso-wrap-distance-top:0;mso-wrap-distance-right:9pt;mso-wrap-distance-bottom:0;mso-position-horizontal:absolute;mso-position-horizontal-relative:text;mso-position-vertical:absolute;mso-position-vertical-relative:text" o:gfxdata="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" strokecolor="#4472c4 [3204]" strokeweight=".5pt">
+                <v:stroke endarrow="block" joinstyle="miter"/>
+              </v:shape>
+            </w:pict>
+          </mc:Fallback>
+        </mc:AlternateContent>
+      </w:r>
+      <w:r>
+        <w:rPr>
+          <w:noProof/>
+          <w:sz w:val="24"/>
+          <w:szCs w:val="24"/>
+        </w:rPr>
+        <mc:AlternateContent>
+          <mc:Choice Requires="wps">
+            <w:drawing>
+              <wp:anchor distT="0" distB="0" distL="114300" distR="114300" simplePos="0" relativeHeight="251679744" behindDoc="0" locked="0" layoutInCell="1" allowOverlap="1">
+                <wp:simplePos x="0" y="0"/>
+                <wp:positionH relativeFrom="column">
+                  <wp:posOffset>3671494</wp:posOffset>
+                </wp:positionH>
+                <wp:positionV relativeFrom="paragraph">
+                  <wp:posOffset>2823693</wp:posOffset>
+                </wp:positionV>
+                <wp:extent cx="559558" cy="170597"/>
+                <wp:effectExtent l="38100" t="0" r="31115" b="77470"/>
+                <wp:wrapNone/>
+                <wp:docPr id="82" name="Conector de Seta Reta 82"/>
+                <wp:cNvGraphicFramePr/>
+                <a:graphic xmlns:a="http://schemas.openxmlformats.org/drawingml/2006/main">
+                  <a:graphicData uri="http://schemas.microsoft.com/office/word/2010/wordprocessingShape">
+                    <wps:wsp>
+                      <wps:cNvCnPr/>
+                      <wps:spPr>
+                        <a:xfrm flipH="1">
+                          <a:off x="0" y="0"/>
+                          <a:ext cx="559558" cy="170597"/>
+                        </a:xfrm>
+                        <a:prstGeom prst="straightConnector1">
+                          <a:avLst/>
+                        </a:prstGeom>
+                        <a:ln>
+                          <a:tailEnd type="triangle"/>
+                        </a:ln>
+                      </wps:spPr>
+                      <wps:style>
+                        <a:lnRef idx="1">
+                          <a:schemeClr val="accent1"/>
+                        </a:lnRef>
+                        <a:fillRef idx="0">
+                          <a:schemeClr val="accent1"/>
+                        </a:fillRef>
+                        <a:effectRef idx="0">
+                          <a:schemeClr val="accent1"/>
+                        </a:effectRef>
+                        <a:fontRef idx="minor">
+                          <a:schemeClr val="tx1"/>
+                        </a:fontRef>
+                      </wps:style>
+                      <wps:bodyPr/>
+                    </wps:wsp>
+                  </a:graphicData>
+                </a:graphic>
+              </wp:anchor>
+            </w:drawing>
+          </mc:Choice>
+          <mc:Fallback>
+            <w:pict>
+              <v:shape w14:anchorId="1F024E9E" id="Conector de Seta Reta 82" o:spid="_x0000_s1026" type="#_x0000_t32" style="position:absolute;margin-left:289.1pt;margin-top:222.35pt;width:44.05pt;height:13.45pt;flip:x;z-index:251679744;visibility:visible;mso-wrap-style:square;mso-wrap-distance-left:9pt;mso-wrap-distance-top:0;mso-wrap-distance-right:9pt;mso-wrap-distance-bottom:0;mso-position-horizontal:absolute;mso-position-horizontal-relative:text;mso-position-vertical:absolute;mso-position-vertical-relative:text" o:gfxdata="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" strokecolor="#4472c4 [3204]" strokeweight=".5pt">
+                <v:stroke endarrow="block" joinstyle="miter"/>
+              </v:shape>
+            </w:pict>
+          </mc:Fallback>
+        </mc:AlternateContent>
+      </w:r>
+      <w:r>
+        <w:rPr>
+          <w:noProof/>
+          <w:sz w:val="24"/>
+          <w:szCs w:val="24"/>
+        </w:rPr>
+        <mc:AlternateContent>
+          <mc:Choice Requires="wps">
+            <w:drawing>
+              <wp:anchor distT="0" distB="0" distL="114300" distR="114300" simplePos="0" relativeHeight="251678720" behindDoc="0" locked="0" layoutInCell="1" allowOverlap="1">
+                <wp:simplePos x="0" y="0"/>
+                <wp:positionH relativeFrom="column">
+                  <wp:posOffset>3281680</wp:posOffset>
+                </wp:positionH>
+                <wp:positionV relativeFrom="paragraph">
+                  <wp:posOffset>925830</wp:posOffset>
+                </wp:positionV>
+                <wp:extent cx="777875" cy="231775"/>
+                <wp:effectExtent l="38100" t="0" r="22225" b="73025"/>
+                <wp:wrapNone/>
+                <wp:docPr id="81" name="Conector de Seta Reta 81"/>
+                <wp:cNvGraphicFramePr/>
+                <a:graphic xmlns:a="http://schemas.openxmlformats.org/drawingml/2006/main">
+                  <a:graphicData uri="http://schemas.microsoft.com/office/word/2010/wordprocessingShape">
+                    <wps:wsp>
+                      <wps:cNvCnPr/>
+                      <wps:spPr>
+                        <a:xfrm flipH="1">
+                          <a:off x="0" y="0"/>
+                          <a:ext cx="777875" cy="231775"/>
+                        </a:xfrm>
+                        <a:prstGeom prst="straightConnector1">
+                          <a:avLst/>
+                        </a:prstGeom>
+                        <a:ln>
+                          <a:tailEnd type="triangle"/>
+                        </a:ln>
+                      </wps:spPr>
+                      <wps:style>
+                        <a:lnRef idx="1">
+                          <a:schemeClr val="accent1"/>
+                        </a:lnRef>
+                        <a:fillRef idx="0">
+                          <a:schemeClr val="accent1"/>
+                        </a:fillRef>
+                        <a:effectRef idx="0">
+                          <a:schemeClr val="accent1"/>
+                        </a:effectRef>
+                        <a:fontRef idx="minor">
+                          <a:schemeClr val="tx1"/>
+                        </a:fontRef>
+                      </wps:style>
+                      <wps:bodyPr/>
+                    </wps:wsp>
+                  </a:graphicData>
+                </a:graphic>
+              </wp:anchor>
+            </w:drawing>
+          </mc:Choice>
+          <mc:Fallback>
+            <w:pict>
+              <v:shape w14:anchorId="00A53688" id="Conector de Seta Reta 81" o:spid="_x0000_s1026" type="#_x0000_t32" style="position:absolute;margin-left:258.4pt;margin-top:72.9pt;width:61.25pt;height:18.25pt;flip:x;z-index:251678720;visibility:visible;mso-wrap-style:square;mso-wrap-distance-left:9pt;mso-wrap-distance-top:0;mso-wrap-distance-right:9pt;mso-wrap-distance-bottom:0;mso-position-horizontal:absolute;mso-position-horizontal-relative:text;mso-position-vertical:absolute;mso-position-vertical-relative:text" o:gfxdata="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" strokecolor="#4472c4 [3204]" strokeweight=".5pt">
+                <v:stroke endarrow="block" joinstyle="miter"/>
+              </v:shape>
+            </w:pict>
+          </mc:Fallback>
+        </mc:AlternateContent>
+      </w:r>
+      <w:r>
+        <w:rPr>
+          <w:sz w:val="24"/>
+          <w:szCs w:val="24"/>
+        </w:rPr>
+        <w:drawing>
+          <wp:inline distT="0" distB="0" distL="0" distR="0" wp14:anchorId="33175145" wp14:editId="0594D4AA">
+            <wp:extent cx="3839111" cy="4001058"/>
+            <wp:effectExtent l="0" t="0" r="9525" b="0"/>
+            <wp:docPr id="80" name="Imagem 80"/>
+            <wp:cNvGraphicFramePr>
+              <a:graphicFrameLocks xmlns:a="http://schemas.openxmlformats.org/drawingml/2006/main" noChangeAspect="1"/>
+            </wp:cNvGraphicFramePr>
+            <a:graphic xmlns:a="http://schemas.openxmlformats.org/drawingml/2006/main">
+              <a:graphicData uri="http://schemas.openxmlformats.org/drawingml/2006/picture">
+                <pic:pic xmlns:pic="http://schemas.openxmlformats.org/drawingml/2006/picture">
+                  <pic:nvPicPr>
+                    <pic:cNvPr id="1" name=""/>
+                    <pic:cNvPicPr/>
+                  </pic:nvPicPr>
+                  <pic:blipFill>
+                    <a:blip r:embed="rId69"/>
+                    <a:stretch>
+                      <a:fillRect/>
+                    </a:stretch>
+                  </pic:blipFill>
+                  <pic:spPr>
+                    <a:xfrm>
+                      <a:off x="0" y="0"/>
+                      <a:ext cx="3839111" cy="4001058"/>
+                    </a:xfrm>
+                    <a:prstGeom prst="rect">
+                      <a:avLst/>
+                    </a:prstGeom>
+                  </pic:spPr>
+                </pic:pic>
+              </a:graphicData>
+            </a:graphic>
+          </wp:inline>
+        </w:drawing>
+      </w:r>
+    </w:p>
+    <w:p>
+      <w:pPr>
+        <w:pStyle w:val="PargrafodaLista"/>
+        <w:tabs>
+          <w:tab w:val="left" w:pos="1275"/>
+        </w:tabs>
+        <w:rPr>
+          <w:sz w:val="24"/>
+          <w:szCs w:val="24"/>
+        </w:rPr>
+      </w:pPr>
+    </w:p>
+    <w:p>
+      <w:pPr>
+        <w:pStyle w:val="PargrafodaLista"/>
+        <w:tabs>
+          <w:tab w:val="left" w:pos="1275"/>
+        </w:tabs>
+        <w:rPr>
+          <w:sz w:val="24"/>
+          <w:szCs w:val="24"/>
+        </w:rPr>
+      </w:pPr>
+      <w:r>
+        <w:rPr>
+          <w:sz w:val="24"/>
+          <w:szCs w:val="24"/>
+        </w:rPr>
+        <w:t>45</w:t>
+      </w:r>
+      <w:r>
+        <w:rPr>
+          <w:sz w:val="24"/>
+          <w:szCs w:val="24"/>
+        </w:rPr>
+        <w:t xml:space="preserve"> – Adicionamos o </w:t>
+      </w:r>
+      <w:proofErr w:type="spellStart"/>
+      <w:r>
+        <w:rPr>
+          <w:sz w:val="24"/>
+          <w:szCs w:val="24"/>
+        </w:rPr>
+        <w:t>textarea</w:t>
+      </w:r>
+      <w:proofErr w:type="spellEnd"/>
+      <w:r>
+        <w:rPr>
+          <w:sz w:val="24"/>
+          <w:szCs w:val="24"/>
+        </w:rPr>
+        <w:t xml:space="preserve"> </w:t>
+      </w:r>
+      <w:proofErr w:type="gramStart"/>
+      <w:r>
+        <w:rPr>
+          <w:sz w:val="24"/>
+          <w:szCs w:val="24"/>
+        </w:rPr>
+        <w:t>o inputs</w:t>
+      </w:r>
+      <w:proofErr w:type="gramEnd"/>
+      <w:r>
+        <w:rPr>
+          <w:sz w:val="24"/>
+          <w:szCs w:val="24"/>
+        </w:rPr>
+        <w:t xml:space="preserve"> que utilizamos para enviar mensagem </w:t>
+      </w:r>
+      <w:r>
+        <w:rPr>
+          <w:sz w:val="24"/>
+          <w:szCs w:val="24"/>
+        </w:rPr>
+        <w:t>mais longa de texto.</w:t>
+      </w:r>
+    </w:p>
+    <w:p>
+      <w:pPr>
+        <w:pStyle w:val="PargrafodaLista"/>
+        <w:tabs>
+          <w:tab w:val="left" w:pos="1275"/>
+        </w:tabs>
+        <w:rPr>
+          <w:sz w:val="24"/>
+          <w:szCs w:val="24"/>
+        </w:rPr>
+      </w:pPr>
+      <w:r>
+        <w:rPr>
+          <w:sz w:val="24"/>
+          <w:szCs w:val="24"/>
+        </w:rPr>
+        <w:drawing>
+          <wp:inline distT="0" distB="0" distL="0" distR="0" wp14:anchorId="33E11342" wp14:editId="61C96ACF">
+            <wp:extent cx="5183155" cy="816661"/>
+            <wp:effectExtent l="0" t="0" r="0" b="2540"/>
+            <wp:docPr id="84" name="Imagem 84"/>
+            <wp:cNvGraphicFramePr>
+              <a:graphicFrameLocks xmlns:a="http://schemas.openxmlformats.org/drawingml/2006/main" noChangeAspect="1"/>
+            </wp:cNvGraphicFramePr>
+            <a:graphic xmlns:a="http://schemas.openxmlformats.org/drawingml/2006/main">
+              <a:graphicData uri="http://schemas.openxmlformats.org/drawingml/2006/picture">
+                <pic:pic xmlns:pic="http://schemas.openxmlformats.org/drawingml/2006/picture">
+                  <pic:nvPicPr>
+                    <pic:cNvPr id="1" name=""/>
+                    <pic:cNvPicPr/>
+                  </pic:nvPicPr>
+                  <pic:blipFill>
+                    <a:blip r:embed="rId70"/>
+                    <a:stretch>
+                      <a:fillRect/>
+                    </a:stretch>
+                  </pic:blipFill>
+                  <pic:spPr>
+                    <a:xfrm>
+                      <a:off x="0" y="0"/>
+                      <a:ext cx="5338959" cy="841210"/>
+                    </a:xfrm>
+                    <a:prstGeom prst="rect">
+                      <a:avLst/>
+                    </a:prstGeom>
+                  </pic:spPr>
+                </pic:pic>
+              </a:graphicData>
+            </a:graphic>
+          </wp:inline>
+        </w:drawing>
+      </w:r>
+    </w:p>
+    <w:p>
+      <w:pPr>
+        <w:pStyle w:val="PargrafodaLista"/>
+        <w:tabs>
+          <w:tab w:val="left" w:pos="1275"/>
+        </w:tabs>
+        <w:rPr>
+          <w:sz w:val="24"/>
+          <w:szCs w:val="24"/>
+        </w:rPr>
+      </w:pPr>
+      <w:r>
+        <w:rPr>
+          <w:sz w:val="24"/>
+          <w:szCs w:val="24"/>
+        </w:rPr>
+        <w:drawing>
+          <wp:inline distT="0" distB="0" distL="0" distR="0" wp14:anchorId="0B18878C" wp14:editId="4DA44BED">
+            <wp:extent cx="5649113" cy="2753109"/>
+            <wp:effectExtent l="0" t="0" r="8890" b="9525"/>
+            <wp:docPr id="85" name="Imagem 85"/>
+            <wp:cNvGraphicFramePr>
+              <a:graphicFrameLocks xmlns:a="http://schemas.openxmlformats.org/drawingml/2006/main" noChangeAspect="1"/>
+            </wp:cNvGraphicFramePr>
+            <a:graphic xmlns:a="http://schemas.openxmlformats.org/drawingml/2006/main">
+              <a:graphicData uri="http://schemas.openxmlformats.org/drawingml/2006/picture">
+                <pic:pic xmlns:pic="http://schemas.openxmlformats.org/drawingml/2006/picture">
+                  <pic:nvPicPr>
+                    <pic:cNvPr id="1" name=""/>
+                    <pic:cNvPicPr/>
+                  </pic:nvPicPr>
+                  <pic:blipFill>
+                    <a:blip r:embed="rId71"/>
+                    <a:stretch>
+                      <a:fillRect/>
+                    </a:stretch>
+                  </pic:blipFill>
+                  <pic:spPr>
+                    <a:xfrm>
+                      <a:off x="0" y="0"/>
+                      <a:ext cx="5649113" cy="2753109"/>
+                    </a:xfrm>
+                    <a:prstGeom prst="rect">
+                      <a:avLst/>
+                    </a:prstGeom>
+                  </pic:spPr>
+                </pic:pic>
+              </a:graphicData>
+            </a:graphic>
+          </wp:inline>
+        </w:drawing>
+      </w:r>
+    </w:p>
+    <w:p>
+      <w:pPr>
+        <w:pStyle w:val="PargrafodaLista"/>
+        <w:tabs>
+          <w:tab w:val="left" w:pos="1275"/>
+        </w:tabs>
+        <w:rPr>
+          <w:sz w:val="24"/>
+          <w:szCs w:val="24"/>
+        </w:rPr>
+      </w:pPr>
+    </w:p>
+    <w:p>
+      <w:pPr>
+        <w:pStyle w:val="PargrafodaLista"/>
+        <w:tabs>
+          <w:tab w:val="left" w:pos="1275"/>
+        </w:tabs>
+        <w:rPr>
+          <w:sz w:val="24"/>
+          <w:szCs w:val="24"/>
+        </w:rPr>
+      </w:pPr>
+      <w:r>
+        <w:rPr>
+          <w:sz w:val="24"/>
+          <w:szCs w:val="24"/>
+        </w:rPr>
+        <w:t xml:space="preserve">46- </w:t>
+      </w:r>
+      <w:r>
+        <w:rPr>
+          <w:sz w:val="24"/>
+          <w:szCs w:val="24"/>
+        </w:rPr>
+        <w:t xml:space="preserve">Adicionamos as </w:t>
+      </w:r>
+      <w:proofErr w:type="spellStart"/>
+      <w:r>
+        <w:rPr>
+          <w:sz w:val="24"/>
+          <w:szCs w:val="24"/>
+        </w:rPr>
+        <w:t>labels</w:t>
+      </w:r>
+      <w:proofErr w:type="spellEnd"/>
+      <w:r>
+        <w:rPr>
+          <w:sz w:val="24"/>
+          <w:szCs w:val="24"/>
+        </w:rPr>
+        <w:t xml:space="preserve"> e input radio.</w:t>
+      </w:r>
+    </w:p>
+    <w:p>
+      <w:pPr>
+        <w:pStyle w:val="PargrafodaLista"/>
+        <w:tabs>
+          <w:tab w:val="left" w:pos="1275"/>
+        </w:tabs>
+        <w:rPr>
+          <w:sz w:val="24"/>
+          <w:szCs w:val="24"/>
+        </w:rPr>
+      </w:pPr>
+    </w:p>
+    <w:p>
+      <w:pPr>
+        <w:pStyle w:val="PargrafodaLista"/>
+        <w:tabs>
+          <w:tab w:val="left" w:pos="1275"/>
+        </w:tabs>
+        <w:rPr>
+          <w:sz w:val="24"/>
+          <w:szCs w:val="24"/>
+        </w:rPr>
+      </w:pPr>
+      <w:r>
+        <w:rPr>
+          <w:sz w:val="24"/>
+          <w:szCs w:val="24"/>
+        </w:rPr>
+        <w:drawing>
+          <wp:inline distT="0" distB="0" distL="0" distR="0" wp14:anchorId="20FF2219" wp14:editId="0689D80F">
+            <wp:extent cx="3832294" cy="1357952"/>
+            <wp:effectExtent l="0" t="0" r="0" b="0"/>
+            <wp:docPr id="86" name="Imagem 86"/>
+            <wp:cNvGraphicFramePr>
+              <a:graphicFrameLocks xmlns:a="http://schemas.openxmlformats.org/drawingml/2006/main" noChangeAspect="1"/>
+            </wp:cNvGraphicFramePr>
+            <a:graphic xmlns:a="http://schemas.openxmlformats.org/drawingml/2006/main">
+              <a:graphicData uri="http://schemas.openxmlformats.org/drawingml/2006/picture">
+                <pic:pic xmlns:pic="http://schemas.openxmlformats.org/drawingml/2006/picture">
+                  <pic:nvPicPr>
+                    <pic:cNvPr id="1" name=""/>
+                    <pic:cNvPicPr/>
+                  </pic:nvPicPr>
+                  <pic:blipFill>
+                    <a:blip r:embed="rId72"/>
+                    <a:stretch>
+                      <a:fillRect/>
+                    </a:stretch>
+                  </pic:blipFill>
+                  <pic:spPr>
+                    <a:xfrm>
+                      <a:off x="0" y="0"/>
+                      <a:ext cx="3903493" cy="1383181"/>
+                    </a:xfrm>
+                    <a:prstGeom prst="rect">
+                      <a:avLst/>
+                    </a:prstGeom>
+                  </pic:spPr>
+                </pic:pic>
+              </a:graphicData>
+            </a:graphic>
+          </wp:inline>
+        </w:drawing>
+      </w:r>
+      <w:r>
+        <w:rPr>
+          <w:sz w:val="24"/>
+          <w:szCs w:val="24"/>
+        </w:rPr>
+        <w:drawing>
+          <wp:inline distT="0" distB="0" distL="0" distR="0" wp14:anchorId="6916EFD2" wp14:editId="2FFB4220">
+            <wp:extent cx="2160752" cy="1111098"/>
+            <wp:effectExtent l="0" t="0" r="0" b="0"/>
+            <wp:docPr id="88" name="Imagem 88"/>
+            <wp:cNvGraphicFramePr>
+              <a:graphicFrameLocks xmlns:a="http://schemas.openxmlformats.org/drawingml/2006/main" noChangeAspect="1"/>
+            </wp:cNvGraphicFramePr>
+            <a:graphic xmlns:a="http://schemas.openxmlformats.org/drawingml/2006/main">
+              <a:graphicData uri="http://schemas.openxmlformats.org/drawingml/2006/picture">
+                <pic:pic xmlns:pic="http://schemas.openxmlformats.org/drawingml/2006/picture">
+                  <pic:nvPicPr>
+                    <pic:cNvPr id="1" name=""/>
+                    <pic:cNvPicPr/>
+                  </pic:nvPicPr>
+                  <pic:blipFill>
+                    <a:blip r:embed="rId73"/>
+                    <a:stretch>
+                      <a:fillRect/>
+                    </a:stretch>
+                  </pic:blipFill>
+                  <pic:spPr>
+                    <a:xfrm>
+                      <a:off x="0" y="0"/>
+                      <a:ext cx="2181365" cy="1121698"/>
+                    </a:xfrm>
+                    <a:prstGeom prst="rect">
+                      <a:avLst/>
+                    </a:prstGeom>
+                  </pic:spPr>
+                </pic:pic>
+              </a:graphicData>
+            </a:graphic>
+          </wp:inline>
+        </w:drawing>
+      </w:r>
+    </w:p>
+    <w:p>
+      <w:pPr>
+        <w:pStyle w:val="PargrafodaLista"/>
+        <w:tabs>
+          <w:tab w:val="left" w:pos="1275"/>
+        </w:tabs>
+        <w:rPr>
+          <w:sz w:val="24"/>
+          <w:szCs w:val="24"/>
+        </w:rPr>
+      </w:pPr>
+    </w:p>
+    <w:p>
+      <w:pPr>
+        <w:pStyle w:val="PargrafodaLista"/>
+        <w:tabs>
+          <w:tab w:val="left" w:pos="1275"/>
+        </w:tabs>
+        <w:rPr>
+          <w:sz w:val="24"/>
+          <w:szCs w:val="24"/>
+        </w:rPr>
+      </w:pPr>
+    </w:p>
+    <w:p>
+      <w:pPr>
+        <w:pStyle w:val="PargrafodaLista"/>
+        <w:tabs>
+          <w:tab w:val="left" w:pos="1275"/>
+        </w:tabs>
+        <w:rPr>
+          <w:sz w:val="24"/>
+          <w:szCs w:val="24"/>
+        </w:rPr>
+      </w:pPr>
+    </w:p>
+    <w:p>
+      <w:pPr>
+        <w:pStyle w:val="PargrafodaLista"/>
+        <w:tabs>
+          <w:tab w:val="left" w:pos="1275"/>
+        </w:tabs>
+        <w:rPr>
+          <w:sz w:val="24"/>
+          <w:szCs w:val="24"/>
+        </w:rPr>
+      </w:pPr>
+    </w:p>
+    <w:p>
+      <w:pPr>
+        <w:pStyle w:val="PargrafodaLista"/>
+        <w:tabs>
+          <w:tab w:val="left" w:pos="1275"/>
+        </w:tabs>
+        <w:rPr>
+          <w:sz w:val="24"/>
+          <w:szCs w:val="24"/>
+        </w:rPr>
+      </w:pPr>
+      <w:r>
+        <w:rPr>
+          <w:sz w:val="24"/>
+          <w:szCs w:val="24"/>
+        </w:rPr>
+        <w:t xml:space="preserve">47 </w:t>
+      </w:r>
+      <w:r>
+        <w:rPr>
+          <w:sz w:val="24"/>
+          <w:szCs w:val="24"/>
+        </w:rPr>
+        <w:t>–</w:t>
+      </w:r>
+      <w:r>
+        <w:rPr>
+          <w:sz w:val="24"/>
+          <w:szCs w:val="24"/>
+        </w:rPr>
+        <w:t xml:space="preserve"> </w:t>
+      </w:r>
+      <w:r>
+        <w:rPr>
+          <w:sz w:val="24"/>
+          <w:szCs w:val="24"/>
+        </w:rPr>
+        <w:t xml:space="preserve">Inserimos a </w:t>
+      </w:r>
+      <w:proofErr w:type="spellStart"/>
+      <w:r>
+        <w:rPr>
+          <w:sz w:val="24"/>
+          <w:szCs w:val="24"/>
+        </w:rPr>
+        <w:t>label</w:t>
+      </w:r>
+      <w:proofErr w:type="spellEnd"/>
+      <w:r>
+        <w:rPr>
+          <w:sz w:val="24"/>
+          <w:szCs w:val="24"/>
+        </w:rPr>
+        <w:t xml:space="preserve"> e o input tipo </w:t>
+      </w:r>
+      <w:proofErr w:type="spellStart"/>
+      <w:r>
+        <w:rPr>
+          <w:sz w:val="24"/>
+          <w:szCs w:val="24"/>
+        </w:rPr>
+        <w:t>checkbox</w:t>
+      </w:r>
+      <w:proofErr w:type="spellEnd"/>
+      <w:r>
+        <w:rPr>
+          <w:sz w:val="24"/>
+          <w:szCs w:val="24"/>
+        </w:rPr>
+        <w:t xml:space="preserve"> </w:t>
+      </w:r>
+    </w:p>
+    <w:p>
+      <w:pPr>
+        <w:pStyle w:val="PargrafodaLista"/>
+        <w:tabs>
+          <w:tab w:val="left" w:pos="1275"/>
+        </w:tabs>
+        <w:rPr>
+          <w:sz w:val="24"/>
+          <w:szCs w:val="24"/>
+        </w:rPr>
+      </w:pPr>
+      <w:r>
+        <w:rPr>
+          <w:sz w:val="24"/>
+          <w:szCs w:val="24"/>
+        </w:rPr>
+        <w:drawing>
+          <wp:inline distT="0" distB="0" distL="0" distR="0" wp14:anchorId="29A1F7BF" wp14:editId="25ACFEC6">
+            <wp:extent cx="4530236" cy="574397"/>
+            <wp:effectExtent l="0" t="0" r="3810" b="0"/>
+            <wp:docPr id="87" name="Imagem 87"/>
+            <wp:cNvGraphicFramePr>
+              <a:graphicFrameLocks xmlns:a="http://schemas.openxmlformats.org/drawingml/2006/main" noChangeAspect="1"/>
+            </wp:cNvGraphicFramePr>
+            <a:graphic xmlns:a="http://schemas.openxmlformats.org/drawingml/2006/main">
+              <a:graphicData uri="http://schemas.openxmlformats.org/drawingml/2006/picture">
+                <pic:pic xmlns:pic="http://schemas.openxmlformats.org/drawingml/2006/picture">
+                  <pic:nvPicPr>
+                    <pic:cNvPr id="1" name=""/>
+                    <pic:cNvPicPr/>
+                  </pic:nvPicPr>
+                  <pic:blipFill>
+                    <a:blip r:embed="rId74"/>
+                    <a:stretch>
+                      <a:fillRect/>
+                    </a:stretch>
+                  </pic:blipFill>
+                  <pic:spPr>
+                    <a:xfrm>
+                      <a:off x="0" y="0"/>
+                      <a:ext cx="4743931" cy="601492"/>
+                    </a:xfrm>
+                    <a:prstGeom prst="rect">
+                      <a:avLst/>
+                    </a:prstGeom>
+                  </pic:spPr>
+                </pic:pic>
+              </a:graphicData>
+            </a:graphic>
+          </wp:inline>
+        </w:drawing>
+      </w:r>
+    </w:p>
+    <w:p>
+      <w:pPr>
+        <w:pStyle w:val="PargrafodaLista"/>
+        <w:tabs>
+          <w:tab w:val="left" w:pos="1275"/>
+        </w:tabs>
+        <w:rPr>
+          <w:sz w:val="24"/>
+          <w:szCs w:val="24"/>
+        </w:rPr>
+      </w:pPr>
+      <w:r>
+        <w:rPr>
+          <w:sz w:val="24"/>
+          <w:szCs w:val="24"/>
+        </w:rPr>
+        <w:drawing>
+          <wp:inline distT="0" distB="0" distL="0" distR="0" wp14:anchorId="2A137984" wp14:editId="1F7E218F">
+            <wp:extent cx="4658375" cy="762106"/>
+            <wp:effectExtent l="0" t="0" r="8890" b="0"/>
+            <wp:docPr id="89" name="Imagem 89"/>
+            <wp:cNvGraphicFramePr>
+              <a:graphicFrameLocks xmlns:a="http://schemas.openxmlformats.org/drawingml/2006/main" noChangeAspect="1"/>
+            </wp:cNvGraphicFramePr>
+            <a:graphic xmlns:a="http://schemas.openxmlformats.org/drawingml/2006/main">
+              <a:graphicData uri="http://schemas.openxmlformats.org/drawingml/2006/picture">
+                <pic:pic xmlns:pic="http://schemas.openxmlformats.org/drawingml/2006/picture">
+                  <pic:nvPicPr>
+                    <pic:cNvPr id="1" name=""/>
+                    <pic:cNvPicPr/>
+                  </pic:nvPicPr>
+                  <pic:blipFill>
+                    <a:blip r:embed="rId75"/>
+                    <a:stretch>
+                      <a:fillRect/>
+                    </a:stretch>
+                  </pic:blipFill>
+                  <pic:spPr>
+                    <a:xfrm>
+                      <a:off x="0" y="0"/>
+                      <a:ext cx="4658375" cy="762106"/>
+                    </a:xfrm>
+                    <a:prstGeom prst="rect">
+                      <a:avLst/>
+                    </a:prstGeom>
+                  </pic:spPr>
+                </pic:pic>
+              </a:graphicData>
+            </a:graphic>
+          </wp:inline>
+        </w:drawing>
+      </w:r>
+    </w:p>
+    <w:p>
+      <w:pPr>
+        <w:pStyle w:val="PargrafodaLista"/>
+        <w:tabs>
+          <w:tab w:val="left" w:pos="1275"/>
+        </w:tabs>
+        <w:rPr>
+          <w:sz w:val="24"/>
+          <w:szCs w:val="24"/>
+        </w:rPr>
+      </w:pPr>
       <w:bookmarkStart w:id="0" w:name="_GoBack"/>
       <w:bookmarkEnd w:id="0"/>
-    </w:p>
-    <w:p>
-      <w:pPr>
-        <w:pStyle w:val="PargrafodaLista"/>
-        <w:tabs>
-          <w:tab w:val="left" w:pos="1275"/>
-        </w:tabs>
-        <w:rPr>
-          <w:sz w:val="24"/>
-          <w:szCs w:val="24"/>
-        </w:rPr>
-      </w:pPr>
-    </w:p>
-    <w:p>
-      <w:pPr>
-        <w:pStyle w:val="PargrafodaLista"/>
-        <w:tabs>
-          <w:tab w:val="left" w:pos="1275"/>
-        </w:tabs>
-        <w:rPr>
-          <w:sz w:val="24"/>
-          <w:szCs w:val="24"/>
-        </w:rPr>
-      </w:pPr>
     </w:p>
     <w:sectPr>
       <w:pgSz w:w="11906" w:h="16838"/>
@@ -9484,7 +10866,7 @@
 </file>
 
 <file path=customXml/itemProps1.xml><?xml version="1.0" encoding="utf-8"?>
-<ds:datastoreItem xmlns:ds="http://schemas.openxmlformats.org/officeDocument/2006/customXml" ds:itemID="{862810EE-07A8-446E-A6D3-F8ABF3C39692}">
+<ds:datastoreItem xmlns:ds="http://schemas.openxmlformats.org/officeDocument/2006/customXml" ds:itemID="{4ADD7C1D-104A-4338-B694-70CB365CDDC5}">
   <ds:schemaRefs>
     <ds:schemaRef ds:uri="http://schemas.openxmlformats.org/officeDocument/2006/bibliography"/>
   </ds:schemaRefs>

--- a/apostila/Apostila Space For Men.docx
+++ b/apostila/Apostila Space For Men.docx
@@ -8283,6 +8283,7 @@
       </w:pPr>
       <w:r>
         <w:rPr>
+          <w:noProof/>
           <w:sz w:val="24"/>
           <w:szCs w:val="24"/>
         </w:rPr>
@@ -8513,6 +8514,7 @@
       </w:pPr>
       <w:r>
         <w:rPr>
+          <w:noProof/>
           <w:sz w:val="24"/>
           <w:szCs w:val="24"/>
         </w:rPr>
@@ -8554,6 +8556,7 @@
       </w:r>
       <w:r>
         <w:rPr>
+          <w:noProof/>
           <w:sz w:val="24"/>
           <w:szCs w:val="24"/>
         </w:rPr>
@@ -8897,6 +8900,7 @@
       </w:r>
       <w:r>
         <w:rPr>
+          <w:noProof/>
           <w:sz w:val="24"/>
           <w:szCs w:val="24"/>
         </w:rPr>
@@ -9027,6 +9031,7 @@
       </w:pPr>
       <w:r>
         <w:rPr>
+          <w:noProof/>
           <w:sz w:val="24"/>
           <w:szCs w:val="24"/>
         </w:rPr>
@@ -9080,6 +9085,7 @@
       </w:pPr>
       <w:r>
         <w:rPr>
+          <w:noProof/>
           <w:sz w:val="24"/>
           <w:szCs w:val="24"/>
         </w:rPr>
@@ -9171,34 +9177,51 @@
           <w:sz w:val="24"/>
           <w:szCs w:val="24"/>
         </w:rPr>
-        <w:t xml:space="preserve"> e input radio.</w:t>
-      </w:r>
-    </w:p>
-    <w:p>
-      <w:pPr>
-        <w:pStyle w:val="PargrafodaLista"/>
-        <w:tabs>
-          <w:tab w:val="left" w:pos="1275"/>
-        </w:tabs>
-        <w:rPr>
-          <w:sz w:val="24"/>
-          <w:szCs w:val="24"/>
-        </w:rPr>
-      </w:pPr>
-    </w:p>
-    <w:p>
-      <w:pPr>
-        <w:pStyle w:val="PargrafodaLista"/>
-        <w:tabs>
-          <w:tab w:val="left" w:pos="1275"/>
-        </w:tabs>
-        <w:rPr>
-          <w:sz w:val="24"/>
-          <w:szCs w:val="24"/>
-        </w:rPr>
-      </w:pPr>
-      <w:r>
-        <w:rPr>
+        <w:t xml:space="preserve"> e input </w:t>
+      </w:r>
+      <w:proofErr w:type="spellStart"/>
+      <w:r>
+        <w:rPr>
+          <w:sz w:val="24"/>
+          <w:szCs w:val="24"/>
+        </w:rPr>
+        <w:t>radio</w:t>
+      </w:r>
+      <w:proofErr w:type="spellEnd"/>
+      <w:r>
+        <w:rPr>
+          <w:sz w:val="24"/>
+          <w:szCs w:val="24"/>
+        </w:rPr>
+        <w:t>.</w:t>
+      </w:r>
+    </w:p>
+    <w:p>
+      <w:pPr>
+        <w:pStyle w:val="PargrafodaLista"/>
+        <w:tabs>
+          <w:tab w:val="left" w:pos="1275"/>
+        </w:tabs>
+        <w:rPr>
+          <w:sz w:val="24"/>
+          <w:szCs w:val="24"/>
+        </w:rPr>
+      </w:pPr>
+    </w:p>
+    <w:p>
+      <w:pPr>
+        <w:pStyle w:val="PargrafodaLista"/>
+        <w:tabs>
+          <w:tab w:val="left" w:pos="1275"/>
+        </w:tabs>
+        <w:rPr>
+          <w:sz w:val="24"/>
+          <w:szCs w:val="24"/>
+        </w:rPr>
+      </w:pPr>
+      <w:r>
+        <w:rPr>
+          <w:noProof/>
           <w:sz w:val="24"/>
           <w:szCs w:val="24"/>
         </w:rPr>
@@ -9240,6 +9263,7 @@
       </w:r>
       <w:r>
         <w:rPr>
+          <w:noProof/>
           <w:sz w:val="24"/>
           <w:szCs w:val="24"/>
         </w:rPr>
@@ -9413,6 +9437,7 @@
       </w:pPr>
       <w:r>
         <w:rPr>
+          <w:noProof/>
           <w:sz w:val="24"/>
           <w:szCs w:val="24"/>
         </w:rPr>
@@ -9466,6 +9491,7 @@
       </w:pPr>
       <w:r>
         <w:rPr>
+          <w:noProof/>
           <w:sz w:val="24"/>
           <w:szCs w:val="24"/>
         </w:rPr>
@@ -9517,6 +9543,1955 @@
           <w:szCs w:val="24"/>
         </w:rPr>
       </w:pPr>
+    </w:p>
+    <w:p>
+      <w:pPr>
+        <w:pStyle w:val="PargrafodaLista"/>
+        <w:tabs>
+          <w:tab w:val="left" w:pos="1275"/>
+        </w:tabs>
+        <w:rPr>
+          <w:sz w:val="24"/>
+          <w:szCs w:val="24"/>
+        </w:rPr>
+      </w:pPr>
+      <w:r>
+        <w:rPr>
+          <w:sz w:val="24"/>
+          <w:szCs w:val="24"/>
+        </w:rPr>
+        <w:t>48- Para colocar os inputs radio-box e o input</w:t>
+      </w:r>
+      <w:r>
+        <w:rPr>
+          <w:sz w:val="24"/>
+          <w:szCs w:val="24"/>
+        </w:rPr>
+        <w:t>-</w:t>
+      </w:r>
+      <w:proofErr w:type="spellStart"/>
+      <w:r>
+        <w:rPr>
+          <w:sz w:val="24"/>
+          <w:szCs w:val="24"/>
+        </w:rPr>
+        <w:t>checkbox</w:t>
+      </w:r>
+      <w:proofErr w:type="spellEnd"/>
+      <w:r>
+        <w:rPr>
+          <w:sz w:val="24"/>
+          <w:szCs w:val="24"/>
+        </w:rPr>
+        <w:t xml:space="preserve"> na frente da </w:t>
+      </w:r>
+      <w:proofErr w:type="spellStart"/>
+      <w:r>
+        <w:rPr>
+          <w:sz w:val="24"/>
+          <w:szCs w:val="24"/>
+        </w:rPr>
+        <w:t>label</w:t>
+      </w:r>
+      <w:proofErr w:type="spellEnd"/>
+      <w:r>
+        <w:rPr>
+          <w:sz w:val="24"/>
+          <w:szCs w:val="24"/>
+        </w:rPr>
+        <w:t xml:space="preserve"> inserimos </w:t>
+      </w:r>
+      <w:proofErr w:type="gramStart"/>
+      <w:r>
+        <w:rPr>
+          <w:sz w:val="24"/>
+          <w:szCs w:val="24"/>
+        </w:rPr>
+        <w:t>o inputs</w:t>
+      </w:r>
+      <w:proofErr w:type="gramEnd"/>
+      <w:r>
+        <w:rPr>
+          <w:sz w:val="24"/>
+          <w:szCs w:val="24"/>
+        </w:rPr>
+        <w:t xml:space="preserve"> dentro da </w:t>
+      </w:r>
+      <w:proofErr w:type="spellStart"/>
+      <w:r>
+        <w:rPr>
+          <w:sz w:val="24"/>
+          <w:szCs w:val="24"/>
+        </w:rPr>
+        <w:t>label</w:t>
+      </w:r>
+      <w:proofErr w:type="spellEnd"/>
+      <w:r>
+        <w:rPr>
+          <w:sz w:val="24"/>
+          <w:szCs w:val="24"/>
+        </w:rPr>
+        <w:t xml:space="preserve"> conforme o código abaixo:</w:t>
+      </w:r>
+    </w:p>
+    <w:p>
+      <w:pPr>
+        <w:pStyle w:val="PargrafodaLista"/>
+        <w:tabs>
+          <w:tab w:val="left" w:pos="1275"/>
+        </w:tabs>
+        <w:rPr>
+          <w:sz w:val="24"/>
+          <w:szCs w:val="24"/>
+        </w:rPr>
+      </w:pPr>
+    </w:p>
+    <w:p>
+      <w:pPr>
+        <w:pStyle w:val="PargrafodaLista"/>
+        <w:tabs>
+          <w:tab w:val="left" w:pos="1275"/>
+        </w:tabs>
+        <w:rPr>
+          <w:sz w:val="24"/>
+          <w:szCs w:val="24"/>
+        </w:rPr>
+      </w:pPr>
+    </w:p>
+    <w:p>
+      <w:pPr>
+        <w:pStyle w:val="PargrafodaLista"/>
+        <w:tabs>
+          <w:tab w:val="left" w:pos="1275"/>
+        </w:tabs>
+        <w:rPr>
+          <w:sz w:val="24"/>
+          <w:szCs w:val="24"/>
+        </w:rPr>
+      </w:pPr>
+      <w:r>
+        <w:rPr>
+          <w:sz w:val="24"/>
+          <w:szCs w:val="24"/>
+        </w:rPr>
+        <w:drawing>
+          <wp:inline distT="0" distB="0" distL="0" distR="0" wp14:anchorId="7B40CEC7" wp14:editId="24536793">
+            <wp:extent cx="7065523" cy="1870682"/>
+            <wp:effectExtent l="0" t="0" r="2540" b="0"/>
+            <wp:docPr id="90" name="Imagem 90"/>
+            <wp:cNvGraphicFramePr>
+              <a:graphicFrameLocks xmlns:a="http://schemas.openxmlformats.org/drawingml/2006/main" noChangeAspect="1"/>
+            </wp:cNvGraphicFramePr>
+            <a:graphic xmlns:a="http://schemas.openxmlformats.org/drawingml/2006/main">
+              <a:graphicData uri="http://schemas.openxmlformats.org/drawingml/2006/picture">
+                <pic:pic xmlns:pic="http://schemas.openxmlformats.org/drawingml/2006/picture">
+                  <pic:nvPicPr>
+                    <pic:cNvPr id="1" name=""/>
+                    <pic:cNvPicPr/>
+                  </pic:nvPicPr>
+                  <pic:blipFill>
+                    <a:blip r:embed="rId76"/>
+                    <a:stretch>
+                      <a:fillRect/>
+                    </a:stretch>
+                  </pic:blipFill>
+                  <pic:spPr>
+                    <a:xfrm>
+                      <a:off x="0" y="0"/>
+                      <a:ext cx="7128781" cy="1887430"/>
+                    </a:xfrm>
+                    <a:prstGeom prst="rect">
+                      <a:avLst/>
+                    </a:prstGeom>
+                  </pic:spPr>
+                </pic:pic>
+              </a:graphicData>
+            </a:graphic>
+          </wp:inline>
+        </w:drawing>
+      </w:r>
+    </w:p>
+    <w:p>
+      <w:pPr>
+        <w:pStyle w:val="PargrafodaLista"/>
+        <w:tabs>
+          <w:tab w:val="left" w:pos="1275"/>
+        </w:tabs>
+        <w:rPr>
+          <w:sz w:val="24"/>
+          <w:szCs w:val="24"/>
+        </w:rPr>
+      </w:pPr>
+    </w:p>
+    <w:p>
+      <w:pPr>
+        <w:pStyle w:val="PargrafodaLista"/>
+        <w:tabs>
+          <w:tab w:val="left" w:pos="1275"/>
+        </w:tabs>
+        <w:rPr>
+          <w:sz w:val="24"/>
+          <w:szCs w:val="24"/>
+        </w:rPr>
+      </w:pPr>
+    </w:p>
+    <w:p>
+      <w:pPr>
+        <w:pStyle w:val="PargrafodaLista"/>
+        <w:tabs>
+          <w:tab w:val="left" w:pos="1275"/>
+        </w:tabs>
+        <w:rPr>
+          <w:sz w:val="24"/>
+          <w:szCs w:val="24"/>
+        </w:rPr>
+      </w:pPr>
+      <w:r>
+        <w:rPr>
+          <w:sz w:val="24"/>
+          <w:szCs w:val="24"/>
+        </w:rPr>
+        <w:t xml:space="preserve">49 </w:t>
+      </w:r>
+      <w:r>
+        <w:rPr>
+          <w:sz w:val="24"/>
+          <w:szCs w:val="24"/>
+        </w:rPr>
+        <w:t>–</w:t>
+      </w:r>
+      <w:r>
+        <w:rPr>
+          <w:sz w:val="24"/>
+          <w:szCs w:val="24"/>
+        </w:rPr>
+        <w:t xml:space="preserve"> </w:t>
+      </w:r>
+      <w:r>
+        <w:rPr>
+          <w:sz w:val="24"/>
+          <w:szCs w:val="24"/>
+        </w:rPr>
+        <w:t>Ao colocar os inputs dentro</w:t>
+      </w:r>
+      <w:r>
+        <w:rPr>
+          <w:sz w:val="24"/>
+          <w:szCs w:val="24"/>
+        </w:rPr>
+        <w:t xml:space="preserve"> da</w:t>
+      </w:r>
+      <w:r>
+        <w:rPr>
+          <w:sz w:val="24"/>
+          <w:szCs w:val="24"/>
+        </w:rPr>
+        <w:t xml:space="preserve"> </w:t>
+      </w:r>
+      <w:proofErr w:type="spellStart"/>
+      <w:r>
+        <w:rPr>
+          <w:sz w:val="24"/>
+          <w:szCs w:val="24"/>
+        </w:rPr>
+        <w:t>label</w:t>
+      </w:r>
+      <w:proofErr w:type="spellEnd"/>
+      <w:r>
+        <w:rPr>
+          <w:sz w:val="24"/>
+          <w:szCs w:val="24"/>
+        </w:rPr>
+        <w:t xml:space="preserve">  conforme código acima se fez necessário criar uma </w:t>
+      </w:r>
+      <w:proofErr w:type="spellStart"/>
+      <w:r>
+        <w:rPr>
+          <w:sz w:val="24"/>
+          <w:szCs w:val="24"/>
+        </w:rPr>
+        <w:t>class</w:t>
+      </w:r>
+      <w:proofErr w:type="spellEnd"/>
+      <w:r>
+        <w:rPr>
+          <w:sz w:val="24"/>
+          <w:szCs w:val="24"/>
+        </w:rPr>
+        <w:t xml:space="preserve"> para formatar os </w:t>
+      </w:r>
+      <w:r>
+        <w:rPr>
+          <w:sz w:val="24"/>
+          <w:szCs w:val="24"/>
+        </w:rPr>
+        <w:t>outros inputs</w:t>
+      </w:r>
+      <w:r>
+        <w:rPr>
+          <w:sz w:val="24"/>
+          <w:szCs w:val="24"/>
+        </w:rPr>
+        <w:t xml:space="preserve"> </w:t>
+      </w:r>
+      <w:r>
+        <w:rPr>
+          <w:sz w:val="24"/>
+          <w:szCs w:val="24"/>
+        </w:rPr>
+        <w:t xml:space="preserve">para coloca-los em </w:t>
+      </w:r>
+      <w:proofErr w:type="spellStart"/>
+      <w:r>
+        <w:rPr>
+          <w:sz w:val="24"/>
+          <w:szCs w:val="24"/>
+        </w:rPr>
+        <w:t>block</w:t>
+      </w:r>
+      <w:proofErr w:type="spellEnd"/>
+      <w:r>
+        <w:rPr>
+          <w:sz w:val="24"/>
+          <w:szCs w:val="24"/>
+        </w:rPr>
+        <w:t>.</w:t>
+      </w:r>
+    </w:p>
+    <w:p>
+      <w:pPr>
+        <w:pStyle w:val="PargrafodaLista"/>
+        <w:tabs>
+          <w:tab w:val="left" w:pos="1275"/>
+        </w:tabs>
+        <w:rPr>
+          <w:sz w:val="24"/>
+          <w:szCs w:val="24"/>
+        </w:rPr>
+      </w:pPr>
+    </w:p>
+    <w:p>
+      <w:pPr>
+        <w:pStyle w:val="PargrafodaLista"/>
+        <w:tabs>
+          <w:tab w:val="left" w:pos="1275"/>
+        </w:tabs>
+        <w:rPr>
+          <w:sz w:val="24"/>
+          <w:szCs w:val="24"/>
+        </w:rPr>
+      </w:pPr>
+      <w:r>
+        <w:rPr>
+          <w:sz w:val="24"/>
+          <w:szCs w:val="24"/>
+        </w:rPr>
+        <w:drawing>
+          <wp:inline distT="0" distB="0" distL="0" distR="0" wp14:anchorId="4FEA1D8C" wp14:editId="35332E2A">
+            <wp:extent cx="3172268" cy="1924319"/>
+            <wp:effectExtent l="0" t="0" r="9525" b="0"/>
+            <wp:docPr id="91" name="Imagem 91"/>
+            <wp:cNvGraphicFramePr>
+              <a:graphicFrameLocks xmlns:a="http://schemas.openxmlformats.org/drawingml/2006/main" noChangeAspect="1"/>
+            </wp:cNvGraphicFramePr>
+            <a:graphic xmlns:a="http://schemas.openxmlformats.org/drawingml/2006/main">
+              <a:graphicData uri="http://schemas.openxmlformats.org/drawingml/2006/picture">
+                <pic:pic xmlns:pic="http://schemas.openxmlformats.org/drawingml/2006/picture">
+                  <pic:nvPicPr>
+                    <pic:cNvPr id="1" name=""/>
+                    <pic:cNvPicPr/>
+                  </pic:nvPicPr>
+                  <pic:blipFill>
+                    <a:blip r:embed="rId77"/>
+                    <a:stretch>
+                      <a:fillRect/>
+                    </a:stretch>
+                  </pic:blipFill>
+                  <pic:spPr>
+                    <a:xfrm>
+                      <a:off x="0" y="0"/>
+                      <a:ext cx="3172268" cy="1924319"/>
+                    </a:xfrm>
+                    <a:prstGeom prst="rect">
+                      <a:avLst/>
+                    </a:prstGeom>
+                  </pic:spPr>
+                </pic:pic>
+              </a:graphicData>
+            </a:graphic>
+          </wp:inline>
+        </w:drawing>
+      </w:r>
+      <w:r>
+        <w:rPr>
+          <w:sz w:val="24"/>
+          <w:szCs w:val="24"/>
+        </w:rPr>
+        <w:drawing>
+          <wp:inline distT="0" distB="0" distL="0" distR="0" wp14:anchorId="63D4B4CE" wp14:editId="722931BA">
+            <wp:extent cx="2749202" cy="2483602"/>
+            <wp:effectExtent l="0" t="0" r="0" b="0"/>
+            <wp:docPr id="93" name="Imagem 93"/>
+            <wp:cNvGraphicFramePr>
+              <a:graphicFrameLocks xmlns:a="http://schemas.openxmlformats.org/drawingml/2006/main" noChangeAspect="1"/>
+            </wp:cNvGraphicFramePr>
+            <a:graphic xmlns:a="http://schemas.openxmlformats.org/drawingml/2006/main">
+              <a:graphicData uri="http://schemas.openxmlformats.org/drawingml/2006/picture">
+                <pic:pic xmlns:pic="http://schemas.openxmlformats.org/drawingml/2006/picture">
+                  <pic:nvPicPr>
+                    <pic:cNvPr id="1" name=""/>
+                    <pic:cNvPicPr/>
+                  </pic:nvPicPr>
+                  <pic:blipFill>
+                    <a:blip r:embed="rId78"/>
+                    <a:stretch>
+                      <a:fillRect/>
+                    </a:stretch>
+                  </pic:blipFill>
+                  <pic:spPr>
+                    <a:xfrm>
+                      <a:off x="0" y="0"/>
+                      <a:ext cx="2770322" cy="2502682"/>
+                    </a:xfrm>
+                    <a:prstGeom prst="rect">
+                      <a:avLst/>
+                    </a:prstGeom>
+                  </pic:spPr>
+                </pic:pic>
+              </a:graphicData>
+            </a:graphic>
+          </wp:inline>
+        </w:drawing>
+      </w:r>
+    </w:p>
+    <w:p>
+      <w:pPr>
+        <w:pStyle w:val="PargrafodaLista"/>
+        <w:tabs>
+          <w:tab w:val="left" w:pos="1275"/>
+        </w:tabs>
+        <w:rPr>
+          <w:sz w:val="24"/>
+          <w:szCs w:val="24"/>
+        </w:rPr>
+      </w:pPr>
+      <w:r>
+        <w:rPr>
+          <w:sz w:val="24"/>
+          <w:szCs w:val="24"/>
+        </w:rPr>
+        <w:drawing>
+          <wp:inline distT="0" distB="0" distL="0" distR="0" wp14:anchorId="3AACEDDC" wp14:editId="172DD46D">
+            <wp:extent cx="3991970" cy="1655760"/>
+            <wp:effectExtent l="0" t="0" r="8890" b="1905"/>
+            <wp:docPr id="92" name="Imagem 92"/>
+            <wp:cNvGraphicFramePr>
+              <a:graphicFrameLocks xmlns:a="http://schemas.openxmlformats.org/drawingml/2006/main" noChangeAspect="1"/>
+            </wp:cNvGraphicFramePr>
+            <a:graphic xmlns:a="http://schemas.openxmlformats.org/drawingml/2006/main">
+              <a:graphicData uri="http://schemas.openxmlformats.org/drawingml/2006/picture">
+                <pic:pic xmlns:pic="http://schemas.openxmlformats.org/drawingml/2006/picture">
+                  <pic:nvPicPr>
+                    <pic:cNvPr id="1" name=""/>
+                    <pic:cNvPicPr/>
+                  </pic:nvPicPr>
+                  <pic:blipFill>
+                    <a:blip r:embed="rId79"/>
+                    <a:stretch>
+                      <a:fillRect/>
+                    </a:stretch>
+                  </pic:blipFill>
+                  <pic:spPr>
+                    <a:xfrm>
+                      <a:off x="0" y="0"/>
+                      <a:ext cx="4021917" cy="1668181"/>
+                    </a:xfrm>
+                    <a:prstGeom prst="rect">
+                      <a:avLst/>
+                    </a:prstGeom>
+                  </pic:spPr>
+                </pic:pic>
+              </a:graphicData>
+            </a:graphic>
+          </wp:inline>
+        </w:drawing>
+      </w:r>
+    </w:p>
+    <w:p>
+      <w:pPr>
+        <w:pStyle w:val="PargrafodaLista"/>
+        <w:tabs>
+          <w:tab w:val="left" w:pos="1275"/>
+        </w:tabs>
+        <w:rPr>
+          <w:sz w:val="24"/>
+          <w:szCs w:val="24"/>
+        </w:rPr>
+      </w:pPr>
+    </w:p>
+    <w:p>
+      <w:pPr>
+        <w:pStyle w:val="PargrafodaLista"/>
+        <w:tabs>
+          <w:tab w:val="left" w:pos="1275"/>
+        </w:tabs>
+        <w:rPr>
+          <w:sz w:val="24"/>
+          <w:szCs w:val="24"/>
+        </w:rPr>
+      </w:pPr>
+    </w:p>
+    <w:p>
+      <w:pPr>
+        <w:pStyle w:val="PargrafodaLista"/>
+        <w:tabs>
+          <w:tab w:val="left" w:pos="1275"/>
+        </w:tabs>
+        <w:rPr>
+          <w:sz w:val="24"/>
+          <w:szCs w:val="24"/>
+        </w:rPr>
+      </w:pPr>
+      <w:r>
+        <w:rPr>
+          <w:noProof/>
+          <w:sz w:val="24"/>
+          <w:szCs w:val="24"/>
+        </w:rPr>
+        <mc:AlternateContent>
+          <mc:Choice Requires="wps">
+            <w:drawing>
+              <wp:anchor distT="0" distB="0" distL="114300" distR="114300" simplePos="0" relativeHeight="251682816" behindDoc="0" locked="0" layoutInCell="1" allowOverlap="1">
+                <wp:simplePos x="0" y="0"/>
+                <wp:positionH relativeFrom="column">
+                  <wp:posOffset>1399142</wp:posOffset>
+                </wp:positionH>
+                <wp:positionV relativeFrom="paragraph">
+                  <wp:posOffset>150959</wp:posOffset>
+                </wp:positionV>
+                <wp:extent cx="361666" cy="1944806"/>
+                <wp:effectExtent l="57150" t="0" r="19685" b="55880"/>
+                <wp:wrapNone/>
+                <wp:docPr id="97" name="Conector de Seta Reta 97"/>
+                <wp:cNvGraphicFramePr/>
+                <a:graphic xmlns:a="http://schemas.openxmlformats.org/drawingml/2006/main">
+                  <a:graphicData uri="http://schemas.microsoft.com/office/word/2010/wordprocessingShape">
+                    <wps:wsp>
+                      <wps:cNvCnPr/>
+                      <wps:spPr>
+                        <a:xfrm flipH="1">
+                          <a:off x="0" y="0"/>
+                          <a:ext cx="361666" cy="1944806"/>
+                        </a:xfrm>
+                        <a:prstGeom prst="straightConnector1">
+                          <a:avLst/>
+                        </a:prstGeom>
+                        <a:ln>
+                          <a:tailEnd type="triangle"/>
+                        </a:ln>
+                      </wps:spPr>
+                      <wps:style>
+                        <a:lnRef idx="1">
+                          <a:schemeClr val="accent1"/>
+                        </a:lnRef>
+                        <a:fillRef idx="0">
+                          <a:schemeClr val="accent1"/>
+                        </a:fillRef>
+                        <a:effectRef idx="0">
+                          <a:schemeClr val="accent1"/>
+                        </a:effectRef>
+                        <a:fontRef idx="minor">
+                          <a:schemeClr val="tx1"/>
+                        </a:fontRef>
+                      </wps:style>
+                      <wps:bodyPr/>
+                    </wps:wsp>
+                  </a:graphicData>
+                </a:graphic>
+              </wp:anchor>
+            </w:drawing>
+          </mc:Choice>
+          <mc:Fallback>
+            <w:pict>
+              <v:shapetype w14:anchorId="0844B743" id="_x0000_t32" coordsize="21600,21600" o:spt="32" o:oned="t" path="m,l21600,21600e" filled="f">
+                <v:path arrowok="t" fillok="f" o:connecttype="none"/>
+                <o:lock v:ext="edit" shapetype="t"/>
+              </v:shapetype>
+              <v:shape id="Conector de Seta Reta 97" o:spid="_x0000_s1026" type="#_x0000_t32" style="position:absolute;margin-left:110.15pt;margin-top:11.9pt;width:28.5pt;height:153.15pt;flip:x;z-index:251682816;visibility:visible;mso-wrap-style:square;mso-wrap-distance-left:9pt;mso-wrap-distance-top:0;mso-wrap-distance-right:9pt;mso-wrap-distance-bottom:0;mso-position-horizontal:absolute;mso-position-horizontal-relative:text;mso-position-vertical:absolute;mso-position-vertical-relative:text" o:gfxdata="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" strokecolor="#4472c4 [3204]" strokeweight=".5pt">
+                <v:stroke endarrow="block" joinstyle="miter"/>
+              </v:shape>
+            </w:pict>
+          </mc:Fallback>
+        </mc:AlternateContent>
+      </w:r>
+      <w:r>
+        <w:rPr>
+          <w:sz w:val="24"/>
+          <w:szCs w:val="24"/>
+        </w:rPr>
+        <w:t xml:space="preserve">50 – Adicionamos o </w:t>
+      </w:r>
+      <w:proofErr w:type="spellStart"/>
+      <w:r>
+        <w:rPr>
+          <w:sz w:val="24"/>
+          <w:szCs w:val="24"/>
+        </w:rPr>
+        <w:t>select</w:t>
+      </w:r>
+      <w:proofErr w:type="spellEnd"/>
+      <w:r>
+        <w:rPr>
+          <w:sz w:val="24"/>
+          <w:szCs w:val="24"/>
+        </w:rPr>
+        <w:t xml:space="preserve"> </w:t>
+      </w:r>
+      <w:r>
+        <w:rPr>
+          <w:sz w:val="24"/>
+          <w:szCs w:val="24"/>
+        </w:rPr>
+        <w:t xml:space="preserve"> e a </w:t>
+      </w:r>
+      <w:proofErr w:type="spellStart"/>
+      <w:r>
+        <w:rPr>
+          <w:sz w:val="24"/>
+          <w:szCs w:val="24"/>
+        </w:rPr>
+        <w:t>legend</w:t>
+      </w:r>
+      <w:proofErr w:type="spellEnd"/>
+      <w:r>
+        <w:rPr>
+          <w:sz w:val="24"/>
+          <w:szCs w:val="24"/>
+        </w:rPr>
+        <w:t xml:space="preserve"> </w:t>
+      </w:r>
+      <w:r>
+        <w:rPr>
+          <w:sz w:val="24"/>
+          <w:szCs w:val="24"/>
+        </w:rPr>
+        <w:t>na nossa página conforme código abaixo</w:t>
+      </w:r>
+    </w:p>
+    <w:p>
+      <w:pPr>
+        <w:pStyle w:val="PargrafodaLista"/>
+        <w:tabs>
+          <w:tab w:val="left" w:pos="1275"/>
+        </w:tabs>
+        <w:rPr>
+          <w:sz w:val="24"/>
+          <w:szCs w:val="24"/>
+        </w:rPr>
+      </w:pPr>
+    </w:p>
+    <w:p>
+      <w:pPr>
+        <w:pStyle w:val="PargrafodaLista"/>
+        <w:tabs>
+          <w:tab w:val="left" w:pos="1275"/>
+        </w:tabs>
+        <w:rPr>
+          <w:sz w:val="24"/>
+          <w:szCs w:val="24"/>
+        </w:rPr>
+      </w:pPr>
+      <w:r>
+        <w:rPr>
+          <w:noProof/>
+          <w:sz w:val="24"/>
+          <w:szCs w:val="24"/>
+        </w:rPr>
+        <mc:AlternateContent>
+          <mc:Choice Requires="wps">
+            <w:drawing>
+              <wp:anchor distT="0" distB="0" distL="114300" distR="114300" simplePos="0" relativeHeight="251681792" behindDoc="0" locked="0" layoutInCell="1" allowOverlap="1">
+                <wp:simplePos x="0" y="0"/>
+                <wp:positionH relativeFrom="column">
+                  <wp:posOffset>3419011</wp:posOffset>
+                </wp:positionH>
+                <wp:positionV relativeFrom="paragraph">
+                  <wp:posOffset>169858</wp:posOffset>
+                </wp:positionV>
+                <wp:extent cx="1385247" cy="61415"/>
+                <wp:effectExtent l="19050" t="76200" r="24765" b="34290"/>
+                <wp:wrapNone/>
+                <wp:docPr id="96" name="Conector de Seta Reta 96"/>
+                <wp:cNvGraphicFramePr/>
+                <a:graphic xmlns:a="http://schemas.openxmlformats.org/drawingml/2006/main">
+                  <a:graphicData uri="http://schemas.microsoft.com/office/word/2010/wordprocessingShape">
+                    <wps:wsp>
+                      <wps:cNvCnPr/>
+                      <wps:spPr>
+                        <a:xfrm flipH="1" flipV="1">
+                          <a:off x="0" y="0"/>
+                          <a:ext cx="1385247" cy="61415"/>
+                        </a:xfrm>
+                        <a:prstGeom prst="straightConnector1">
+                          <a:avLst/>
+                        </a:prstGeom>
+                        <a:ln>
+                          <a:tailEnd type="triangle"/>
+                        </a:ln>
+                      </wps:spPr>
+                      <wps:style>
+                        <a:lnRef idx="1">
+                          <a:schemeClr val="accent1"/>
+                        </a:lnRef>
+                        <a:fillRef idx="0">
+                          <a:schemeClr val="accent1"/>
+                        </a:fillRef>
+                        <a:effectRef idx="0">
+                          <a:schemeClr val="accent1"/>
+                        </a:effectRef>
+                        <a:fontRef idx="minor">
+                          <a:schemeClr val="tx1"/>
+                        </a:fontRef>
+                      </wps:style>
+                      <wps:bodyPr/>
+                    </wps:wsp>
+                  </a:graphicData>
+                </a:graphic>
+              </wp:anchor>
+            </w:drawing>
+          </mc:Choice>
+          <mc:Fallback>
+            <w:pict>
+              <v:shape w14:anchorId="78499943" id="Conector de Seta Reta 96" o:spid="_x0000_s1026" type="#_x0000_t32" style="position:absolute;margin-left:269.2pt;margin-top:13.35pt;width:109.05pt;height:4.85pt;flip:x y;z-index:251681792;visibility:visible;mso-wrap-style:square;mso-wrap-distance-left:9pt;mso-wrap-distance-top:0;mso-wrap-distance-right:9pt;mso-wrap-distance-bottom:0;mso-position-horizontal:absolute;mso-position-horizontal-relative:text;mso-position-vertical:absolute;mso-position-vertical-relative:text" o:gfxdata="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" strokecolor="#4472c4 [3204]" strokeweight=".5pt">
+                <v:stroke endarrow="block" joinstyle="miter"/>
+              </v:shape>
+            </w:pict>
+          </mc:Fallback>
+        </mc:AlternateContent>
+      </w:r>
+      <w:r>
+        <w:rPr>
+          <w:sz w:val="24"/>
+          <w:szCs w:val="24"/>
+        </w:rPr>
+        <w:drawing>
+          <wp:inline distT="0" distB="0" distL="0" distR="0" wp14:anchorId="70FE2C08" wp14:editId="5CB3AD02">
+            <wp:extent cx="6299862" cy="1532221"/>
+            <wp:effectExtent l="0" t="0" r="5715" b="0"/>
+            <wp:docPr id="95" name="Imagem 95"/>
+            <wp:cNvGraphicFramePr>
+              <a:graphicFrameLocks xmlns:a="http://schemas.openxmlformats.org/drawingml/2006/main" noChangeAspect="1"/>
+            </wp:cNvGraphicFramePr>
+            <a:graphic xmlns:a="http://schemas.openxmlformats.org/drawingml/2006/main">
+              <a:graphicData uri="http://schemas.openxmlformats.org/drawingml/2006/picture">
+                <pic:pic xmlns:pic="http://schemas.openxmlformats.org/drawingml/2006/picture">
+                  <pic:nvPicPr>
+                    <pic:cNvPr id="1" name=""/>
+                    <pic:cNvPicPr/>
+                  </pic:nvPicPr>
+                  <pic:blipFill>
+                    <a:blip r:embed="rId80"/>
+                    <a:stretch>
+                      <a:fillRect/>
+                    </a:stretch>
+                  </pic:blipFill>
+                  <pic:spPr>
+                    <a:xfrm>
+                      <a:off x="0" y="0"/>
+                      <a:ext cx="6353617" cy="1545295"/>
+                    </a:xfrm>
+                    <a:prstGeom prst="rect">
+                      <a:avLst/>
+                    </a:prstGeom>
+                  </pic:spPr>
+                </pic:pic>
+              </a:graphicData>
+            </a:graphic>
+          </wp:inline>
+        </w:drawing>
+      </w:r>
+    </w:p>
+    <w:p>
+      <w:pPr>
+        <w:pStyle w:val="PargrafodaLista"/>
+        <w:tabs>
+          <w:tab w:val="left" w:pos="1275"/>
+        </w:tabs>
+        <w:rPr>
+          <w:sz w:val="24"/>
+          <w:szCs w:val="24"/>
+        </w:rPr>
+      </w:pPr>
+      <w:r>
+        <w:rPr>
+          <w:sz w:val="24"/>
+          <w:szCs w:val="24"/>
+        </w:rPr>
+        <w:drawing>
+          <wp:inline distT="0" distB="0" distL="0" distR="0" wp14:anchorId="0D4FD232" wp14:editId="4A3F890D">
+            <wp:extent cx="6373114" cy="2105319"/>
+            <wp:effectExtent l="0" t="0" r="0" b="9525"/>
+            <wp:docPr id="94" name="Imagem 94"/>
+            <wp:cNvGraphicFramePr>
+              <a:graphicFrameLocks xmlns:a="http://schemas.openxmlformats.org/drawingml/2006/main" noChangeAspect="1"/>
+            </wp:cNvGraphicFramePr>
+            <a:graphic xmlns:a="http://schemas.openxmlformats.org/drawingml/2006/main">
+              <a:graphicData uri="http://schemas.openxmlformats.org/drawingml/2006/picture">
+                <pic:pic xmlns:pic="http://schemas.openxmlformats.org/drawingml/2006/picture">
+                  <pic:nvPicPr>
+                    <pic:cNvPr id="1" name=""/>
+                    <pic:cNvPicPr/>
+                  </pic:nvPicPr>
+                  <pic:blipFill>
+                    <a:blip r:embed="rId81"/>
+                    <a:stretch>
+                      <a:fillRect/>
+                    </a:stretch>
+                  </pic:blipFill>
+                  <pic:spPr>
+                    <a:xfrm>
+                      <a:off x="0" y="0"/>
+                      <a:ext cx="6373114" cy="2105319"/>
+                    </a:xfrm>
+                    <a:prstGeom prst="rect">
+                      <a:avLst/>
+                    </a:prstGeom>
+                  </pic:spPr>
+                </pic:pic>
+              </a:graphicData>
+            </a:graphic>
+          </wp:inline>
+        </w:drawing>
+      </w:r>
+    </w:p>
+    <w:p>
+      <w:pPr>
+        <w:pStyle w:val="PargrafodaLista"/>
+        <w:tabs>
+          <w:tab w:val="left" w:pos="1275"/>
+        </w:tabs>
+        <w:rPr>
+          <w:sz w:val="24"/>
+          <w:szCs w:val="24"/>
+        </w:rPr>
+      </w:pPr>
+    </w:p>
+    <w:p>
+      <w:pPr>
+        <w:pStyle w:val="PargrafodaLista"/>
+        <w:tabs>
+          <w:tab w:val="left" w:pos="1275"/>
+        </w:tabs>
+        <w:rPr>
+          <w:sz w:val="24"/>
+          <w:szCs w:val="24"/>
+        </w:rPr>
+      </w:pPr>
+      <w:r>
+        <w:rPr>
+          <w:sz w:val="24"/>
+          <w:szCs w:val="24"/>
+        </w:rPr>
+        <w:t xml:space="preserve">51 </w:t>
+      </w:r>
+      <w:r>
+        <w:rPr>
+          <w:sz w:val="24"/>
+          <w:szCs w:val="24"/>
+        </w:rPr>
+        <w:t>–</w:t>
+      </w:r>
+      <w:r>
+        <w:rPr>
+          <w:sz w:val="24"/>
+          <w:szCs w:val="24"/>
+        </w:rPr>
+        <w:t xml:space="preserve"> </w:t>
+      </w:r>
+      <w:r>
+        <w:rPr>
+          <w:sz w:val="24"/>
+          <w:szCs w:val="24"/>
+        </w:rPr>
+        <w:t xml:space="preserve">Colocamos um espaço externo para cima e para baixo no </w:t>
+      </w:r>
+      <w:proofErr w:type="spellStart"/>
+      <w:r>
+        <w:rPr>
+          <w:sz w:val="24"/>
+          <w:szCs w:val="24"/>
+        </w:rPr>
+        <w:t>checkbox</w:t>
+      </w:r>
+      <w:proofErr w:type="spellEnd"/>
+      <w:r>
+        <w:rPr>
+          <w:sz w:val="24"/>
+          <w:szCs w:val="24"/>
+        </w:rPr>
+        <w:t xml:space="preserve"> conforme código.</w:t>
+      </w:r>
+    </w:p>
+    <w:p>
+      <w:pPr>
+        <w:pStyle w:val="PargrafodaLista"/>
+        <w:tabs>
+          <w:tab w:val="left" w:pos="1275"/>
+        </w:tabs>
+        <w:rPr>
+          <w:sz w:val="24"/>
+          <w:szCs w:val="24"/>
+        </w:rPr>
+      </w:pPr>
+    </w:p>
+    <w:p>
+      <w:pPr>
+        <w:pStyle w:val="PargrafodaLista"/>
+        <w:tabs>
+          <w:tab w:val="left" w:pos="1275"/>
+        </w:tabs>
+        <w:rPr>
+          <w:sz w:val="24"/>
+          <w:szCs w:val="24"/>
+        </w:rPr>
+      </w:pPr>
+      <w:r>
+        <w:rPr>
+          <w:noProof/>
+          <w:sz w:val="24"/>
+          <w:szCs w:val="24"/>
+        </w:rPr>
+        <mc:AlternateContent>
+          <mc:Choice Requires="wps">
+            <w:drawing>
+              <wp:anchor distT="0" distB="0" distL="114300" distR="114300" simplePos="0" relativeHeight="251683840" behindDoc="0" locked="0" layoutInCell="1" allowOverlap="1">
+                <wp:simplePos x="0" y="0"/>
+                <wp:positionH relativeFrom="column">
+                  <wp:posOffset>2054233</wp:posOffset>
+                </wp:positionH>
+                <wp:positionV relativeFrom="paragraph">
+                  <wp:posOffset>561928</wp:posOffset>
+                </wp:positionV>
+                <wp:extent cx="668741" cy="45719"/>
+                <wp:effectExtent l="0" t="38100" r="36195" b="88265"/>
+                <wp:wrapNone/>
+                <wp:docPr id="100" name="Conector de Seta Reta 100"/>
+                <wp:cNvGraphicFramePr/>
+                <a:graphic xmlns:a="http://schemas.openxmlformats.org/drawingml/2006/main">
+                  <a:graphicData uri="http://schemas.microsoft.com/office/word/2010/wordprocessingShape">
+                    <wps:wsp>
+                      <wps:cNvCnPr/>
+                      <wps:spPr>
+                        <a:xfrm>
+                          <a:off x="0" y="0"/>
+                          <a:ext cx="668741" cy="45719"/>
+                        </a:xfrm>
+                        <a:prstGeom prst="straightConnector1">
+                          <a:avLst/>
+                        </a:prstGeom>
+                        <a:ln>
+                          <a:tailEnd type="triangle"/>
+                        </a:ln>
+                      </wps:spPr>
+                      <wps:style>
+                        <a:lnRef idx="1">
+                          <a:schemeClr val="accent1"/>
+                        </a:lnRef>
+                        <a:fillRef idx="0">
+                          <a:schemeClr val="accent1"/>
+                        </a:fillRef>
+                        <a:effectRef idx="0">
+                          <a:schemeClr val="accent1"/>
+                        </a:effectRef>
+                        <a:fontRef idx="minor">
+                          <a:schemeClr val="tx1"/>
+                        </a:fontRef>
+                      </wps:style>
+                      <wps:bodyPr/>
+                    </wps:wsp>
+                  </a:graphicData>
+                </a:graphic>
+                <wp14:sizeRelH relativeFrom="margin">
+                  <wp14:pctWidth>0</wp14:pctWidth>
+                </wp14:sizeRelH>
+                <wp14:sizeRelV relativeFrom="margin">
+                  <wp14:pctHeight>0</wp14:pctHeight>
+                </wp14:sizeRelV>
+              </wp:anchor>
+            </w:drawing>
+          </mc:Choice>
+          <mc:Fallback>
+            <w:pict>
+              <v:shape w14:anchorId="6EFD887D" id="Conector de Seta Reta 100" o:spid="_x0000_s1026" type="#_x0000_t32" style="position:absolute;margin-left:161.75pt;margin-top:44.25pt;width:52.65pt;height:3.6pt;z-index:251683840;visibility:visible;mso-wrap-style:square;mso-width-percent:0;mso-height-percent:0;mso-wrap-distance-left:9pt;mso-wrap-distance-top:0;mso-wrap-distance-right:9pt;mso-wrap-distance-bottom:0;mso-position-horizontal:absolute;mso-position-horizontal-relative:text;mso-position-vertical:absolute;mso-position-vertical-relative:text;mso-width-percent:0;mso-height-percent:0;mso-width-relative:margin;mso-height-relative:margin" o:gfxdata="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" strokecolor="#4472c4 [3204]" strokeweight=".5pt">
+                <v:stroke endarrow="block" joinstyle="miter"/>
+              </v:shape>
+            </w:pict>
+          </mc:Fallback>
+        </mc:AlternateContent>
+      </w:r>
+      <w:r>
+        <w:rPr>
+          <w:sz w:val="24"/>
+          <w:szCs w:val="24"/>
+        </w:rPr>
+        <w:drawing>
+          <wp:inline distT="0" distB="0" distL="0" distR="0" wp14:anchorId="0424DAA9" wp14:editId="3BDB993D">
+            <wp:extent cx="2210510" cy="1005565"/>
+            <wp:effectExtent l="0" t="0" r="0" b="4445"/>
+            <wp:docPr id="98" name="Imagem 98"/>
+            <wp:cNvGraphicFramePr>
+              <a:graphicFrameLocks xmlns:a="http://schemas.openxmlformats.org/drawingml/2006/main" noChangeAspect="1"/>
+            </wp:cNvGraphicFramePr>
+            <a:graphic xmlns:a="http://schemas.openxmlformats.org/drawingml/2006/main">
+              <a:graphicData uri="http://schemas.openxmlformats.org/drawingml/2006/picture">
+                <pic:pic xmlns:pic="http://schemas.openxmlformats.org/drawingml/2006/picture">
+                  <pic:nvPicPr>
+                    <pic:cNvPr id="1" name=""/>
+                    <pic:cNvPicPr/>
+                  </pic:nvPicPr>
+                  <pic:blipFill>
+                    <a:blip r:embed="rId82"/>
+                    <a:stretch>
+                      <a:fillRect/>
+                    </a:stretch>
+                  </pic:blipFill>
+                  <pic:spPr>
+                    <a:xfrm>
+                      <a:off x="0" y="0"/>
+                      <a:ext cx="2246062" cy="1021738"/>
+                    </a:xfrm>
+                    <a:prstGeom prst="rect">
+                      <a:avLst/>
+                    </a:prstGeom>
+                  </pic:spPr>
+                </pic:pic>
+              </a:graphicData>
+            </a:graphic>
+          </wp:inline>
+        </w:drawing>
+      </w:r>
+      <w:r>
+        <w:rPr>
+          <w:sz w:val="24"/>
+          <w:szCs w:val="24"/>
+        </w:rPr>
+        <w:drawing>
+          <wp:inline distT="0" distB="0" distL="0" distR="0" wp14:anchorId="72329500" wp14:editId="2A8553ED">
+            <wp:extent cx="4008351" cy="1223038"/>
+            <wp:effectExtent l="0" t="0" r="0" b="0"/>
+            <wp:docPr id="99" name="Imagem 99"/>
+            <wp:cNvGraphicFramePr>
+              <a:graphicFrameLocks xmlns:a="http://schemas.openxmlformats.org/drawingml/2006/main" noChangeAspect="1"/>
+            </wp:cNvGraphicFramePr>
+            <a:graphic xmlns:a="http://schemas.openxmlformats.org/drawingml/2006/main">
+              <a:graphicData uri="http://schemas.openxmlformats.org/drawingml/2006/picture">
+                <pic:pic xmlns:pic="http://schemas.openxmlformats.org/drawingml/2006/picture">
+                  <pic:nvPicPr>
+                    <pic:cNvPr id="1" name=""/>
+                    <pic:cNvPicPr/>
+                  </pic:nvPicPr>
+                  <pic:blipFill>
+                    <a:blip r:embed="rId83"/>
+                    <a:stretch>
+                      <a:fillRect/>
+                    </a:stretch>
+                  </pic:blipFill>
+                  <pic:spPr>
+                    <a:xfrm>
+                      <a:off x="0" y="0"/>
+                      <a:ext cx="4026976" cy="1228721"/>
+                    </a:xfrm>
+                    <a:prstGeom prst="rect">
+                      <a:avLst/>
+                    </a:prstGeom>
+                  </pic:spPr>
+                </pic:pic>
+              </a:graphicData>
+            </a:graphic>
+          </wp:inline>
+        </w:drawing>
+      </w:r>
+    </w:p>
+    <w:p>
+      <w:pPr>
+        <w:pStyle w:val="PargrafodaLista"/>
+        <w:tabs>
+          <w:tab w:val="left" w:pos="1275"/>
+        </w:tabs>
+        <w:rPr>
+          <w:sz w:val="24"/>
+          <w:szCs w:val="24"/>
+        </w:rPr>
+      </w:pPr>
+      <w:r>
+        <w:rPr>
+          <w:sz w:val="24"/>
+          <w:szCs w:val="24"/>
+        </w:rPr>
+        <w:drawing>
+          <wp:inline distT="0" distB="0" distL="0" distR="0" wp14:anchorId="10EEF4BF" wp14:editId="3A2FF85D">
+            <wp:extent cx="7535834" cy="403706"/>
+            <wp:effectExtent l="0" t="0" r="0" b="0"/>
+            <wp:docPr id="101" name="Imagem 101"/>
+            <wp:cNvGraphicFramePr>
+              <a:graphicFrameLocks xmlns:a="http://schemas.openxmlformats.org/drawingml/2006/main" noChangeAspect="1"/>
+            </wp:cNvGraphicFramePr>
+            <a:graphic xmlns:a="http://schemas.openxmlformats.org/drawingml/2006/main">
+              <a:graphicData uri="http://schemas.openxmlformats.org/drawingml/2006/picture">
+                <pic:pic xmlns:pic="http://schemas.openxmlformats.org/drawingml/2006/picture">
+                  <pic:nvPicPr>
+                    <pic:cNvPr id="1" name=""/>
+                    <pic:cNvPicPr/>
+                  </pic:nvPicPr>
+                  <pic:blipFill>
+                    <a:blip r:embed="rId84"/>
+                    <a:stretch>
+                      <a:fillRect/>
+                    </a:stretch>
+                  </pic:blipFill>
+                  <pic:spPr>
+                    <a:xfrm>
+                      <a:off x="0" y="0"/>
+                      <a:ext cx="7853078" cy="420701"/>
+                    </a:xfrm>
+                    <a:prstGeom prst="rect">
+                      <a:avLst/>
+                    </a:prstGeom>
+                  </pic:spPr>
+                </pic:pic>
+              </a:graphicData>
+            </a:graphic>
+          </wp:inline>
+        </w:drawing>
+      </w:r>
+    </w:p>
+    <w:p>
+      <w:pPr>
+        <w:pStyle w:val="PargrafodaLista"/>
+        <w:tabs>
+          <w:tab w:val="left" w:pos="1275"/>
+        </w:tabs>
+        <w:rPr>
+          <w:sz w:val="24"/>
+          <w:szCs w:val="24"/>
+        </w:rPr>
+      </w:pPr>
+    </w:p>
+    <w:p>
+      <w:pPr>
+        <w:pStyle w:val="PargrafodaLista"/>
+        <w:tabs>
+          <w:tab w:val="left" w:pos="1275"/>
+        </w:tabs>
+        <w:rPr>
+          <w:sz w:val="24"/>
+          <w:szCs w:val="24"/>
+        </w:rPr>
+      </w:pPr>
+      <w:r>
+        <w:rPr>
+          <w:noProof/>
+          <w:sz w:val="24"/>
+          <w:szCs w:val="24"/>
+        </w:rPr>
+        <mc:AlternateContent>
+          <mc:Choice Requires="wps">
+            <w:drawing>
+              <wp:anchor distT="0" distB="0" distL="114300" distR="114300" simplePos="0" relativeHeight="251685888" behindDoc="0" locked="0" layoutInCell="1" allowOverlap="1">
+                <wp:simplePos x="0" y="0"/>
+                <wp:positionH relativeFrom="column">
+                  <wp:posOffset>2954987</wp:posOffset>
+                </wp:positionH>
+                <wp:positionV relativeFrom="paragraph">
+                  <wp:posOffset>156608</wp:posOffset>
+                </wp:positionV>
+                <wp:extent cx="3275462" cy="2859206"/>
+                <wp:effectExtent l="38100" t="0" r="20320" b="55880"/>
+                <wp:wrapNone/>
+                <wp:docPr id="104" name="Conector de Seta Reta 104"/>
+                <wp:cNvGraphicFramePr/>
+                <a:graphic xmlns:a="http://schemas.openxmlformats.org/drawingml/2006/main">
+                  <a:graphicData uri="http://schemas.microsoft.com/office/word/2010/wordprocessingShape">
+                    <wps:wsp>
+                      <wps:cNvCnPr/>
+                      <wps:spPr>
+                        <a:xfrm flipH="1">
+                          <a:off x="0" y="0"/>
+                          <a:ext cx="3275462" cy="2859206"/>
+                        </a:xfrm>
+                        <a:prstGeom prst="straightConnector1">
+                          <a:avLst/>
+                        </a:prstGeom>
+                        <a:ln>
+                          <a:tailEnd type="triangle"/>
+                        </a:ln>
+                      </wps:spPr>
+                      <wps:style>
+                        <a:lnRef idx="1">
+                          <a:schemeClr val="accent1"/>
+                        </a:lnRef>
+                        <a:fillRef idx="0">
+                          <a:schemeClr val="accent1"/>
+                        </a:fillRef>
+                        <a:effectRef idx="0">
+                          <a:schemeClr val="accent1"/>
+                        </a:effectRef>
+                        <a:fontRef idx="minor">
+                          <a:schemeClr val="tx1"/>
+                        </a:fontRef>
+                      </wps:style>
+                      <wps:bodyPr/>
+                    </wps:wsp>
+                  </a:graphicData>
+                </a:graphic>
+              </wp:anchor>
+            </w:drawing>
+          </mc:Choice>
+          <mc:Fallback>
+            <w:pict>
+              <v:shape w14:anchorId="3AA87401" id="Conector de Seta Reta 104" o:spid="_x0000_s1026" type="#_x0000_t32" style="position:absolute;margin-left:232.7pt;margin-top:12.35pt;width:257.9pt;height:225.15pt;flip:x;z-index:251685888;visibility:visible;mso-wrap-style:square;mso-wrap-distance-left:9pt;mso-wrap-distance-top:0;mso-wrap-distance-right:9pt;mso-wrap-distance-bottom:0;mso-position-horizontal:absolute;mso-position-horizontal-relative:text;mso-position-vertical:absolute;mso-position-vertical-relative:text" o:gfxdata="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" strokecolor="#4472c4 [3204]" strokeweight=".5pt">
+                <v:stroke endarrow="block" joinstyle="miter"/>
+              </v:shape>
+            </w:pict>
+          </mc:Fallback>
+        </mc:AlternateContent>
+      </w:r>
+      <w:r>
+        <w:rPr>
+          <w:sz w:val="24"/>
+          <w:szCs w:val="24"/>
+        </w:rPr>
+        <w:t xml:space="preserve">52- Trocamos os tipos de inputs </w:t>
+      </w:r>
+      <w:r>
+        <w:rPr>
+          <w:sz w:val="24"/>
+          <w:szCs w:val="24"/>
+        </w:rPr>
+        <w:t xml:space="preserve">de </w:t>
+      </w:r>
+      <w:proofErr w:type="spellStart"/>
+      <w:r>
+        <w:rPr>
+          <w:sz w:val="24"/>
+          <w:szCs w:val="24"/>
+        </w:rPr>
+        <w:t>text</w:t>
+      </w:r>
+      <w:proofErr w:type="spellEnd"/>
+      <w:r>
+        <w:rPr>
+          <w:sz w:val="24"/>
+          <w:szCs w:val="24"/>
+        </w:rPr>
+        <w:t xml:space="preserve"> para os seus respectivos  como por exemplo </w:t>
+      </w:r>
+      <w:proofErr w:type="spellStart"/>
+      <w:r>
+        <w:rPr>
+          <w:sz w:val="24"/>
+          <w:szCs w:val="24"/>
+        </w:rPr>
+        <w:t>email</w:t>
+      </w:r>
+      <w:proofErr w:type="spellEnd"/>
+      <w:r>
+        <w:rPr>
+          <w:sz w:val="24"/>
+          <w:szCs w:val="24"/>
+        </w:rPr>
+        <w:t xml:space="preserve">, </w:t>
+      </w:r>
+      <w:proofErr w:type="spellStart"/>
+      <w:r>
+        <w:rPr>
+          <w:sz w:val="24"/>
+          <w:szCs w:val="24"/>
+        </w:rPr>
+        <w:t>tel</w:t>
+      </w:r>
+      <w:proofErr w:type="spellEnd"/>
+      <w:r>
+        <w:rPr>
+          <w:sz w:val="24"/>
+          <w:szCs w:val="24"/>
+        </w:rPr>
+        <w:t xml:space="preserve"> </w:t>
+      </w:r>
+      <w:r>
+        <w:rPr>
+          <w:sz w:val="24"/>
+          <w:szCs w:val="24"/>
+        </w:rPr>
+        <w:t>para telefone.</w:t>
+      </w:r>
+    </w:p>
+    <w:p>
+      <w:pPr>
+        <w:pStyle w:val="PargrafodaLista"/>
+        <w:tabs>
+          <w:tab w:val="left" w:pos="1275"/>
+        </w:tabs>
+        <w:rPr>
+          <w:sz w:val="24"/>
+          <w:szCs w:val="24"/>
+        </w:rPr>
+      </w:pPr>
+    </w:p>
+    <w:p>
+      <w:pPr>
+        <w:pStyle w:val="PargrafodaLista"/>
+        <w:tabs>
+          <w:tab w:val="left" w:pos="1275"/>
+        </w:tabs>
+        <w:rPr>
+          <w:sz w:val="24"/>
+          <w:szCs w:val="24"/>
+        </w:rPr>
+      </w:pPr>
+      <w:r>
+        <w:rPr>
+          <w:noProof/>
+          <w:sz w:val="24"/>
+          <w:szCs w:val="24"/>
+        </w:rPr>
+        <mc:AlternateContent>
+          <mc:Choice Requires="wps">
+            <w:drawing>
+              <wp:anchor distT="0" distB="0" distL="114300" distR="114300" simplePos="0" relativeHeight="251684864" behindDoc="0" locked="0" layoutInCell="1" allowOverlap="1">
+                <wp:simplePos x="0" y="0"/>
+                <wp:positionH relativeFrom="column">
+                  <wp:posOffset>3193822</wp:posOffset>
+                </wp:positionH>
+                <wp:positionV relativeFrom="paragraph">
+                  <wp:posOffset>-240115</wp:posOffset>
+                </wp:positionV>
+                <wp:extent cx="2627194" cy="1985294"/>
+                <wp:effectExtent l="38100" t="0" r="20955" b="53340"/>
+                <wp:wrapNone/>
+                <wp:docPr id="103" name="Conector de Seta Reta 103"/>
+                <wp:cNvGraphicFramePr/>
+                <a:graphic xmlns:a="http://schemas.openxmlformats.org/drawingml/2006/main">
+                  <a:graphicData uri="http://schemas.microsoft.com/office/word/2010/wordprocessingShape">
+                    <wps:wsp>
+                      <wps:cNvCnPr/>
+                      <wps:spPr>
+                        <a:xfrm flipH="1">
+                          <a:off x="0" y="0"/>
+                          <a:ext cx="2627194" cy="1985294"/>
+                        </a:xfrm>
+                        <a:prstGeom prst="straightConnector1">
+                          <a:avLst/>
+                        </a:prstGeom>
+                        <a:ln>
+                          <a:tailEnd type="triangle"/>
+                        </a:ln>
+                      </wps:spPr>
+                      <wps:style>
+                        <a:lnRef idx="1">
+                          <a:schemeClr val="accent1"/>
+                        </a:lnRef>
+                        <a:fillRef idx="0">
+                          <a:schemeClr val="accent1"/>
+                        </a:fillRef>
+                        <a:effectRef idx="0">
+                          <a:schemeClr val="accent1"/>
+                        </a:effectRef>
+                        <a:fontRef idx="minor">
+                          <a:schemeClr val="tx1"/>
+                        </a:fontRef>
+                      </wps:style>
+                      <wps:bodyPr/>
+                    </wps:wsp>
+                  </a:graphicData>
+                </a:graphic>
+                <wp14:sizeRelH relativeFrom="margin">
+                  <wp14:pctWidth>0</wp14:pctWidth>
+                </wp14:sizeRelH>
+                <wp14:sizeRelV relativeFrom="margin">
+                  <wp14:pctHeight>0</wp14:pctHeight>
+                </wp14:sizeRelV>
+              </wp:anchor>
+            </w:drawing>
+          </mc:Choice>
+          <mc:Fallback>
+            <w:pict>
+              <v:shape w14:anchorId="6B81A0F6" id="Conector de Seta Reta 103" o:spid="_x0000_s1026" type="#_x0000_t32" style="position:absolute;margin-left:251.5pt;margin-top:-18.9pt;width:206.85pt;height:156.3pt;flip:x;z-index:251684864;visibility:visible;mso-wrap-style:square;mso-width-percent:0;mso-height-percent:0;mso-wrap-distance-left:9pt;mso-wrap-distance-top:0;mso-wrap-distance-right:9pt;mso-wrap-distance-bottom:0;mso-position-horizontal:absolute;mso-position-horizontal-relative:text;mso-position-vertical:absolute;mso-position-vertical-relative:text;mso-width-percent:0;mso-height-percent:0;mso-width-relative:margin;mso-height-relative:margin" o:gfxdata="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" strokecolor="#4472c4 [3204]" strokeweight=".5pt">
+                <v:stroke endarrow="block" joinstyle="miter"/>
+              </v:shape>
+            </w:pict>
+          </mc:Fallback>
+        </mc:AlternateContent>
+      </w:r>
+      <w:r>
+        <w:rPr>
+          <w:sz w:val="24"/>
+          <w:szCs w:val="24"/>
+        </w:rPr>
+        <w:drawing>
+          <wp:inline distT="0" distB="0" distL="0" distR="0" wp14:anchorId="6D1FF557" wp14:editId="319F4502">
+            <wp:extent cx="7068536" cy="3019846"/>
+            <wp:effectExtent l="0" t="0" r="0" b="9525"/>
+            <wp:docPr id="102" name="Imagem 102"/>
+            <wp:cNvGraphicFramePr>
+              <a:graphicFrameLocks xmlns:a="http://schemas.openxmlformats.org/drawingml/2006/main" noChangeAspect="1"/>
+            </wp:cNvGraphicFramePr>
+            <a:graphic xmlns:a="http://schemas.openxmlformats.org/drawingml/2006/main">
+              <a:graphicData uri="http://schemas.openxmlformats.org/drawingml/2006/picture">
+                <pic:pic xmlns:pic="http://schemas.openxmlformats.org/drawingml/2006/picture">
+                  <pic:nvPicPr>
+                    <pic:cNvPr id="1" name=""/>
+                    <pic:cNvPicPr/>
+                  </pic:nvPicPr>
+                  <pic:blipFill>
+                    <a:blip r:embed="rId85"/>
+                    <a:stretch>
+                      <a:fillRect/>
+                    </a:stretch>
+                  </pic:blipFill>
+                  <pic:spPr>
+                    <a:xfrm>
+                      <a:off x="0" y="0"/>
+                      <a:ext cx="7068536" cy="3019846"/>
+                    </a:xfrm>
+                    <a:prstGeom prst="rect">
+                      <a:avLst/>
+                    </a:prstGeom>
+                  </pic:spPr>
+                </pic:pic>
+              </a:graphicData>
+            </a:graphic>
+          </wp:inline>
+        </w:drawing>
+      </w:r>
+    </w:p>
+    <w:p>
+      <w:pPr>
+        <w:pStyle w:val="PargrafodaLista"/>
+        <w:tabs>
+          <w:tab w:val="left" w:pos="1275"/>
+        </w:tabs>
+        <w:rPr>
+          <w:sz w:val="24"/>
+          <w:szCs w:val="24"/>
+        </w:rPr>
+      </w:pPr>
+    </w:p>
+    <w:p>
+      <w:pPr>
+        <w:pStyle w:val="PargrafodaLista"/>
+        <w:tabs>
+          <w:tab w:val="left" w:pos="1275"/>
+        </w:tabs>
+        <w:rPr>
+          <w:sz w:val="24"/>
+          <w:szCs w:val="24"/>
+        </w:rPr>
+      </w:pPr>
+    </w:p>
+    <w:p>
+      <w:pPr>
+        <w:pStyle w:val="PargrafodaLista"/>
+        <w:tabs>
+          <w:tab w:val="left" w:pos="1275"/>
+        </w:tabs>
+        <w:rPr>
+          <w:sz w:val="24"/>
+          <w:szCs w:val="24"/>
+        </w:rPr>
+      </w:pPr>
+      <w:r>
+        <w:rPr>
+          <w:noProof/>
+          <w:sz w:val="24"/>
+          <w:szCs w:val="24"/>
+        </w:rPr>
+        <mc:AlternateContent>
+          <mc:Choice Requires="wps">
+            <w:drawing>
+              <wp:anchor distT="0" distB="0" distL="114300" distR="114300" simplePos="0" relativeHeight="251686912" behindDoc="0" locked="0" layoutInCell="1" allowOverlap="1">
+                <wp:simplePos x="0" y="0"/>
+                <wp:positionH relativeFrom="column">
+                  <wp:posOffset>6476109</wp:posOffset>
+                </wp:positionH>
+                <wp:positionV relativeFrom="paragraph">
+                  <wp:posOffset>194936</wp:posOffset>
+                </wp:positionV>
+                <wp:extent cx="552734" cy="511791"/>
+                <wp:effectExtent l="0" t="0" r="76200" b="60325"/>
+                <wp:wrapNone/>
+                <wp:docPr id="106" name="Conector de Seta Reta 106"/>
+                <wp:cNvGraphicFramePr/>
+                <a:graphic xmlns:a="http://schemas.openxmlformats.org/drawingml/2006/main">
+                  <a:graphicData uri="http://schemas.microsoft.com/office/word/2010/wordprocessingShape">
+                    <wps:wsp>
+                      <wps:cNvCnPr/>
+                      <wps:spPr>
+                        <a:xfrm>
+                          <a:off x="0" y="0"/>
+                          <a:ext cx="552734" cy="511791"/>
+                        </a:xfrm>
+                        <a:prstGeom prst="straightConnector1">
+                          <a:avLst/>
+                        </a:prstGeom>
+                        <a:ln>
+                          <a:tailEnd type="triangle"/>
+                        </a:ln>
+                      </wps:spPr>
+                      <wps:style>
+                        <a:lnRef idx="1">
+                          <a:schemeClr val="accent1"/>
+                        </a:lnRef>
+                        <a:fillRef idx="0">
+                          <a:schemeClr val="accent1"/>
+                        </a:fillRef>
+                        <a:effectRef idx="0">
+                          <a:schemeClr val="accent1"/>
+                        </a:effectRef>
+                        <a:fontRef idx="minor">
+                          <a:schemeClr val="tx1"/>
+                        </a:fontRef>
+                      </wps:style>
+                      <wps:bodyPr/>
+                    </wps:wsp>
+                  </a:graphicData>
+                </a:graphic>
+              </wp:anchor>
+            </w:drawing>
+          </mc:Choice>
+          <mc:Fallback>
+            <w:pict>
+              <v:shape w14:anchorId="014186AB" id="Conector de Seta Reta 106" o:spid="_x0000_s1026" type="#_x0000_t32" style="position:absolute;margin-left:509.95pt;margin-top:15.35pt;width:43.5pt;height:40.3pt;z-index:251686912;visibility:visible;mso-wrap-style:square;mso-wrap-distance-left:9pt;mso-wrap-distance-top:0;mso-wrap-distance-right:9pt;mso-wrap-distance-bottom:0;mso-position-horizontal:absolute;mso-position-horizontal-relative:text;mso-position-vertical:absolute;mso-position-vertical-relative:text" o:gfxdata="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" strokecolor="#4472c4 [3204]" strokeweight=".5pt">
+                <v:stroke endarrow="block" joinstyle="miter"/>
+              </v:shape>
+            </w:pict>
+          </mc:Fallback>
+        </mc:AlternateContent>
+      </w:r>
+      <w:r>
+        <w:rPr>
+          <w:sz w:val="24"/>
+          <w:szCs w:val="24"/>
+        </w:rPr>
+        <w:t xml:space="preserve">53- Para deixar os campos de forma obrigatório inserimos o comando do </w:t>
+      </w:r>
+      <w:proofErr w:type="spellStart"/>
+      <w:r>
+        <w:rPr>
+          <w:sz w:val="24"/>
+          <w:szCs w:val="24"/>
+        </w:rPr>
+        <w:t>requ</w:t>
+      </w:r>
+      <w:r>
+        <w:rPr>
+          <w:sz w:val="24"/>
+          <w:szCs w:val="24"/>
+        </w:rPr>
+        <w:t>i</w:t>
+      </w:r>
+      <w:r>
+        <w:rPr>
+          <w:sz w:val="24"/>
+          <w:szCs w:val="24"/>
+        </w:rPr>
+        <w:t>r</w:t>
+      </w:r>
+      <w:r>
+        <w:rPr>
+          <w:sz w:val="24"/>
+          <w:szCs w:val="24"/>
+        </w:rPr>
+        <w:t>e</w:t>
+      </w:r>
+      <w:r>
+        <w:rPr>
+          <w:sz w:val="24"/>
+          <w:szCs w:val="24"/>
+        </w:rPr>
+        <w:t>d</w:t>
+      </w:r>
+      <w:proofErr w:type="spellEnd"/>
+      <w:r>
+        <w:rPr>
+          <w:sz w:val="24"/>
+          <w:szCs w:val="24"/>
+        </w:rPr>
+        <w:t xml:space="preserve"> conforme código:</w:t>
+      </w:r>
+    </w:p>
+    <w:p>
+      <w:pPr>
+        <w:pStyle w:val="PargrafodaLista"/>
+        <w:tabs>
+          <w:tab w:val="left" w:pos="1275"/>
+        </w:tabs>
+        <w:rPr>
+          <w:sz w:val="24"/>
+          <w:szCs w:val="24"/>
+        </w:rPr>
+      </w:pPr>
+    </w:p>
+    <w:p>
+      <w:pPr>
+        <w:pStyle w:val="PargrafodaLista"/>
+        <w:tabs>
+          <w:tab w:val="left" w:pos="1275"/>
+        </w:tabs>
+        <w:rPr>
+          <w:sz w:val="24"/>
+          <w:szCs w:val="24"/>
+        </w:rPr>
+      </w:pPr>
+      <w:r>
+        <w:rPr>
+          <w:noProof/>
+          <w:sz w:val="24"/>
+          <w:szCs w:val="24"/>
+        </w:rPr>
+        <mc:AlternateContent>
+          <mc:Choice Requires="wps">
+            <w:drawing>
+              <wp:anchor distT="0" distB="0" distL="114300" distR="114300" simplePos="0" relativeHeight="251688960" behindDoc="0" locked="0" layoutInCell="1" allowOverlap="1">
+                <wp:simplePos x="0" y="0"/>
+                <wp:positionH relativeFrom="column">
+                  <wp:posOffset>7274503</wp:posOffset>
+                </wp:positionH>
+                <wp:positionV relativeFrom="paragraph">
+                  <wp:posOffset>1564962</wp:posOffset>
+                </wp:positionV>
+                <wp:extent cx="218364" cy="607326"/>
+                <wp:effectExtent l="0" t="0" r="67945" b="59690"/>
+                <wp:wrapNone/>
+                <wp:docPr id="108" name="Conector de Seta Reta 108"/>
+                <wp:cNvGraphicFramePr/>
+                <a:graphic xmlns:a="http://schemas.openxmlformats.org/drawingml/2006/main">
+                  <a:graphicData uri="http://schemas.microsoft.com/office/word/2010/wordprocessingShape">
+                    <wps:wsp>
+                      <wps:cNvCnPr/>
+                      <wps:spPr>
+                        <a:xfrm>
+                          <a:off x="0" y="0"/>
+                          <a:ext cx="218364" cy="607326"/>
+                        </a:xfrm>
+                        <a:prstGeom prst="straightConnector1">
+                          <a:avLst/>
+                        </a:prstGeom>
+                        <a:ln>
+                          <a:tailEnd type="triangle"/>
+                        </a:ln>
+                      </wps:spPr>
+                      <wps:style>
+                        <a:lnRef idx="1">
+                          <a:schemeClr val="accent1"/>
+                        </a:lnRef>
+                        <a:fillRef idx="0">
+                          <a:schemeClr val="accent1"/>
+                        </a:fillRef>
+                        <a:effectRef idx="0">
+                          <a:schemeClr val="accent1"/>
+                        </a:effectRef>
+                        <a:fontRef idx="minor">
+                          <a:schemeClr val="tx1"/>
+                        </a:fontRef>
+                      </wps:style>
+                      <wps:bodyPr/>
+                    </wps:wsp>
+                  </a:graphicData>
+                </a:graphic>
+              </wp:anchor>
+            </w:drawing>
+          </mc:Choice>
+          <mc:Fallback>
+            <w:pict>
+              <v:shape w14:anchorId="36FE5B6E" id="Conector de Seta Reta 108" o:spid="_x0000_s1026" type="#_x0000_t32" style="position:absolute;margin-left:572.8pt;margin-top:123.25pt;width:17.2pt;height:47.8pt;z-index:251688960;visibility:visible;mso-wrap-style:square;mso-wrap-distance-left:9pt;mso-wrap-distance-top:0;mso-wrap-distance-right:9pt;mso-wrap-distance-bottom:0;mso-position-horizontal:absolute;mso-position-horizontal-relative:text;mso-position-vertical:absolute;mso-position-vertical-relative:text" o:gfxdata="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" strokecolor="#4472c4 [3204]" strokeweight=".5pt">
+                <v:stroke endarrow="block" joinstyle="miter"/>
+              </v:shape>
+            </w:pict>
+          </mc:Fallback>
+        </mc:AlternateContent>
+      </w:r>
+      <w:r>
+        <w:rPr>
+          <w:noProof/>
+          <w:sz w:val="24"/>
+          <w:szCs w:val="24"/>
+        </w:rPr>
+        <mc:AlternateContent>
+          <mc:Choice Requires="wps">
+            <w:drawing>
+              <wp:anchor distT="0" distB="0" distL="114300" distR="114300" simplePos="0" relativeHeight="251687936" behindDoc="0" locked="0" layoutInCell="1" allowOverlap="1">
+                <wp:simplePos x="0" y="0"/>
+                <wp:positionH relativeFrom="column">
+                  <wp:posOffset>7022020</wp:posOffset>
+                </wp:positionH>
+                <wp:positionV relativeFrom="paragraph">
+                  <wp:posOffset>725625</wp:posOffset>
+                </wp:positionV>
+                <wp:extent cx="382137" cy="484495"/>
+                <wp:effectExtent l="0" t="0" r="75565" b="49530"/>
+                <wp:wrapNone/>
+                <wp:docPr id="107" name="Conector de Seta Reta 107"/>
+                <wp:cNvGraphicFramePr/>
+                <a:graphic xmlns:a="http://schemas.openxmlformats.org/drawingml/2006/main">
+                  <a:graphicData uri="http://schemas.microsoft.com/office/word/2010/wordprocessingShape">
+                    <wps:wsp>
+                      <wps:cNvCnPr/>
+                      <wps:spPr>
+                        <a:xfrm>
+                          <a:off x="0" y="0"/>
+                          <a:ext cx="382137" cy="484495"/>
+                        </a:xfrm>
+                        <a:prstGeom prst="straightConnector1">
+                          <a:avLst/>
+                        </a:prstGeom>
+                        <a:ln>
+                          <a:tailEnd type="triangle"/>
+                        </a:ln>
+                      </wps:spPr>
+                      <wps:style>
+                        <a:lnRef idx="1">
+                          <a:schemeClr val="accent1"/>
+                        </a:lnRef>
+                        <a:fillRef idx="0">
+                          <a:schemeClr val="accent1"/>
+                        </a:fillRef>
+                        <a:effectRef idx="0">
+                          <a:schemeClr val="accent1"/>
+                        </a:effectRef>
+                        <a:fontRef idx="minor">
+                          <a:schemeClr val="tx1"/>
+                        </a:fontRef>
+                      </wps:style>
+                      <wps:bodyPr/>
+                    </wps:wsp>
+                  </a:graphicData>
+                </a:graphic>
+              </wp:anchor>
+            </w:drawing>
+          </mc:Choice>
+          <mc:Fallback>
+            <w:pict>
+              <v:shape w14:anchorId="78CB65F3" id="Conector de Seta Reta 107" o:spid="_x0000_s1026" type="#_x0000_t32" style="position:absolute;margin-left:552.9pt;margin-top:57.15pt;width:30.1pt;height:38.15pt;z-index:251687936;visibility:visible;mso-wrap-style:square;mso-wrap-distance-left:9pt;mso-wrap-distance-top:0;mso-wrap-distance-right:9pt;mso-wrap-distance-bottom:0;mso-position-horizontal:absolute;mso-position-horizontal-relative:text;mso-position-vertical:absolute;mso-position-vertical-relative:text" o:gfxdata="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" strokecolor="#4472c4 [3204]" strokeweight=".5pt">
+                <v:stroke endarrow="block" joinstyle="miter"/>
+              </v:shape>
+            </w:pict>
+          </mc:Fallback>
+        </mc:AlternateContent>
+      </w:r>
+      <w:r>
+        <w:rPr>
+          <w:sz w:val="24"/>
+          <w:szCs w:val="24"/>
+        </w:rPr>
+        <w:drawing>
+          <wp:inline distT="0" distB="0" distL="0" distR="0" wp14:anchorId="1A62E40F" wp14:editId="1C0C1EAE">
+            <wp:extent cx="8440328" cy="2524477"/>
+            <wp:effectExtent l="0" t="0" r="0" b="9525"/>
+            <wp:docPr id="105" name="Imagem 105"/>
+            <wp:cNvGraphicFramePr>
+              <a:graphicFrameLocks xmlns:a="http://schemas.openxmlformats.org/drawingml/2006/main" noChangeAspect="1"/>
+            </wp:cNvGraphicFramePr>
+            <a:graphic xmlns:a="http://schemas.openxmlformats.org/drawingml/2006/main">
+              <a:graphicData uri="http://schemas.openxmlformats.org/drawingml/2006/picture">
+                <pic:pic xmlns:pic="http://schemas.openxmlformats.org/drawingml/2006/picture">
+                  <pic:nvPicPr>
+                    <pic:cNvPr id="1" name=""/>
+                    <pic:cNvPicPr/>
+                  </pic:nvPicPr>
+                  <pic:blipFill>
+                    <a:blip r:embed="rId86"/>
+                    <a:stretch>
+                      <a:fillRect/>
+                    </a:stretch>
+                  </pic:blipFill>
+                  <pic:spPr>
+                    <a:xfrm>
+                      <a:off x="0" y="0"/>
+                      <a:ext cx="8440328" cy="2524477"/>
+                    </a:xfrm>
+                    <a:prstGeom prst="rect">
+                      <a:avLst/>
+                    </a:prstGeom>
+                  </pic:spPr>
+                </pic:pic>
+              </a:graphicData>
+            </a:graphic>
+          </wp:inline>
+        </w:drawing>
+      </w:r>
+    </w:p>
+    <w:p>
+      <w:pPr>
+        <w:pStyle w:val="PargrafodaLista"/>
+        <w:tabs>
+          <w:tab w:val="left" w:pos="1275"/>
+        </w:tabs>
+        <w:rPr>
+          <w:sz w:val="24"/>
+          <w:szCs w:val="24"/>
+        </w:rPr>
+      </w:pPr>
+    </w:p>
+    <w:p>
+      <w:pPr>
+        <w:pStyle w:val="PargrafodaLista"/>
+        <w:tabs>
+          <w:tab w:val="left" w:pos="1275"/>
+        </w:tabs>
+        <w:rPr>
+          <w:sz w:val="24"/>
+          <w:szCs w:val="24"/>
+        </w:rPr>
+      </w:pPr>
+      <w:r>
+        <w:rPr>
+          <w:sz w:val="24"/>
+          <w:szCs w:val="24"/>
+        </w:rPr>
+        <w:t xml:space="preserve">54 – Adicionamos </w:t>
+      </w:r>
+      <w:r>
+        <w:rPr>
+          <w:sz w:val="24"/>
+          <w:szCs w:val="24"/>
+        </w:rPr>
+        <w:t xml:space="preserve">o </w:t>
+      </w:r>
+      <w:proofErr w:type="spellStart"/>
+      <w:r>
+        <w:rPr>
+          <w:sz w:val="24"/>
+          <w:szCs w:val="24"/>
+        </w:rPr>
+        <w:t>placeholder</w:t>
+      </w:r>
+      <w:proofErr w:type="spellEnd"/>
+      <w:r>
+        <w:rPr>
+          <w:sz w:val="24"/>
+          <w:szCs w:val="24"/>
+        </w:rPr>
+        <w:t xml:space="preserve"> para dar um exemplo de como deve ser preenchido o campo.</w:t>
+      </w:r>
+    </w:p>
+    <w:p>
+      <w:pPr>
+        <w:pStyle w:val="PargrafodaLista"/>
+        <w:tabs>
+          <w:tab w:val="left" w:pos="1275"/>
+        </w:tabs>
+        <w:rPr>
+          <w:sz w:val="24"/>
+          <w:szCs w:val="24"/>
+        </w:rPr>
+      </w:pPr>
+    </w:p>
+    <w:p>
+      <w:pPr>
+        <w:pStyle w:val="PargrafodaLista"/>
+        <w:tabs>
+          <w:tab w:val="left" w:pos="1275"/>
+        </w:tabs>
+        <w:rPr>
+          <w:sz w:val="24"/>
+          <w:szCs w:val="24"/>
+        </w:rPr>
+      </w:pPr>
+      <w:r>
+        <w:rPr>
+          <w:sz w:val="24"/>
+          <w:szCs w:val="24"/>
+        </w:rPr>
+        <w:drawing>
+          <wp:inline distT="0" distB="0" distL="0" distR="0" wp14:anchorId="7598F4B5" wp14:editId="3BA89398">
+            <wp:extent cx="9354856" cy="2514951"/>
+            <wp:effectExtent l="0" t="0" r="0" b="0"/>
+            <wp:docPr id="109" name="Imagem 109"/>
+            <wp:cNvGraphicFramePr>
+              <a:graphicFrameLocks xmlns:a="http://schemas.openxmlformats.org/drawingml/2006/main" noChangeAspect="1"/>
+            </wp:cNvGraphicFramePr>
+            <a:graphic xmlns:a="http://schemas.openxmlformats.org/drawingml/2006/main">
+              <a:graphicData uri="http://schemas.openxmlformats.org/drawingml/2006/picture">
+                <pic:pic xmlns:pic="http://schemas.openxmlformats.org/drawingml/2006/picture">
+                  <pic:nvPicPr>
+                    <pic:cNvPr id="1" name=""/>
+                    <pic:cNvPicPr/>
+                  </pic:nvPicPr>
+                  <pic:blipFill>
+                    <a:blip r:embed="rId87"/>
+                    <a:stretch>
+                      <a:fillRect/>
+                    </a:stretch>
+                  </pic:blipFill>
+                  <pic:spPr>
+                    <a:xfrm>
+                      <a:off x="0" y="0"/>
+                      <a:ext cx="9354856" cy="2514951"/>
+                    </a:xfrm>
+                    <a:prstGeom prst="rect">
+                      <a:avLst/>
+                    </a:prstGeom>
+                  </pic:spPr>
+                </pic:pic>
+              </a:graphicData>
+            </a:graphic>
+          </wp:inline>
+        </w:drawing>
+      </w:r>
+    </w:p>
+    <w:p>
+      <w:pPr>
+        <w:pStyle w:val="PargrafodaLista"/>
+        <w:tabs>
+          <w:tab w:val="left" w:pos="1275"/>
+        </w:tabs>
+        <w:rPr>
+          <w:sz w:val="24"/>
+          <w:szCs w:val="24"/>
+        </w:rPr>
+      </w:pPr>
+      <w:r>
+        <w:rPr>
+          <w:sz w:val="24"/>
+          <w:szCs w:val="24"/>
+        </w:rPr>
+        <w:drawing>
+          <wp:inline distT="0" distB="0" distL="0" distR="0" wp14:anchorId="08DCB366" wp14:editId="1A25C76E">
+            <wp:extent cx="6039693" cy="4810796"/>
+            <wp:effectExtent l="0" t="0" r="0" b="8890"/>
+            <wp:docPr id="110" name="Imagem 110"/>
+            <wp:cNvGraphicFramePr>
+              <a:graphicFrameLocks xmlns:a="http://schemas.openxmlformats.org/drawingml/2006/main" noChangeAspect="1"/>
+            </wp:cNvGraphicFramePr>
+            <a:graphic xmlns:a="http://schemas.openxmlformats.org/drawingml/2006/main">
+              <a:graphicData uri="http://schemas.openxmlformats.org/drawingml/2006/picture">
+                <pic:pic xmlns:pic="http://schemas.openxmlformats.org/drawingml/2006/picture">
+                  <pic:nvPicPr>
+                    <pic:cNvPr id="1" name=""/>
+                    <pic:cNvPicPr/>
+                  </pic:nvPicPr>
+                  <pic:blipFill>
+                    <a:blip r:embed="rId88"/>
+                    <a:stretch>
+                      <a:fillRect/>
+                    </a:stretch>
+                  </pic:blipFill>
+                  <pic:spPr>
+                    <a:xfrm>
+                      <a:off x="0" y="0"/>
+                      <a:ext cx="6039693" cy="4810796"/>
+                    </a:xfrm>
+                    <a:prstGeom prst="rect">
+                      <a:avLst/>
+                    </a:prstGeom>
+                  </pic:spPr>
+                </pic:pic>
+              </a:graphicData>
+            </a:graphic>
+          </wp:inline>
+        </w:drawing>
+      </w:r>
       <w:bookmarkStart w:id="0" w:name="_GoBack"/>
       <w:bookmarkEnd w:id="0"/>
     </w:p>
@@ -10866,7 +12841,7 @@
 </file>
 
 <file path=customXml/itemProps1.xml><?xml version="1.0" encoding="utf-8"?>
-<ds:datastoreItem xmlns:ds="http://schemas.openxmlformats.org/officeDocument/2006/customXml" ds:itemID="{4ADD7C1D-104A-4338-B694-70CB365CDDC5}">
+<ds:datastoreItem xmlns:ds="http://schemas.openxmlformats.org/officeDocument/2006/customXml" ds:itemID="{021D19E2-CC57-464E-8CAB-DE2A4818575D}">
   <ds:schemaRefs>
     <ds:schemaRef ds:uri="http://schemas.openxmlformats.org/officeDocument/2006/bibliography"/>
   </ds:schemaRefs>

--- a/apostila/Apostila Space For Men.docx
+++ b/apostila/Apostila Space For Men.docx
@@ -9671,6 +9671,7 @@
       </w:pPr>
       <w:r>
         <w:rPr>
+          <w:noProof/>
           <w:sz w:val="24"/>
           <w:szCs w:val="24"/>
         </w:rPr>
@@ -9883,6 +9884,7 @@
       </w:pPr>
       <w:r>
         <w:rPr>
+          <w:noProof/>
           <w:sz w:val="24"/>
           <w:szCs w:val="24"/>
         </w:rPr>
@@ -9924,6 +9926,7 @@
       </w:r>
       <w:r>
         <w:rPr>
+          <w:noProof/>
           <w:sz w:val="24"/>
           <w:szCs w:val="24"/>
         </w:rPr>
@@ -9977,6 +9980,7 @@
       </w:pPr>
       <w:r>
         <w:rPr>
+          <w:noProof/>
           <w:sz w:val="24"/>
           <w:szCs w:val="24"/>
         </w:rPr>
@@ -10271,6 +10275,7 @@
       </w:r>
       <w:r>
         <w:rPr>
+          <w:noProof/>
           <w:sz w:val="24"/>
           <w:szCs w:val="24"/>
         </w:rPr>
@@ -10324,6 +10329,7 @@
       </w:pPr>
       <w:r>
         <w:rPr>
+          <w:noProof/>
           <w:sz w:val="24"/>
           <w:szCs w:val="24"/>
         </w:rPr>
@@ -10531,6 +10537,7 @@
       </w:r>
       <w:r>
         <w:rPr>
+          <w:noProof/>
           <w:sz w:val="24"/>
           <w:szCs w:val="24"/>
         </w:rPr>
@@ -10572,6 +10579,7 @@
       </w:r>
       <w:r>
         <w:rPr>
+          <w:noProof/>
           <w:sz w:val="24"/>
           <w:szCs w:val="24"/>
         </w:rPr>
@@ -10625,6 +10633,7 @@
       </w:pPr>
       <w:r>
         <w:rPr>
+          <w:noProof/>
           <w:sz w:val="24"/>
           <w:szCs w:val="24"/>
         </w:rPr>
@@ -10925,6 +10934,7 @@
       </w:r>
       <w:r>
         <w:rPr>
+          <w:noProof/>
           <w:sz w:val="24"/>
           <w:szCs w:val="24"/>
         </w:rPr>
@@ -11281,6 +11291,7 @@
       </w:r>
       <w:r>
         <w:rPr>
+          <w:noProof/>
           <w:sz w:val="24"/>
           <w:szCs w:val="24"/>
         </w:rPr>
@@ -11400,6 +11411,7 @@
       </w:pPr>
       <w:r>
         <w:rPr>
+          <w:noProof/>
           <w:sz w:val="24"/>
           <w:szCs w:val="24"/>
         </w:rPr>
@@ -11453,6 +11465,7 @@
       </w:pPr>
       <w:r>
         <w:rPr>
+          <w:noProof/>
           <w:sz w:val="24"/>
           <w:szCs w:val="24"/>
         </w:rPr>
@@ -11492,8 +11505,614 @@
           </wp:inline>
         </w:drawing>
       </w:r>
+    </w:p>
+    <w:p>
+      <w:pPr>
+        <w:pStyle w:val="PargrafodaLista"/>
+        <w:tabs>
+          <w:tab w:val="left" w:pos="1275"/>
+        </w:tabs>
+        <w:rPr>
+          <w:sz w:val="24"/>
+          <w:szCs w:val="24"/>
+        </w:rPr>
+      </w:pPr>
+    </w:p>
+    <w:p>
+      <w:pPr>
+        <w:pStyle w:val="PargrafodaLista"/>
+        <w:tabs>
+          <w:tab w:val="left" w:pos="1275"/>
+        </w:tabs>
+        <w:rPr>
+          <w:sz w:val="24"/>
+          <w:szCs w:val="24"/>
+        </w:rPr>
+      </w:pPr>
+    </w:p>
+    <w:p>
+      <w:pPr>
+        <w:pStyle w:val="PargrafodaLista"/>
+        <w:tabs>
+          <w:tab w:val="left" w:pos="1275"/>
+        </w:tabs>
+        <w:rPr>
+          <w:sz w:val="24"/>
+          <w:szCs w:val="24"/>
+        </w:rPr>
+      </w:pPr>
+      <w:r>
+        <w:rPr>
+          <w:sz w:val="24"/>
+          <w:szCs w:val="24"/>
+        </w:rPr>
+        <w:t xml:space="preserve">55 -  A mesma configuração das </w:t>
+      </w:r>
+      <w:proofErr w:type="spellStart"/>
+      <w:r>
+        <w:rPr>
+          <w:sz w:val="24"/>
+          <w:szCs w:val="24"/>
+        </w:rPr>
+        <w:t>label</w:t>
+      </w:r>
+      <w:proofErr w:type="spellEnd"/>
+      <w:r>
+        <w:rPr>
+          <w:sz w:val="24"/>
+          <w:szCs w:val="24"/>
+        </w:rPr>
+        <w:t xml:space="preserve"> aplicamos na </w:t>
+      </w:r>
+      <w:proofErr w:type="spellStart"/>
+      <w:r>
+        <w:rPr>
+          <w:sz w:val="24"/>
+          <w:szCs w:val="24"/>
+        </w:rPr>
+        <w:t>legends</w:t>
+      </w:r>
+      <w:proofErr w:type="spellEnd"/>
+    </w:p>
+    <w:p>
+      <w:pPr>
+        <w:pStyle w:val="PargrafodaLista"/>
+        <w:tabs>
+          <w:tab w:val="left" w:pos="1275"/>
+        </w:tabs>
+        <w:rPr>
+          <w:sz w:val="24"/>
+          <w:szCs w:val="24"/>
+        </w:rPr>
+      </w:pPr>
+    </w:p>
+    <w:p>
+      <w:pPr>
+        <w:pStyle w:val="PargrafodaLista"/>
+        <w:tabs>
+          <w:tab w:val="left" w:pos="1275"/>
+        </w:tabs>
+        <w:rPr>
+          <w:sz w:val="24"/>
+          <w:szCs w:val="24"/>
+        </w:rPr>
+      </w:pPr>
+      <w:r>
+        <w:rPr>
+          <w:sz w:val="24"/>
+          <w:szCs w:val="24"/>
+        </w:rPr>
+        <w:drawing>
+          <wp:inline distT="0" distB="0" distL="0" distR="0" wp14:anchorId="6679981B" wp14:editId="19442973">
+            <wp:extent cx="3219899" cy="1790950"/>
+            <wp:effectExtent l="0" t="0" r="0" b="0"/>
+            <wp:docPr id="111" name="Imagem 111"/>
+            <wp:cNvGraphicFramePr>
+              <a:graphicFrameLocks xmlns:a="http://schemas.openxmlformats.org/drawingml/2006/main" noChangeAspect="1"/>
+            </wp:cNvGraphicFramePr>
+            <a:graphic xmlns:a="http://schemas.openxmlformats.org/drawingml/2006/main">
+              <a:graphicData uri="http://schemas.openxmlformats.org/drawingml/2006/picture">
+                <pic:pic xmlns:pic="http://schemas.openxmlformats.org/drawingml/2006/picture">
+                  <pic:nvPicPr>
+                    <pic:cNvPr id="1" name=""/>
+                    <pic:cNvPicPr/>
+                  </pic:nvPicPr>
+                  <pic:blipFill>
+                    <a:blip r:embed="rId89"/>
+                    <a:stretch>
+                      <a:fillRect/>
+                    </a:stretch>
+                  </pic:blipFill>
+                  <pic:spPr>
+                    <a:xfrm>
+                      <a:off x="0" y="0"/>
+                      <a:ext cx="3219899" cy="1790950"/>
+                    </a:xfrm>
+                    <a:prstGeom prst="rect">
+                      <a:avLst/>
+                    </a:prstGeom>
+                  </pic:spPr>
+                </pic:pic>
+              </a:graphicData>
+            </a:graphic>
+          </wp:inline>
+        </w:drawing>
+      </w:r>
+    </w:p>
+    <w:p>
+      <w:pPr>
+        <w:pStyle w:val="PargrafodaLista"/>
+        <w:tabs>
+          <w:tab w:val="left" w:pos="1275"/>
+        </w:tabs>
+        <w:rPr>
+          <w:sz w:val="24"/>
+          <w:szCs w:val="24"/>
+        </w:rPr>
+      </w:pPr>
+    </w:p>
+    <w:p>
+      <w:pPr>
+        <w:pStyle w:val="PargrafodaLista"/>
+        <w:tabs>
+          <w:tab w:val="left" w:pos="1275"/>
+        </w:tabs>
+        <w:rPr>
+          <w:sz w:val="24"/>
+          <w:szCs w:val="24"/>
+        </w:rPr>
+      </w:pPr>
+      <w:r>
+        <w:rPr>
+          <w:sz w:val="24"/>
+          <w:szCs w:val="24"/>
+        </w:rPr>
+        <w:t xml:space="preserve">56 </w:t>
+      </w:r>
+      <w:r>
+        <w:rPr>
+          <w:sz w:val="24"/>
+          <w:szCs w:val="24"/>
+        </w:rPr>
+        <w:t xml:space="preserve">– Adiciona uma </w:t>
+      </w:r>
+      <w:proofErr w:type="spellStart"/>
+      <w:r>
+        <w:rPr>
+          <w:sz w:val="24"/>
+          <w:szCs w:val="24"/>
+        </w:rPr>
+        <w:t>class</w:t>
+      </w:r>
+      <w:proofErr w:type="spellEnd"/>
+      <w:r>
+        <w:rPr>
+          <w:sz w:val="24"/>
+          <w:szCs w:val="24"/>
+        </w:rPr>
+        <w:t xml:space="preserve"> no botão enviar com </w:t>
+      </w:r>
+      <w:r>
+        <w:rPr>
+          <w:sz w:val="24"/>
+          <w:szCs w:val="24"/>
+        </w:rPr>
+        <w:t xml:space="preserve">o </w:t>
+      </w:r>
+      <w:r>
+        <w:rPr>
+          <w:sz w:val="24"/>
+          <w:szCs w:val="24"/>
+        </w:rPr>
+        <w:t xml:space="preserve">nome </w:t>
+      </w:r>
+      <w:r>
+        <w:rPr>
+          <w:sz w:val="24"/>
+          <w:szCs w:val="24"/>
+        </w:rPr>
+        <w:t>(</w:t>
+      </w:r>
+      <w:r>
+        <w:rPr>
+          <w:sz w:val="24"/>
+          <w:szCs w:val="24"/>
+        </w:rPr>
+        <w:t xml:space="preserve">enviar </w:t>
+      </w:r>
+      <w:r>
+        <w:rPr>
+          <w:sz w:val="24"/>
+          <w:szCs w:val="24"/>
+        </w:rPr>
+        <w:t>)</w:t>
+      </w:r>
+      <w:r>
+        <w:rPr>
+          <w:sz w:val="24"/>
+          <w:szCs w:val="24"/>
+        </w:rPr>
+        <w:t xml:space="preserve">e no </w:t>
+      </w:r>
+      <w:proofErr w:type="spellStart"/>
+      <w:r>
+        <w:rPr>
+          <w:sz w:val="24"/>
+          <w:szCs w:val="24"/>
+        </w:rPr>
+        <w:t>css</w:t>
+      </w:r>
+      <w:proofErr w:type="spellEnd"/>
+      <w:r>
+        <w:rPr>
+          <w:sz w:val="24"/>
+          <w:szCs w:val="24"/>
+        </w:rPr>
+        <w:t xml:space="preserve"> </w:t>
+      </w:r>
+      <w:r>
+        <w:rPr>
+          <w:sz w:val="24"/>
+          <w:szCs w:val="24"/>
+        </w:rPr>
+        <w:t>definimos que o botão teria:</w:t>
+      </w:r>
+    </w:p>
+    <w:p>
+      <w:pPr>
+        <w:pStyle w:val="PargrafodaLista"/>
+        <w:tabs>
+          <w:tab w:val="left" w:pos="1275"/>
+        </w:tabs>
+        <w:rPr>
+          <w:sz w:val="24"/>
+          <w:szCs w:val="24"/>
+        </w:rPr>
+      </w:pPr>
+    </w:p>
+    <w:p>
+      <w:pPr>
+        <w:pStyle w:val="PargrafodaLista"/>
+        <w:numPr>
+          <w:ilvl w:val="0"/>
+          <w:numId w:val="4"/>
+        </w:numPr>
+        <w:tabs>
+          <w:tab w:val="left" w:pos="1275"/>
+        </w:tabs>
+        <w:rPr>
+          <w:sz w:val="24"/>
+          <w:szCs w:val="24"/>
+        </w:rPr>
+      </w:pPr>
+      <w:r>
+        <w:rPr>
+          <w:sz w:val="24"/>
+          <w:szCs w:val="24"/>
+        </w:rPr>
+        <w:t>Ocuparia 40% de largura.</w:t>
+      </w:r>
+    </w:p>
+    <w:p>
+      <w:pPr>
+        <w:pStyle w:val="PargrafodaLista"/>
+        <w:numPr>
+          <w:ilvl w:val="0"/>
+          <w:numId w:val="4"/>
+        </w:numPr>
+        <w:tabs>
+          <w:tab w:val="left" w:pos="1275"/>
+        </w:tabs>
+        <w:rPr>
+          <w:sz w:val="24"/>
+          <w:szCs w:val="24"/>
+        </w:rPr>
+      </w:pPr>
+      <w:r>
+        <w:rPr>
+          <w:sz w:val="24"/>
+          <w:szCs w:val="24"/>
+        </w:rPr>
+        <w:t>Aumentamos o espaço interno tanto para cima com para baixo</w:t>
+      </w:r>
+    </w:p>
+    <w:p>
+      <w:pPr>
+        <w:pStyle w:val="PargrafodaLista"/>
+        <w:numPr>
+          <w:ilvl w:val="0"/>
+          <w:numId w:val="4"/>
+        </w:numPr>
+        <w:tabs>
+          <w:tab w:val="left" w:pos="1275"/>
+        </w:tabs>
+        <w:rPr>
+          <w:sz w:val="24"/>
+          <w:szCs w:val="24"/>
+        </w:rPr>
+      </w:pPr>
+      <w:r>
+        <w:rPr>
+          <w:sz w:val="24"/>
+          <w:szCs w:val="24"/>
+        </w:rPr>
+        <w:t xml:space="preserve">Colocamos </w:t>
+      </w:r>
+      <w:r>
+        <w:rPr>
+          <w:sz w:val="24"/>
+          <w:szCs w:val="24"/>
+        </w:rPr>
+        <w:t>uma cor</w:t>
+      </w:r>
+      <w:r>
+        <w:rPr>
+          <w:sz w:val="24"/>
+          <w:szCs w:val="24"/>
+        </w:rPr>
+        <w:t xml:space="preserve"> de fundo (Orange)</w:t>
+      </w:r>
+    </w:p>
+    <w:p>
+      <w:pPr>
+        <w:pStyle w:val="PargrafodaLista"/>
+        <w:numPr>
+          <w:ilvl w:val="0"/>
+          <w:numId w:val="4"/>
+        </w:numPr>
+        <w:tabs>
+          <w:tab w:val="left" w:pos="1275"/>
+        </w:tabs>
+        <w:rPr>
+          <w:sz w:val="24"/>
+          <w:szCs w:val="24"/>
+        </w:rPr>
+      </w:pPr>
+      <w:r>
+        <w:rPr>
+          <w:sz w:val="24"/>
+          <w:szCs w:val="24"/>
+        </w:rPr>
+        <w:t>Alteremos a cor de letra para (White) branco.</w:t>
+      </w:r>
+    </w:p>
+    <w:p>
+      <w:pPr>
+        <w:pStyle w:val="PargrafodaLista"/>
+        <w:numPr>
+          <w:ilvl w:val="0"/>
+          <w:numId w:val="4"/>
+        </w:numPr>
+        <w:tabs>
+          <w:tab w:val="left" w:pos="1275"/>
+        </w:tabs>
+        <w:rPr>
+          <w:sz w:val="24"/>
+          <w:szCs w:val="24"/>
+        </w:rPr>
+      </w:pPr>
+      <w:r>
+        <w:rPr>
+          <w:sz w:val="24"/>
+          <w:szCs w:val="24"/>
+        </w:rPr>
+        <w:t xml:space="preserve">Deixamos a letra mais encorpada </w:t>
+      </w:r>
+      <w:r>
+        <w:rPr>
+          <w:sz w:val="24"/>
+          <w:szCs w:val="24"/>
+        </w:rPr>
+        <w:t>(</w:t>
+      </w:r>
+      <w:proofErr w:type="spellStart"/>
+      <w:r>
+        <w:rPr>
+          <w:sz w:val="24"/>
+          <w:szCs w:val="24"/>
+        </w:rPr>
+        <w:t>font-weight</w:t>
+      </w:r>
+      <w:proofErr w:type="spellEnd"/>
+      <w:r>
+        <w:rPr>
+          <w:sz w:val="24"/>
+          <w:szCs w:val="24"/>
+        </w:rPr>
+        <w:t xml:space="preserve">: </w:t>
+      </w:r>
+      <w:proofErr w:type="spellStart"/>
+      <w:r>
+        <w:rPr>
+          <w:sz w:val="24"/>
+          <w:szCs w:val="24"/>
+        </w:rPr>
+        <w:t>bold</w:t>
+      </w:r>
+      <w:proofErr w:type="spellEnd"/>
+      <w:r>
+        <w:rPr>
+          <w:sz w:val="24"/>
+          <w:szCs w:val="24"/>
+        </w:rPr>
+        <w:t>)</w:t>
+      </w:r>
+    </w:p>
+    <w:p>
+      <w:pPr>
+        <w:pStyle w:val="PargrafodaLista"/>
+        <w:numPr>
+          <w:ilvl w:val="0"/>
+          <w:numId w:val="4"/>
+        </w:numPr>
+        <w:tabs>
+          <w:tab w:val="left" w:pos="1275"/>
+        </w:tabs>
+        <w:rPr>
+          <w:sz w:val="24"/>
+          <w:szCs w:val="24"/>
+        </w:rPr>
+      </w:pPr>
+      <w:r>
+        <w:rPr>
+          <w:sz w:val="24"/>
+          <w:szCs w:val="24"/>
+        </w:rPr>
+        <w:t>Tiramos a borda do botão enviar</w:t>
+      </w:r>
+    </w:p>
+    <w:p>
+      <w:pPr>
+        <w:pStyle w:val="PargrafodaLista"/>
+        <w:numPr>
+          <w:ilvl w:val="0"/>
+          <w:numId w:val="4"/>
+        </w:numPr>
+        <w:tabs>
+          <w:tab w:val="left" w:pos="1275"/>
+        </w:tabs>
+        <w:rPr>
+          <w:sz w:val="24"/>
+          <w:szCs w:val="24"/>
+        </w:rPr>
+      </w:pPr>
+      <w:r>
+        <w:rPr>
+          <w:sz w:val="24"/>
+          <w:szCs w:val="24"/>
+        </w:rPr>
+        <w:t xml:space="preserve">Arredondamos os cantos utilizando </w:t>
+      </w:r>
+      <w:proofErr w:type="spellStart"/>
+      <w:r>
+        <w:rPr>
+          <w:sz w:val="24"/>
+          <w:szCs w:val="24"/>
+        </w:rPr>
+        <w:t>border-radius</w:t>
+      </w:r>
+      <w:proofErr w:type="spellEnd"/>
+      <w:r>
+        <w:rPr>
+          <w:sz w:val="24"/>
+          <w:szCs w:val="24"/>
+        </w:rPr>
+        <w:t>: 5px</w:t>
+      </w:r>
+    </w:p>
+    <w:p>
+      <w:pPr>
+        <w:pStyle w:val="PargrafodaLista"/>
+        <w:numPr>
+          <w:ilvl w:val="0"/>
+          <w:numId w:val="4"/>
+        </w:numPr>
+        <w:tabs>
+          <w:tab w:val="left" w:pos="1275"/>
+        </w:tabs>
+        <w:rPr>
+          <w:sz w:val="24"/>
+          <w:szCs w:val="24"/>
+        </w:rPr>
+      </w:pPr>
+      <w:r>
+        <w:rPr>
+          <w:sz w:val="24"/>
+          <w:szCs w:val="24"/>
+        </w:rPr>
+        <w:t>Ao passar o mouse sobre o botão ele vira mãozinha (cursor: pointer)</w:t>
+      </w:r>
       <w:bookmarkStart w:id="0" w:name="_GoBack"/>
       <w:bookmarkEnd w:id="0"/>
+    </w:p>
+    <w:p>
+      <w:pPr>
+        <w:pStyle w:val="PargrafodaLista"/>
+        <w:tabs>
+          <w:tab w:val="left" w:pos="1275"/>
+        </w:tabs>
+        <w:rPr>
+          <w:sz w:val="24"/>
+          <w:szCs w:val="24"/>
+        </w:rPr>
+      </w:pPr>
+    </w:p>
+    <w:p>
+      <w:pPr>
+        <w:pStyle w:val="PargrafodaLista"/>
+        <w:tabs>
+          <w:tab w:val="left" w:pos="1275"/>
+        </w:tabs>
+        <w:rPr>
+          <w:sz w:val="24"/>
+          <w:szCs w:val="24"/>
+        </w:rPr>
+      </w:pPr>
+    </w:p>
+    <w:p>
+      <w:pPr>
+        <w:pStyle w:val="PargrafodaLista"/>
+        <w:tabs>
+          <w:tab w:val="left" w:pos="1275"/>
+        </w:tabs>
+        <w:rPr>
+          <w:sz w:val="24"/>
+          <w:szCs w:val="24"/>
+        </w:rPr>
+      </w:pPr>
+    </w:p>
+    <w:p>
+      <w:pPr>
+        <w:pStyle w:val="PargrafodaLista"/>
+        <w:tabs>
+          <w:tab w:val="left" w:pos="1275"/>
+        </w:tabs>
+        <w:rPr>
+          <w:sz w:val="24"/>
+          <w:szCs w:val="24"/>
+        </w:rPr>
+      </w:pPr>
+      <w:r>
+        <w:rPr>
+          <w:sz w:val="24"/>
+          <w:szCs w:val="24"/>
+        </w:rPr>
+        <w:drawing>
+          <wp:inline distT="0" distB="0" distL="0" distR="0" wp14:anchorId="0BCF5D87" wp14:editId="1ABBD14B">
+            <wp:extent cx="4934639" cy="4458322"/>
+            <wp:effectExtent l="0" t="0" r="0" b="0"/>
+            <wp:docPr id="112" name="Imagem 112"/>
+            <wp:cNvGraphicFramePr>
+              <a:graphicFrameLocks xmlns:a="http://schemas.openxmlformats.org/drawingml/2006/main" noChangeAspect="1"/>
+            </wp:cNvGraphicFramePr>
+            <a:graphic xmlns:a="http://schemas.openxmlformats.org/drawingml/2006/main">
+              <a:graphicData uri="http://schemas.openxmlformats.org/drawingml/2006/picture">
+                <pic:pic xmlns:pic="http://schemas.openxmlformats.org/drawingml/2006/picture">
+                  <pic:nvPicPr>
+                    <pic:cNvPr id="1" name=""/>
+                    <pic:cNvPicPr/>
+                  </pic:nvPicPr>
+                  <pic:blipFill>
+                    <a:blip r:embed="rId90"/>
+                    <a:stretch>
+                      <a:fillRect/>
+                    </a:stretch>
+                  </pic:blipFill>
+                  <pic:spPr>
+                    <a:xfrm>
+                      <a:off x="0" y="0"/>
+                      <a:ext cx="4934639" cy="4458322"/>
+                    </a:xfrm>
+                    <a:prstGeom prst="rect">
+                      <a:avLst/>
+                    </a:prstGeom>
+                  </pic:spPr>
+                </pic:pic>
+              </a:graphicData>
+            </a:graphic>
+          </wp:inline>
+        </w:drawing>
+      </w:r>
     </w:p>
     <w:sectPr>
       <w:pgSz w:w="11906" w:h="16838"/>
@@ -12841,7 +13460,7 @@
 </file>
 
 <file path=customXml/itemProps1.xml><?xml version="1.0" encoding="utf-8"?>
-<ds:datastoreItem xmlns:ds="http://schemas.openxmlformats.org/officeDocument/2006/customXml" ds:itemID="{021D19E2-CC57-464E-8CAB-DE2A4818575D}">
+<ds:datastoreItem xmlns:ds="http://schemas.openxmlformats.org/officeDocument/2006/customXml" ds:itemID="{9E3F4D46-1EC1-4152-8752-551FB03554A2}">
   <ds:schemaRefs>
     <ds:schemaRef ds:uri="http://schemas.openxmlformats.org/officeDocument/2006/bibliography"/>
   </ds:schemaRefs>

--- a/apostila/Apostila Space For Men.docx
+++ b/apostila/Apostila Space For Men.docx
@@ -12021,6 +12021,197 @@
           <w:szCs w:val="24"/>
         </w:rPr>
         <w:t>Ao passar o mouse sobre o botão ele vira mãozinha (cursor: pointer)</w:t>
+      </w:r>
+    </w:p>
+    <w:p>
+      <w:pPr>
+        <w:pStyle w:val="PargrafodaLista"/>
+        <w:numPr>
+          <w:ilvl w:val="0"/>
+          <w:numId w:val="4"/>
+        </w:numPr>
+        <w:tabs>
+          <w:tab w:val="left" w:pos="1275"/>
+        </w:tabs>
+        <w:rPr>
+          <w:sz w:val="24"/>
+          <w:szCs w:val="24"/>
+        </w:rPr>
+      </w:pPr>
+      <w:r>
+        <w:rPr>
+          <w:sz w:val="24"/>
+          <w:szCs w:val="24"/>
+        </w:rPr>
+        <w:t xml:space="preserve">Criamos </w:t>
+      </w:r>
+      <w:r>
+        <w:rPr>
+          <w:sz w:val="24"/>
+          <w:szCs w:val="24"/>
+        </w:rPr>
+        <w:t xml:space="preserve">o enviar </w:t>
+      </w:r>
+      <w:proofErr w:type="spellStart"/>
+      <w:r>
+        <w:rPr>
+          <w:sz w:val="24"/>
+          <w:szCs w:val="24"/>
+        </w:rPr>
+        <w:t>hover</w:t>
+      </w:r>
+      <w:proofErr w:type="spellEnd"/>
+      <w:r>
+        <w:rPr>
+          <w:sz w:val="24"/>
+          <w:szCs w:val="24"/>
+        </w:rPr>
+        <w:t xml:space="preserve"> para realizar efeitos em nosso site ao passar o mouse </w:t>
+      </w:r>
+    </w:p>
+    <w:p>
+      <w:pPr>
+        <w:pStyle w:val="PargrafodaLista"/>
+        <w:numPr>
+          <w:ilvl w:val="0"/>
+          <w:numId w:val="4"/>
+        </w:numPr>
+        <w:tabs>
+          <w:tab w:val="left" w:pos="1275"/>
+        </w:tabs>
+        <w:rPr>
+          <w:sz w:val="24"/>
+          <w:szCs w:val="24"/>
+        </w:rPr>
+      </w:pPr>
+      <w:r>
+        <w:rPr>
+          <w:sz w:val="24"/>
+          <w:szCs w:val="24"/>
+        </w:rPr>
+        <w:t>Trocar de cor para laranja escuro.</w:t>
+      </w:r>
+    </w:p>
+    <w:p>
+      <w:pPr>
+        <w:pStyle w:val="PargrafodaLista"/>
+        <w:numPr>
+          <w:ilvl w:val="0"/>
+          <w:numId w:val="4"/>
+        </w:numPr>
+        <w:tabs>
+          <w:tab w:val="left" w:pos="1275"/>
+        </w:tabs>
+        <w:rPr>
+          <w:sz w:val="24"/>
+          <w:szCs w:val="24"/>
+        </w:rPr>
+      </w:pPr>
+      <w:r>
+        <w:rPr>
+          <w:sz w:val="24"/>
+          <w:szCs w:val="24"/>
+        </w:rPr>
+        <w:t xml:space="preserve">No .enviar adicionamos um </w:t>
+      </w:r>
+      <w:proofErr w:type="spellStart"/>
+      <w:r>
+        <w:rPr>
+          <w:sz w:val="24"/>
+          <w:szCs w:val="24"/>
+        </w:rPr>
+        <w:t>transition</w:t>
+      </w:r>
+      <w:proofErr w:type="spellEnd"/>
+      <w:r>
+        <w:rPr>
+          <w:sz w:val="24"/>
+          <w:szCs w:val="24"/>
+        </w:rPr>
+        <w:t xml:space="preserve"> :1s </w:t>
+      </w:r>
+      <w:r>
+        <w:rPr>
+          <w:sz w:val="24"/>
+          <w:szCs w:val="24"/>
+        </w:rPr>
+        <w:t xml:space="preserve">para </w:t>
+      </w:r>
+      <w:r>
+        <w:rPr>
+          <w:sz w:val="24"/>
+          <w:szCs w:val="24"/>
+        </w:rPr>
+        <w:t>as mudanças</w:t>
+      </w:r>
+      <w:r>
+        <w:rPr>
+          <w:sz w:val="24"/>
+          <w:szCs w:val="24"/>
+        </w:rPr>
+        <w:t xml:space="preserve"> possa ter um tempo de sua transição</w:t>
+      </w:r>
+      <w:r>
+        <w:rPr>
+          <w:sz w:val="24"/>
+          <w:szCs w:val="24"/>
+        </w:rPr>
+        <w:t xml:space="preserve"> tanto de cor, aumentar o tamanho e a rotação.</w:t>
+      </w:r>
+    </w:p>
+    <w:p>
+      <w:pPr>
+        <w:pStyle w:val="PargrafodaLista"/>
+        <w:numPr>
+          <w:ilvl w:val="0"/>
+          <w:numId w:val="4"/>
+        </w:numPr>
+        <w:tabs>
+          <w:tab w:val="left" w:pos="1275"/>
+        </w:tabs>
+        <w:rPr>
+          <w:sz w:val="24"/>
+          <w:szCs w:val="24"/>
+        </w:rPr>
+      </w:pPr>
+      <w:r>
+        <w:rPr>
+          <w:sz w:val="24"/>
+          <w:szCs w:val="24"/>
+        </w:rPr>
+        <w:t xml:space="preserve">No enviar </w:t>
+      </w:r>
+      <w:proofErr w:type="spellStart"/>
+      <w:r>
+        <w:rPr>
+          <w:sz w:val="24"/>
+          <w:szCs w:val="24"/>
+        </w:rPr>
+        <w:t>hover</w:t>
+      </w:r>
+      <w:proofErr w:type="spellEnd"/>
+      <w:r>
+        <w:rPr>
+          <w:sz w:val="24"/>
+          <w:szCs w:val="24"/>
+        </w:rPr>
+        <w:t xml:space="preserve"> também utilizamos o </w:t>
+      </w:r>
+      <w:proofErr w:type="spellStart"/>
+      <w:r>
+        <w:rPr>
+          <w:sz w:val="24"/>
+          <w:szCs w:val="24"/>
+        </w:rPr>
+        <w:t>transform</w:t>
+      </w:r>
+      <w:proofErr w:type="spellEnd"/>
+      <w:r>
+        <w:rPr>
+          <w:sz w:val="24"/>
+          <w:szCs w:val="24"/>
+        </w:rPr>
+        <w:t xml:space="preserve"> para aumentar o tamanho do botão e ter a rotação.</w:t>
       </w:r>
       <w:bookmarkStart w:id="0" w:name="_GoBack"/>
       <w:bookmarkEnd w:id="0"/>
@@ -13460,7 +13651,7 @@
 </file>
 
 <file path=customXml/itemProps1.xml><?xml version="1.0" encoding="utf-8"?>
-<ds:datastoreItem xmlns:ds="http://schemas.openxmlformats.org/officeDocument/2006/customXml" ds:itemID="{9E3F4D46-1EC1-4152-8752-551FB03554A2}">
+<ds:datastoreItem xmlns:ds="http://schemas.openxmlformats.org/officeDocument/2006/customXml" ds:itemID="{91711E7C-BC2B-4CE9-8FBC-32AC95FB4AE5}">
   <ds:schemaRefs>
     <ds:schemaRef ds:uri="http://schemas.openxmlformats.org/officeDocument/2006/bibliography"/>
   </ds:schemaRefs>

--- a/apostila/Apostila Space For Men.docx
+++ b/apostila/Apostila Space For Men.docx
@@ -11599,6 +11599,7 @@
       </w:pPr>
       <w:r>
         <w:rPr>
+          <w:noProof/>
           <w:sz w:val="24"/>
           <w:szCs w:val="24"/>
         </w:rPr>
@@ -12213,58 +12214,57 @@
         </w:rPr>
         <w:t xml:space="preserve"> para aumentar o tamanho do botão e ter a rotação.</w:t>
       </w:r>
-      <w:bookmarkStart w:id="0" w:name="_GoBack"/>
-      <w:bookmarkEnd w:id="0"/>
-    </w:p>
-    <w:p>
-      <w:pPr>
-        <w:pStyle w:val="PargrafodaLista"/>
-        <w:tabs>
-          <w:tab w:val="left" w:pos="1275"/>
-        </w:tabs>
-        <w:rPr>
-          <w:sz w:val="24"/>
-          <w:szCs w:val="24"/>
-        </w:rPr>
-      </w:pPr>
-    </w:p>
-    <w:p>
-      <w:pPr>
-        <w:pStyle w:val="PargrafodaLista"/>
-        <w:tabs>
-          <w:tab w:val="left" w:pos="1275"/>
-        </w:tabs>
-        <w:rPr>
-          <w:sz w:val="24"/>
-          <w:szCs w:val="24"/>
-        </w:rPr>
-      </w:pPr>
-    </w:p>
-    <w:p>
-      <w:pPr>
-        <w:pStyle w:val="PargrafodaLista"/>
-        <w:tabs>
-          <w:tab w:val="left" w:pos="1275"/>
-        </w:tabs>
-        <w:rPr>
-          <w:sz w:val="24"/>
-          <w:szCs w:val="24"/>
-        </w:rPr>
-      </w:pPr>
-    </w:p>
-    <w:p>
-      <w:pPr>
-        <w:pStyle w:val="PargrafodaLista"/>
-        <w:tabs>
-          <w:tab w:val="left" w:pos="1275"/>
-        </w:tabs>
-        <w:rPr>
-          <w:sz w:val="24"/>
-          <w:szCs w:val="24"/>
-        </w:rPr>
-      </w:pPr>
-      <w:r>
-        <w:rPr>
+    </w:p>
+    <w:p>
+      <w:pPr>
+        <w:pStyle w:val="PargrafodaLista"/>
+        <w:tabs>
+          <w:tab w:val="left" w:pos="1275"/>
+        </w:tabs>
+        <w:rPr>
+          <w:sz w:val="24"/>
+          <w:szCs w:val="24"/>
+        </w:rPr>
+      </w:pPr>
+    </w:p>
+    <w:p>
+      <w:pPr>
+        <w:pStyle w:val="PargrafodaLista"/>
+        <w:tabs>
+          <w:tab w:val="left" w:pos="1275"/>
+        </w:tabs>
+        <w:rPr>
+          <w:sz w:val="24"/>
+          <w:szCs w:val="24"/>
+        </w:rPr>
+      </w:pPr>
+    </w:p>
+    <w:p>
+      <w:pPr>
+        <w:pStyle w:val="PargrafodaLista"/>
+        <w:tabs>
+          <w:tab w:val="left" w:pos="1275"/>
+        </w:tabs>
+        <w:rPr>
+          <w:sz w:val="24"/>
+          <w:szCs w:val="24"/>
+        </w:rPr>
+      </w:pPr>
+    </w:p>
+    <w:p>
+      <w:pPr>
+        <w:pStyle w:val="PargrafodaLista"/>
+        <w:tabs>
+          <w:tab w:val="left" w:pos="1275"/>
+        </w:tabs>
+        <w:rPr>
+          <w:sz w:val="24"/>
+          <w:szCs w:val="24"/>
+        </w:rPr>
+      </w:pPr>
+      <w:r>
+        <w:rPr>
+          <w:noProof/>
           <w:sz w:val="24"/>
           <w:szCs w:val="24"/>
         </w:rPr>
@@ -12304,6 +12304,719 @@
           </wp:inline>
         </w:drawing>
       </w:r>
+    </w:p>
+    <w:p>
+      <w:pPr>
+        <w:pStyle w:val="PargrafodaLista"/>
+        <w:tabs>
+          <w:tab w:val="left" w:pos="1275"/>
+        </w:tabs>
+        <w:rPr>
+          <w:sz w:val="24"/>
+          <w:szCs w:val="24"/>
+        </w:rPr>
+      </w:pPr>
+    </w:p>
+    <w:p>
+      <w:pPr>
+        <w:pStyle w:val="PargrafodaLista"/>
+        <w:tabs>
+          <w:tab w:val="left" w:pos="1275"/>
+        </w:tabs>
+        <w:rPr>
+          <w:sz w:val="24"/>
+          <w:szCs w:val="24"/>
+        </w:rPr>
+      </w:pPr>
+      <w:r>
+        <w:rPr>
+          <w:sz w:val="24"/>
+          <w:szCs w:val="24"/>
+        </w:rPr>
+        <w:t xml:space="preserve">57 – Logo abaixo do forme criamos a estrutura da tabela </w:t>
+      </w:r>
+      <w:r>
+        <w:rPr>
+          <w:sz w:val="24"/>
+          <w:szCs w:val="24"/>
+        </w:rPr>
+        <w:t>conforme código:</w:t>
+      </w:r>
+    </w:p>
+    <w:p>
+      <w:pPr>
+        <w:pStyle w:val="PargrafodaLista"/>
+        <w:tabs>
+          <w:tab w:val="left" w:pos="1275"/>
+        </w:tabs>
+        <w:rPr>
+          <w:sz w:val="24"/>
+          <w:szCs w:val="24"/>
+        </w:rPr>
+      </w:pPr>
+    </w:p>
+    <w:p>
+      <w:pPr>
+        <w:pStyle w:val="PargrafodaLista"/>
+        <w:tabs>
+          <w:tab w:val="left" w:pos="1275"/>
+        </w:tabs>
+        <w:rPr>
+          <w:sz w:val="24"/>
+          <w:szCs w:val="24"/>
+        </w:rPr>
+      </w:pPr>
+      <w:r>
+        <w:rPr>
+          <w:sz w:val="24"/>
+          <w:szCs w:val="24"/>
+        </w:rPr>
+        <w:drawing>
+          <wp:inline distT="0" distB="0" distL="0" distR="0" wp14:anchorId="4D6DD179" wp14:editId="556CE42B">
+            <wp:extent cx="2562583" cy="3972479"/>
+            <wp:effectExtent l="0" t="0" r="9525" b="0"/>
+            <wp:docPr id="113" name="Imagem 113"/>
+            <wp:cNvGraphicFramePr>
+              <a:graphicFrameLocks xmlns:a="http://schemas.openxmlformats.org/drawingml/2006/main" noChangeAspect="1"/>
+            </wp:cNvGraphicFramePr>
+            <a:graphic xmlns:a="http://schemas.openxmlformats.org/drawingml/2006/main">
+              <a:graphicData uri="http://schemas.openxmlformats.org/drawingml/2006/picture">
+                <pic:pic xmlns:pic="http://schemas.openxmlformats.org/drawingml/2006/picture">
+                  <pic:nvPicPr>
+                    <pic:cNvPr id="1" name=""/>
+                    <pic:cNvPicPr/>
+                  </pic:nvPicPr>
+                  <pic:blipFill>
+                    <a:blip r:embed="rId91"/>
+                    <a:stretch>
+                      <a:fillRect/>
+                    </a:stretch>
+                  </pic:blipFill>
+                  <pic:spPr>
+                    <a:xfrm>
+                      <a:off x="0" y="0"/>
+                      <a:ext cx="2562583" cy="3972479"/>
+                    </a:xfrm>
+                    <a:prstGeom prst="rect">
+                      <a:avLst/>
+                    </a:prstGeom>
+                  </pic:spPr>
+                </pic:pic>
+              </a:graphicData>
+            </a:graphic>
+          </wp:inline>
+        </w:drawing>
+      </w:r>
+    </w:p>
+    <w:p>
+      <w:pPr>
+        <w:pStyle w:val="PargrafodaLista"/>
+        <w:tabs>
+          <w:tab w:val="left" w:pos="1275"/>
+        </w:tabs>
+        <w:rPr>
+          <w:sz w:val="24"/>
+          <w:szCs w:val="24"/>
+        </w:rPr>
+      </w:pPr>
+    </w:p>
+    <w:p>
+      <w:pPr>
+        <w:pStyle w:val="PargrafodaLista"/>
+        <w:tabs>
+          <w:tab w:val="left" w:pos="1275"/>
+        </w:tabs>
+        <w:rPr>
+          <w:sz w:val="24"/>
+          <w:szCs w:val="24"/>
+        </w:rPr>
+      </w:pPr>
+      <w:r>
+        <w:rPr>
+          <w:sz w:val="24"/>
+          <w:szCs w:val="24"/>
+        </w:rPr>
+        <w:t xml:space="preserve">58 </w:t>
+      </w:r>
+      <w:r>
+        <w:rPr>
+          <w:sz w:val="24"/>
+          <w:szCs w:val="24"/>
+        </w:rPr>
+        <w:t>–</w:t>
+      </w:r>
+      <w:r>
+        <w:rPr>
+          <w:sz w:val="24"/>
+          <w:szCs w:val="24"/>
+        </w:rPr>
+        <w:t xml:space="preserve"> </w:t>
+      </w:r>
+      <w:r>
+        <w:rPr>
+          <w:sz w:val="24"/>
+          <w:szCs w:val="24"/>
+        </w:rPr>
+        <w:t xml:space="preserve">Trabalhando com a tabela estamos utilizando o </w:t>
+      </w:r>
+      <w:proofErr w:type="spellStart"/>
+      <w:r>
+        <w:rPr>
+          <w:sz w:val="24"/>
+          <w:szCs w:val="24"/>
+        </w:rPr>
+        <w:t>Thead</w:t>
+      </w:r>
+      <w:proofErr w:type="spellEnd"/>
+      <w:r>
+        <w:rPr>
+          <w:sz w:val="24"/>
+          <w:szCs w:val="24"/>
+        </w:rPr>
+        <w:t xml:space="preserve"> (cabeçalho da tabela) e o </w:t>
+      </w:r>
+      <w:proofErr w:type="spellStart"/>
+      <w:r>
+        <w:rPr>
+          <w:sz w:val="24"/>
+          <w:szCs w:val="24"/>
+        </w:rPr>
+        <w:t>tbody</w:t>
+      </w:r>
+      <w:proofErr w:type="spellEnd"/>
+      <w:r>
+        <w:rPr>
+          <w:sz w:val="24"/>
+          <w:szCs w:val="24"/>
+        </w:rPr>
+        <w:t xml:space="preserve">(corpo da tabela) e dentro do </w:t>
+      </w:r>
+      <w:proofErr w:type="spellStart"/>
+      <w:r>
+        <w:rPr>
+          <w:sz w:val="24"/>
+          <w:szCs w:val="24"/>
+        </w:rPr>
+        <w:t>thead</w:t>
+      </w:r>
+      <w:proofErr w:type="spellEnd"/>
+      <w:r>
+        <w:rPr>
+          <w:sz w:val="24"/>
+          <w:szCs w:val="24"/>
+        </w:rPr>
+        <w:t xml:space="preserve"> temos o </w:t>
+      </w:r>
+      <w:proofErr w:type="spellStart"/>
+      <w:r>
+        <w:rPr>
+          <w:sz w:val="24"/>
+          <w:szCs w:val="24"/>
+        </w:rPr>
+        <w:t>th</w:t>
+      </w:r>
+      <w:proofErr w:type="spellEnd"/>
+      <w:r>
+        <w:rPr>
+          <w:sz w:val="24"/>
+          <w:szCs w:val="24"/>
+        </w:rPr>
+        <w:t xml:space="preserve"> que são os dados do cabe</w:t>
+      </w:r>
+      <w:r>
+        <w:rPr>
+          <w:sz w:val="24"/>
+          <w:szCs w:val="24"/>
+        </w:rPr>
+        <w:t>çalho da tabela.</w:t>
+      </w:r>
+    </w:p>
+    <w:p>
+      <w:pPr>
+        <w:pStyle w:val="PargrafodaLista"/>
+        <w:tabs>
+          <w:tab w:val="left" w:pos="1275"/>
+        </w:tabs>
+        <w:rPr>
+          <w:sz w:val="24"/>
+          <w:szCs w:val="24"/>
+        </w:rPr>
+      </w:pPr>
+    </w:p>
+    <w:p>
+      <w:pPr>
+        <w:pStyle w:val="PargrafodaLista"/>
+        <w:tabs>
+          <w:tab w:val="left" w:pos="1275"/>
+        </w:tabs>
+        <w:rPr>
+          <w:sz w:val="24"/>
+          <w:szCs w:val="24"/>
+        </w:rPr>
+      </w:pPr>
+      <w:r>
+        <w:rPr>
+          <w:sz w:val="24"/>
+          <w:szCs w:val="24"/>
+        </w:rPr>
+        <w:drawing>
+          <wp:inline distT="0" distB="0" distL="0" distR="0" wp14:anchorId="2EC0BECE" wp14:editId="567260F7">
+            <wp:extent cx="4029637" cy="2581635"/>
+            <wp:effectExtent l="0" t="0" r="9525" b="9525"/>
+            <wp:docPr id="114" name="Imagem 114"/>
+            <wp:cNvGraphicFramePr>
+              <a:graphicFrameLocks xmlns:a="http://schemas.openxmlformats.org/drawingml/2006/main" noChangeAspect="1"/>
+            </wp:cNvGraphicFramePr>
+            <a:graphic xmlns:a="http://schemas.openxmlformats.org/drawingml/2006/main">
+              <a:graphicData uri="http://schemas.openxmlformats.org/drawingml/2006/picture">
+                <pic:pic xmlns:pic="http://schemas.openxmlformats.org/drawingml/2006/picture">
+                  <pic:nvPicPr>
+                    <pic:cNvPr id="1" name=""/>
+                    <pic:cNvPicPr/>
+                  </pic:nvPicPr>
+                  <pic:blipFill>
+                    <a:blip r:embed="rId92"/>
+                    <a:stretch>
+                      <a:fillRect/>
+                    </a:stretch>
+                  </pic:blipFill>
+                  <pic:spPr>
+                    <a:xfrm>
+                      <a:off x="0" y="0"/>
+                      <a:ext cx="4029637" cy="2581635"/>
+                    </a:xfrm>
+                    <a:prstGeom prst="rect">
+                      <a:avLst/>
+                    </a:prstGeom>
+                  </pic:spPr>
+                </pic:pic>
+              </a:graphicData>
+            </a:graphic>
+          </wp:inline>
+        </w:drawing>
+      </w:r>
+    </w:p>
+    <w:p>
+      <w:pPr>
+        <w:pStyle w:val="PargrafodaLista"/>
+        <w:tabs>
+          <w:tab w:val="left" w:pos="1275"/>
+        </w:tabs>
+        <w:rPr>
+          <w:sz w:val="24"/>
+          <w:szCs w:val="24"/>
+        </w:rPr>
+      </w:pPr>
+    </w:p>
+    <w:p>
+      <w:pPr>
+        <w:pStyle w:val="PargrafodaLista"/>
+        <w:tabs>
+          <w:tab w:val="left" w:pos="1275"/>
+        </w:tabs>
+        <w:rPr>
+          <w:sz w:val="24"/>
+          <w:szCs w:val="24"/>
+        </w:rPr>
+      </w:pPr>
+      <w:r>
+        <w:rPr>
+          <w:sz w:val="24"/>
+          <w:szCs w:val="24"/>
+        </w:rPr>
+        <w:t xml:space="preserve">59 – No </w:t>
+      </w:r>
+      <w:proofErr w:type="spellStart"/>
+      <w:r>
+        <w:rPr>
+          <w:sz w:val="24"/>
+          <w:szCs w:val="24"/>
+        </w:rPr>
+        <w:t>css</w:t>
+      </w:r>
+      <w:proofErr w:type="spellEnd"/>
+      <w:r>
+        <w:rPr>
+          <w:sz w:val="24"/>
+          <w:szCs w:val="24"/>
+        </w:rPr>
+        <w:t xml:space="preserve"> da tabela vamos dar um espaço externo para cima e para baixo.</w:t>
+      </w:r>
+    </w:p>
+    <w:p>
+      <w:pPr>
+        <w:pStyle w:val="PargrafodaLista"/>
+        <w:tabs>
+          <w:tab w:val="left" w:pos="1275"/>
+        </w:tabs>
+        <w:rPr>
+          <w:sz w:val="24"/>
+          <w:szCs w:val="24"/>
+        </w:rPr>
+      </w:pPr>
+      <w:r>
+        <w:rPr>
+          <w:sz w:val="24"/>
+          <w:szCs w:val="24"/>
+        </w:rPr>
+        <w:drawing>
+          <wp:inline distT="0" distB="0" distL="0" distR="0" wp14:anchorId="662228C4" wp14:editId="790DA9AF">
+            <wp:extent cx="3600953" cy="1705213"/>
+            <wp:effectExtent l="0" t="0" r="0" b="9525"/>
+            <wp:docPr id="115" name="Imagem 115"/>
+            <wp:cNvGraphicFramePr>
+              <a:graphicFrameLocks xmlns:a="http://schemas.openxmlformats.org/drawingml/2006/main" noChangeAspect="1"/>
+            </wp:cNvGraphicFramePr>
+            <a:graphic xmlns:a="http://schemas.openxmlformats.org/drawingml/2006/main">
+              <a:graphicData uri="http://schemas.openxmlformats.org/drawingml/2006/picture">
+                <pic:pic xmlns:pic="http://schemas.openxmlformats.org/drawingml/2006/picture">
+                  <pic:nvPicPr>
+                    <pic:cNvPr id="1" name=""/>
+                    <pic:cNvPicPr/>
+                  </pic:nvPicPr>
+                  <pic:blipFill>
+                    <a:blip r:embed="rId93"/>
+                    <a:stretch>
+                      <a:fillRect/>
+                    </a:stretch>
+                  </pic:blipFill>
+                  <pic:spPr>
+                    <a:xfrm>
+                      <a:off x="0" y="0"/>
+                      <a:ext cx="3600953" cy="1705213"/>
+                    </a:xfrm>
+                    <a:prstGeom prst="rect">
+                      <a:avLst/>
+                    </a:prstGeom>
+                  </pic:spPr>
+                </pic:pic>
+              </a:graphicData>
+            </a:graphic>
+          </wp:inline>
+        </w:drawing>
+      </w:r>
+      <w:r>
+        <w:rPr>
+          <w:sz w:val="24"/>
+          <w:szCs w:val="24"/>
+        </w:rPr>
+        <w:t xml:space="preserve"> </w:t>
+      </w:r>
+      <w:r>
+        <w:rPr>
+          <w:sz w:val="24"/>
+          <w:szCs w:val="24"/>
+        </w:rPr>
+        <w:t xml:space="preserve"> </w:t>
+      </w:r>
+    </w:p>
+    <w:p>
+      <w:pPr>
+        <w:pStyle w:val="PargrafodaLista"/>
+        <w:tabs>
+          <w:tab w:val="left" w:pos="1275"/>
+        </w:tabs>
+        <w:rPr>
+          <w:sz w:val="24"/>
+          <w:szCs w:val="24"/>
+        </w:rPr>
+      </w:pPr>
+    </w:p>
+    <w:p>
+      <w:pPr>
+        <w:pStyle w:val="PargrafodaLista"/>
+        <w:tabs>
+          <w:tab w:val="left" w:pos="1275"/>
+        </w:tabs>
+        <w:rPr>
+          <w:sz w:val="24"/>
+          <w:szCs w:val="24"/>
+        </w:rPr>
+      </w:pPr>
+      <w:r>
+        <w:rPr>
+          <w:sz w:val="24"/>
+          <w:szCs w:val="24"/>
+        </w:rPr>
+        <w:t xml:space="preserve">60-  No cabeçalho da tabela </w:t>
+      </w:r>
+      <w:r>
+        <w:rPr>
+          <w:sz w:val="24"/>
+          <w:szCs w:val="24"/>
+        </w:rPr>
+        <w:t xml:space="preserve">adicionamos uma cor de fundo mudamos a cor do texto e deixamos </w:t>
+      </w:r>
+      <w:r>
+        <w:rPr>
+          <w:sz w:val="24"/>
+          <w:szCs w:val="24"/>
+        </w:rPr>
+        <w:t>mais encorpado.</w:t>
+      </w:r>
+    </w:p>
+    <w:p>
+      <w:pPr>
+        <w:pStyle w:val="PargrafodaLista"/>
+        <w:tabs>
+          <w:tab w:val="left" w:pos="1275"/>
+        </w:tabs>
+        <w:rPr>
+          <w:sz w:val="24"/>
+          <w:szCs w:val="24"/>
+        </w:rPr>
+      </w:pPr>
+    </w:p>
+    <w:p>
+      <w:pPr>
+        <w:pStyle w:val="PargrafodaLista"/>
+        <w:tabs>
+          <w:tab w:val="left" w:pos="1275"/>
+        </w:tabs>
+        <w:rPr>
+          <w:sz w:val="24"/>
+          <w:szCs w:val="24"/>
+        </w:rPr>
+      </w:pPr>
+      <w:r>
+        <w:rPr>
+          <w:sz w:val="24"/>
+          <w:szCs w:val="24"/>
+        </w:rPr>
+        <w:drawing>
+          <wp:inline distT="0" distB="0" distL="0" distR="0" wp14:anchorId="5ED1D85D" wp14:editId="4F356D9B">
+            <wp:extent cx="4706007" cy="1876687"/>
+            <wp:effectExtent l="0" t="0" r="0" b="9525"/>
+            <wp:docPr id="117" name="Imagem 117"/>
+            <wp:cNvGraphicFramePr>
+              <a:graphicFrameLocks xmlns:a="http://schemas.openxmlformats.org/drawingml/2006/main" noChangeAspect="1"/>
+            </wp:cNvGraphicFramePr>
+            <a:graphic xmlns:a="http://schemas.openxmlformats.org/drawingml/2006/main">
+              <a:graphicData uri="http://schemas.openxmlformats.org/drawingml/2006/picture">
+                <pic:pic xmlns:pic="http://schemas.openxmlformats.org/drawingml/2006/picture">
+                  <pic:nvPicPr>
+                    <pic:cNvPr id="1" name=""/>
+                    <pic:cNvPicPr/>
+                  </pic:nvPicPr>
+                  <pic:blipFill>
+                    <a:blip r:embed="rId94"/>
+                    <a:stretch>
+                      <a:fillRect/>
+                    </a:stretch>
+                  </pic:blipFill>
+                  <pic:spPr>
+                    <a:xfrm>
+                      <a:off x="0" y="0"/>
+                      <a:ext cx="4706007" cy="1876687"/>
+                    </a:xfrm>
+                    <a:prstGeom prst="rect">
+                      <a:avLst/>
+                    </a:prstGeom>
+                  </pic:spPr>
+                </pic:pic>
+              </a:graphicData>
+            </a:graphic>
+          </wp:inline>
+        </w:drawing>
+      </w:r>
+    </w:p>
+    <w:p>
+      <w:pPr>
+        <w:pStyle w:val="PargrafodaLista"/>
+        <w:tabs>
+          <w:tab w:val="left" w:pos="1275"/>
+        </w:tabs>
+        <w:rPr>
+          <w:sz w:val="24"/>
+          <w:szCs w:val="24"/>
+        </w:rPr>
+      </w:pPr>
+    </w:p>
+    <w:p>
+      <w:pPr>
+        <w:pStyle w:val="PargrafodaLista"/>
+        <w:tabs>
+          <w:tab w:val="left" w:pos="1275"/>
+        </w:tabs>
+        <w:rPr>
+          <w:sz w:val="24"/>
+          <w:szCs w:val="24"/>
+        </w:rPr>
+      </w:pPr>
+      <w:r>
+        <w:rPr>
+          <w:sz w:val="24"/>
+          <w:szCs w:val="24"/>
+        </w:rPr>
+        <w:t xml:space="preserve">61- </w:t>
+      </w:r>
+      <w:r>
+        <w:rPr>
+          <w:sz w:val="24"/>
+          <w:szCs w:val="24"/>
+        </w:rPr>
+        <w:t>Colocamos uma borda nos dados da tabela e no cabeçalho conforme código:</w:t>
+      </w:r>
+    </w:p>
+    <w:p>
+      <w:pPr>
+        <w:pStyle w:val="PargrafodaLista"/>
+        <w:tabs>
+          <w:tab w:val="left" w:pos="1275"/>
+        </w:tabs>
+        <w:rPr>
+          <w:sz w:val="24"/>
+          <w:szCs w:val="24"/>
+        </w:rPr>
+      </w:pPr>
+      <w:r>
+        <w:rPr>
+          <w:sz w:val="24"/>
+          <w:szCs w:val="24"/>
+        </w:rPr>
+        <w:drawing>
+          <wp:inline distT="0" distB="0" distL="0" distR="0" wp14:anchorId="27613D8B" wp14:editId="58B1EEE4">
+            <wp:extent cx="4696480" cy="1476581"/>
+            <wp:effectExtent l="0" t="0" r="8890" b="9525"/>
+            <wp:docPr id="118" name="Imagem 118"/>
+            <wp:cNvGraphicFramePr>
+              <a:graphicFrameLocks xmlns:a="http://schemas.openxmlformats.org/drawingml/2006/main" noChangeAspect="1"/>
+            </wp:cNvGraphicFramePr>
+            <a:graphic xmlns:a="http://schemas.openxmlformats.org/drawingml/2006/main">
+              <a:graphicData uri="http://schemas.openxmlformats.org/drawingml/2006/picture">
+                <pic:pic xmlns:pic="http://schemas.openxmlformats.org/drawingml/2006/picture">
+                  <pic:nvPicPr>
+                    <pic:cNvPr id="1" name=""/>
+                    <pic:cNvPicPr/>
+                  </pic:nvPicPr>
+                  <pic:blipFill>
+                    <a:blip r:embed="rId95"/>
+                    <a:stretch>
+                      <a:fillRect/>
+                    </a:stretch>
+                  </pic:blipFill>
+                  <pic:spPr>
+                    <a:xfrm>
+                      <a:off x="0" y="0"/>
+                      <a:ext cx="4696480" cy="1476581"/>
+                    </a:xfrm>
+                    <a:prstGeom prst="rect">
+                      <a:avLst/>
+                    </a:prstGeom>
+                  </pic:spPr>
+                </pic:pic>
+              </a:graphicData>
+            </a:graphic>
+          </wp:inline>
+        </w:drawing>
+      </w:r>
+    </w:p>
+    <w:p>
+      <w:pPr>
+        <w:pStyle w:val="PargrafodaLista"/>
+        <w:tabs>
+          <w:tab w:val="left" w:pos="1275"/>
+        </w:tabs>
+        <w:rPr>
+          <w:sz w:val="24"/>
+          <w:szCs w:val="24"/>
+        </w:rPr>
+      </w:pPr>
+    </w:p>
+    <w:p>
+      <w:pPr>
+        <w:pStyle w:val="PargrafodaLista"/>
+        <w:tabs>
+          <w:tab w:val="left" w:pos="1275"/>
+        </w:tabs>
+        <w:rPr>
+          <w:sz w:val="24"/>
+          <w:szCs w:val="24"/>
+        </w:rPr>
+      </w:pPr>
+      <w:r>
+        <w:rPr>
+          <w:sz w:val="24"/>
+          <w:szCs w:val="24"/>
+        </w:rPr>
+        <w:t xml:space="preserve">62 </w:t>
+      </w:r>
+      <w:r>
+        <w:rPr>
+          <w:sz w:val="24"/>
+          <w:szCs w:val="24"/>
+        </w:rPr>
+        <w:t>–</w:t>
+      </w:r>
+      <w:r>
+        <w:rPr>
+          <w:sz w:val="24"/>
+          <w:szCs w:val="24"/>
+        </w:rPr>
+        <w:t xml:space="preserve"> </w:t>
+      </w:r>
+      <w:r>
+        <w:rPr>
+          <w:sz w:val="24"/>
+          <w:szCs w:val="24"/>
+        </w:rPr>
+        <w:t>Agora vamos dar um espaço interno para cima e para baixo  e para os lado esquerdo e direito.</w:t>
+      </w:r>
+    </w:p>
+    <w:p>
+      <w:pPr>
+        <w:pStyle w:val="PargrafodaLista"/>
+        <w:tabs>
+          <w:tab w:val="left" w:pos="1275"/>
+        </w:tabs>
+        <w:rPr>
+          <w:sz w:val="24"/>
+          <w:szCs w:val="24"/>
+        </w:rPr>
+      </w:pPr>
+      <w:r>
+        <w:rPr>
+          <w:sz w:val="24"/>
+          <w:szCs w:val="24"/>
+        </w:rPr>
+        <w:drawing>
+          <wp:inline distT="0" distB="0" distL="0" distR="0" wp14:anchorId="6594DEF9" wp14:editId="3E18B9F5">
+            <wp:extent cx="5353797" cy="1810003"/>
+            <wp:effectExtent l="0" t="0" r="0" b="0"/>
+            <wp:docPr id="119" name="Imagem 119"/>
+            <wp:cNvGraphicFramePr>
+              <a:graphicFrameLocks xmlns:a="http://schemas.openxmlformats.org/drawingml/2006/main" noChangeAspect="1"/>
+            </wp:cNvGraphicFramePr>
+            <a:graphic xmlns:a="http://schemas.openxmlformats.org/drawingml/2006/main">
+              <a:graphicData uri="http://schemas.openxmlformats.org/drawingml/2006/picture">
+                <pic:pic xmlns:pic="http://schemas.openxmlformats.org/drawingml/2006/picture">
+                  <pic:nvPicPr>
+                    <pic:cNvPr id="1" name=""/>
+                    <pic:cNvPicPr/>
+                  </pic:nvPicPr>
+                  <pic:blipFill>
+                    <a:blip r:embed="rId96"/>
+                    <a:stretch>
+                      <a:fillRect/>
+                    </a:stretch>
+                  </pic:blipFill>
+                  <pic:spPr>
+                    <a:xfrm>
+                      <a:off x="0" y="0"/>
+                      <a:ext cx="5353797" cy="1810003"/>
+                    </a:xfrm>
+                    <a:prstGeom prst="rect">
+                      <a:avLst/>
+                    </a:prstGeom>
+                  </pic:spPr>
+                </pic:pic>
+              </a:graphicData>
+            </a:graphic>
+          </wp:inline>
+        </w:drawing>
+      </w:r>
+      <w:bookmarkStart w:id="0" w:name="_GoBack"/>
+      <w:bookmarkEnd w:id="0"/>
     </w:p>
     <w:sectPr>
       <w:pgSz w:w="11906" w:h="16838"/>
@@ -13651,7 +14364,7 @@
 </file>
 
 <file path=customXml/itemProps1.xml><?xml version="1.0" encoding="utf-8"?>
-<ds:datastoreItem xmlns:ds="http://schemas.openxmlformats.org/officeDocument/2006/customXml" ds:itemID="{91711E7C-BC2B-4CE9-8FBC-32AC95FB4AE5}">
+<ds:datastoreItem xmlns:ds="http://schemas.openxmlformats.org/officeDocument/2006/customXml" ds:itemID="{708ABD2B-0053-472E-8848-8C3C0C17F405}">
   <ds:schemaRefs>
     <ds:schemaRef ds:uri="http://schemas.openxmlformats.org/officeDocument/2006/bibliography"/>
   </ds:schemaRefs>

--- a/apostila/Apostila Space For Men.docx
+++ b/apostila/Apostila Space For Men.docx
@@ -12368,6 +12368,7 @@
       </w:pPr>
       <w:r>
         <w:rPr>
+          <w:noProof/>
           <w:sz w:val="24"/>
           <w:szCs w:val="24"/>
         </w:rPr>
@@ -12556,6 +12557,7 @@
       </w:pPr>
       <w:r>
         <w:rPr>
+          <w:noProof/>
           <w:sz w:val="24"/>
           <w:szCs w:val="24"/>
         </w:rPr>
@@ -12656,6 +12658,7 @@
       </w:pPr>
       <w:r>
         <w:rPr>
+          <w:noProof/>
           <w:sz w:val="24"/>
           <w:szCs w:val="24"/>
         </w:rPr>
@@ -12780,6 +12783,7 @@
       </w:pPr>
       <w:r>
         <w:rPr>
+          <w:noProof/>
           <w:sz w:val="24"/>
           <w:szCs w:val="24"/>
         </w:rPr>
@@ -12871,6 +12875,7 @@
       </w:pPr>
       <w:r>
         <w:rPr>
+          <w:noProof/>
           <w:sz w:val="24"/>
           <w:szCs w:val="24"/>
         </w:rPr>
@@ -12976,6 +12981,7 @@
       </w:pPr>
       <w:r>
         <w:rPr>
+          <w:noProof/>
           <w:sz w:val="24"/>
           <w:szCs w:val="24"/>
         </w:rPr>
@@ -13015,8 +13021,323 @@
           </wp:inline>
         </w:drawing>
       </w:r>
+    </w:p>
+    <w:p>
+      <w:pPr>
+        <w:pStyle w:val="PargrafodaLista"/>
+        <w:tabs>
+          <w:tab w:val="left" w:pos="1275"/>
+        </w:tabs>
+        <w:rPr>
+          <w:sz w:val="24"/>
+          <w:szCs w:val="24"/>
+        </w:rPr>
+      </w:pPr>
+    </w:p>
+    <w:p>
+      <w:pPr>
+        <w:pStyle w:val="PargrafodaLista"/>
+        <w:tabs>
+          <w:tab w:val="left" w:pos="1275"/>
+        </w:tabs>
+        <w:rPr>
+          <w:sz w:val="24"/>
+          <w:szCs w:val="24"/>
+        </w:rPr>
+      </w:pPr>
+      <w:r>
+        <w:rPr>
+          <w:sz w:val="24"/>
+          <w:szCs w:val="24"/>
+        </w:rPr>
+        <w:t xml:space="preserve">63- Da mesma feita na pagina de contato.html que copiamos o header e </w:t>
+      </w:r>
+      <w:proofErr w:type="spellStart"/>
+      <w:r>
+        <w:rPr>
+          <w:sz w:val="24"/>
+          <w:szCs w:val="24"/>
+        </w:rPr>
+        <w:t>footer</w:t>
+      </w:r>
+      <w:proofErr w:type="spellEnd"/>
+      <w:r>
+        <w:rPr>
+          <w:sz w:val="24"/>
+          <w:szCs w:val="24"/>
+        </w:rPr>
+        <w:t xml:space="preserve"> da pagina produtos </w:t>
+      </w:r>
+      <w:r>
+        <w:rPr>
+          <w:sz w:val="24"/>
+          <w:szCs w:val="24"/>
+        </w:rPr>
+        <w:t xml:space="preserve">colamos na pagina index.html  e aplicamos o </w:t>
+      </w:r>
+      <w:proofErr w:type="spellStart"/>
+      <w:r>
+        <w:rPr>
+          <w:sz w:val="24"/>
+          <w:szCs w:val="24"/>
+        </w:rPr>
+        <w:t>css</w:t>
+      </w:r>
+      <w:proofErr w:type="spellEnd"/>
+      <w:r>
+        <w:rPr>
+          <w:sz w:val="24"/>
+          <w:szCs w:val="24"/>
+        </w:rPr>
+        <w:t xml:space="preserve"> fazendo isso para não ter a necessidade de fazer novamente o menu e o </w:t>
+      </w:r>
+      <w:proofErr w:type="spellStart"/>
+      <w:r>
+        <w:rPr>
+          <w:sz w:val="24"/>
+          <w:szCs w:val="24"/>
+        </w:rPr>
+        <w:t>footer</w:t>
+      </w:r>
+      <w:proofErr w:type="spellEnd"/>
+      <w:r>
+        <w:rPr>
+          <w:sz w:val="24"/>
+          <w:szCs w:val="24"/>
+        </w:rPr>
+        <w:t>.</w:t>
+      </w:r>
+    </w:p>
+    <w:p>
+      <w:pPr>
+        <w:pStyle w:val="PargrafodaLista"/>
+        <w:tabs>
+          <w:tab w:val="left" w:pos="1275"/>
+        </w:tabs>
+        <w:rPr>
+          <w:sz w:val="24"/>
+          <w:szCs w:val="24"/>
+        </w:rPr>
+      </w:pPr>
+    </w:p>
+    <w:p>
+      <w:pPr>
+        <w:pStyle w:val="PargrafodaLista"/>
+        <w:tabs>
+          <w:tab w:val="left" w:pos="1275"/>
+        </w:tabs>
+        <w:rPr>
+          <w:sz w:val="24"/>
+          <w:szCs w:val="24"/>
+        </w:rPr>
+      </w:pPr>
+      <w:r>
+        <w:rPr>
+          <w:sz w:val="24"/>
+          <w:szCs w:val="24"/>
+        </w:rPr>
+        <w:t>64 – Vamos deixar a imagem do banner ocupando 100</w:t>
+      </w:r>
+      <w:r>
+        <w:rPr>
+          <w:sz w:val="24"/>
+          <w:szCs w:val="24"/>
+        </w:rPr>
+        <w:t>% de espaço.</w:t>
+      </w:r>
+    </w:p>
+    <w:p>
+      <w:pPr>
+        <w:pStyle w:val="PargrafodaLista"/>
+        <w:tabs>
+          <w:tab w:val="left" w:pos="1275"/>
+        </w:tabs>
+        <w:rPr>
+          <w:sz w:val="24"/>
+          <w:szCs w:val="24"/>
+        </w:rPr>
+      </w:pPr>
+      <w:r>
+        <w:rPr>
+          <w:sz w:val="24"/>
+          <w:szCs w:val="24"/>
+        </w:rPr>
+        <w:drawing>
+          <wp:inline distT="0" distB="0" distL="0" distR="0" wp14:anchorId="472C6237" wp14:editId="552B1137">
+            <wp:extent cx="3019846" cy="1143160"/>
+            <wp:effectExtent l="0" t="0" r="0" b="0"/>
+            <wp:docPr id="116" name="Imagem 116"/>
+            <wp:cNvGraphicFramePr>
+              <a:graphicFrameLocks xmlns:a="http://schemas.openxmlformats.org/drawingml/2006/main" noChangeAspect="1"/>
+            </wp:cNvGraphicFramePr>
+            <a:graphic xmlns:a="http://schemas.openxmlformats.org/drawingml/2006/main">
+              <a:graphicData uri="http://schemas.openxmlformats.org/drawingml/2006/picture">
+                <pic:pic xmlns:pic="http://schemas.openxmlformats.org/drawingml/2006/picture">
+                  <pic:nvPicPr>
+                    <pic:cNvPr id="1" name=""/>
+                    <pic:cNvPicPr/>
+                  </pic:nvPicPr>
+                  <pic:blipFill>
+                    <a:blip r:embed="rId97"/>
+                    <a:stretch>
+                      <a:fillRect/>
+                    </a:stretch>
+                  </pic:blipFill>
+                  <pic:spPr>
+                    <a:xfrm>
+                      <a:off x="0" y="0"/>
+                      <a:ext cx="3019846" cy="1143160"/>
+                    </a:xfrm>
+                    <a:prstGeom prst="rect">
+                      <a:avLst/>
+                    </a:prstGeom>
+                  </pic:spPr>
+                </pic:pic>
+              </a:graphicData>
+            </a:graphic>
+          </wp:inline>
+        </w:drawing>
+      </w:r>
+    </w:p>
+    <w:p>
+      <w:pPr>
+        <w:pStyle w:val="PargrafodaLista"/>
+        <w:tabs>
+          <w:tab w:val="left" w:pos="1275"/>
+        </w:tabs>
+        <w:rPr>
+          <w:sz w:val="24"/>
+          <w:szCs w:val="24"/>
+        </w:rPr>
+      </w:pPr>
+    </w:p>
+    <w:p>
+      <w:pPr>
+        <w:pStyle w:val="PargrafodaLista"/>
+        <w:tabs>
+          <w:tab w:val="left" w:pos="1275"/>
+        </w:tabs>
+        <w:rPr>
+          <w:sz w:val="24"/>
+          <w:szCs w:val="24"/>
+        </w:rPr>
+      </w:pPr>
+      <w:r>
+        <w:rPr>
+          <w:sz w:val="24"/>
+          <w:szCs w:val="24"/>
+        </w:rPr>
+        <w:t>65 – Centralizamos e demos um</w:t>
+      </w:r>
+      <w:r>
+        <w:rPr>
+          <w:sz w:val="24"/>
+          <w:szCs w:val="24"/>
+        </w:rPr>
+        <w:t>a</w:t>
+      </w:r>
+      <w:r>
+        <w:rPr>
+          <w:sz w:val="24"/>
+          <w:szCs w:val="24"/>
+        </w:rPr>
+        <w:t xml:space="preserve"> largura de 940px para o conteúdo do </w:t>
+      </w:r>
+      <w:proofErr w:type="spellStart"/>
+      <w:r>
+        <w:rPr>
+          <w:sz w:val="24"/>
+          <w:szCs w:val="24"/>
+        </w:rPr>
+        <w:t>main</w:t>
+      </w:r>
+      <w:proofErr w:type="spellEnd"/>
+      <w:r>
+        <w:rPr>
+          <w:sz w:val="24"/>
+          <w:szCs w:val="24"/>
+        </w:rPr>
+        <w:t xml:space="preserve"> conforme código:</w:t>
+      </w:r>
+    </w:p>
+    <w:p>
+      <w:pPr>
+        <w:pStyle w:val="PargrafodaLista"/>
+        <w:tabs>
+          <w:tab w:val="left" w:pos="1275"/>
+        </w:tabs>
+        <w:rPr>
+          <w:sz w:val="24"/>
+          <w:szCs w:val="24"/>
+        </w:rPr>
+      </w:pPr>
+      <w:r>
+        <w:rPr>
+          <w:sz w:val="24"/>
+          <w:szCs w:val="24"/>
+        </w:rPr>
+        <w:drawing>
+          <wp:inline distT="0" distB="0" distL="0" distR="0" wp14:anchorId="750BCDFB" wp14:editId="341A9821">
+            <wp:extent cx="3648584" cy="1714739"/>
+            <wp:effectExtent l="0" t="0" r="9525" b="0"/>
+            <wp:docPr id="120" name="Imagem 120"/>
+            <wp:cNvGraphicFramePr>
+              <a:graphicFrameLocks xmlns:a="http://schemas.openxmlformats.org/drawingml/2006/main" noChangeAspect="1"/>
+            </wp:cNvGraphicFramePr>
+            <a:graphic xmlns:a="http://schemas.openxmlformats.org/drawingml/2006/main">
+              <a:graphicData uri="http://schemas.openxmlformats.org/drawingml/2006/picture">
+                <pic:pic xmlns:pic="http://schemas.openxmlformats.org/drawingml/2006/picture">
+                  <pic:nvPicPr>
+                    <pic:cNvPr id="1" name=""/>
+                    <pic:cNvPicPr/>
+                  </pic:nvPicPr>
+                  <pic:blipFill>
+                    <a:blip r:embed="rId98"/>
+                    <a:stretch>
+                      <a:fillRect/>
+                    </a:stretch>
+                  </pic:blipFill>
+                  <pic:spPr>
+                    <a:xfrm>
+                      <a:off x="0" y="0"/>
+                      <a:ext cx="3648584" cy="1714739"/>
+                    </a:xfrm>
+                    <a:prstGeom prst="rect">
+                      <a:avLst/>
+                    </a:prstGeom>
+                  </pic:spPr>
+                </pic:pic>
+              </a:graphicData>
+            </a:graphic>
+          </wp:inline>
+        </w:drawing>
+      </w:r>
       <w:bookmarkStart w:id="0" w:name="_GoBack"/>
       <w:bookmarkEnd w:id="0"/>
+    </w:p>
+    <w:p>
+      <w:pPr>
+        <w:pStyle w:val="PargrafodaLista"/>
+        <w:tabs>
+          <w:tab w:val="left" w:pos="1275"/>
+        </w:tabs>
+        <w:rPr>
+          <w:sz w:val="24"/>
+          <w:szCs w:val="24"/>
+        </w:rPr>
+      </w:pPr>
+    </w:p>
+    <w:p>
+      <w:pPr>
+        <w:pStyle w:val="PargrafodaLista"/>
+        <w:tabs>
+          <w:tab w:val="left" w:pos="1275"/>
+        </w:tabs>
+        <w:rPr>
+          <w:sz w:val="24"/>
+          <w:szCs w:val="24"/>
+        </w:rPr>
+      </w:pPr>
     </w:p>
     <w:sectPr>
       <w:pgSz w:w="11906" w:h="16838"/>
@@ -14364,7 +14685,7 @@
 </file>
 
 <file path=customXml/itemProps1.xml><?xml version="1.0" encoding="utf-8"?>
-<ds:datastoreItem xmlns:ds="http://schemas.openxmlformats.org/officeDocument/2006/customXml" ds:itemID="{708ABD2B-0053-472E-8848-8C3C0C17F405}">
+<ds:datastoreItem xmlns:ds="http://schemas.openxmlformats.org/officeDocument/2006/customXml" ds:itemID="{DA4FCAE9-3099-4985-B3BA-CC9D306BD441}">
   <ds:schemaRefs>
     <ds:schemaRef ds:uri="http://schemas.openxmlformats.org/officeDocument/2006/bibliography"/>
   </ds:schemaRefs>

--- a/apostila/Apostila Space For Men.docx
+++ b/apostila/Apostila Space For Men.docx
@@ -427,6 +427,7 @@
           <w:sz w:val="24"/>
           <w:szCs w:val="24"/>
         </w:rPr>
+        <w:lastRenderedPageBreak/>
         <w:drawing>
           <wp:inline distT="0" distB="0" distL="0" distR="0" wp14:anchorId="3850EC13" wp14:editId="3B922ED4">
             <wp:extent cx="6436429" cy="2376449"/>
@@ -820,6 +821,7 @@
           <w:sz w:val="24"/>
           <w:szCs w:val="24"/>
         </w:rPr>
+        <w:lastRenderedPageBreak/>
         <w:t>4- Adicionamos a imagem banner ao nosso site utilizando o seguinte comando:</w:t>
       </w:r>
       <w:r>
@@ -1382,6 +1384,7 @@
           <w:sz w:val="24"/>
           <w:szCs w:val="24"/>
         </w:rPr>
+        <w:lastRenderedPageBreak/>
         <w:drawing>
           <wp:inline distT="0" distB="0" distL="0" distR="0" wp14:anchorId="1CBBF734" wp14:editId="34135E47">
             <wp:extent cx="5315692" cy="3057952"/>
@@ -1780,6 +1783,7 @@
           <w:sz w:val="24"/>
           <w:szCs w:val="24"/>
         </w:rPr>
+        <w:lastRenderedPageBreak/>
         <w:drawing>
           <wp:inline distT="0" distB="0" distL="0" distR="0" wp14:anchorId="2D9DBB84" wp14:editId="14152CFA">
             <wp:extent cx="8573696" cy="4096322"/>
@@ -2292,6 +2296,7 @@
           <w:sz w:val="24"/>
           <w:szCs w:val="24"/>
         </w:rPr>
+        <w:lastRenderedPageBreak/>
         <w:drawing>
           <wp:inline distT="0" distB="0" distL="0" distR="0" wp14:anchorId="0E249081" wp14:editId="01CC254E">
             <wp:extent cx="6344535" cy="5534797"/>
@@ -2508,6 +2513,7 @@
           <w:sz w:val="24"/>
           <w:szCs w:val="24"/>
         </w:rPr>
+        <w:lastRenderedPageBreak/>
         <w:drawing>
           <wp:inline distT="0" distB="0" distL="0" distR="0" wp14:anchorId="165A4C43" wp14:editId="3DCEF4FA">
             <wp:extent cx="2915057" cy="1228896"/>
@@ -2890,6 +2896,7 @@
           <w:sz w:val="24"/>
           <w:szCs w:val="24"/>
         </w:rPr>
+        <w:lastRenderedPageBreak/>
         <w:drawing>
           <wp:inline distT="0" distB="0" distL="0" distR="0" wp14:anchorId="498233E3" wp14:editId="136F54AF">
             <wp:extent cx="6792273" cy="2353003"/>
@@ -3275,6 +3282,7 @@
           <w:sz w:val="24"/>
           <w:szCs w:val="24"/>
         </w:rPr>
+        <w:lastRenderedPageBreak/>
         <mc:AlternateContent>
           <mc:Choice Requires="wps">
             <w:drawing>
@@ -4178,6 +4186,7 @@
           <w:sz w:val="24"/>
           <w:szCs w:val="24"/>
         </w:rPr>
+        <w:lastRenderedPageBreak/>
         <w:drawing>
           <wp:inline distT="0" distB="0" distL="0" distR="0" wp14:anchorId="39205F6A" wp14:editId="79FFF570">
             <wp:extent cx="3411941" cy="1885950"/>
@@ -4540,6 +4549,7 @@
           <w:sz w:val="24"/>
           <w:szCs w:val="24"/>
         </w:rPr>
+        <w:lastRenderedPageBreak/>
         <w:drawing>
           <wp:inline distT="0" distB="0" distL="0" distR="0" wp14:anchorId="1B5C6C31" wp14:editId="383CAA39">
             <wp:extent cx="3486637" cy="3296110"/>
@@ -5155,6 +5165,7 @@
           <w:sz w:val="24"/>
           <w:szCs w:val="24"/>
         </w:rPr>
+        <w:lastRenderedPageBreak/>
         <w:t xml:space="preserve">27 – Trabalhando com </w:t>
       </w:r>
       <w:proofErr w:type="spellStart"/>
@@ -5453,6 +5464,7 @@
           <w:sz w:val="24"/>
           <w:szCs w:val="24"/>
         </w:rPr>
+        <w:lastRenderedPageBreak/>
         <w:drawing>
           <wp:inline distT="0" distB="0" distL="0" distR="0" wp14:anchorId="00349A2D" wp14:editId="50D81DB5">
             <wp:extent cx="4136009" cy="2122653"/>
@@ -6491,6 +6503,7 @@
           <w:sz w:val="24"/>
           <w:szCs w:val="24"/>
         </w:rPr>
+        <w:lastRenderedPageBreak/>
         <w:t xml:space="preserve">33-  Adicionamos uma </w:t>
       </w:r>
       <w:proofErr w:type="spellStart"/>
@@ -6735,6 +6748,7 @@
           <w:sz w:val="24"/>
           <w:szCs w:val="24"/>
         </w:rPr>
+        <w:lastRenderedPageBreak/>
         <mc:AlternateContent>
           <mc:Choice Requires="wps">
             <w:drawing>
@@ -7159,6 +7173,7 @@
           <w:sz w:val="24"/>
           <w:szCs w:val="24"/>
         </w:rPr>
+        <w:lastRenderedPageBreak/>
         <mc:AlternateContent>
           <mc:Choice Requires="wps">
             <w:drawing>
@@ -7485,6 +7500,7 @@
           <w:sz w:val="24"/>
           <w:szCs w:val="24"/>
         </w:rPr>
+        <w:lastRenderedPageBreak/>
         <mc:AlternateContent>
           <mc:Choice Requires="wps">
             <w:drawing>
@@ -7951,6 +7967,7 @@
           <w:sz w:val="24"/>
           <w:szCs w:val="24"/>
         </w:rPr>
+        <w:lastRenderedPageBreak/>
         <w:t xml:space="preserve"> </w:t>
       </w:r>
       <w:r>
@@ -8352,6 +8369,7 @@
           <w:sz w:val="24"/>
           <w:szCs w:val="24"/>
         </w:rPr>
+        <w:lastRenderedPageBreak/>
         <w:t xml:space="preserve">43 </w:t>
       </w:r>
       <w:r>
@@ -9089,6 +9107,7 @@
           <w:sz w:val="24"/>
           <w:szCs w:val="24"/>
         </w:rPr>
+        <w:lastRenderedPageBreak/>
         <w:drawing>
           <wp:inline distT="0" distB="0" distL="0" distR="0" wp14:anchorId="0B18878C" wp14:editId="4DA44BED">
             <wp:extent cx="5649113" cy="2753109"/>
@@ -9984,6 +10003,7 @@
           <w:sz w:val="24"/>
           <w:szCs w:val="24"/>
         </w:rPr>
+        <w:lastRenderedPageBreak/>
         <w:drawing>
           <wp:inline distT="0" distB="0" distL="0" distR="0" wp14:anchorId="3AACEDDC" wp14:editId="172DD46D">
             <wp:extent cx="3991970" cy="1655760"/>
@@ -10467,6 +10487,7 @@
           <w:sz w:val="24"/>
           <w:szCs w:val="24"/>
         </w:rPr>
+        <w:lastRenderedPageBreak/>
         <mc:AlternateContent>
           <mc:Choice Requires="wps">
             <w:drawing>
@@ -11159,6 +11180,7 @@
           <w:sz w:val="24"/>
           <w:szCs w:val="24"/>
         </w:rPr>
+        <w:lastRenderedPageBreak/>
         <mc:AlternateContent>
           <mc:Choice Requires="wps">
             <w:drawing>
@@ -11469,6 +11491,7 @@
           <w:sz w:val="24"/>
           <w:szCs w:val="24"/>
         </w:rPr>
+        <w:lastRenderedPageBreak/>
         <w:drawing>
           <wp:inline distT="0" distB="0" distL="0" distR="0" wp14:anchorId="08DCB366" wp14:editId="1A25C76E">
             <wp:extent cx="6039693" cy="4810796"/>
@@ -11874,6 +11897,7 @@
           <w:sz w:val="24"/>
           <w:szCs w:val="24"/>
         </w:rPr>
+        <w:lastRenderedPageBreak/>
         <w:t>Alteremos a cor de letra para (White) branco.</w:t>
       </w:r>
     </w:p>
@@ -12372,6 +12396,7 @@
           <w:sz w:val="24"/>
           <w:szCs w:val="24"/>
         </w:rPr>
+        <w:lastRenderedPageBreak/>
         <w:drawing>
           <wp:inline distT="0" distB="0" distL="0" distR="0" wp14:anchorId="4D6DD179" wp14:editId="556CE42B">
             <wp:extent cx="2562583" cy="3972479"/>
@@ -12662,6 +12687,7 @@
           <w:sz w:val="24"/>
           <w:szCs w:val="24"/>
         </w:rPr>
+        <w:lastRenderedPageBreak/>
         <w:drawing>
           <wp:inline distT="0" distB="0" distL="0" distR="0" wp14:anchorId="662228C4" wp14:editId="790DA9AF">
             <wp:extent cx="3600953" cy="1705213"/>
@@ -12985,6 +13011,7 @@
           <w:sz w:val="24"/>
           <w:szCs w:val="24"/>
         </w:rPr>
+        <w:lastRenderedPageBreak/>
         <w:drawing>
           <wp:inline distT="0" distB="0" distL="0" distR="0" wp14:anchorId="6594DEF9" wp14:editId="3E18B9F5">
             <wp:extent cx="5353797" cy="1810003"/>
@@ -13066,7 +13093,23 @@
           <w:sz w:val="24"/>
           <w:szCs w:val="24"/>
         </w:rPr>
-        <w:t xml:space="preserve"> da pagina produtos </w:t>
+        <w:t xml:space="preserve"> da </w:t>
+      </w:r>
+      <w:proofErr w:type="spellStart"/>
+      <w:r>
+        <w:rPr>
+          <w:sz w:val="24"/>
+          <w:szCs w:val="24"/>
+        </w:rPr>
+        <w:t>pagina</w:t>
+      </w:r>
+      <w:proofErr w:type="spellEnd"/>
+      <w:r>
+        <w:rPr>
+          <w:sz w:val="24"/>
+          <w:szCs w:val="24"/>
+        </w:rPr>
+        <w:t xml:space="preserve"> produtos </w:t>
       </w:r>
       <w:r>
         <w:rPr>
@@ -13159,6 +13202,7 @@
       </w:pPr>
       <w:r>
         <w:rPr>
+          <w:noProof/>
           <w:sz w:val="24"/>
           <w:szCs w:val="24"/>
         </w:rPr>
@@ -13273,6 +13317,7 @@
       </w:pPr>
       <w:r>
         <w:rPr>
+          <w:noProof/>
           <w:sz w:val="24"/>
           <w:szCs w:val="24"/>
         </w:rPr>
@@ -13312,20 +13357,1318 @@
           </wp:inline>
         </w:drawing>
       </w:r>
+    </w:p>
+    <w:p>
+      <w:pPr>
+        <w:pStyle w:val="PargrafodaLista"/>
+        <w:tabs>
+          <w:tab w:val="left" w:pos="1275"/>
+        </w:tabs>
+        <w:rPr>
+          <w:sz w:val="24"/>
+          <w:szCs w:val="24"/>
+        </w:rPr>
+      </w:pPr>
+    </w:p>
+    <w:p>
+      <w:pPr>
+        <w:pStyle w:val="PargrafodaLista"/>
+        <w:tabs>
+          <w:tab w:val="left" w:pos="1275"/>
+        </w:tabs>
+        <w:rPr>
+          <w:sz w:val="24"/>
+          <w:szCs w:val="24"/>
+        </w:rPr>
+      </w:pPr>
+    </w:p>
+    <w:p>
+      <w:pPr>
+        <w:pStyle w:val="PargrafodaLista"/>
+        <w:tabs>
+          <w:tab w:val="left" w:pos="1275"/>
+        </w:tabs>
+        <w:rPr>
+          <w:sz w:val="24"/>
+          <w:szCs w:val="24"/>
+        </w:rPr>
+      </w:pPr>
+      <w:r>
+        <w:rPr>
+          <w:sz w:val="24"/>
+          <w:szCs w:val="24"/>
+        </w:rPr>
+        <w:t xml:space="preserve">66 – Na página do index.html trocamos as </w:t>
+      </w:r>
+      <w:proofErr w:type="spellStart"/>
+      <w:r>
+        <w:rPr>
+          <w:sz w:val="24"/>
+          <w:szCs w:val="24"/>
+        </w:rPr>
+        <w:t>divs</w:t>
+      </w:r>
+      <w:proofErr w:type="spellEnd"/>
+      <w:r>
+        <w:rPr>
+          <w:sz w:val="24"/>
+          <w:szCs w:val="24"/>
+        </w:rPr>
+        <w:t xml:space="preserve"> por </w:t>
+      </w:r>
+      <w:proofErr w:type="spellStart"/>
+      <w:r>
+        <w:rPr>
+          <w:sz w:val="24"/>
+          <w:szCs w:val="24"/>
+        </w:rPr>
+        <w:t>section</w:t>
+      </w:r>
+      <w:proofErr w:type="spellEnd"/>
+      <w:r>
+        <w:rPr>
+          <w:sz w:val="24"/>
+          <w:szCs w:val="24"/>
+        </w:rPr>
+        <w:t xml:space="preserve"> entende</w:t>
+      </w:r>
+      <w:r>
+        <w:rPr>
+          <w:sz w:val="24"/>
+          <w:szCs w:val="24"/>
+        </w:rPr>
+        <w:t>n</w:t>
+      </w:r>
+      <w:r>
+        <w:rPr>
+          <w:sz w:val="24"/>
+          <w:szCs w:val="24"/>
+        </w:rPr>
+        <w:t xml:space="preserve">do </w:t>
+      </w:r>
+      <w:r>
+        <w:rPr>
+          <w:sz w:val="24"/>
+          <w:szCs w:val="24"/>
+        </w:rPr>
+        <w:t xml:space="preserve">que as </w:t>
+      </w:r>
+      <w:proofErr w:type="spellStart"/>
+      <w:r>
+        <w:rPr>
+          <w:sz w:val="24"/>
+          <w:szCs w:val="24"/>
+        </w:rPr>
+        <w:t>divs</w:t>
+      </w:r>
+      <w:proofErr w:type="spellEnd"/>
+      <w:r>
+        <w:rPr>
+          <w:sz w:val="24"/>
+          <w:szCs w:val="24"/>
+        </w:rPr>
+        <w:t xml:space="preserve"> que foram trocados pelas </w:t>
+      </w:r>
+      <w:proofErr w:type="spellStart"/>
+      <w:r>
+        <w:rPr>
+          <w:sz w:val="24"/>
+          <w:szCs w:val="24"/>
+        </w:rPr>
+        <w:t>section</w:t>
+      </w:r>
+      <w:proofErr w:type="spellEnd"/>
+      <w:r>
+        <w:rPr>
+          <w:sz w:val="24"/>
+          <w:szCs w:val="24"/>
+        </w:rPr>
+        <w:t xml:space="preserve"> </w:t>
+      </w:r>
+      <w:r>
+        <w:rPr>
+          <w:sz w:val="24"/>
+          <w:szCs w:val="24"/>
+        </w:rPr>
+        <w:t xml:space="preserve">tinha as divisões falando do mesmo assunto por tal motivo utilizamos </w:t>
+      </w:r>
+      <w:proofErr w:type="spellStart"/>
+      <w:r>
+        <w:rPr>
+          <w:sz w:val="24"/>
+          <w:szCs w:val="24"/>
+        </w:rPr>
+        <w:t>section</w:t>
+      </w:r>
+      <w:proofErr w:type="spellEnd"/>
+      <w:r>
+        <w:rPr>
+          <w:sz w:val="24"/>
+          <w:szCs w:val="24"/>
+        </w:rPr>
+        <w:t xml:space="preserve"> ou seja( quando temos em nosso site uma divisão que fala sobre o mesmo assunto utilizamos </w:t>
+      </w:r>
+      <w:proofErr w:type="spellStart"/>
+      <w:r>
+        <w:rPr>
+          <w:sz w:val="24"/>
+          <w:szCs w:val="24"/>
+        </w:rPr>
+        <w:t>section</w:t>
+      </w:r>
+      <w:proofErr w:type="spellEnd"/>
+      <w:r>
+        <w:rPr>
+          <w:sz w:val="24"/>
+          <w:szCs w:val="24"/>
+        </w:rPr>
+        <w:t xml:space="preserve"> </w:t>
+      </w:r>
+      <w:r>
+        <w:rPr>
+          <w:sz w:val="24"/>
+          <w:szCs w:val="24"/>
+        </w:rPr>
+        <w:t xml:space="preserve">ao invés de </w:t>
+      </w:r>
+      <w:proofErr w:type="spellStart"/>
+      <w:r>
+        <w:rPr>
+          <w:sz w:val="24"/>
+          <w:szCs w:val="24"/>
+        </w:rPr>
+        <w:t>div</w:t>
+      </w:r>
+      <w:proofErr w:type="spellEnd"/>
+      <w:r>
+        <w:rPr>
+          <w:sz w:val="24"/>
+          <w:szCs w:val="24"/>
+        </w:rPr>
+        <w:t>)</w:t>
+      </w:r>
+      <w:r>
+        <w:rPr>
+          <w:sz w:val="24"/>
+          <w:szCs w:val="24"/>
+        </w:rPr>
+        <w:t>.</w:t>
+      </w:r>
+    </w:p>
+    <w:p>
+      <w:pPr>
+        <w:pStyle w:val="PargrafodaLista"/>
+        <w:tabs>
+          <w:tab w:val="left" w:pos="1275"/>
+        </w:tabs>
+        <w:rPr>
+          <w:sz w:val="24"/>
+          <w:szCs w:val="24"/>
+        </w:rPr>
+      </w:pPr>
+    </w:p>
+    <w:p>
+      <w:pPr>
+        <w:pStyle w:val="PargrafodaLista"/>
+        <w:tabs>
+          <w:tab w:val="left" w:pos="1275"/>
+        </w:tabs>
+        <w:rPr>
+          <w:sz w:val="24"/>
+          <w:szCs w:val="24"/>
+        </w:rPr>
+      </w:pPr>
+      <w:r>
+        <w:rPr>
+          <w:sz w:val="24"/>
+          <w:szCs w:val="24"/>
+        </w:rPr>
+        <w:drawing>
+          <wp:inline distT="0" distB="0" distL="0" distR="0" wp14:anchorId="7D4B9E77" wp14:editId="521C440E">
+            <wp:extent cx="3410426" cy="390580"/>
+            <wp:effectExtent l="0" t="0" r="0" b="9525"/>
+            <wp:docPr id="121" name="Imagem 121"/>
+            <wp:cNvGraphicFramePr>
+              <a:graphicFrameLocks xmlns:a="http://schemas.openxmlformats.org/drawingml/2006/main" noChangeAspect="1"/>
+            </wp:cNvGraphicFramePr>
+            <a:graphic xmlns:a="http://schemas.openxmlformats.org/drawingml/2006/main">
+              <a:graphicData uri="http://schemas.openxmlformats.org/drawingml/2006/picture">
+                <pic:pic xmlns:pic="http://schemas.openxmlformats.org/drawingml/2006/picture">
+                  <pic:nvPicPr>
+                    <pic:cNvPr id="1" name=""/>
+                    <pic:cNvPicPr/>
+                  </pic:nvPicPr>
+                  <pic:blipFill>
+                    <a:blip r:embed="rId99"/>
+                    <a:stretch>
+                      <a:fillRect/>
+                    </a:stretch>
+                  </pic:blipFill>
+                  <pic:spPr>
+                    <a:xfrm>
+                      <a:off x="0" y="0"/>
+                      <a:ext cx="3410426" cy="390580"/>
+                    </a:xfrm>
+                    <a:prstGeom prst="rect">
+                      <a:avLst/>
+                    </a:prstGeom>
+                  </pic:spPr>
+                </pic:pic>
+              </a:graphicData>
+            </a:graphic>
+          </wp:inline>
+        </w:drawing>
+      </w:r>
+    </w:p>
+    <w:p>
+      <w:pPr>
+        <w:pStyle w:val="PargrafodaLista"/>
+        <w:tabs>
+          <w:tab w:val="left" w:pos="1275"/>
+        </w:tabs>
+        <w:rPr>
+          <w:sz w:val="24"/>
+          <w:szCs w:val="24"/>
+        </w:rPr>
+      </w:pPr>
+      <w:proofErr w:type="spellStart"/>
+      <w:r>
+        <w:rPr>
+          <w:sz w:val="24"/>
+          <w:szCs w:val="24"/>
+        </w:rPr>
+        <w:t>Section</w:t>
+      </w:r>
+      <w:proofErr w:type="spellEnd"/>
+      <w:r>
+        <w:rPr>
+          <w:sz w:val="24"/>
+          <w:szCs w:val="24"/>
+        </w:rPr>
+        <w:t xml:space="preserve"> sobre a barbearia</w:t>
+      </w:r>
+    </w:p>
+    <w:p>
+      <w:pPr>
+        <w:pStyle w:val="PargrafodaLista"/>
+        <w:tabs>
+          <w:tab w:val="left" w:pos="1275"/>
+        </w:tabs>
+        <w:rPr>
+          <w:sz w:val="24"/>
+          <w:szCs w:val="24"/>
+        </w:rPr>
+      </w:pPr>
+    </w:p>
+    <w:p>
+      <w:pPr>
+        <w:pStyle w:val="PargrafodaLista"/>
+        <w:tabs>
+          <w:tab w:val="left" w:pos="1275"/>
+        </w:tabs>
+        <w:rPr>
+          <w:sz w:val="24"/>
+          <w:szCs w:val="24"/>
+        </w:rPr>
+      </w:pPr>
+      <w:r>
+        <w:rPr>
+          <w:sz w:val="24"/>
+          <w:szCs w:val="24"/>
+        </w:rPr>
+        <w:drawing>
+          <wp:inline distT="0" distB="0" distL="0" distR="0" wp14:anchorId="1A7FDF23" wp14:editId="165AD942">
+            <wp:extent cx="3439005" cy="447737"/>
+            <wp:effectExtent l="0" t="0" r="9525" b="9525"/>
+            <wp:docPr id="122" name="Imagem 122"/>
+            <wp:cNvGraphicFramePr>
+              <a:graphicFrameLocks xmlns:a="http://schemas.openxmlformats.org/drawingml/2006/main" noChangeAspect="1"/>
+            </wp:cNvGraphicFramePr>
+            <a:graphic xmlns:a="http://schemas.openxmlformats.org/drawingml/2006/main">
+              <a:graphicData uri="http://schemas.openxmlformats.org/drawingml/2006/picture">
+                <pic:pic xmlns:pic="http://schemas.openxmlformats.org/drawingml/2006/picture">
+                  <pic:nvPicPr>
+                    <pic:cNvPr id="1" name=""/>
+                    <pic:cNvPicPr/>
+                  </pic:nvPicPr>
+                  <pic:blipFill>
+                    <a:blip r:embed="rId100"/>
+                    <a:stretch>
+                      <a:fillRect/>
+                    </a:stretch>
+                  </pic:blipFill>
+                  <pic:spPr>
+                    <a:xfrm>
+                      <a:off x="0" y="0"/>
+                      <a:ext cx="3439005" cy="447737"/>
+                    </a:xfrm>
+                    <a:prstGeom prst="rect">
+                      <a:avLst/>
+                    </a:prstGeom>
+                  </pic:spPr>
+                </pic:pic>
+              </a:graphicData>
+            </a:graphic>
+          </wp:inline>
+        </w:drawing>
+      </w:r>
+    </w:p>
+    <w:p>
+      <w:pPr>
+        <w:pStyle w:val="PargrafodaLista"/>
+        <w:tabs>
+          <w:tab w:val="left" w:pos="1275"/>
+        </w:tabs>
+        <w:rPr>
+          <w:sz w:val="24"/>
+          <w:szCs w:val="24"/>
+        </w:rPr>
+      </w:pPr>
+      <w:proofErr w:type="spellStart"/>
+      <w:r>
+        <w:rPr>
+          <w:sz w:val="24"/>
+          <w:szCs w:val="24"/>
+        </w:rPr>
+        <w:t>Section</w:t>
+      </w:r>
+      <w:proofErr w:type="spellEnd"/>
+      <w:r>
+        <w:rPr>
+          <w:sz w:val="24"/>
+          <w:szCs w:val="24"/>
+        </w:rPr>
+        <w:t xml:space="preserve"> sobre os benefícios da barbearia.</w:t>
+      </w:r>
+    </w:p>
+    <w:p>
+      <w:pPr>
+        <w:pStyle w:val="PargrafodaLista"/>
+        <w:tabs>
+          <w:tab w:val="left" w:pos="1275"/>
+        </w:tabs>
+        <w:rPr>
+          <w:sz w:val="24"/>
+          <w:szCs w:val="24"/>
+        </w:rPr>
+      </w:pPr>
+    </w:p>
+    <w:p>
+      <w:pPr>
+        <w:pStyle w:val="PargrafodaLista"/>
+        <w:tabs>
+          <w:tab w:val="left" w:pos="1275"/>
+        </w:tabs>
+        <w:rPr>
+          <w:sz w:val="24"/>
+          <w:szCs w:val="24"/>
+        </w:rPr>
+      </w:pPr>
+      <w:r>
+        <w:rPr>
+          <w:sz w:val="24"/>
+          <w:szCs w:val="24"/>
+        </w:rPr>
+        <w:t xml:space="preserve">67 </w:t>
+      </w:r>
+      <w:r>
+        <w:rPr>
+          <w:sz w:val="24"/>
+          <w:szCs w:val="24"/>
+        </w:rPr>
+        <w:t>–</w:t>
+      </w:r>
+      <w:r>
+        <w:rPr>
+          <w:sz w:val="24"/>
+          <w:szCs w:val="24"/>
+        </w:rPr>
+        <w:t xml:space="preserve"> </w:t>
+      </w:r>
+      <w:r>
+        <w:rPr>
+          <w:sz w:val="24"/>
+          <w:szCs w:val="24"/>
+        </w:rPr>
+        <w:t xml:space="preserve">No subtítulo h2 e h3 adicionamos uma </w:t>
+      </w:r>
+      <w:proofErr w:type="spellStart"/>
+      <w:r>
+        <w:rPr>
+          <w:sz w:val="24"/>
+          <w:szCs w:val="24"/>
+        </w:rPr>
+        <w:t>class</w:t>
+      </w:r>
+      <w:proofErr w:type="spellEnd"/>
+      <w:r>
+        <w:rPr>
+          <w:sz w:val="24"/>
+          <w:szCs w:val="24"/>
+        </w:rPr>
+        <w:t xml:space="preserve"> chamada </w:t>
+      </w:r>
+      <w:proofErr w:type="spellStart"/>
+      <w:r>
+        <w:rPr>
+          <w:sz w:val="24"/>
+          <w:szCs w:val="24"/>
+        </w:rPr>
+        <w:t>titulo</w:t>
+      </w:r>
+      <w:proofErr w:type="spellEnd"/>
+      <w:r>
+        <w:rPr>
+          <w:sz w:val="24"/>
+          <w:szCs w:val="24"/>
+        </w:rPr>
+        <w:t xml:space="preserve">-principal e realizamos a </w:t>
+      </w:r>
+      <w:r>
+        <w:rPr>
+          <w:sz w:val="24"/>
+          <w:szCs w:val="24"/>
+        </w:rPr>
+        <w:t>seguintes configurações</w:t>
+      </w:r>
+      <w:r>
+        <w:rPr>
+          <w:sz w:val="24"/>
+          <w:szCs w:val="24"/>
+        </w:rPr>
+        <w:t>:</w:t>
+      </w:r>
+      <w:r>
+        <w:rPr>
+          <w:sz w:val="24"/>
+          <w:szCs w:val="24"/>
+        </w:rPr>
+        <w:br/>
+      </w:r>
+    </w:p>
+    <w:p>
+      <w:pPr>
+        <w:pStyle w:val="PargrafodaLista"/>
+        <w:numPr>
+          <w:ilvl w:val="0"/>
+          <w:numId w:val="4"/>
+        </w:numPr>
+        <w:tabs>
+          <w:tab w:val="left" w:pos="1275"/>
+        </w:tabs>
+        <w:rPr>
+          <w:sz w:val="24"/>
+          <w:szCs w:val="24"/>
+        </w:rPr>
+      </w:pPr>
+      <w:r>
+        <w:rPr>
+          <w:sz w:val="24"/>
+          <w:szCs w:val="24"/>
+        </w:rPr>
+        <w:t>Centralizamos os subtítulos</w:t>
+      </w:r>
+    </w:p>
+    <w:p>
+      <w:pPr>
+        <w:pStyle w:val="PargrafodaLista"/>
+        <w:numPr>
+          <w:ilvl w:val="0"/>
+          <w:numId w:val="4"/>
+        </w:numPr>
+        <w:tabs>
+          <w:tab w:val="left" w:pos="1275"/>
+        </w:tabs>
+        <w:rPr>
+          <w:sz w:val="24"/>
+          <w:szCs w:val="24"/>
+        </w:rPr>
+      </w:pPr>
+      <w:r>
+        <w:rPr>
+          <w:sz w:val="24"/>
+          <w:szCs w:val="24"/>
+        </w:rPr>
+        <w:t>Aumentamos a fonte utilizando a medida de (em) que temos por referencia que 1em e igual a 16px medida padrão do navegador então 2em e igual a 32</w:t>
+      </w:r>
+      <w:r>
+        <w:rPr>
+          <w:sz w:val="24"/>
+          <w:szCs w:val="24"/>
+        </w:rPr>
+        <w:t>px</w:t>
+      </w:r>
+    </w:p>
+    <w:p>
+      <w:pPr>
+        <w:pStyle w:val="PargrafodaLista"/>
+        <w:numPr>
+          <w:ilvl w:val="0"/>
+          <w:numId w:val="4"/>
+        </w:numPr>
+        <w:tabs>
+          <w:tab w:val="left" w:pos="1275"/>
+        </w:tabs>
+        <w:rPr>
+          <w:sz w:val="24"/>
+          <w:szCs w:val="24"/>
+        </w:rPr>
+      </w:pPr>
+      <w:r>
+        <w:rPr>
+          <w:sz w:val="24"/>
+          <w:szCs w:val="24"/>
+        </w:rPr>
+        <w:t>E adicionamos um espaço externo para baixo</w:t>
+      </w:r>
+    </w:p>
+    <w:p>
+      <w:pPr>
+        <w:pStyle w:val="PargrafodaLista"/>
+        <w:tabs>
+          <w:tab w:val="left" w:pos="1275"/>
+        </w:tabs>
+        <w:rPr>
+          <w:sz w:val="24"/>
+          <w:szCs w:val="24"/>
+        </w:rPr>
+      </w:pPr>
+    </w:p>
+    <w:p>
+      <w:pPr>
+        <w:pStyle w:val="PargrafodaLista"/>
+        <w:tabs>
+          <w:tab w:val="left" w:pos="1275"/>
+        </w:tabs>
+        <w:rPr>
+          <w:sz w:val="24"/>
+          <w:szCs w:val="24"/>
+        </w:rPr>
+      </w:pPr>
+      <w:r>
+        <w:rPr>
+          <w:sz w:val="24"/>
+          <w:szCs w:val="24"/>
+        </w:rPr>
+        <w:drawing>
+          <wp:inline distT="0" distB="0" distL="0" distR="0" wp14:anchorId="18C161B8" wp14:editId="079646B2">
+            <wp:extent cx="3372321" cy="1695687"/>
+            <wp:effectExtent l="0" t="0" r="0" b="0"/>
+            <wp:docPr id="123" name="Imagem 123"/>
+            <wp:cNvGraphicFramePr>
+              <a:graphicFrameLocks xmlns:a="http://schemas.openxmlformats.org/drawingml/2006/main" noChangeAspect="1"/>
+            </wp:cNvGraphicFramePr>
+            <a:graphic xmlns:a="http://schemas.openxmlformats.org/drawingml/2006/main">
+              <a:graphicData uri="http://schemas.openxmlformats.org/drawingml/2006/picture">
+                <pic:pic xmlns:pic="http://schemas.openxmlformats.org/drawingml/2006/picture">
+                  <pic:nvPicPr>
+                    <pic:cNvPr id="1" name=""/>
+                    <pic:cNvPicPr/>
+                  </pic:nvPicPr>
+                  <pic:blipFill>
+                    <a:blip r:embed="rId101"/>
+                    <a:stretch>
+                      <a:fillRect/>
+                    </a:stretch>
+                  </pic:blipFill>
+                  <pic:spPr>
+                    <a:xfrm>
+                      <a:off x="0" y="0"/>
+                      <a:ext cx="3372321" cy="1695687"/>
+                    </a:xfrm>
+                    <a:prstGeom prst="rect">
+                      <a:avLst/>
+                    </a:prstGeom>
+                  </pic:spPr>
+                </pic:pic>
+              </a:graphicData>
+            </a:graphic>
+          </wp:inline>
+        </w:drawing>
+      </w:r>
+    </w:p>
+    <w:p>
+      <w:pPr>
+        <w:pStyle w:val="PargrafodaLista"/>
+        <w:tabs>
+          <w:tab w:val="left" w:pos="1275"/>
+        </w:tabs>
+        <w:rPr>
+          <w:sz w:val="24"/>
+          <w:szCs w:val="24"/>
+        </w:rPr>
+      </w:pPr>
+      <w:r>
+        <w:rPr>
+          <w:sz w:val="24"/>
+          <w:szCs w:val="24"/>
+        </w:rPr>
+        <w:drawing>
+          <wp:inline distT="0" distB="0" distL="0" distR="0" wp14:anchorId="5E11888E" wp14:editId="7A5681B6">
+            <wp:extent cx="5400040" cy="417195"/>
+            <wp:effectExtent l="0" t="0" r="0" b="1905"/>
+            <wp:docPr id="124" name="Imagem 124"/>
+            <wp:cNvGraphicFramePr>
+              <a:graphicFrameLocks xmlns:a="http://schemas.openxmlformats.org/drawingml/2006/main" noChangeAspect="1"/>
+            </wp:cNvGraphicFramePr>
+            <a:graphic xmlns:a="http://schemas.openxmlformats.org/drawingml/2006/main">
+              <a:graphicData uri="http://schemas.openxmlformats.org/drawingml/2006/picture">
+                <pic:pic xmlns:pic="http://schemas.openxmlformats.org/drawingml/2006/picture">
+                  <pic:nvPicPr>
+                    <pic:cNvPr id="1" name=""/>
+                    <pic:cNvPicPr/>
+                  </pic:nvPicPr>
+                  <pic:blipFill>
+                    <a:blip r:embed="rId102"/>
+                    <a:stretch>
+                      <a:fillRect/>
+                    </a:stretch>
+                  </pic:blipFill>
+                  <pic:spPr>
+                    <a:xfrm>
+                      <a:off x="0" y="0"/>
+                      <a:ext cx="5400040" cy="417195"/>
+                    </a:xfrm>
+                    <a:prstGeom prst="rect">
+                      <a:avLst/>
+                    </a:prstGeom>
+                  </pic:spPr>
+                </pic:pic>
+              </a:graphicData>
+            </a:graphic>
+          </wp:inline>
+        </w:drawing>
+      </w:r>
+    </w:p>
+    <w:p>
+      <w:pPr>
+        <w:pStyle w:val="PargrafodaLista"/>
+        <w:tabs>
+          <w:tab w:val="left" w:pos="1275"/>
+        </w:tabs>
+        <w:rPr>
+          <w:sz w:val="24"/>
+          <w:szCs w:val="24"/>
+        </w:rPr>
+      </w:pPr>
+      <w:r>
+        <w:rPr>
+          <w:sz w:val="24"/>
+          <w:szCs w:val="24"/>
+        </w:rPr>
+        <w:drawing>
+          <wp:inline distT="0" distB="0" distL="0" distR="0" wp14:anchorId="4B52B721" wp14:editId="4FF7DC90">
+            <wp:extent cx="5400040" cy="589915"/>
+            <wp:effectExtent l="0" t="0" r="0" b="635"/>
+            <wp:docPr id="125" name="Imagem 125"/>
+            <wp:cNvGraphicFramePr>
+              <a:graphicFrameLocks xmlns:a="http://schemas.openxmlformats.org/drawingml/2006/main" noChangeAspect="1"/>
+            </wp:cNvGraphicFramePr>
+            <a:graphic xmlns:a="http://schemas.openxmlformats.org/drawingml/2006/main">
+              <a:graphicData uri="http://schemas.openxmlformats.org/drawingml/2006/picture">
+                <pic:pic xmlns:pic="http://schemas.openxmlformats.org/drawingml/2006/picture">
+                  <pic:nvPicPr>
+                    <pic:cNvPr id="1" name=""/>
+                    <pic:cNvPicPr/>
+                  </pic:nvPicPr>
+                  <pic:blipFill>
+                    <a:blip r:embed="rId103"/>
+                    <a:stretch>
+                      <a:fillRect/>
+                    </a:stretch>
+                  </pic:blipFill>
+                  <pic:spPr>
+                    <a:xfrm>
+                      <a:off x="0" y="0"/>
+                      <a:ext cx="5400040" cy="589915"/>
+                    </a:xfrm>
+                    <a:prstGeom prst="rect">
+                      <a:avLst/>
+                    </a:prstGeom>
+                  </pic:spPr>
+                </pic:pic>
+              </a:graphicData>
+            </a:graphic>
+          </wp:inline>
+        </w:drawing>
+      </w:r>
+    </w:p>
+    <w:p>
+      <w:pPr>
+        <w:pStyle w:val="PargrafodaLista"/>
+        <w:tabs>
+          <w:tab w:val="left" w:pos="1275"/>
+        </w:tabs>
+        <w:rPr>
+          <w:sz w:val="24"/>
+          <w:szCs w:val="24"/>
+        </w:rPr>
+      </w:pPr>
+      <w:r>
+        <w:rPr>
+          <w:noProof/>
+          <w:sz w:val="24"/>
+          <w:szCs w:val="24"/>
+        </w:rPr>
+        <mc:AlternateContent>
+          <mc:Choice Requires="wps">
+            <w:drawing>
+              <wp:anchor distT="0" distB="0" distL="114300" distR="114300" simplePos="0" relativeHeight="251691008" behindDoc="0" locked="0" layoutInCell="1" allowOverlap="1">
+                <wp:simplePos x="0" y="0"/>
+                <wp:positionH relativeFrom="column">
+                  <wp:posOffset>3507768</wp:posOffset>
+                </wp:positionH>
+                <wp:positionV relativeFrom="paragraph">
+                  <wp:posOffset>770559</wp:posOffset>
+                </wp:positionV>
+                <wp:extent cx="2194560" cy="103367"/>
+                <wp:effectExtent l="38100" t="0" r="15240" b="87630"/>
+                <wp:wrapNone/>
+                <wp:docPr id="128" name="Conector de Seta Reta 128"/>
+                <wp:cNvGraphicFramePr/>
+                <a:graphic xmlns:a="http://schemas.openxmlformats.org/drawingml/2006/main">
+                  <a:graphicData uri="http://schemas.microsoft.com/office/word/2010/wordprocessingShape">
+                    <wps:wsp>
+                      <wps:cNvCnPr/>
+                      <wps:spPr>
+                        <a:xfrm flipH="1">
+                          <a:off x="0" y="0"/>
+                          <a:ext cx="2194560" cy="103367"/>
+                        </a:xfrm>
+                        <a:prstGeom prst="straightConnector1">
+                          <a:avLst/>
+                        </a:prstGeom>
+                        <a:ln>
+                          <a:tailEnd type="triangle"/>
+                        </a:ln>
+                      </wps:spPr>
+                      <wps:style>
+                        <a:lnRef idx="1">
+                          <a:schemeClr val="accent1"/>
+                        </a:lnRef>
+                        <a:fillRef idx="0">
+                          <a:schemeClr val="accent1"/>
+                        </a:fillRef>
+                        <a:effectRef idx="0">
+                          <a:schemeClr val="accent1"/>
+                        </a:effectRef>
+                        <a:fontRef idx="minor">
+                          <a:schemeClr val="tx1"/>
+                        </a:fontRef>
+                      </wps:style>
+                      <wps:bodyPr/>
+                    </wps:wsp>
+                  </a:graphicData>
+                </a:graphic>
+              </wp:anchor>
+            </w:drawing>
+          </mc:Choice>
+          <mc:Fallback>
+            <w:pict>
+              <v:shapetype w14:anchorId="1B7C8DE7" id="_x0000_t32" coordsize="21600,21600" o:spt="32" o:oned="t" path="m,l21600,21600e" filled="f">
+                <v:path arrowok="t" fillok="f" o:connecttype="none"/>
+                <o:lock v:ext="edit" shapetype="t"/>
+              </v:shapetype>
+              <v:shape id="Conector de Seta Reta 128" o:spid="_x0000_s1026" type="#_x0000_t32" style="position:absolute;margin-left:276.2pt;margin-top:60.65pt;width:172.8pt;height:8.15pt;flip:x;z-index:251691008;visibility:visible;mso-wrap-style:square;mso-wrap-distance-left:9pt;mso-wrap-distance-top:0;mso-wrap-distance-right:9pt;mso-wrap-distance-bottom:0;mso-position-horizontal:absolute;mso-position-horizontal-relative:text;mso-position-vertical:absolute;mso-position-vertical-relative:text" o:gfxdata="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" strokecolor="#4472c4 [3204]" strokeweight=".5pt">
+                <v:stroke endarrow="block" joinstyle="miter"/>
+              </v:shape>
+            </w:pict>
+          </mc:Fallback>
+        </mc:AlternateContent>
+      </w:r>
+      <w:r>
+        <w:rPr>
+          <w:noProof/>
+          <w:sz w:val="24"/>
+          <w:szCs w:val="24"/>
+        </w:rPr>
+        <mc:AlternateContent>
+          <mc:Choice Requires="wps">
+            <w:drawing>
+              <wp:anchor distT="0" distB="0" distL="114300" distR="114300" simplePos="0" relativeHeight="251689984" behindDoc="0" locked="0" layoutInCell="1" allowOverlap="1">
+                <wp:simplePos x="0" y="0"/>
+                <wp:positionH relativeFrom="column">
+                  <wp:posOffset>4247239</wp:posOffset>
+                </wp:positionH>
+                <wp:positionV relativeFrom="paragraph">
+                  <wp:posOffset>31087</wp:posOffset>
+                </wp:positionV>
+                <wp:extent cx="1439186" cy="111319"/>
+                <wp:effectExtent l="38100" t="0" r="27940" b="98425"/>
+                <wp:wrapNone/>
+                <wp:docPr id="127" name="Conector de Seta Reta 127"/>
+                <wp:cNvGraphicFramePr/>
+                <a:graphic xmlns:a="http://schemas.openxmlformats.org/drawingml/2006/main">
+                  <a:graphicData uri="http://schemas.microsoft.com/office/word/2010/wordprocessingShape">
+                    <wps:wsp>
+                      <wps:cNvCnPr/>
+                      <wps:spPr>
+                        <a:xfrm flipH="1">
+                          <a:off x="0" y="0"/>
+                          <a:ext cx="1439186" cy="111319"/>
+                        </a:xfrm>
+                        <a:prstGeom prst="straightConnector1">
+                          <a:avLst/>
+                        </a:prstGeom>
+                        <a:ln>
+                          <a:tailEnd type="triangle"/>
+                        </a:ln>
+                      </wps:spPr>
+                      <wps:style>
+                        <a:lnRef idx="1">
+                          <a:schemeClr val="accent1"/>
+                        </a:lnRef>
+                        <a:fillRef idx="0">
+                          <a:schemeClr val="accent1"/>
+                        </a:fillRef>
+                        <a:effectRef idx="0">
+                          <a:schemeClr val="accent1"/>
+                        </a:effectRef>
+                        <a:fontRef idx="minor">
+                          <a:schemeClr val="tx1"/>
+                        </a:fontRef>
+                      </wps:style>
+                      <wps:bodyPr/>
+                    </wps:wsp>
+                  </a:graphicData>
+                </a:graphic>
+              </wp:anchor>
+            </w:drawing>
+          </mc:Choice>
+          <mc:Fallback>
+            <w:pict>
+              <v:shape w14:anchorId="24BB367B" id="Conector de Seta Reta 127" o:spid="_x0000_s1026" type="#_x0000_t32" style="position:absolute;margin-left:334.45pt;margin-top:2.45pt;width:113.3pt;height:8.75pt;flip:x;z-index:251689984;visibility:visible;mso-wrap-style:square;mso-wrap-distance-left:9pt;mso-wrap-distance-top:0;mso-wrap-distance-right:9pt;mso-wrap-distance-bottom:0;mso-position-horizontal:absolute;mso-position-horizontal-relative:text;mso-position-vertical:absolute;mso-position-vertical-relative:text" o:gfxdata="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" strokecolor="#4472c4 [3204]" strokeweight=".5pt">
+                <v:stroke endarrow="block" joinstyle="miter"/>
+              </v:shape>
+            </w:pict>
+          </mc:Fallback>
+        </mc:AlternateContent>
+      </w:r>
+      <w:r>
+        <w:rPr>
+          <w:sz w:val="24"/>
+          <w:szCs w:val="24"/>
+        </w:rPr>
+        <w:drawing>
+          <wp:inline distT="0" distB="0" distL="0" distR="0" wp14:anchorId="480DD4ED" wp14:editId="70253165">
+            <wp:extent cx="5400040" cy="1000760"/>
+            <wp:effectExtent l="0" t="0" r="0" b="8890"/>
+            <wp:docPr id="126" name="Imagem 126"/>
+            <wp:cNvGraphicFramePr>
+              <a:graphicFrameLocks xmlns:a="http://schemas.openxmlformats.org/drawingml/2006/main" noChangeAspect="1"/>
+            </wp:cNvGraphicFramePr>
+            <a:graphic xmlns:a="http://schemas.openxmlformats.org/drawingml/2006/main">
+              <a:graphicData uri="http://schemas.openxmlformats.org/drawingml/2006/picture">
+                <pic:pic xmlns:pic="http://schemas.openxmlformats.org/drawingml/2006/picture">
+                  <pic:nvPicPr>
+                    <pic:cNvPr id="1" name=""/>
+                    <pic:cNvPicPr/>
+                  </pic:nvPicPr>
+                  <pic:blipFill>
+                    <a:blip r:embed="rId104"/>
+                    <a:stretch>
+                      <a:fillRect/>
+                    </a:stretch>
+                  </pic:blipFill>
+                  <pic:spPr>
+                    <a:xfrm>
+                      <a:off x="0" y="0"/>
+                      <a:ext cx="5400040" cy="1000760"/>
+                    </a:xfrm>
+                    <a:prstGeom prst="rect">
+                      <a:avLst/>
+                    </a:prstGeom>
+                  </pic:spPr>
+                </pic:pic>
+              </a:graphicData>
+            </a:graphic>
+          </wp:inline>
+        </w:drawing>
+      </w:r>
+    </w:p>
+    <w:p>
+      <w:pPr>
+        <w:pStyle w:val="PargrafodaLista"/>
+        <w:tabs>
+          <w:tab w:val="left" w:pos="1275"/>
+        </w:tabs>
+        <w:rPr>
+          <w:sz w:val="24"/>
+          <w:szCs w:val="24"/>
+        </w:rPr>
+      </w:pPr>
+    </w:p>
+    <w:p>
+      <w:pPr>
+        <w:pStyle w:val="PargrafodaLista"/>
+        <w:tabs>
+          <w:tab w:val="left" w:pos="1275"/>
+        </w:tabs>
+        <w:rPr>
+          <w:sz w:val="24"/>
+          <w:szCs w:val="24"/>
+        </w:rPr>
+      </w:pPr>
+      <w:r>
+        <w:rPr>
+          <w:sz w:val="24"/>
+          <w:szCs w:val="24"/>
+        </w:rPr>
+        <w:t xml:space="preserve">68 -  Na </w:t>
+      </w:r>
+      <w:proofErr w:type="spellStart"/>
+      <w:r>
+        <w:rPr>
+          <w:sz w:val="24"/>
+          <w:szCs w:val="24"/>
+        </w:rPr>
+        <w:t>section</w:t>
+      </w:r>
+      <w:proofErr w:type="spellEnd"/>
+      <w:r>
+        <w:rPr>
+          <w:sz w:val="24"/>
+          <w:szCs w:val="24"/>
+        </w:rPr>
+        <w:t xml:space="preserve"> principal onde tem os parágrafos demos um espaço para </w:t>
+      </w:r>
+      <w:r>
+        <w:rPr>
+          <w:sz w:val="24"/>
+          <w:szCs w:val="24"/>
+        </w:rPr>
+        <w:t>baixo conforme o código.</w:t>
+      </w:r>
+    </w:p>
+    <w:p>
+      <w:pPr>
+        <w:pStyle w:val="PargrafodaLista"/>
+        <w:tabs>
+          <w:tab w:val="left" w:pos="1275"/>
+        </w:tabs>
+        <w:rPr>
+          <w:sz w:val="24"/>
+          <w:szCs w:val="24"/>
+        </w:rPr>
+      </w:pPr>
+      <w:r>
+        <w:rPr>
+          <w:sz w:val="24"/>
+          <w:szCs w:val="24"/>
+        </w:rPr>
+        <w:drawing>
+          <wp:inline distT="0" distB="0" distL="0" distR="0" wp14:anchorId="7936401B" wp14:editId="6DBCE4D7">
+            <wp:extent cx="2743583" cy="1581371"/>
+            <wp:effectExtent l="0" t="0" r="0" b="0"/>
+            <wp:docPr id="129" name="Imagem 129"/>
+            <wp:cNvGraphicFramePr>
+              <a:graphicFrameLocks xmlns:a="http://schemas.openxmlformats.org/drawingml/2006/main" noChangeAspect="1"/>
+            </wp:cNvGraphicFramePr>
+            <a:graphic xmlns:a="http://schemas.openxmlformats.org/drawingml/2006/main">
+              <a:graphicData uri="http://schemas.openxmlformats.org/drawingml/2006/picture">
+                <pic:pic xmlns:pic="http://schemas.openxmlformats.org/drawingml/2006/picture">
+                  <pic:nvPicPr>
+                    <pic:cNvPr id="1" name=""/>
+                    <pic:cNvPicPr/>
+                  </pic:nvPicPr>
+                  <pic:blipFill>
+                    <a:blip r:embed="rId105"/>
+                    <a:stretch>
+                      <a:fillRect/>
+                    </a:stretch>
+                  </pic:blipFill>
+                  <pic:spPr>
+                    <a:xfrm>
+                      <a:off x="0" y="0"/>
+                      <a:ext cx="2743583" cy="1581371"/>
+                    </a:xfrm>
+                    <a:prstGeom prst="rect">
+                      <a:avLst/>
+                    </a:prstGeom>
+                  </pic:spPr>
+                </pic:pic>
+              </a:graphicData>
+            </a:graphic>
+          </wp:inline>
+        </w:drawing>
+      </w:r>
+    </w:p>
+    <w:p>
+      <w:pPr>
+        <w:pStyle w:val="PargrafodaLista"/>
+        <w:tabs>
+          <w:tab w:val="left" w:pos="1275"/>
+        </w:tabs>
+        <w:rPr>
+          <w:sz w:val="24"/>
+          <w:szCs w:val="24"/>
+        </w:rPr>
+      </w:pPr>
+    </w:p>
+    <w:p>
+      <w:pPr>
+        <w:pStyle w:val="PargrafodaLista"/>
+        <w:tabs>
+          <w:tab w:val="left" w:pos="1275"/>
+        </w:tabs>
+        <w:rPr>
+          <w:sz w:val="24"/>
+          <w:szCs w:val="24"/>
+        </w:rPr>
+      </w:pPr>
+    </w:p>
+    <w:p>
+      <w:pPr>
+        <w:pStyle w:val="PargrafodaLista"/>
+        <w:tabs>
+          <w:tab w:val="left" w:pos="1275"/>
+        </w:tabs>
+        <w:rPr>
+          <w:sz w:val="24"/>
+          <w:szCs w:val="24"/>
+        </w:rPr>
+      </w:pPr>
+      <w:r>
+        <w:rPr>
+          <w:sz w:val="24"/>
+          <w:szCs w:val="24"/>
+        </w:rPr>
+        <w:t xml:space="preserve">69- Diminuímos o tamanho da imagem </w:t>
+      </w:r>
+      <w:r>
+        <w:rPr>
+          <w:sz w:val="24"/>
+          <w:szCs w:val="24"/>
+        </w:rPr>
+        <w:t>para ocupar 60%  do espaço de largura da nossa página.</w:t>
+      </w:r>
+    </w:p>
+    <w:p>
+      <w:pPr>
+        <w:pStyle w:val="PargrafodaLista"/>
+        <w:tabs>
+          <w:tab w:val="left" w:pos="1275"/>
+        </w:tabs>
+        <w:rPr>
+          <w:sz w:val="24"/>
+          <w:szCs w:val="24"/>
+        </w:rPr>
+      </w:pPr>
+      <w:r>
+        <w:rPr>
+          <w:sz w:val="24"/>
+          <w:szCs w:val="24"/>
+        </w:rPr>
+        <w:drawing>
+          <wp:inline distT="0" distB="0" distL="0" distR="0" wp14:anchorId="2EBA91FC" wp14:editId="3C7DAC40">
+            <wp:extent cx="2705478" cy="1000265"/>
+            <wp:effectExtent l="0" t="0" r="0" b="9525"/>
+            <wp:docPr id="130" name="Imagem 130"/>
+            <wp:cNvGraphicFramePr>
+              <a:graphicFrameLocks xmlns:a="http://schemas.openxmlformats.org/drawingml/2006/main" noChangeAspect="1"/>
+            </wp:cNvGraphicFramePr>
+            <a:graphic xmlns:a="http://schemas.openxmlformats.org/drawingml/2006/main">
+              <a:graphicData uri="http://schemas.openxmlformats.org/drawingml/2006/picture">
+                <pic:pic xmlns:pic="http://schemas.openxmlformats.org/drawingml/2006/picture">
+                  <pic:nvPicPr>
+                    <pic:cNvPr id="1" name=""/>
+                    <pic:cNvPicPr/>
+                  </pic:nvPicPr>
+                  <pic:blipFill>
+                    <a:blip r:embed="rId106"/>
+                    <a:stretch>
+                      <a:fillRect/>
+                    </a:stretch>
+                  </pic:blipFill>
+                  <pic:spPr>
+                    <a:xfrm>
+                      <a:off x="0" y="0"/>
+                      <a:ext cx="2705478" cy="1000265"/>
+                    </a:xfrm>
+                    <a:prstGeom prst="rect">
+                      <a:avLst/>
+                    </a:prstGeom>
+                  </pic:spPr>
+                </pic:pic>
+              </a:graphicData>
+            </a:graphic>
+          </wp:inline>
+        </w:drawing>
+      </w:r>
+      <w:r>
+        <w:rPr>
+          <w:sz w:val="24"/>
+          <w:szCs w:val="24"/>
+        </w:rPr>
+        <w:t xml:space="preserve"> </w:t>
+      </w:r>
+    </w:p>
+    <w:p>
+      <w:pPr>
+        <w:pStyle w:val="PargrafodaLista"/>
+        <w:tabs>
+          <w:tab w:val="left" w:pos="1275"/>
+        </w:tabs>
+        <w:rPr>
+          <w:sz w:val="24"/>
+          <w:szCs w:val="24"/>
+        </w:rPr>
+      </w:pPr>
+    </w:p>
+    <w:p>
+      <w:pPr>
+        <w:pStyle w:val="PargrafodaLista"/>
+        <w:tabs>
+          <w:tab w:val="left" w:pos="1275"/>
+        </w:tabs>
+        <w:rPr>
+          <w:sz w:val="24"/>
+          <w:szCs w:val="24"/>
+        </w:rPr>
+      </w:pPr>
+    </w:p>
+    <w:p>
+      <w:pPr>
+        <w:pStyle w:val="PargrafodaLista"/>
+        <w:tabs>
+          <w:tab w:val="left" w:pos="1275"/>
+        </w:tabs>
+        <w:rPr>
+          <w:sz w:val="24"/>
+          <w:szCs w:val="24"/>
+        </w:rPr>
+      </w:pPr>
+      <w:r>
+        <w:rPr>
+          <w:sz w:val="24"/>
+          <w:szCs w:val="24"/>
+        </w:rPr>
+        <w:t xml:space="preserve">70 – Inserimos na página a imagem utensílios adicionamos uma </w:t>
+      </w:r>
+      <w:proofErr w:type="spellStart"/>
+      <w:r>
+        <w:rPr>
+          <w:sz w:val="24"/>
+          <w:szCs w:val="24"/>
+        </w:rPr>
+        <w:t>class</w:t>
+      </w:r>
+      <w:proofErr w:type="spellEnd"/>
+      <w:r>
+        <w:rPr>
+          <w:sz w:val="24"/>
+          <w:szCs w:val="24"/>
+        </w:rPr>
+        <w:t xml:space="preserve"> para diminuir o tamanho dela.</w:t>
+      </w:r>
+    </w:p>
+    <w:p>
+      <w:pPr>
+        <w:pStyle w:val="PargrafodaLista"/>
+        <w:tabs>
+          <w:tab w:val="left" w:pos="1275"/>
+        </w:tabs>
+        <w:rPr>
+          <w:sz w:val="24"/>
+          <w:szCs w:val="24"/>
+        </w:rPr>
+      </w:pPr>
+      <w:r>
+        <w:rPr>
+          <w:sz w:val="24"/>
+          <w:szCs w:val="24"/>
+        </w:rPr>
+        <w:drawing>
+          <wp:inline distT="0" distB="0" distL="0" distR="0" wp14:anchorId="6BAFAED5" wp14:editId="79861086">
+            <wp:extent cx="5400040" cy="492760"/>
+            <wp:effectExtent l="0" t="0" r="0" b="2540"/>
+            <wp:docPr id="131" name="Imagem 131"/>
+            <wp:cNvGraphicFramePr>
+              <a:graphicFrameLocks xmlns:a="http://schemas.openxmlformats.org/drawingml/2006/main" noChangeAspect="1"/>
+            </wp:cNvGraphicFramePr>
+            <a:graphic xmlns:a="http://schemas.openxmlformats.org/drawingml/2006/main">
+              <a:graphicData uri="http://schemas.openxmlformats.org/drawingml/2006/picture">
+                <pic:pic xmlns:pic="http://schemas.openxmlformats.org/drawingml/2006/picture">
+                  <pic:nvPicPr>
+                    <pic:cNvPr id="1" name=""/>
+                    <pic:cNvPicPr/>
+                  </pic:nvPicPr>
+                  <pic:blipFill>
+                    <a:blip r:embed="rId107"/>
+                    <a:stretch>
+                      <a:fillRect/>
+                    </a:stretch>
+                  </pic:blipFill>
+                  <pic:spPr>
+                    <a:xfrm>
+                      <a:off x="0" y="0"/>
+                      <a:ext cx="5400040" cy="492760"/>
+                    </a:xfrm>
+                    <a:prstGeom prst="rect">
+                      <a:avLst/>
+                    </a:prstGeom>
+                  </pic:spPr>
+                </pic:pic>
+              </a:graphicData>
+            </a:graphic>
+          </wp:inline>
+        </w:drawing>
+      </w:r>
+    </w:p>
+    <w:p>
+      <w:pPr>
+        <w:pStyle w:val="PargrafodaLista"/>
+        <w:tabs>
+          <w:tab w:val="left" w:pos="1275"/>
+        </w:tabs>
+        <w:rPr>
+          <w:sz w:val="24"/>
+          <w:szCs w:val="24"/>
+        </w:rPr>
+      </w:pPr>
+      <w:r>
+        <w:rPr>
+          <w:sz w:val="24"/>
+          <w:szCs w:val="24"/>
+        </w:rPr>
+        <w:drawing>
+          <wp:inline distT="0" distB="0" distL="0" distR="0" wp14:anchorId="69150ED1" wp14:editId="0A081043">
+            <wp:extent cx="3162741" cy="1238423"/>
+            <wp:effectExtent l="0" t="0" r="0" b="0"/>
+            <wp:docPr id="132" name="Imagem 132"/>
+            <wp:cNvGraphicFramePr>
+              <a:graphicFrameLocks xmlns:a="http://schemas.openxmlformats.org/drawingml/2006/main" noChangeAspect="1"/>
+            </wp:cNvGraphicFramePr>
+            <a:graphic xmlns:a="http://schemas.openxmlformats.org/drawingml/2006/main">
+              <a:graphicData uri="http://schemas.openxmlformats.org/drawingml/2006/picture">
+                <pic:pic xmlns:pic="http://schemas.openxmlformats.org/drawingml/2006/picture">
+                  <pic:nvPicPr>
+                    <pic:cNvPr id="1" name=""/>
+                    <pic:cNvPicPr/>
+                  </pic:nvPicPr>
+                  <pic:blipFill>
+                    <a:blip r:embed="rId108"/>
+                    <a:stretch>
+                      <a:fillRect/>
+                    </a:stretch>
+                  </pic:blipFill>
+                  <pic:spPr>
+                    <a:xfrm>
+                      <a:off x="0" y="0"/>
+                      <a:ext cx="3162741" cy="1238423"/>
+                    </a:xfrm>
+                    <a:prstGeom prst="rect">
+                      <a:avLst/>
+                    </a:prstGeom>
+                  </pic:spPr>
+                </pic:pic>
+              </a:graphicData>
+            </a:graphic>
+          </wp:inline>
+        </w:drawing>
+      </w:r>
       <w:bookmarkStart w:id="0" w:name="_GoBack"/>
       <w:bookmarkEnd w:id="0"/>
-    </w:p>
-    <w:p>
-      <w:pPr>
-        <w:pStyle w:val="PargrafodaLista"/>
-        <w:tabs>
-          <w:tab w:val="left" w:pos="1275"/>
-        </w:tabs>
-        <w:rPr>
-          <w:sz w:val="24"/>
-          <w:szCs w:val="24"/>
-        </w:rPr>
-      </w:pPr>
     </w:p>
     <w:p>
       <w:pPr>
@@ -14685,7 +16028,7 @@
 </file>
 
 <file path=customXml/itemProps1.xml><?xml version="1.0" encoding="utf-8"?>
-<ds:datastoreItem xmlns:ds="http://schemas.openxmlformats.org/officeDocument/2006/customXml" ds:itemID="{DA4FCAE9-3099-4985-B3BA-CC9D306BD441}">
+<ds:datastoreItem xmlns:ds="http://schemas.openxmlformats.org/officeDocument/2006/customXml" ds:itemID="{7DDB40CD-73D9-4280-A234-ADC0A15691D6}">
   <ds:schemaRefs>
     <ds:schemaRef ds:uri="http://schemas.openxmlformats.org/officeDocument/2006/bibliography"/>
   </ds:schemaRefs>
